--- a/Lab-3/3b-1 Bash Backup Scripting, Cron Jobs & Cloud Export.docx
+++ b/Lab-3/3b-1 Bash Backup Scripting, Cron Jobs & Cloud Export.docx
@@ -212,6 +212,7 @@
         <w:pStyle w:val="Heading1"/>
       </w:pPr>
       <w:r>
+        <w:lastRenderedPageBreak/>
         <w:t>Extension Tasks and Challenges</w:t>
       </w:r>
     </w:p>
@@ -346,6 +347,7 @@
           <w:bCs/>
           <w:lang w:val="en-SG"/>
         </w:rPr>
+        <w:lastRenderedPageBreak/>
         <w:t>💾</w:t>
       </w:r>
       <w:r>
@@ -440,9 +442,9 @@
         <w:tblLook w:val="04A0" w:firstRow="1" w:lastRow="0" w:firstColumn="1" w:lastColumn="0" w:noHBand="0" w:noVBand="1"/>
       </w:tblPr>
       <w:tblGrid>
-        <w:gridCol w:w="640"/>
-        <w:gridCol w:w="2779"/>
-        <w:gridCol w:w="5437"/>
+        <w:gridCol w:w="461"/>
+        <w:gridCol w:w="1171"/>
+        <w:gridCol w:w="7224"/>
       </w:tblGrid>
       <w:tr>
         <w:trPr>
@@ -451,8 +453,8 @@
         </w:trPr>
         <w:tc>
           <w:tcPr>
+            <w:cnfStyle w:val="001000000000" w:firstRow="0" w:lastRow="0" w:firstColumn="1" w:lastColumn="0" w:oddVBand="0" w:evenVBand="0" w:oddHBand="0" w:evenHBand="0" w:firstRowFirstColumn="0" w:firstRowLastColumn="0" w:lastRowFirstColumn="0" w:lastRowLastColumn="0"/>
             <w:tcW w:w="0" w:type="auto"/>
-            <w:tcMar/>
             <w:hideMark/>
           </w:tcPr>
           <w:p>
@@ -473,7 +475,6 @@
         <w:tc>
           <w:tcPr>
             <w:tcW w:w="0" w:type="auto"/>
-            <w:tcMar/>
             <w:hideMark/>
           </w:tcPr>
           <w:p>
@@ -495,7 +496,6 @@
         <w:tc>
           <w:tcPr>
             <w:tcW w:w="0" w:type="auto"/>
-            <w:tcMar/>
             <w:hideMark/>
           </w:tcPr>
           <w:p>
@@ -521,8 +521,8 @@
         </w:trPr>
         <w:tc>
           <w:tcPr>
+            <w:cnfStyle w:val="001000000000" w:firstRow="0" w:lastRow="0" w:firstColumn="1" w:lastColumn="0" w:oddVBand="0" w:evenVBand="0" w:oddHBand="0" w:evenHBand="0" w:firstRowFirstColumn="0" w:firstRowLastColumn="0" w:lastRowFirstColumn="0" w:lastRowLastColumn="0"/>
             <w:tcW w:w="0" w:type="auto"/>
-            <w:tcMar/>
             <w:hideMark/>
           </w:tcPr>
           <w:p>
@@ -550,7 +550,6 @@
         <w:tc>
           <w:tcPr>
             <w:tcW w:w="0" w:type="auto"/>
-            <w:tcMar/>
             <w:hideMark/>
           </w:tcPr>
           <w:p>
@@ -574,7 +573,6 @@
         <w:tc>
           <w:tcPr>
             <w:tcW w:w="0" w:type="auto"/>
-            <w:tcMar/>
             <w:hideMark/>
           </w:tcPr>
           <w:p>
@@ -596,11 +594,6 @@
                 <w:lang w:val="en-SG"/>
               </w:rPr>
               <w:br/>
-            </w:r>
-            <w:r>
-              <w:rPr>
-                <w:lang w:val="en-SG"/>
-              </w:rPr>
               <w:t>• echo, variables</w:t>
             </w:r>
             <w:r>
@@ -608,11 +601,6 @@
                 <w:lang w:val="en-SG"/>
               </w:rPr>
               <w:br/>
-            </w:r>
-            <w:r>
-              <w:rPr>
-                <w:lang w:val="en-SG"/>
-              </w:rPr>
               <w:t>• Arithmetic with (( ))</w:t>
             </w:r>
             <w:r>
@@ -620,12 +608,47 @@
                 <w:lang w:val="en-SG"/>
               </w:rPr>
               <w:br/>
+              <w:t>• Basic for loop summation</w:t>
             </w:r>
             <w:r>
               <w:rPr>
                 <w:lang w:val="en-SG"/>
               </w:rPr>
-              <w:t>• Basic for loop summation</w:t>
+              <w:drawing>
+                <wp:inline distT="0" distB="0" distL="0" distR="0" wp14:anchorId="30793F37" wp14:editId="367AECA9">
+                  <wp:extent cx="5486400" cy="3112135"/>
+                  <wp:effectExtent l="0" t="0" r="0" b="0"/>
+                  <wp:docPr id="1849812906" name="Picture 1"/>
+                  <wp:cNvGraphicFramePr>
+                    <a:graphicFrameLocks xmlns:a="http://schemas.openxmlformats.org/drawingml/2006/main" noChangeAspect="1"/>
+                  </wp:cNvGraphicFramePr>
+                  <a:graphic xmlns:a="http://schemas.openxmlformats.org/drawingml/2006/main">
+                    <a:graphicData uri="http://schemas.openxmlformats.org/drawingml/2006/picture">
+                      <pic:pic xmlns:pic="http://schemas.openxmlformats.org/drawingml/2006/picture">
+                        <pic:nvPicPr>
+                          <pic:cNvPr id="1849812906" name=""/>
+                          <pic:cNvPicPr/>
+                        </pic:nvPicPr>
+                        <pic:blipFill>
+                          <a:blip r:embed="rId8"/>
+                          <a:stretch>
+                            <a:fillRect/>
+                          </a:stretch>
+                        </pic:blipFill>
+                        <pic:spPr>
+                          <a:xfrm>
+                            <a:off x="0" y="0"/>
+                            <a:ext cx="5486400" cy="3112135"/>
+                          </a:xfrm>
+                          <a:prstGeom prst="rect">
+                            <a:avLst/>
+                          </a:prstGeom>
+                        </pic:spPr>
+                      </pic:pic>
+                    </a:graphicData>
+                  </a:graphic>
+                </wp:inline>
+              </w:drawing>
             </w:r>
           </w:p>
         </w:tc>
@@ -633,8 +656,8 @@
       <w:tr>
         <w:tc>
           <w:tcPr>
+            <w:cnfStyle w:val="001000000000" w:firstRow="0" w:lastRow="0" w:firstColumn="1" w:lastColumn="0" w:oddVBand="0" w:evenVBand="0" w:oddHBand="0" w:evenHBand="0" w:firstRowFirstColumn="0" w:firstRowLastColumn="0" w:lastRowFirstColumn="0" w:lastRowLastColumn="0"/>
             <w:tcW w:w="0" w:type="auto"/>
-            <w:tcMar/>
             <w:hideMark/>
           </w:tcPr>
           <w:p>
@@ -662,7 +685,6 @@
         <w:tc>
           <w:tcPr>
             <w:tcW w:w="0" w:type="auto"/>
-            <w:tcMar/>
             <w:hideMark/>
           </w:tcPr>
           <w:p>
@@ -686,7 +708,6 @@
         <w:tc>
           <w:tcPr>
             <w:tcW w:w="0" w:type="auto"/>
-            <w:tcMar/>
             <w:hideMark/>
           </w:tcPr>
           <w:p>
@@ -703,6 +724,46 @@
               </w:rPr>
               <w:t>Screenshot of terminal showing files and folders in /home/ubuntu/Documents/ using ls -R</w:t>
             </w:r>
+            <w:r>
+              <w:rPr>
+                <w:lang w:val="en-SG"/>
+              </w:rPr>
+              <w:drawing>
+                <wp:inline distT="0" distB="0" distL="0" distR="0" wp14:anchorId="5D281318" wp14:editId="657161DF">
+                  <wp:extent cx="5486400" cy="293370"/>
+                  <wp:effectExtent l="0" t="0" r="0" b="0"/>
+                  <wp:docPr id="1240911323" name="Picture 1"/>
+                  <wp:cNvGraphicFramePr>
+                    <a:graphicFrameLocks xmlns:a="http://schemas.openxmlformats.org/drawingml/2006/main" noChangeAspect="1"/>
+                  </wp:cNvGraphicFramePr>
+                  <a:graphic xmlns:a="http://schemas.openxmlformats.org/drawingml/2006/main">
+                    <a:graphicData uri="http://schemas.openxmlformats.org/drawingml/2006/picture">
+                      <pic:pic xmlns:pic="http://schemas.openxmlformats.org/drawingml/2006/picture">
+                        <pic:nvPicPr>
+                          <pic:cNvPr id="1240911323" name=""/>
+                          <pic:cNvPicPr/>
+                        </pic:nvPicPr>
+                        <pic:blipFill>
+                          <a:blip r:embed="rId9"/>
+                          <a:stretch>
+                            <a:fillRect/>
+                          </a:stretch>
+                        </pic:blipFill>
+                        <pic:spPr>
+                          <a:xfrm>
+                            <a:off x="0" y="0"/>
+                            <a:ext cx="5486400" cy="293370"/>
+                          </a:xfrm>
+                          <a:prstGeom prst="rect">
+                            <a:avLst/>
+                          </a:prstGeom>
+                        </pic:spPr>
+                      </pic:pic>
+                    </a:graphicData>
+                  </a:graphic>
+                </wp:inline>
+              </w:drawing>
+            </w:r>
           </w:p>
         </w:tc>
       </w:tr>
@@ -712,8 +773,8 @@
         </w:trPr>
         <w:tc>
           <w:tcPr>
+            <w:cnfStyle w:val="001000000000" w:firstRow="0" w:lastRow="0" w:firstColumn="1" w:lastColumn="0" w:oddVBand="0" w:evenVBand="0" w:oddHBand="0" w:evenHBand="0" w:firstRowFirstColumn="0" w:firstRowLastColumn="0" w:lastRowFirstColumn="0" w:lastRowLastColumn="0"/>
             <w:tcW w:w="0" w:type="auto"/>
-            <w:tcMar/>
             <w:hideMark/>
           </w:tcPr>
           <w:p>
@@ -741,7 +802,6 @@
         <w:tc>
           <w:tcPr>
             <w:tcW w:w="0" w:type="auto"/>
-            <w:tcMar/>
             <w:hideMark/>
           </w:tcPr>
           <w:p>
@@ -765,7 +825,6 @@
         <w:tc>
           <w:tcPr>
             <w:tcW w:w="0" w:type="auto"/>
-            <w:tcMar/>
             <w:hideMark/>
           </w:tcPr>
           <w:p>
@@ -787,11 +846,6 @@
                 <w:lang w:val="en-SG"/>
               </w:rPr>
               <w:br/>
-            </w:r>
-            <w:r>
-              <w:rPr>
-                <w:lang w:val="en-SG"/>
-              </w:rPr>
               <w:t>• Recursive copy from Documents to /home/ubuntu/backup/</w:t>
             </w:r>
             <w:r>
@@ -799,11 +853,6 @@
                 <w:lang w:val="en-SG"/>
               </w:rPr>
               <w:br/>
-            </w:r>
-            <w:r>
-              <w:rPr>
-                <w:lang w:val="en-SG"/>
-              </w:rPr>
               <w:t>• Script has execute permission (chmod 777) and produces expected output</w:t>
             </w:r>
           </w:p>
@@ -812,8 +861,8 @@
       <w:tr>
         <w:tc>
           <w:tcPr>
+            <w:cnfStyle w:val="001000000000" w:firstRow="0" w:lastRow="0" w:firstColumn="1" w:lastColumn="0" w:oddVBand="0" w:evenVBand="0" w:oddHBand="0" w:evenHBand="0" w:firstRowFirstColumn="0" w:firstRowLastColumn="0" w:lastRowFirstColumn="0" w:lastRowLastColumn="0"/>
             <w:tcW w:w="0" w:type="auto"/>
-            <w:tcMar/>
             <w:hideMark/>
           </w:tcPr>
           <w:p>
@@ -841,7 +890,6 @@
         <w:tc>
           <w:tcPr>
             <w:tcW w:w="0" w:type="auto"/>
-            <w:tcMar/>
             <w:hideMark/>
           </w:tcPr>
           <w:p>
@@ -865,7 +913,6 @@
         <w:tc>
           <w:tcPr>
             <w:tcW w:w="0" w:type="auto"/>
-            <w:tcMar/>
             <w:hideMark/>
           </w:tcPr>
           <w:p>
@@ -887,11 +934,6 @@
                 <w:lang w:val="en-SG"/>
               </w:rPr>
               <w:br/>
-            </w:r>
-            <w:r>
-              <w:rPr>
-                <w:lang w:val="en-SG"/>
-              </w:rPr>
               <w:t>• Script moved to /usr/bin/testscript</w:t>
             </w:r>
             <w:r>
@@ -899,11 +941,6 @@
                 <w:lang w:val="en-SG"/>
               </w:rPr>
               <w:br/>
-            </w:r>
-            <w:r>
-              <w:rPr>
-                <w:lang w:val="en-SG"/>
-              </w:rPr>
               <w:t>• sudo chown applied</w:t>
             </w:r>
             <w:r>
@@ -911,12 +948,47 @@
                 <w:lang w:val="en-SG"/>
               </w:rPr>
               <w:br/>
+              <w:t>• testscript works from any directory</w:t>
             </w:r>
             <w:r>
               <w:rPr>
                 <w:lang w:val="en-SG"/>
               </w:rPr>
-              <w:t>• testscript works from any directory</w:t>
+              <w:drawing>
+                <wp:inline distT="0" distB="0" distL="0" distR="0" wp14:anchorId="7A57875C" wp14:editId="0AF0CAD0">
+                  <wp:extent cx="5382376" cy="323895"/>
+                  <wp:effectExtent l="0" t="0" r="8890" b="0"/>
+                  <wp:docPr id="1535332014" name="Picture 1"/>
+                  <wp:cNvGraphicFramePr>
+                    <a:graphicFrameLocks xmlns:a="http://schemas.openxmlformats.org/drawingml/2006/main" noChangeAspect="1"/>
+                  </wp:cNvGraphicFramePr>
+                  <a:graphic xmlns:a="http://schemas.openxmlformats.org/drawingml/2006/main">
+                    <a:graphicData uri="http://schemas.openxmlformats.org/drawingml/2006/picture">
+                      <pic:pic xmlns:pic="http://schemas.openxmlformats.org/drawingml/2006/picture">
+                        <pic:nvPicPr>
+                          <pic:cNvPr id="1535332014" name=""/>
+                          <pic:cNvPicPr/>
+                        </pic:nvPicPr>
+                        <pic:blipFill>
+                          <a:blip r:embed="rId10"/>
+                          <a:stretch>
+                            <a:fillRect/>
+                          </a:stretch>
+                        </pic:blipFill>
+                        <pic:spPr>
+                          <a:xfrm>
+                            <a:off x="0" y="0"/>
+                            <a:ext cx="5382376" cy="323895"/>
+                          </a:xfrm>
+                          <a:prstGeom prst="rect">
+                            <a:avLst/>
+                          </a:prstGeom>
+                        </pic:spPr>
+                      </pic:pic>
+                    </a:graphicData>
+                  </a:graphic>
+                </wp:inline>
+              </w:drawing>
             </w:r>
           </w:p>
         </w:tc>
@@ -927,8 +999,8 @@
         </w:trPr>
         <w:tc>
           <w:tcPr>
+            <w:cnfStyle w:val="001000000000" w:firstRow="0" w:lastRow="0" w:firstColumn="1" w:lastColumn="0" w:oddVBand="0" w:evenVBand="0" w:oddHBand="0" w:evenHBand="0" w:firstRowFirstColumn="0" w:firstRowLastColumn="0" w:lastRowFirstColumn="0" w:lastRowLastColumn="0"/>
             <w:tcW w:w="0" w:type="auto"/>
-            <w:tcMar/>
             <w:hideMark/>
           </w:tcPr>
           <w:p>
@@ -949,6 +1021,7 @@
               <w:rPr>
                 <w:lang w:val="en-SG"/>
               </w:rPr>
+              <w:lastRenderedPageBreak/>
               <w:t xml:space="preserve"> 5</w:t>
             </w:r>
           </w:p>
@@ -956,7 +1029,6 @@
         <w:tc>
           <w:tcPr>
             <w:tcW w:w="0" w:type="auto"/>
-            <w:tcMar/>
             <w:hideMark/>
           </w:tcPr>
           <w:p>
@@ -973,14 +1045,23 @@
                 <w:bCs/>
                 <w:lang w:val="en-SG"/>
               </w:rPr>
-              <w:t>ZIP Archive with Date Filename</w:t>
+              <w:lastRenderedPageBreak/>
+              <w:t xml:space="preserve">ZIP </w:t>
+            </w:r>
+            <w:r>
+              <w:rPr>
+                <w:b/>
+                <w:bCs/>
+                <w:lang w:val="en-SG"/>
+              </w:rPr>
+              <w:lastRenderedPageBreak/>
+              <w:t>Archive with Date Filename</w:t>
             </w:r>
           </w:p>
         </w:tc>
         <w:tc>
           <w:tcPr>
             <w:tcW w:w="0" w:type="auto"/>
-            <w:tcMar/>
             <w:hideMark/>
           </w:tcPr>
           <w:p>
@@ -995,6 +1076,7 @@
               <w:rPr>
                 <w:lang w:val="en-SG"/>
               </w:rPr>
+              <w:lastRenderedPageBreak/>
               <w:t>Script updated to:</w:t>
             </w:r>
             <w:r>
@@ -1007,6 +1089,7 @@
               <w:rPr>
                 <w:lang w:val="en-SG"/>
               </w:rPr>
+              <w:lastRenderedPageBreak/>
               <w:t>• Use zip -r to archive backup</w:t>
             </w:r>
             <w:r>
@@ -1014,11 +1097,6 @@
                 <w:lang w:val="en-SG"/>
               </w:rPr>
               <w:br/>
-            </w:r>
-            <w:r>
-              <w:rPr>
-                <w:lang w:val="en-SG"/>
-              </w:rPr>
               <w:t>• Use now=$(date +"%d_%m_%y") to name the ZIP file</w:t>
             </w:r>
             <w:r>
@@ -1026,11 +1104,6 @@
                 <w:lang w:val="en-SG"/>
               </w:rPr>
               <w:br/>
-            </w:r>
-            <w:r>
-              <w:rPr>
-                <w:lang w:val="en-SG"/>
-              </w:rPr>
               <w:t>• Screenshot of dated ZIP in /home/ubuntu/</w:t>
             </w:r>
           </w:p>
@@ -1039,8 +1112,8 @@
       <w:tr>
         <w:tc>
           <w:tcPr>
+            <w:cnfStyle w:val="001000000000" w:firstRow="0" w:lastRow="0" w:firstColumn="1" w:lastColumn="0" w:oddVBand="0" w:evenVBand="0" w:oddHBand="0" w:evenHBand="0" w:firstRowFirstColumn="0" w:firstRowLastColumn="0" w:lastRowFirstColumn="0" w:lastRowLastColumn="0"/>
             <w:tcW w:w="0" w:type="auto"/>
-            <w:tcMar/>
             <w:hideMark/>
           </w:tcPr>
           <w:p>
@@ -1055,6 +1128,7 @@
                 <w:rFonts w:ascii="Segoe UI Emoji" w:hAnsi="Segoe UI Emoji" w:cs="Segoe UI Emoji"/>
                 <w:lang w:val="en-SG"/>
               </w:rPr>
+              <w:lastRenderedPageBreak/>
               <w:t>✅</w:t>
             </w:r>
             <w:r>
@@ -1068,7 +1142,6 @@
         <w:tc>
           <w:tcPr>
             <w:tcW w:w="0" w:type="auto"/>
-            <w:tcMar/>
             <w:hideMark/>
           </w:tcPr>
           <w:p>
@@ -1092,7 +1165,6 @@
         <w:tc>
           <w:tcPr>
             <w:tcW w:w="0" w:type="auto"/>
-            <w:tcMar/>
             <w:hideMark/>
           </w:tcPr>
           <w:p>
@@ -1114,11 +1186,6 @@
                 <w:lang w:val="en-SG"/>
               </w:rPr>
               <w:br/>
-            </w:r>
-            <w:r>
-              <w:rPr>
-                <w:lang w:val="en-SG"/>
-              </w:rPr>
               <w:t>9 * * * * ubuntu /usr/bin/testscript or similar hourly cron job</w:t>
             </w:r>
           </w:p>
@@ -1130,8 +1197,8 @@
         </w:trPr>
         <w:tc>
           <w:tcPr>
+            <w:cnfStyle w:val="001000000000" w:firstRow="0" w:lastRow="0" w:firstColumn="1" w:lastColumn="0" w:oddVBand="0" w:evenVBand="0" w:oddHBand="0" w:evenHBand="0" w:firstRowFirstColumn="0" w:firstRowLastColumn="0" w:lastRowFirstColumn="0" w:lastRowLastColumn="0"/>
             <w:tcW w:w="0" w:type="auto"/>
-            <w:tcMar/>
             <w:hideMark/>
           </w:tcPr>
           <w:p>
@@ -1159,7 +1226,6 @@
         <w:tc>
           <w:tcPr>
             <w:tcW w:w="0" w:type="auto"/>
-            <w:tcMar/>
             <w:hideMark/>
           </w:tcPr>
           <w:p>
@@ -1183,7 +1249,6 @@
         <w:tc>
           <w:tcPr>
             <w:tcW w:w="0" w:type="auto"/>
-            <w:tcMar/>
             <w:hideMark/>
           </w:tcPr>
           <w:p>
@@ -1205,11 +1270,6 @@
                 <w:lang w:val="en-SG"/>
               </w:rPr>
               <w:br/>
-            </w:r>
-            <w:r>
-              <w:rPr>
-                <w:lang w:val="en-SG"/>
-              </w:rPr>
               <w:t>• ZIP file created hourly</w:t>
             </w:r>
             <w:r>
@@ -1217,11 +1277,6 @@
                 <w:lang w:val="en-SG"/>
               </w:rPr>
               <w:br/>
-            </w:r>
-            <w:r>
-              <w:rPr>
-                <w:lang w:val="en-SG"/>
-              </w:rPr>
               <w:t>• Timestamps or ls -lh output confirming multiple backups created</w:t>
             </w:r>
           </w:p>
@@ -1230,8 +1285,8 @@
       <w:tr>
         <w:tc>
           <w:tcPr>
+            <w:cnfStyle w:val="001000000000" w:firstRow="0" w:lastRow="0" w:firstColumn="1" w:lastColumn="0" w:oddVBand="0" w:evenVBand="0" w:oddHBand="0" w:evenHBand="0" w:firstRowFirstColumn="0" w:firstRowLastColumn="0" w:lastRowFirstColumn="0" w:lastRowLastColumn="0"/>
             <w:tcW w:w="0" w:type="auto"/>
-            <w:tcMar/>
             <w:hideMark/>
           </w:tcPr>
           <w:p>
@@ -1259,7 +1314,6 @@
         <w:tc>
           <w:tcPr>
             <w:tcW w:w="0" w:type="auto"/>
-            <w:tcMar/>
             <w:hideMark/>
           </w:tcPr>
           <w:p>
@@ -1283,7 +1337,6 @@
         <w:tc>
           <w:tcPr>
             <w:tcW w:w="0" w:type="auto"/>
-            <w:tcMar/>
             <w:hideMark/>
           </w:tcPr>
           <w:p>
@@ -1305,25 +1358,111 @@
                 <w:lang w:val="en-SG"/>
               </w:rPr>
               <w:br/>
-            </w:r>
-            <w:r>
-              <w:rPr>
-                <w:lang w:val="en-SG"/>
-              </w:rPr>
               <w:t>scp -i key.pem $now.zip ubuntu@&lt;server&gt;:~/</w:t>
             </w:r>
             <w:r>
               <w:rPr>
                 <w:lang w:val="en-SG"/>
               </w:rPr>
-              <w:br/>
+              <w:drawing>
+                <wp:inline distT="0" distB="0" distL="0" distR="0" wp14:anchorId="0F974549" wp14:editId="3949C1A9">
+                  <wp:extent cx="5486400" cy="3196590"/>
+                  <wp:effectExtent l="0" t="0" r="0" b="3810"/>
+                  <wp:docPr id="1806688595" name="Picture 1"/>
+                  <wp:cNvGraphicFramePr>
+                    <a:graphicFrameLocks xmlns:a="http://schemas.openxmlformats.org/drawingml/2006/main" noChangeAspect="1"/>
+                  </wp:cNvGraphicFramePr>
+                  <a:graphic xmlns:a="http://schemas.openxmlformats.org/drawingml/2006/main">
+                    <a:graphicData uri="http://schemas.openxmlformats.org/drawingml/2006/picture">
+                      <pic:pic xmlns:pic="http://schemas.openxmlformats.org/drawingml/2006/picture">
+                        <pic:nvPicPr>
+                          <pic:cNvPr id="1806688595" name=""/>
+                          <pic:cNvPicPr/>
+                        </pic:nvPicPr>
+                        <pic:blipFill>
+                          <a:blip r:embed="rId11"/>
+                          <a:stretch>
+                            <a:fillRect/>
+                          </a:stretch>
+                        </pic:blipFill>
+                        <pic:spPr>
+                          <a:xfrm>
+                            <a:off x="0" y="0"/>
+                            <a:ext cx="5486400" cy="3196590"/>
+                          </a:xfrm>
+                          <a:prstGeom prst="rect">
+                            <a:avLst/>
+                          </a:prstGeom>
+                        </pic:spPr>
+                      </pic:pic>
+                    </a:graphicData>
+                  </a:graphic>
+                </wp:inline>
+              </w:drawing>
             </w:r>
             <w:r>
               <w:rPr>
                 <w:lang w:val="en-SG"/>
               </w:rPr>
+              <w:br/>
               <w:t>• Confirmed file reached cloud VM (ls ~/ on remote server)</w:t>
             </w:r>
+            <w:r>
+              <w:rPr>
+                <w:noProof/>
+              </w:rPr>
+              <w:t xml:space="preserve"> </w:t>
+            </w:r>
+            <w:r>
+              <w:rPr>
+                <w:lang w:val="en-SG"/>
+              </w:rPr>
+              <w:lastRenderedPageBreak/>
+              <w:drawing>
+                <wp:inline distT="0" distB="0" distL="0" distR="0" wp14:anchorId="01C1B2A3" wp14:editId="7EEEBF86">
+                  <wp:extent cx="5486400" cy="4112895"/>
+                  <wp:effectExtent l="0" t="0" r="0" b="1905"/>
+                  <wp:docPr id="1385171157" name="Picture 1"/>
+                  <wp:cNvGraphicFramePr>
+                    <a:graphicFrameLocks xmlns:a="http://schemas.openxmlformats.org/drawingml/2006/main" noChangeAspect="1"/>
+                  </wp:cNvGraphicFramePr>
+                  <a:graphic xmlns:a="http://schemas.openxmlformats.org/drawingml/2006/main">
+                    <a:graphicData uri="http://schemas.openxmlformats.org/drawingml/2006/picture">
+                      <pic:pic xmlns:pic="http://schemas.openxmlformats.org/drawingml/2006/picture">
+                        <pic:nvPicPr>
+                          <pic:cNvPr id="1385171157" name=""/>
+                          <pic:cNvPicPr/>
+                        </pic:nvPicPr>
+                        <pic:blipFill>
+                          <a:blip r:embed="rId12"/>
+                          <a:stretch>
+                            <a:fillRect/>
+                          </a:stretch>
+                        </pic:blipFill>
+                        <pic:spPr>
+                          <a:xfrm>
+                            <a:off x="0" y="0"/>
+                            <a:ext cx="5486400" cy="4112895"/>
+                          </a:xfrm>
+                          <a:prstGeom prst="rect">
+                            <a:avLst/>
+                          </a:prstGeom>
+                        </pic:spPr>
+                      </pic:pic>
+                    </a:graphicData>
+                  </a:graphic>
+                </wp:inline>
+              </w:drawing>
+            </w:r>
+          </w:p>
+          <w:p>
+            <w:pPr>
+              <w:pStyle w:val="NoSpacing"/>
+              <w:cnfStyle w:val="000000000000" w:firstRow="0" w:lastRow="0" w:firstColumn="0" w:lastColumn="0" w:oddVBand="0" w:evenVBand="0" w:oddHBand="0" w:evenHBand="0" w:firstRowFirstColumn="0" w:firstRowLastColumn="0" w:lastRowFirstColumn="0" w:lastRowLastColumn="0"/>
+              <w:rPr>
+                <w:lang w:val="en-SG"/>
+              </w:rPr>
+            </w:pPr>
           </w:p>
         </w:tc>
       </w:tr>
@@ -1333,8 +1472,8 @@
         </w:trPr>
         <w:tc>
           <w:tcPr>
+            <w:cnfStyle w:val="001000000000" w:firstRow="0" w:lastRow="0" w:firstColumn="1" w:lastColumn="0" w:oddVBand="0" w:evenVBand="0" w:oddHBand="0" w:evenHBand="0" w:firstRowFirstColumn="0" w:firstRowLastColumn="0" w:lastRowFirstColumn="0" w:lastRowLastColumn="0"/>
             <w:tcW w:w="0" w:type="auto"/>
-            <w:tcMar/>
             <w:hideMark/>
           </w:tcPr>
           <w:p>
@@ -1349,6 +1488,7 @@
                 <w:rFonts w:ascii="Segoe UI Emoji" w:hAnsi="Segoe UI Emoji" w:cs="Segoe UI Emoji"/>
                 <w:lang w:val="en-SG"/>
               </w:rPr>
+              <w:lastRenderedPageBreak/>
               <w:t>✅</w:t>
             </w:r>
             <w:r>
@@ -1362,7 +1502,6 @@
         <w:tc>
           <w:tcPr>
             <w:tcW w:w="0" w:type="auto"/>
-            <w:tcMar/>
             <w:hideMark/>
           </w:tcPr>
           <w:p>
@@ -1386,7 +1525,6 @@
         <w:tc>
           <w:tcPr>
             <w:tcW w:w="0" w:type="auto"/>
-            <w:tcMar/>
             <w:hideMark/>
           </w:tcPr>
           <w:p>
@@ -1409,8 +1547,8 @@
       <w:tr>
         <w:tc>
           <w:tcPr>
+            <w:cnfStyle w:val="001000000000" w:firstRow="0" w:lastRow="0" w:firstColumn="1" w:lastColumn="0" w:oddVBand="0" w:evenVBand="0" w:oddHBand="0" w:evenHBand="0" w:firstRowFirstColumn="0" w:firstRowLastColumn="0" w:lastRowFirstColumn="0" w:lastRowLastColumn="0"/>
             <w:tcW w:w="0" w:type="auto"/>
-            <w:tcMar/>
             <w:hideMark/>
           </w:tcPr>
           <w:p>
@@ -1438,7 +1576,6 @@
         <w:tc>
           <w:tcPr>
             <w:tcW w:w="0" w:type="auto"/>
-            <w:tcMar/>
             <w:hideMark/>
           </w:tcPr>
           <w:p>
@@ -1462,7 +1599,6 @@
         <w:tc>
           <w:tcPr>
             <w:tcW w:w="0" w:type="auto"/>
-            <w:tcMar/>
             <w:hideMark/>
           </w:tcPr>
           <w:p>
@@ -1484,11 +1620,6 @@
                 <w:lang w:val="en-SG"/>
               </w:rPr>
               <w:br/>
-            </w:r>
-            <w:r>
-              <w:rPr>
-                <w:lang w:val="en-SG"/>
-              </w:rPr>
               <w:t>• Dated ZIP backup</w:t>
             </w:r>
             <w:r>
@@ -1496,11 +1627,6 @@
                 <w:lang w:val="en-SG"/>
               </w:rPr>
               <w:br/>
-            </w:r>
-            <w:r>
-              <w:rPr>
-                <w:lang w:val="en-SG"/>
-              </w:rPr>
               <w:t>• SCP transfer</w:t>
             </w:r>
             <w:r>
@@ -1508,11 +1634,6 @@
                 <w:lang w:val="en-SG"/>
               </w:rPr>
               <w:br/>
-            </w:r>
-            <w:r>
-              <w:rPr>
-                <w:lang w:val="en-SG"/>
-              </w:rPr>
               <w:t>• Full paths used for cron</w:t>
             </w:r>
           </w:p>
@@ -1524,8 +1645,8 @@
         </w:trPr>
         <w:tc>
           <w:tcPr>
+            <w:cnfStyle w:val="001000000000" w:firstRow="0" w:lastRow="0" w:firstColumn="1" w:lastColumn="0" w:oddVBand="0" w:evenVBand="0" w:oddHBand="0" w:evenHBand="0" w:firstRowFirstColumn="0" w:firstRowLastColumn="0" w:lastRowFirstColumn="0" w:lastRowLastColumn="0"/>
             <w:tcW w:w="0" w:type="auto"/>
-            <w:tcMar/>
             <w:hideMark/>
           </w:tcPr>
           <w:p>
@@ -1553,7 +1674,6 @@
         <w:tc>
           <w:tcPr>
             <w:tcW w:w="0" w:type="auto"/>
-            <w:tcMar/>
             <w:hideMark/>
           </w:tcPr>
           <w:p>
@@ -1577,7 +1697,6 @@
         <w:tc>
           <w:tcPr>
             <w:tcW w:w="0" w:type="auto"/>
-            <w:tcMar/>
             <w:hideMark/>
           </w:tcPr>
           <w:p>
@@ -1600,8 +1719,8 @@
       <w:tr>
         <w:tc>
           <w:tcPr>
+            <w:cnfStyle w:val="001000000000" w:firstRow="0" w:lastRow="0" w:firstColumn="1" w:lastColumn="0" w:oddVBand="0" w:evenVBand="0" w:oddHBand="0" w:evenHBand="0" w:firstRowFirstColumn="0" w:firstRowLastColumn="0" w:lastRowFirstColumn="0" w:lastRowLastColumn="0"/>
             <w:tcW w:w="0" w:type="auto"/>
-            <w:tcMar/>
             <w:hideMark/>
           </w:tcPr>
           <w:p>
@@ -1629,7 +1748,6 @@
         <w:tc>
           <w:tcPr>
             <w:tcW w:w="0" w:type="auto"/>
-            <w:tcMar/>
             <w:hideMark/>
           </w:tcPr>
           <w:p>
@@ -1653,7 +1771,6 @@
         <w:tc>
           <w:tcPr>
             <w:tcW w:w="0" w:type="auto"/>
-            <w:tcMar/>
             <w:hideMark/>
           </w:tcPr>
           <w:p>
@@ -1698,6 +1815,7 @@
           <w:bCs/>
           <w:lang w:val="en-SG"/>
         </w:rPr>
+        <w:lastRenderedPageBreak/>
         <w:t>📝</w:t>
       </w:r>
       <w:r>
@@ -1849,7 +1967,7 @@
       </w:pPr>
     </w:p>
     <w:sectPr>
-      <w:pgSz w:w="12240" w:h="15840" w:orient="portrait"/>
+      <w:pgSz w:w="12240" w:h="15840"/>
       <w:pgMar w:top="1440" w:right="1800" w:bottom="1440" w:left="1800" w:header="720" w:footer="720" w:gutter="0"/>
       <w:cols w:space="720"/>
       <w:docGrid w:linePitch="360"/>
@@ -1946,7 +2064,7 @@
         <w:ind w:left="1440" w:hanging="360"/>
       </w:pPr>
       <w:rPr>
-        <w:rFonts w:hint="default" w:ascii="Symbol" w:hAnsi="Symbol"/>
+        <w:rFonts w:ascii="Symbol" w:hAnsi="Symbol" w:hint="default"/>
       </w:rPr>
     </w:lvl>
   </w:abstractNum>
@@ -1967,7 +2085,7 @@
         <w:ind w:left="1080" w:hanging="360"/>
       </w:pPr>
       <w:rPr>
-        <w:rFonts w:hint="default" w:ascii="Symbol" w:hAnsi="Symbol"/>
+        <w:rFonts w:ascii="Symbol" w:hAnsi="Symbol" w:hint="default"/>
       </w:rPr>
     </w:lvl>
   </w:abstractNum>
@@ -1988,7 +2106,7 @@
         <w:ind w:left="720" w:hanging="360"/>
       </w:pPr>
       <w:rPr>
-        <w:rFonts w:hint="default" w:ascii="Symbol" w:hAnsi="Symbol"/>
+        <w:rFonts w:ascii="Symbol" w:hAnsi="Symbol" w:hint="default"/>
       </w:rPr>
     </w:lvl>
   </w:abstractNum>
@@ -2027,7 +2145,7 @@
         <w:ind w:left="360" w:hanging="360"/>
       </w:pPr>
       <w:rPr>
-        <w:rFonts w:hint="default" w:ascii="Symbol" w:hAnsi="Symbol"/>
+        <w:rFonts w:ascii="Symbol" w:hAnsi="Symbol" w:hint="default"/>
       </w:rPr>
     </w:lvl>
   </w:abstractNum>
@@ -2047,7 +2165,7 @@
         <w:ind w:left="720" w:hanging="360"/>
       </w:pPr>
       <w:rPr>
-        <w:rFonts w:hint="default" w:ascii="Symbol" w:hAnsi="Symbol"/>
+        <w:rFonts w:ascii="Symbol" w:hAnsi="Symbol" w:hint="default"/>
         <w:sz w:val="20"/>
       </w:rPr>
     </w:lvl>
@@ -2063,7 +2181,7 @@
         <w:ind w:left="1440" w:hanging="360"/>
       </w:pPr>
       <w:rPr>
-        <w:rFonts w:hint="default" w:ascii="Courier New" w:hAnsi="Courier New"/>
+        <w:rFonts w:ascii="Courier New" w:hAnsi="Courier New" w:hint="default"/>
         <w:sz w:val="20"/>
       </w:rPr>
     </w:lvl>
@@ -2079,7 +2197,7 @@
         <w:ind w:left="2160" w:hanging="360"/>
       </w:pPr>
       <w:rPr>
-        <w:rFonts w:hint="default" w:ascii="Wingdings" w:hAnsi="Wingdings"/>
+        <w:rFonts w:ascii="Wingdings" w:hAnsi="Wingdings" w:hint="default"/>
         <w:sz w:val="20"/>
       </w:rPr>
     </w:lvl>
@@ -2095,7 +2213,7 @@
         <w:ind w:left="2880" w:hanging="360"/>
       </w:pPr>
       <w:rPr>
-        <w:rFonts w:hint="default" w:ascii="Wingdings" w:hAnsi="Wingdings"/>
+        <w:rFonts w:ascii="Wingdings" w:hAnsi="Wingdings" w:hint="default"/>
         <w:sz w:val="20"/>
       </w:rPr>
     </w:lvl>
@@ -2111,7 +2229,7 @@
         <w:ind w:left="3600" w:hanging="360"/>
       </w:pPr>
       <w:rPr>
-        <w:rFonts w:hint="default" w:ascii="Wingdings" w:hAnsi="Wingdings"/>
+        <w:rFonts w:ascii="Wingdings" w:hAnsi="Wingdings" w:hint="default"/>
         <w:sz w:val="20"/>
       </w:rPr>
     </w:lvl>
@@ -2127,7 +2245,7 @@
         <w:ind w:left="4320" w:hanging="360"/>
       </w:pPr>
       <w:rPr>
-        <w:rFonts w:hint="default" w:ascii="Wingdings" w:hAnsi="Wingdings"/>
+        <w:rFonts w:ascii="Wingdings" w:hAnsi="Wingdings" w:hint="default"/>
         <w:sz w:val="20"/>
       </w:rPr>
     </w:lvl>
@@ -2143,7 +2261,7 @@
         <w:ind w:left="5040" w:hanging="360"/>
       </w:pPr>
       <w:rPr>
-        <w:rFonts w:hint="default" w:ascii="Wingdings" w:hAnsi="Wingdings"/>
+        <w:rFonts w:ascii="Wingdings" w:hAnsi="Wingdings" w:hint="default"/>
         <w:sz w:val="20"/>
       </w:rPr>
     </w:lvl>
@@ -2159,7 +2277,7 @@
         <w:ind w:left="5760" w:hanging="360"/>
       </w:pPr>
       <w:rPr>
-        <w:rFonts w:hint="default" w:ascii="Wingdings" w:hAnsi="Wingdings"/>
+        <w:rFonts w:ascii="Wingdings" w:hAnsi="Wingdings" w:hint="default"/>
         <w:sz w:val="20"/>
       </w:rPr>
     </w:lvl>
@@ -2175,7 +2293,7 @@
         <w:ind w:left="6480" w:hanging="360"/>
       </w:pPr>
       <w:rPr>
-        <w:rFonts w:hint="default" w:ascii="Wingdings" w:hAnsi="Wingdings"/>
+        <w:rFonts w:ascii="Wingdings" w:hAnsi="Wingdings" w:hint="default"/>
         <w:sz w:val="20"/>
       </w:rPr>
     </w:lvl>
@@ -2214,11 +2332,11 @@
 </file>
 
 <file path=word/styles.xml><?xml version="1.0" encoding="utf-8"?>
-<w:styles xmlns:wp14="http://schemas.microsoft.com/office/word/2010/wordprocessingDrawing" xmlns:mc="http://schemas.openxmlformats.org/markup-compatibility/2006" xmlns:r="http://schemas.openxmlformats.org/officeDocument/2006/relationships" xmlns:w="http://schemas.openxmlformats.org/wordprocessingml/2006/main" xmlns:w14="http://schemas.microsoft.com/office/word/2010/wordml" xmlns:w15="http://schemas.microsoft.com/office/word/2012/wordml" xmlns:w16cex="http://schemas.microsoft.com/office/word/2018/wordml/cex" xmlns:w16cid="http://schemas.microsoft.com/office/word/2016/wordml/cid" xmlns:w16="http://schemas.microsoft.com/office/word/2018/wordml" xmlns:w16du="http://schemas.microsoft.com/office/word/2023/wordml/word16du" xmlns:w16sdtdh="http://schemas.microsoft.com/office/word/2020/wordml/sdtdatahash" xmlns:w16sdtfl="http://schemas.microsoft.com/office/word/2024/wordml/sdtformatlock" xmlns:w16se="http://schemas.microsoft.com/office/word/2015/wordml/symex" mc:Ignorable="w14 w15 w16se w16cid w16 w16cex w16sdtdh w16sdtfl w16du wp14">
+<w:styles xmlns:mc="http://schemas.openxmlformats.org/markup-compatibility/2006" xmlns:r="http://schemas.openxmlformats.org/officeDocument/2006/relationships" xmlns:w="http://schemas.openxmlformats.org/wordprocessingml/2006/main" xmlns:w14="http://schemas.microsoft.com/office/word/2010/wordml" xmlns:w15="http://schemas.microsoft.com/office/word/2012/wordml" xmlns:w16cex="http://schemas.microsoft.com/office/word/2018/wordml/cex" xmlns:w16cid="http://schemas.microsoft.com/office/word/2016/wordml/cid" xmlns:w16="http://schemas.microsoft.com/office/word/2018/wordml" xmlns:w16du="http://schemas.microsoft.com/office/word/2023/wordml/word16du" xmlns:w16sdtdh="http://schemas.microsoft.com/office/word/2020/wordml/sdtdatahash" xmlns:w16sdtfl="http://schemas.microsoft.com/office/word/2024/wordml/sdtformatlock" xmlns:w16se="http://schemas.microsoft.com/office/word/2015/wordml/symex" mc:Ignorable="w14 w15 w16se w16cid w16 w16cex w16sdtdh w16sdtfl w16du">
   <w:docDefaults>
     <w:rPrDefault>
       <w:rPr>
-        <w:rFonts w:asciiTheme="minorHAnsi" w:hAnsiTheme="minorHAnsi" w:eastAsiaTheme="minorEastAsia" w:cstheme="minorBidi"/>
+        <w:rFonts w:asciiTheme="minorHAnsi" w:eastAsiaTheme="minorEastAsia" w:hAnsiTheme="minorHAnsi" w:cstheme="minorBidi"/>
         <w:sz w:val="22"/>
         <w:szCs w:val="22"/>
         <w:lang w:val="en-US" w:eastAsia="en-US" w:bidi="ar-SA"/>
@@ -2233,14 +2351,14 @@
   <w:latentStyles w:defLockedState="0" w:defUIPriority="99" w:defSemiHidden="0" w:defUnhideWhenUsed="0" w:defQFormat="0" w:count="376">
     <w:lsdException w:name="Normal" w:uiPriority="0" w:qFormat="1"/>
     <w:lsdException w:name="heading 1" w:uiPriority="9" w:qFormat="1"/>
-    <w:lsdException w:name="heading 2" w:uiPriority="9" w:semiHidden="1" w:unhideWhenUsed="1" w:qFormat="1"/>
-    <w:lsdException w:name="heading 3" w:uiPriority="9" w:semiHidden="1" w:unhideWhenUsed="1" w:qFormat="1"/>
-    <w:lsdException w:name="heading 4" w:uiPriority="9" w:semiHidden="1" w:unhideWhenUsed="1" w:qFormat="1"/>
-    <w:lsdException w:name="heading 5" w:uiPriority="9" w:semiHidden="1" w:unhideWhenUsed="1" w:qFormat="1"/>
-    <w:lsdException w:name="heading 6" w:uiPriority="9" w:semiHidden="1" w:unhideWhenUsed="1" w:qFormat="1"/>
-    <w:lsdException w:name="heading 7" w:uiPriority="9" w:semiHidden="1" w:unhideWhenUsed="1" w:qFormat="1"/>
-    <w:lsdException w:name="heading 8" w:uiPriority="9" w:semiHidden="1" w:unhideWhenUsed="1" w:qFormat="1"/>
-    <w:lsdException w:name="heading 9" w:uiPriority="9" w:semiHidden="1" w:unhideWhenUsed="1" w:qFormat="1"/>
+    <w:lsdException w:name="heading 2" w:semiHidden="1" w:uiPriority="9" w:unhideWhenUsed="1" w:qFormat="1"/>
+    <w:lsdException w:name="heading 3" w:semiHidden="1" w:uiPriority="9" w:unhideWhenUsed="1" w:qFormat="1"/>
+    <w:lsdException w:name="heading 4" w:semiHidden="1" w:uiPriority="9" w:unhideWhenUsed="1" w:qFormat="1"/>
+    <w:lsdException w:name="heading 5" w:semiHidden="1" w:uiPriority="9" w:unhideWhenUsed="1" w:qFormat="1"/>
+    <w:lsdException w:name="heading 6" w:semiHidden="1" w:uiPriority="9" w:unhideWhenUsed="1" w:qFormat="1"/>
+    <w:lsdException w:name="heading 7" w:semiHidden="1" w:uiPriority="9" w:unhideWhenUsed="1" w:qFormat="1"/>
+    <w:lsdException w:name="heading 8" w:semiHidden="1" w:uiPriority="9" w:unhideWhenUsed="1" w:qFormat="1"/>
+    <w:lsdException w:name="heading 9" w:semiHidden="1" w:uiPriority="9" w:unhideWhenUsed="1" w:qFormat="1"/>
     <w:lsdException w:name="index 1" w:semiHidden="1" w:unhideWhenUsed="1"/>
     <w:lsdException w:name="index 2" w:semiHidden="1" w:unhideWhenUsed="1"/>
     <w:lsdException w:name="index 3" w:semiHidden="1" w:unhideWhenUsed="1"/>
@@ -2250,22 +2368,22 @@
     <w:lsdException w:name="index 7" w:semiHidden="1" w:unhideWhenUsed="1"/>
     <w:lsdException w:name="index 8" w:semiHidden="1" w:unhideWhenUsed="1"/>
     <w:lsdException w:name="index 9" w:semiHidden="1" w:unhideWhenUsed="1"/>
-    <w:lsdException w:name="toc 1" w:uiPriority="39" w:semiHidden="1" w:unhideWhenUsed="1"/>
-    <w:lsdException w:name="toc 2" w:uiPriority="39" w:semiHidden="1" w:unhideWhenUsed="1"/>
-    <w:lsdException w:name="toc 3" w:uiPriority="39" w:semiHidden="1" w:unhideWhenUsed="1"/>
-    <w:lsdException w:name="toc 4" w:uiPriority="39" w:semiHidden="1" w:unhideWhenUsed="1"/>
-    <w:lsdException w:name="toc 5" w:uiPriority="39" w:semiHidden="1" w:unhideWhenUsed="1"/>
-    <w:lsdException w:name="toc 6" w:uiPriority="39" w:semiHidden="1" w:unhideWhenUsed="1"/>
-    <w:lsdException w:name="toc 7" w:uiPriority="39" w:semiHidden="1" w:unhideWhenUsed="1"/>
-    <w:lsdException w:name="toc 8" w:uiPriority="39" w:semiHidden="1" w:unhideWhenUsed="1"/>
-    <w:lsdException w:name="toc 9" w:uiPriority="39" w:semiHidden="1" w:unhideWhenUsed="1"/>
+    <w:lsdException w:name="toc 1" w:semiHidden="1" w:uiPriority="39" w:unhideWhenUsed="1"/>
+    <w:lsdException w:name="toc 2" w:semiHidden="1" w:uiPriority="39" w:unhideWhenUsed="1"/>
+    <w:lsdException w:name="toc 3" w:semiHidden="1" w:uiPriority="39" w:unhideWhenUsed="1"/>
+    <w:lsdException w:name="toc 4" w:semiHidden="1" w:uiPriority="39" w:unhideWhenUsed="1"/>
+    <w:lsdException w:name="toc 5" w:semiHidden="1" w:uiPriority="39" w:unhideWhenUsed="1"/>
+    <w:lsdException w:name="toc 6" w:semiHidden="1" w:uiPriority="39" w:unhideWhenUsed="1"/>
+    <w:lsdException w:name="toc 7" w:semiHidden="1" w:uiPriority="39" w:unhideWhenUsed="1"/>
+    <w:lsdException w:name="toc 8" w:semiHidden="1" w:uiPriority="39" w:unhideWhenUsed="1"/>
+    <w:lsdException w:name="toc 9" w:semiHidden="1" w:uiPriority="39" w:unhideWhenUsed="1"/>
     <w:lsdException w:name="Normal Indent" w:semiHidden="1" w:unhideWhenUsed="1"/>
     <w:lsdException w:name="footnote text" w:semiHidden="1" w:unhideWhenUsed="1"/>
     <w:lsdException w:name="annotation text" w:semiHidden="1" w:unhideWhenUsed="1"/>
     <w:lsdException w:name="header" w:semiHidden="1" w:unhideWhenUsed="1"/>
     <w:lsdException w:name="footer" w:semiHidden="1" w:unhideWhenUsed="1"/>
     <w:lsdException w:name="index heading" w:semiHidden="1" w:unhideWhenUsed="1"/>
-    <w:lsdException w:name="caption" w:uiPriority="35" w:semiHidden="1" w:unhideWhenUsed="1" w:qFormat="1"/>
+    <w:lsdException w:name="caption" w:semiHidden="1" w:uiPriority="35" w:unhideWhenUsed="1" w:qFormat="1"/>
     <w:lsdException w:name="table of figures" w:semiHidden="1" w:unhideWhenUsed="1"/>
     <w:lsdException w:name="envelope address" w:semiHidden="1" w:unhideWhenUsed="1"/>
     <w:lsdException w:name="envelope return" w:semiHidden="1" w:unhideWhenUsed="1"/>
@@ -2296,7 +2414,7 @@
     <w:lsdException w:name="Title" w:uiPriority="10" w:qFormat="1"/>
     <w:lsdException w:name="Closing" w:semiHidden="1" w:unhideWhenUsed="1"/>
     <w:lsdException w:name="Signature" w:semiHidden="1" w:unhideWhenUsed="1"/>
-    <w:lsdException w:name="Default Paragraph Font" w:uiPriority="1" w:semiHidden="1" w:unhideWhenUsed="1"/>
+    <w:lsdException w:name="Default Paragraph Font" w:semiHidden="1" w:uiPriority="1" w:unhideWhenUsed="1"/>
     <w:lsdException w:name="Body Text" w:semiHidden="1" w:unhideWhenUsed="1"/>
     <w:lsdException w:name="Body Text Indent" w:semiHidden="1" w:unhideWhenUsed="1"/>
     <w:lsdException w:name="List Continue" w:semiHidden="1" w:unhideWhenUsed="1"/>
@@ -2496,8 +2614,8 @@
     <w:lsdException w:name="Subtle Reference" w:uiPriority="31" w:qFormat="1"/>
     <w:lsdException w:name="Intense Reference" w:uiPriority="32" w:qFormat="1"/>
     <w:lsdException w:name="Book Title" w:uiPriority="33" w:qFormat="1"/>
-    <w:lsdException w:name="Bibliography" w:uiPriority="37" w:semiHidden="1" w:unhideWhenUsed="1"/>
-    <w:lsdException w:name="TOC Heading" w:uiPriority="39" w:semiHidden="1" w:unhideWhenUsed="1" w:qFormat="1"/>
+    <w:lsdException w:name="Bibliography" w:semiHidden="1" w:uiPriority="37" w:unhideWhenUsed="1"/>
+    <w:lsdException w:name="TOC Heading" w:semiHidden="1" w:uiPriority="39" w:unhideWhenUsed="1" w:qFormat="1"/>
     <w:lsdException w:name="Grid Table 4" w:uiPriority="49"/>
     <w:lsdException w:name="Grid Table 5 Dark" w:uiPriority="50"/>
     <w:lsdException w:name="Grid Table 6 Colorful" w:uiPriority="51"/>
@@ -2599,7 +2717,7 @@
     <w:lsdException w:name="Unresolved Mention" w:semiHidden="1" w:unhideWhenUsed="1"/>
     <w:lsdException w:name="Smart Link" w:semiHidden="1" w:unhideWhenUsed="1"/>
   </w:latentStyles>
-  <w:style w:type="paragraph" w:styleId="Normal" w:default="1">
+  <w:style w:type="paragraph" w:default="1" w:styleId="Normal">
     <w:name w:val="Normal"/>
     <w:qFormat/>
     <w:rsid w:val="00FC693F"/>
@@ -2622,7 +2740,7 @@
       <w:outlineLvl w:val="0"/>
     </w:pPr>
     <w:rPr>
-      <w:rFonts w:asciiTheme="majorHAnsi" w:hAnsiTheme="majorHAnsi" w:eastAsiaTheme="majorEastAsia" w:cstheme="majorBidi"/>
+      <w:rFonts w:asciiTheme="majorHAnsi" w:eastAsiaTheme="majorEastAsia" w:hAnsiTheme="majorHAnsi" w:cstheme="majorBidi"/>
       <w:b/>
       <w:bCs/>
       <w:color w:val="365F91" w:themeColor="accent1" w:themeShade="BF"/>
@@ -2646,7 +2764,7 @@
       <w:outlineLvl w:val="1"/>
     </w:pPr>
     <w:rPr>
-      <w:rFonts w:asciiTheme="majorHAnsi" w:hAnsiTheme="majorHAnsi" w:eastAsiaTheme="majorEastAsia" w:cstheme="majorBidi"/>
+      <w:rFonts w:asciiTheme="majorHAnsi" w:eastAsiaTheme="majorEastAsia" w:hAnsiTheme="majorHAnsi" w:cstheme="majorBidi"/>
       <w:b/>
       <w:bCs/>
       <w:color w:val="4F81BD" w:themeColor="accent1"/>
@@ -2670,7 +2788,7 @@
       <w:outlineLvl w:val="2"/>
     </w:pPr>
     <w:rPr>
-      <w:rFonts w:asciiTheme="majorHAnsi" w:hAnsiTheme="majorHAnsi" w:eastAsiaTheme="majorEastAsia" w:cstheme="majorBidi"/>
+      <w:rFonts w:asciiTheme="majorHAnsi" w:eastAsiaTheme="majorEastAsia" w:hAnsiTheme="majorHAnsi" w:cstheme="majorBidi"/>
       <w:b/>
       <w:bCs/>
       <w:color w:val="4F81BD" w:themeColor="accent1"/>
@@ -2693,7 +2811,7 @@
       <w:outlineLvl w:val="3"/>
     </w:pPr>
     <w:rPr>
-      <w:rFonts w:asciiTheme="majorHAnsi" w:hAnsiTheme="majorHAnsi" w:eastAsiaTheme="majorEastAsia" w:cstheme="majorBidi"/>
+      <w:rFonts w:asciiTheme="majorHAnsi" w:eastAsiaTheme="majorEastAsia" w:hAnsiTheme="majorHAnsi" w:cstheme="majorBidi"/>
       <w:b/>
       <w:bCs/>
       <w:i/>
@@ -2718,7 +2836,7 @@
       <w:outlineLvl w:val="4"/>
     </w:pPr>
     <w:rPr>
-      <w:rFonts w:asciiTheme="majorHAnsi" w:hAnsiTheme="majorHAnsi" w:eastAsiaTheme="majorEastAsia" w:cstheme="majorBidi"/>
+      <w:rFonts w:asciiTheme="majorHAnsi" w:eastAsiaTheme="majorEastAsia" w:hAnsiTheme="majorHAnsi" w:cstheme="majorBidi"/>
       <w:color w:val="243F60" w:themeColor="accent1" w:themeShade="7F"/>
     </w:rPr>
   </w:style>
@@ -2739,7 +2857,7 @@
       <w:outlineLvl w:val="5"/>
     </w:pPr>
     <w:rPr>
-      <w:rFonts w:asciiTheme="majorHAnsi" w:hAnsiTheme="majorHAnsi" w:eastAsiaTheme="majorEastAsia" w:cstheme="majorBidi"/>
+      <w:rFonts w:asciiTheme="majorHAnsi" w:eastAsiaTheme="majorEastAsia" w:hAnsiTheme="majorHAnsi" w:cstheme="majorBidi"/>
       <w:i/>
       <w:iCs/>
       <w:color w:val="243F60" w:themeColor="accent1" w:themeShade="7F"/>
@@ -2762,7 +2880,7 @@
       <w:outlineLvl w:val="6"/>
     </w:pPr>
     <w:rPr>
-      <w:rFonts w:asciiTheme="majorHAnsi" w:hAnsiTheme="majorHAnsi" w:eastAsiaTheme="majorEastAsia" w:cstheme="majorBidi"/>
+      <w:rFonts w:asciiTheme="majorHAnsi" w:eastAsiaTheme="majorEastAsia" w:hAnsiTheme="majorHAnsi" w:cstheme="majorBidi"/>
       <w:i/>
       <w:iCs/>
       <w:color w:val="404040" w:themeColor="text1" w:themeTint="BF"/>
@@ -2785,7 +2903,7 @@
       <w:outlineLvl w:val="7"/>
     </w:pPr>
     <w:rPr>
-      <w:rFonts w:asciiTheme="majorHAnsi" w:hAnsiTheme="majorHAnsi" w:eastAsiaTheme="majorEastAsia" w:cstheme="majorBidi"/>
+      <w:rFonts w:asciiTheme="majorHAnsi" w:eastAsiaTheme="majorEastAsia" w:hAnsiTheme="majorHAnsi" w:cstheme="majorBidi"/>
       <w:color w:val="4F81BD" w:themeColor="accent1"/>
       <w:sz w:val="20"/>
       <w:szCs w:val="20"/>
@@ -2808,7 +2926,7 @@
       <w:outlineLvl w:val="8"/>
     </w:pPr>
     <w:rPr>
-      <w:rFonts w:asciiTheme="majorHAnsi" w:hAnsiTheme="majorHAnsi" w:eastAsiaTheme="majorEastAsia" w:cstheme="majorBidi"/>
+      <w:rFonts w:asciiTheme="majorHAnsi" w:eastAsiaTheme="majorEastAsia" w:hAnsiTheme="majorHAnsi" w:cstheme="majorBidi"/>
       <w:i/>
       <w:iCs/>
       <w:color w:val="404040" w:themeColor="text1" w:themeTint="BF"/>
@@ -2816,13 +2934,13 @@
       <w:szCs w:val="20"/>
     </w:rPr>
   </w:style>
-  <w:style w:type="character" w:styleId="DefaultParagraphFont" w:default="1">
+  <w:style w:type="character" w:default="1" w:styleId="DefaultParagraphFont">
     <w:name w:val="Default Paragraph Font"/>
     <w:uiPriority w:val="1"/>
     <w:semiHidden/>
     <w:unhideWhenUsed/>
   </w:style>
-  <w:style w:type="table" w:styleId="TableNormal" w:default="1">
+  <w:style w:type="table" w:default="1" w:styleId="TableNormal">
     <w:name w:val="Normal Table"/>
     <w:uiPriority w:val="99"/>
     <w:semiHidden/>
@@ -2837,7 +2955,7 @@
       </w:tblCellMar>
     </w:tblPr>
   </w:style>
-  <w:style w:type="numbering" w:styleId="NoList" w:default="1">
+  <w:style w:type="numbering" w:default="1" w:styleId="NoList">
     <w:name w:val="No List"/>
     <w:uiPriority w:val="99"/>
     <w:semiHidden/>
@@ -2858,7 +2976,7 @@
       <w:spacing w:after="0" w:line="240" w:lineRule="auto"/>
     </w:pPr>
   </w:style>
-  <w:style w:type="character" w:styleId="HeaderChar" w:customStyle="1">
+  <w:style w:type="character" w:customStyle="1" w:styleId="HeaderChar">
     <w:name w:val="Header Char"/>
     <w:basedOn w:val="DefaultParagraphFont"/>
     <w:link w:val="Header"/>
@@ -2880,7 +2998,7 @@
       <w:spacing w:after="0" w:line="240" w:lineRule="auto"/>
     </w:pPr>
   </w:style>
-  <w:style w:type="character" w:styleId="FooterChar" w:customStyle="1">
+  <w:style w:type="character" w:customStyle="1" w:styleId="FooterChar">
     <w:name w:val="Footer Char"/>
     <w:basedOn w:val="DefaultParagraphFont"/>
     <w:link w:val="Footer"/>
@@ -2896,14 +3014,14 @@
       <w:spacing w:after="0" w:line="240" w:lineRule="auto"/>
     </w:pPr>
   </w:style>
-  <w:style w:type="character" w:styleId="Heading1Char" w:customStyle="1">
+  <w:style w:type="character" w:customStyle="1" w:styleId="Heading1Char">
     <w:name w:val="Heading 1 Char"/>
     <w:basedOn w:val="DefaultParagraphFont"/>
     <w:link w:val="Heading1"/>
     <w:uiPriority w:val="9"/>
     <w:rsid w:val="00FC693F"/>
     <w:rPr>
-      <w:rFonts w:asciiTheme="majorHAnsi" w:hAnsiTheme="majorHAnsi" w:eastAsiaTheme="majorEastAsia" w:cstheme="majorBidi"/>
+      <w:rFonts w:asciiTheme="majorHAnsi" w:eastAsiaTheme="majorEastAsia" w:hAnsiTheme="majorHAnsi" w:cstheme="majorBidi"/>
       <w:b/>
       <w:bCs/>
       <w:color w:val="365F91" w:themeColor="accent1" w:themeShade="BF"/>
@@ -2911,14 +3029,14 @@
       <w:szCs w:val="28"/>
     </w:rPr>
   </w:style>
-  <w:style w:type="character" w:styleId="Heading2Char" w:customStyle="1">
+  <w:style w:type="character" w:customStyle="1" w:styleId="Heading2Char">
     <w:name w:val="Heading 2 Char"/>
     <w:basedOn w:val="DefaultParagraphFont"/>
     <w:link w:val="Heading2"/>
     <w:uiPriority w:val="9"/>
     <w:rsid w:val="00FC693F"/>
     <w:rPr>
-      <w:rFonts w:asciiTheme="majorHAnsi" w:hAnsiTheme="majorHAnsi" w:eastAsiaTheme="majorEastAsia" w:cstheme="majorBidi"/>
+      <w:rFonts w:asciiTheme="majorHAnsi" w:eastAsiaTheme="majorEastAsia" w:hAnsiTheme="majorHAnsi" w:cstheme="majorBidi"/>
       <w:b/>
       <w:bCs/>
       <w:color w:val="4F81BD" w:themeColor="accent1"/>
@@ -2926,14 +3044,14 @@
       <w:szCs w:val="26"/>
     </w:rPr>
   </w:style>
-  <w:style w:type="character" w:styleId="Heading3Char" w:customStyle="1">
+  <w:style w:type="character" w:customStyle="1" w:styleId="Heading3Char">
     <w:name w:val="Heading 3 Char"/>
     <w:basedOn w:val="DefaultParagraphFont"/>
     <w:link w:val="Heading3"/>
     <w:uiPriority w:val="9"/>
     <w:rsid w:val="00FC693F"/>
     <w:rPr>
-      <w:rFonts w:asciiTheme="majorHAnsi" w:hAnsiTheme="majorHAnsi" w:eastAsiaTheme="majorEastAsia" w:cstheme="majorBidi"/>
+      <w:rFonts w:asciiTheme="majorHAnsi" w:eastAsiaTheme="majorEastAsia" w:hAnsiTheme="majorHAnsi" w:cstheme="majorBidi"/>
       <w:b/>
       <w:bCs/>
       <w:color w:val="4F81BD" w:themeColor="accent1"/>
@@ -2949,13 +3067,13 @@
     <w:rsid w:val="00FC693F"/>
     <w:pPr>
       <w:pBdr>
-        <w:bottom w:val="single" w:color="4F81BD" w:themeColor="accent1" w:sz="8" w:space="4"/>
+        <w:bottom w:val="single" w:sz="8" w:space="4" w:color="4F81BD" w:themeColor="accent1"/>
       </w:pBdr>
       <w:spacing w:after="300" w:line="240" w:lineRule="auto"/>
       <w:contextualSpacing/>
     </w:pPr>
     <w:rPr>
-      <w:rFonts w:asciiTheme="majorHAnsi" w:hAnsiTheme="majorHAnsi" w:eastAsiaTheme="majorEastAsia" w:cstheme="majorBidi"/>
+      <w:rFonts w:asciiTheme="majorHAnsi" w:eastAsiaTheme="majorEastAsia" w:hAnsiTheme="majorHAnsi" w:cstheme="majorBidi"/>
       <w:color w:val="17365D" w:themeColor="text2" w:themeShade="BF"/>
       <w:spacing w:val="5"/>
       <w:kern w:val="28"/>
@@ -2963,14 +3081,14 @@
       <w:szCs w:val="52"/>
     </w:rPr>
   </w:style>
-  <w:style w:type="character" w:styleId="TitleChar" w:customStyle="1">
+  <w:style w:type="character" w:customStyle="1" w:styleId="TitleChar">
     <w:name w:val="Title Char"/>
     <w:basedOn w:val="DefaultParagraphFont"/>
     <w:link w:val="Title"/>
     <w:uiPriority w:val="10"/>
     <w:rsid w:val="00FC693F"/>
     <w:rPr>
-      <w:rFonts w:asciiTheme="majorHAnsi" w:hAnsiTheme="majorHAnsi" w:eastAsiaTheme="majorEastAsia" w:cstheme="majorBidi"/>
+      <w:rFonts w:asciiTheme="majorHAnsi" w:eastAsiaTheme="majorEastAsia" w:hAnsiTheme="majorHAnsi" w:cstheme="majorBidi"/>
       <w:color w:val="17365D" w:themeColor="text2" w:themeShade="BF"/>
       <w:spacing w:val="5"/>
       <w:kern w:val="28"/>
@@ -2992,7 +3110,7 @@
       </w:numPr>
     </w:pPr>
     <w:rPr>
-      <w:rFonts w:asciiTheme="majorHAnsi" w:hAnsiTheme="majorHAnsi" w:eastAsiaTheme="majorEastAsia" w:cstheme="majorBidi"/>
+      <w:rFonts w:asciiTheme="majorHAnsi" w:eastAsiaTheme="majorEastAsia" w:hAnsiTheme="majorHAnsi" w:cstheme="majorBidi"/>
       <w:i/>
       <w:iCs/>
       <w:color w:val="4F81BD" w:themeColor="accent1"/>
@@ -3001,14 +3119,14 @@
       <w:szCs w:val="24"/>
     </w:rPr>
   </w:style>
-  <w:style w:type="character" w:styleId="SubtitleChar" w:customStyle="1">
+  <w:style w:type="character" w:customStyle="1" w:styleId="SubtitleChar">
     <w:name w:val="Subtitle Char"/>
     <w:basedOn w:val="DefaultParagraphFont"/>
     <w:link w:val="Subtitle"/>
     <w:uiPriority w:val="11"/>
     <w:rsid w:val="00FC693F"/>
     <w:rPr>
-      <w:rFonts w:asciiTheme="majorHAnsi" w:hAnsiTheme="majorHAnsi" w:eastAsiaTheme="majorEastAsia" w:cstheme="majorBidi"/>
+      <w:rFonts w:asciiTheme="majorHAnsi" w:eastAsiaTheme="majorEastAsia" w:hAnsiTheme="majorHAnsi" w:cstheme="majorBidi"/>
       <w:i/>
       <w:iCs/>
       <w:color w:val="4F81BD" w:themeColor="accent1"/>
@@ -3039,7 +3157,7 @@
       <w:spacing w:after="120"/>
     </w:pPr>
   </w:style>
-  <w:style w:type="character" w:styleId="BodyTextChar" w:customStyle="1">
+  <w:style w:type="character" w:customStyle="1" w:styleId="BodyTextChar">
     <w:name w:val="Body Text Char"/>
     <w:basedOn w:val="DefaultParagraphFont"/>
     <w:link w:val="BodyText"/>
@@ -3057,7 +3175,7 @@
       <w:spacing w:after="120" w:line="480" w:lineRule="auto"/>
     </w:pPr>
   </w:style>
-  <w:style w:type="character" w:styleId="BodyText2Char" w:customStyle="1">
+  <w:style w:type="character" w:customStyle="1" w:styleId="BodyText2Char">
     <w:name w:val="Body Text 2 Char"/>
     <w:basedOn w:val="DefaultParagraphFont"/>
     <w:link w:val="BodyText2"/>
@@ -3079,7 +3197,7 @@
       <w:szCs w:val="16"/>
     </w:rPr>
   </w:style>
-  <w:style w:type="character" w:styleId="BodyText3Char" w:customStyle="1">
+  <w:style w:type="character" w:customStyle="1" w:styleId="BodyText3Char">
     <w:name w:val="Body Text 3 Char"/>
     <w:basedOn w:val="DefaultParagraphFont"/>
     <w:link w:val="BodyText3"/>
@@ -3260,7 +3378,7 @@
       <w:szCs w:val="20"/>
     </w:rPr>
   </w:style>
-  <w:style w:type="character" w:styleId="MacroTextChar" w:customStyle="1">
+  <w:style w:type="character" w:customStyle="1" w:styleId="MacroTextChar">
     <w:name w:val="Macro Text Char"/>
     <w:basedOn w:val="DefaultParagraphFont"/>
     <w:link w:val="MacroText"/>
@@ -3286,7 +3404,7 @@
       <w:color w:val="000000" w:themeColor="text1"/>
     </w:rPr>
   </w:style>
-  <w:style w:type="character" w:styleId="QuoteChar" w:customStyle="1">
+  <w:style w:type="character" w:customStyle="1" w:styleId="QuoteChar">
     <w:name w:val="Quote Char"/>
     <w:basedOn w:val="DefaultParagraphFont"/>
     <w:link w:val="Quote"/>
@@ -3298,7 +3416,7 @@
       <w:color w:val="000000" w:themeColor="text1"/>
     </w:rPr>
   </w:style>
-  <w:style w:type="character" w:styleId="Heading4Char" w:customStyle="1">
+  <w:style w:type="character" w:customStyle="1" w:styleId="Heading4Char">
     <w:name w:val="Heading 4 Char"/>
     <w:basedOn w:val="DefaultParagraphFont"/>
     <w:link w:val="Heading4"/>
@@ -3306,7 +3424,7 @@
     <w:semiHidden/>
     <w:rsid w:val="00FC693F"/>
     <w:rPr>
-      <w:rFonts w:asciiTheme="majorHAnsi" w:hAnsiTheme="majorHAnsi" w:eastAsiaTheme="majorEastAsia" w:cstheme="majorBidi"/>
+      <w:rFonts w:asciiTheme="majorHAnsi" w:eastAsiaTheme="majorEastAsia" w:hAnsiTheme="majorHAnsi" w:cstheme="majorBidi"/>
       <w:b/>
       <w:bCs/>
       <w:i/>
@@ -3314,7 +3432,7 @@
       <w:color w:val="4F81BD" w:themeColor="accent1"/>
     </w:rPr>
   </w:style>
-  <w:style w:type="character" w:styleId="Heading5Char" w:customStyle="1">
+  <w:style w:type="character" w:customStyle="1" w:styleId="Heading5Char">
     <w:name w:val="Heading 5 Char"/>
     <w:basedOn w:val="DefaultParagraphFont"/>
     <w:link w:val="Heading5"/>
@@ -3322,11 +3440,11 @@
     <w:semiHidden/>
     <w:rsid w:val="00FC693F"/>
     <w:rPr>
-      <w:rFonts w:asciiTheme="majorHAnsi" w:hAnsiTheme="majorHAnsi" w:eastAsiaTheme="majorEastAsia" w:cstheme="majorBidi"/>
+      <w:rFonts w:asciiTheme="majorHAnsi" w:eastAsiaTheme="majorEastAsia" w:hAnsiTheme="majorHAnsi" w:cstheme="majorBidi"/>
       <w:color w:val="243F60" w:themeColor="accent1" w:themeShade="7F"/>
     </w:rPr>
   </w:style>
-  <w:style w:type="character" w:styleId="Heading6Char" w:customStyle="1">
+  <w:style w:type="character" w:customStyle="1" w:styleId="Heading6Char">
     <w:name w:val="Heading 6 Char"/>
     <w:basedOn w:val="DefaultParagraphFont"/>
     <w:link w:val="Heading6"/>
@@ -3334,13 +3452,13 @@
     <w:semiHidden/>
     <w:rsid w:val="00FC693F"/>
     <w:rPr>
-      <w:rFonts w:asciiTheme="majorHAnsi" w:hAnsiTheme="majorHAnsi" w:eastAsiaTheme="majorEastAsia" w:cstheme="majorBidi"/>
+      <w:rFonts w:asciiTheme="majorHAnsi" w:eastAsiaTheme="majorEastAsia" w:hAnsiTheme="majorHAnsi" w:cstheme="majorBidi"/>
       <w:i/>
       <w:iCs/>
       <w:color w:val="243F60" w:themeColor="accent1" w:themeShade="7F"/>
     </w:rPr>
   </w:style>
-  <w:style w:type="character" w:styleId="Heading7Char" w:customStyle="1">
+  <w:style w:type="character" w:customStyle="1" w:styleId="Heading7Char">
     <w:name w:val="Heading 7 Char"/>
     <w:basedOn w:val="DefaultParagraphFont"/>
     <w:link w:val="Heading7"/>
@@ -3348,13 +3466,13 @@
     <w:semiHidden/>
     <w:rsid w:val="00FC693F"/>
     <w:rPr>
-      <w:rFonts w:asciiTheme="majorHAnsi" w:hAnsiTheme="majorHAnsi" w:eastAsiaTheme="majorEastAsia" w:cstheme="majorBidi"/>
+      <w:rFonts w:asciiTheme="majorHAnsi" w:eastAsiaTheme="majorEastAsia" w:hAnsiTheme="majorHAnsi" w:cstheme="majorBidi"/>
       <w:i/>
       <w:iCs/>
       <w:color w:val="404040" w:themeColor="text1" w:themeTint="BF"/>
     </w:rPr>
   </w:style>
-  <w:style w:type="character" w:styleId="Heading8Char" w:customStyle="1">
+  <w:style w:type="character" w:customStyle="1" w:styleId="Heading8Char">
     <w:name w:val="Heading 8 Char"/>
     <w:basedOn w:val="DefaultParagraphFont"/>
     <w:link w:val="Heading8"/>
@@ -3362,13 +3480,13 @@
     <w:semiHidden/>
     <w:rsid w:val="00FC693F"/>
     <w:rPr>
-      <w:rFonts w:asciiTheme="majorHAnsi" w:hAnsiTheme="majorHAnsi" w:eastAsiaTheme="majorEastAsia" w:cstheme="majorBidi"/>
+      <w:rFonts w:asciiTheme="majorHAnsi" w:eastAsiaTheme="majorEastAsia" w:hAnsiTheme="majorHAnsi" w:cstheme="majorBidi"/>
       <w:color w:val="4F81BD" w:themeColor="accent1"/>
       <w:sz w:val="20"/>
       <w:szCs w:val="20"/>
     </w:rPr>
   </w:style>
-  <w:style w:type="character" w:styleId="Heading9Char" w:customStyle="1">
+  <w:style w:type="character" w:customStyle="1" w:styleId="Heading9Char">
     <w:name w:val="Heading 9 Char"/>
     <w:basedOn w:val="DefaultParagraphFont"/>
     <w:link w:val="Heading9"/>
@@ -3376,7 +3494,7 @@
     <w:semiHidden/>
     <w:rsid w:val="00FC693F"/>
     <w:rPr>
-      <w:rFonts w:asciiTheme="majorHAnsi" w:hAnsiTheme="majorHAnsi" w:eastAsiaTheme="majorEastAsia" w:cstheme="majorBidi"/>
+      <w:rFonts w:asciiTheme="majorHAnsi" w:eastAsiaTheme="majorEastAsia" w:hAnsiTheme="majorHAnsi" w:cstheme="majorBidi"/>
       <w:i/>
       <w:iCs/>
       <w:color w:val="404040" w:themeColor="text1" w:themeTint="BF"/>
@@ -3436,7 +3554,7 @@
     <w:rsid w:val="00FC693F"/>
     <w:pPr>
       <w:pBdr>
-        <w:bottom w:val="single" w:color="4F81BD" w:themeColor="accent1" w:sz="4" w:space="4"/>
+        <w:bottom w:val="single" w:sz="4" w:space="4" w:color="4F81BD" w:themeColor="accent1"/>
       </w:pBdr>
       <w:spacing w:before="200" w:after="280"/>
       <w:ind w:left="936" w:right="936"/>
@@ -3449,7 +3567,7 @@
       <w:color w:val="4F81BD" w:themeColor="accent1"/>
     </w:rPr>
   </w:style>
-  <w:style w:type="character" w:styleId="IntenseQuoteChar" w:customStyle="1">
+  <w:style w:type="character" w:customStyle="1" w:styleId="IntenseQuoteChar">
     <w:name w:val="Intense Quote Char"/>
     <w:basedOn w:val="DefaultParagraphFont"/>
     <w:link w:val="IntenseQuote"/>
@@ -3552,12 +3670,12 @@
     </w:pPr>
     <w:tblPr>
       <w:tblBorders>
-        <w:top w:val="single" w:color="auto" w:sz="4" w:space="0"/>
-        <w:left w:val="single" w:color="auto" w:sz="4" w:space="0"/>
-        <w:bottom w:val="single" w:color="auto" w:sz="4" w:space="0"/>
-        <w:right w:val="single" w:color="auto" w:sz="4" w:space="0"/>
-        <w:insideH w:val="single" w:color="auto" w:sz="4" w:space="0"/>
-        <w:insideV w:val="single" w:color="auto" w:sz="4" w:space="0"/>
+        <w:top w:val="single" w:sz="4" w:space="0" w:color="auto"/>
+        <w:left w:val="single" w:sz="4" w:space="0" w:color="auto"/>
+        <w:bottom w:val="single" w:sz="4" w:space="0" w:color="auto"/>
+        <w:right w:val="single" w:sz="4" w:space="0" w:color="auto"/>
+        <w:insideH w:val="single" w:sz="4" w:space="0" w:color="auto"/>
+        <w:insideV w:val="single" w:sz="4" w:space="0" w:color="auto"/>
       </w:tblBorders>
     </w:tblPr>
   </w:style>
@@ -3576,8 +3694,8 @@
       <w:tblStyleRowBandSize w:val="1"/>
       <w:tblStyleColBandSize w:val="1"/>
       <w:tblBorders>
-        <w:top w:val="single" w:color="000000" w:themeColor="text1" w:sz="8" w:space="0"/>
-        <w:bottom w:val="single" w:color="000000" w:themeColor="text1" w:sz="8" w:space="0"/>
+        <w:top w:val="single" w:sz="8" w:space="0" w:color="000000" w:themeColor="text1"/>
+        <w:bottom w:val="single" w:sz="8" w:space="0" w:color="000000" w:themeColor="text1"/>
       </w:tblBorders>
     </w:tblPr>
     <w:tblStylePr w:type="firstRow">
@@ -3591,9 +3709,9 @@
       <w:tblPr/>
       <w:tcPr>
         <w:tcBorders>
-          <w:top w:val="single" w:color="000000" w:themeColor="text1" w:sz="8" w:space="0"/>
-          <w:left w:val="nil"/>
-          <w:bottom w:val="single" w:color="000000" w:themeColor="text1" w:sz="8" w:space="0"/>
+          <w:top w:val="single" w:sz="8" w:space="0" w:color="000000" w:themeColor="text1"/>
+          <w:left w:val="nil"/>
+          <w:bottom w:val="single" w:sz="8" w:space="0" w:color="000000" w:themeColor="text1"/>
           <w:right w:val="nil"/>
           <w:insideH w:val="nil"/>
           <w:insideV w:val="nil"/>
@@ -3611,9 +3729,9 @@
       <w:tblPr/>
       <w:tcPr>
         <w:tcBorders>
-          <w:top w:val="single" w:color="000000" w:themeColor="text1" w:sz="8" w:space="0"/>
-          <w:left w:val="nil"/>
-          <w:bottom w:val="single" w:color="000000" w:themeColor="text1" w:sz="8" w:space="0"/>
+          <w:top w:val="single" w:sz="8" w:space="0" w:color="000000" w:themeColor="text1"/>
+          <w:left w:val="nil"/>
+          <w:bottom w:val="single" w:sz="8" w:space="0" w:color="000000" w:themeColor="text1"/>
           <w:right w:val="nil"/>
           <w:insideH w:val="nil"/>
           <w:insideV w:val="nil"/>
@@ -3672,8 +3790,8 @@
       <w:tblStyleRowBandSize w:val="1"/>
       <w:tblStyleColBandSize w:val="1"/>
       <w:tblBorders>
-        <w:top w:val="single" w:color="4F81BD" w:themeColor="accent1" w:sz="8" w:space="0"/>
-        <w:bottom w:val="single" w:color="4F81BD" w:themeColor="accent1" w:sz="8" w:space="0"/>
+        <w:top w:val="single" w:sz="8" w:space="0" w:color="4F81BD" w:themeColor="accent1"/>
+        <w:bottom w:val="single" w:sz="8" w:space="0" w:color="4F81BD" w:themeColor="accent1"/>
       </w:tblBorders>
     </w:tblPr>
     <w:tblStylePr w:type="firstRow">
@@ -3687,9 +3805,9 @@
       <w:tblPr/>
       <w:tcPr>
         <w:tcBorders>
-          <w:top w:val="single" w:color="4F81BD" w:themeColor="accent1" w:sz="8" w:space="0"/>
-          <w:left w:val="nil"/>
-          <w:bottom w:val="single" w:color="4F81BD" w:themeColor="accent1" w:sz="8" w:space="0"/>
+          <w:top w:val="single" w:sz="8" w:space="0" w:color="4F81BD" w:themeColor="accent1"/>
+          <w:left w:val="nil"/>
+          <w:bottom w:val="single" w:sz="8" w:space="0" w:color="4F81BD" w:themeColor="accent1"/>
           <w:right w:val="nil"/>
           <w:insideH w:val="nil"/>
           <w:insideV w:val="nil"/>
@@ -3707,9 +3825,9 @@
       <w:tblPr/>
       <w:tcPr>
         <w:tcBorders>
-          <w:top w:val="single" w:color="4F81BD" w:themeColor="accent1" w:sz="8" w:space="0"/>
-          <w:left w:val="nil"/>
-          <w:bottom w:val="single" w:color="4F81BD" w:themeColor="accent1" w:sz="8" w:space="0"/>
+          <w:top w:val="single" w:sz="8" w:space="0" w:color="4F81BD" w:themeColor="accent1"/>
+          <w:left w:val="nil"/>
+          <w:bottom w:val="single" w:sz="8" w:space="0" w:color="4F81BD" w:themeColor="accent1"/>
           <w:right w:val="nil"/>
           <w:insideH w:val="nil"/>
           <w:insideV w:val="nil"/>
@@ -3768,8 +3886,8 @@
       <w:tblStyleRowBandSize w:val="1"/>
       <w:tblStyleColBandSize w:val="1"/>
       <w:tblBorders>
-        <w:top w:val="single" w:color="C0504D" w:themeColor="accent2" w:sz="8" w:space="0"/>
-        <w:bottom w:val="single" w:color="C0504D" w:themeColor="accent2" w:sz="8" w:space="0"/>
+        <w:top w:val="single" w:sz="8" w:space="0" w:color="C0504D" w:themeColor="accent2"/>
+        <w:bottom w:val="single" w:sz="8" w:space="0" w:color="C0504D" w:themeColor="accent2"/>
       </w:tblBorders>
     </w:tblPr>
     <w:tblStylePr w:type="firstRow">
@@ -3783,9 +3901,9 @@
       <w:tblPr/>
       <w:tcPr>
         <w:tcBorders>
-          <w:top w:val="single" w:color="C0504D" w:themeColor="accent2" w:sz="8" w:space="0"/>
-          <w:left w:val="nil"/>
-          <w:bottom w:val="single" w:color="C0504D" w:themeColor="accent2" w:sz="8" w:space="0"/>
+          <w:top w:val="single" w:sz="8" w:space="0" w:color="C0504D" w:themeColor="accent2"/>
+          <w:left w:val="nil"/>
+          <w:bottom w:val="single" w:sz="8" w:space="0" w:color="C0504D" w:themeColor="accent2"/>
           <w:right w:val="nil"/>
           <w:insideH w:val="nil"/>
           <w:insideV w:val="nil"/>
@@ -3803,9 +3921,9 @@
       <w:tblPr/>
       <w:tcPr>
         <w:tcBorders>
-          <w:top w:val="single" w:color="C0504D" w:themeColor="accent2" w:sz="8" w:space="0"/>
-          <w:left w:val="nil"/>
-          <w:bottom w:val="single" w:color="C0504D" w:themeColor="accent2" w:sz="8" w:space="0"/>
+          <w:top w:val="single" w:sz="8" w:space="0" w:color="C0504D" w:themeColor="accent2"/>
+          <w:left w:val="nil"/>
+          <w:bottom w:val="single" w:sz="8" w:space="0" w:color="C0504D" w:themeColor="accent2"/>
           <w:right w:val="nil"/>
           <w:insideH w:val="nil"/>
           <w:insideV w:val="nil"/>
@@ -3864,8 +3982,8 @@
       <w:tblStyleRowBandSize w:val="1"/>
       <w:tblStyleColBandSize w:val="1"/>
       <w:tblBorders>
-        <w:top w:val="single" w:color="9BBB59" w:themeColor="accent3" w:sz="8" w:space="0"/>
-        <w:bottom w:val="single" w:color="9BBB59" w:themeColor="accent3" w:sz="8" w:space="0"/>
+        <w:top w:val="single" w:sz="8" w:space="0" w:color="9BBB59" w:themeColor="accent3"/>
+        <w:bottom w:val="single" w:sz="8" w:space="0" w:color="9BBB59" w:themeColor="accent3"/>
       </w:tblBorders>
     </w:tblPr>
     <w:tblStylePr w:type="firstRow">
@@ -3879,9 +3997,9 @@
       <w:tblPr/>
       <w:tcPr>
         <w:tcBorders>
-          <w:top w:val="single" w:color="9BBB59" w:themeColor="accent3" w:sz="8" w:space="0"/>
-          <w:left w:val="nil"/>
-          <w:bottom w:val="single" w:color="9BBB59" w:themeColor="accent3" w:sz="8" w:space="0"/>
+          <w:top w:val="single" w:sz="8" w:space="0" w:color="9BBB59" w:themeColor="accent3"/>
+          <w:left w:val="nil"/>
+          <w:bottom w:val="single" w:sz="8" w:space="0" w:color="9BBB59" w:themeColor="accent3"/>
           <w:right w:val="nil"/>
           <w:insideH w:val="nil"/>
           <w:insideV w:val="nil"/>
@@ -3899,9 +4017,9 @@
       <w:tblPr/>
       <w:tcPr>
         <w:tcBorders>
-          <w:top w:val="single" w:color="9BBB59" w:themeColor="accent3" w:sz="8" w:space="0"/>
-          <w:left w:val="nil"/>
-          <w:bottom w:val="single" w:color="9BBB59" w:themeColor="accent3" w:sz="8" w:space="0"/>
+          <w:top w:val="single" w:sz="8" w:space="0" w:color="9BBB59" w:themeColor="accent3"/>
+          <w:left w:val="nil"/>
+          <w:bottom w:val="single" w:sz="8" w:space="0" w:color="9BBB59" w:themeColor="accent3"/>
           <w:right w:val="nil"/>
           <w:insideH w:val="nil"/>
           <w:insideV w:val="nil"/>
@@ -3960,8 +4078,8 @@
       <w:tblStyleRowBandSize w:val="1"/>
       <w:tblStyleColBandSize w:val="1"/>
       <w:tblBorders>
-        <w:top w:val="single" w:color="8064A2" w:themeColor="accent4" w:sz="8" w:space="0"/>
-        <w:bottom w:val="single" w:color="8064A2" w:themeColor="accent4" w:sz="8" w:space="0"/>
+        <w:top w:val="single" w:sz="8" w:space="0" w:color="8064A2" w:themeColor="accent4"/>
+        <w:bottom w:val="single" w:sz="8" w:space="0" w:color="8064A2" w:themeColor="accent4"/>
       </w:tblBorders>
     </w:tblPr>
     <w:tblStylePr w:type="firstRow">
@@ -3975,9 +4093,9 @@
       <w:tblPr/>
       <w:tcPr>
         <w:tcBorders>
-          <w:top w:val="single" w:color="8064A2" w:themeColor="accent4" w:sz="8" w:space="0"/>
-          <w:left w:val="nil"/>
-          <w:bottom w:val="single" w:color="8064A2" w:themeColor="accent4" w:sz="8" w:space="0"/>
+          <w:top w:val="single" w:sz="8" w:space="0" w:color="8064A2" w:themeColor="accent4"/>
+          <w:left w:val="nil"/>
+          <w:bottom w:val="single" w:sz="8" w:space="0" w:color="8064A2" w:themeColor="accent4"/>
           <w:right w:val="nil"/>
           <w:insideH w:val="nil"/>
           <w:insideV w:val="nil"/>
@@ -3995,9 +4113,9 @@
       <w:tblPr/>
       <w:tcPr>
         <w:tcBorders>
-          <w:top w:val="single" w:color="8064A2" w:themeColor="accent4" w:sz="8" w:space="0"/>
-          <w:left w:val="nil"/>
-          <w:bottom w:val="single" w:color="8064A2" w:themeColor="accent4" w:sz="8" w:space="0"/>
+          <w:top w:val="single" w:sz="8" w:space="0" w:color="8064A2" w:themeColor="accent4"/>
+          <w:left w:val="nil"/>
+          <w:bottom w:val="single" w:sz="8" w:space="0" w:color="8064A2" w:themeColor="accent4"/>
           <w:right w:val="nil"/>
           <w:insideH w:val="nil"/>
           <w:insideV w:val="nil"/>
@@ -4056,8 +4174,8 @@
       <w:tblStyleRowBandSize w:val="1"/>
       <w:tblStyleColBandSize w:val="1"/>
       <w:tblBorders>
-        <w:top w:val="single" w:color="4BACC6" w:themeColor="accent5" w:sz="8" w:space="0"/>
-        <w:bottom w:val="single" w:color="4BACC6" w:themeColor="accent5" w:sz="8" w:space="0"/>
+        <w:top w:val="single" w:sz="8" w:space="0" w:color="4BACC6" w:themeColor="accent5"/>
+        <w:bottom w:val="single" w:sz="8" w:space="0" w:color="4BACC6" w:themeColor="accent5"/>
       </w:tblBorders>
     </w:tblPr>
     <w:tblStylePr w:type="firstRow">
@@ -4071,9 +4189,9 @@
       <w:tblPr/>
       <w:tcPr>
         <w:tcBorders>
-          <w:top w:val="single" w:color="4BACC6" w:themeColor="accent5" w:sz="8" w:space="0"/>
-          <w:left w:val="nil"/>
-          <w:bottom w:val="single" w:color="4BACC6" w:themeColor="accent5" w:sz="8" w:space="0"/>
+          <w:top w:val="single" w:sz="8" w:space="0" w:color="4BACC6" w:themeColor="accent5"/>
+          <w:left w:val="nil"/>
+          <w:bottom w:val="single" w:sz="8" w:space="0" w:color="4BACC6" w:themeColor="accent5"/>
           <w:right w:val="nil"/>
           <w:insideH w:val="nil"/>
           <w:insideV w:val="nil"/>
@@ -4091,9 +4209,9 @@
       <w:tblPr/>
       <w:tcPr>
         <w:tcBorders>
-          <w:top w:val="single" w:color="4BACC6" w:themeColor="accent5" w:sz="8" w:space="0"/>
-          <w:left w:val="nil"/>
-          <w:bottom w:val="single" w:color="4BACC6" w:themeColor="accent5" w:sz="8" w:space="0"/>
+          <w:top w:val="single" w:sz="8" w:space="0" w:color="4BACC6" w:themeColor="accent5"/>
+          <w:left w:val="nil"/>
+          <w:bottom w:val="single" w:sz="8" w:space="0" w:color="4BACC6" w:themeColor="accent5"/>
           <w:right w:val="nil"/>
           <w:insideH w:val="nil"/>
           <w:insideV w:val="nil"/>
@@ -4152,8 +4270,8 @@
       <w:tblStyleRowBandSize w:val="1"/>
       <w:tblStyleColBandSize w:val="1"/>
       <w:tblBorders>
-        <w:top w:val="single" w:color="F79646" w:themeColor="accent6" w:sz="8" w:space="0"/>
-        <w:bottom w:val="single" w:color="F79646" w:themeColor="accent6" w:sz="8" w:space="0"/>
+        <w:top w:val="single" w:sz="8" w:space="0" w:color="F79646" w:themeColor="accent6"/>
+        <w:bottom w:val="single" w:sz="8" w:space="0" w:color="F79646" w:themeColor="accent6"/>
       </w:tblBorders>
     </w:tblPr>
     <w:tblStylePr w:type="firstRow">
@@ -4167,9 +4285,9 @@
       <w:tblPr/>
       <w:tcPr>
         <w:tcBorders>
-          <w:top w:val="single" w:color="F79646" w:themeColor="accent6" w:sz="8" w:space="0"/>
-          <w:left w:val="nil"/>
-          <w:bottom w:val="single" w:color="F79646" w:themeColor="accent6" w:sz="8" w:space="0"/>
+          <w:top w:val="single" w:sz="8" w:space="0" w:color="F79646" w:themeColor="accent6"/>
+          <w:left w:val="nil"/>
+          <w:bottom w:val="single" w:sz="8" w:space="0" w:color="F79646" w:themeColor="accent6"/>
           <w:right w:val="nil"/>
           <w:insideH w:val="nil"/>
           <w:insideV w:val="nil"/>
@@ -4187,9 +4305,9 @@
       <w:tblPr/>
       <w:tcPr>
         <w:tcBorders>
-          <w:top w:val="single" w:color="F79646" w:themeColor="accent6" w:sz="8" w:space="0"/>
-          <w:left w:val="nil"/>
-          <w:bottom w:val="single" w:color="F79646" w:themeColor="accent6" w:sz="8" w:space="0"/>
+          <w:top w:val="single" w:sz="8" w:space="0" w:color="F79646" w:themeColor="accent6"/>
+          <w:left w:val="nil"/>
+          <w:bottom w:val="single" w:sz="8" w:space="0" w:color="F79646" w:themeColor="accent6"/>
           <w:right w:val="nil"/>
           <w:insideH w:val="nil"/>
           <w:insideV w:val="nil"/>
@@ -4245,10 +4363,10 @@
       <w:tblStyleRowBandSize w:val="1"/>
       <w:tblStyleColBandSize w:val="1"/>
       <w:tblBorders>
-        <w:top w:val="single" w:color="000000" w:themeColor="text1" w:sz="8" w:space="0"/>
-        <w:left w:val="single" w:color="000000" w:themeColor="text1" w:sz="8" w:space="0"/>
-        <w:bottom w:val="single" w:color="000000" w:themeColor="text1" w:sz="8" w:space="0"/>
-        <w:right w:val="single" w:color="000000" w:themeColor="text1" w:sz="8" w:space="0"/>
+        <w:top w:val="single" w:sz="8" w:space="0" w:color="000000" w:themeColor="text1"/>
+        <w:left w:val="single" w:sz="8" w:space="0" w:color="000000" w:themeColor="text1"/>
+        <w:bottom w:val="single" w:sz="8" w:space="0" w:color="000000" w:themeColor="text1"/>
+        <w:right w:val="single" w:sz="8" w:space="0" w:color="000000" w:themeColor="text1"/>
       </w:tblBorders>
     </w:tblPr>
     <w:tblStylePr w:type="firstRow">
@@ -4276,10 +4394,10 @@
       <w:tblPr/>
       <w:tcPr>
         <w:tcBorders>
-          <w:top w:val="double" w:color="000000" w:themeColor="text1" w:sz="6" w:space="0"/>
-          <w:left w:val="single" w:color="000000" w:themeColor="text1" w:sz="8" w:space="0"/>
-          <w:bottom w:val="single" w:color="000000" w:themeColor="text1" w:sz="8" w:space="0"/>
-          <w:right w:val="single" w:color="000000" w:themeColor="text1" w:sz="8" w:space="0"/>
+          <w:top w:val="double" w:sz="6" w:space="0" w:color="000000" w:themeColor="text1"/>
+          <w:left w:val="single" w:sz="8" w:space="0" w:color="000000" w:themeColor="text1"/>
+          <w:bottom w:val="single" w:sz="8" w:space="0" w:color="000000" w:themeColor="text1"/>
+          <w:right w:val="single" w:sz="8" w:space="0" w:color="000000" w:themeColor="text1"/>
         </w:tcBorders>
       </w:tcPr>
     </w:tblStylePr>
@@ -4299,10 +4417,10 @@
       <w:tblPr/>
       <w:tcPr>
         <w:tcBorders>
-          <w:top w:val="single" w:color="000000" w:themeColor="text1" w:sz="8" w:space="0"/>
-          <w:left w:val="single" w:color="000000" w:themeColor="text1" w:sz="8" w:space="0"/>
-          <w:bottom w:val="single" w:color="000000" w:themeColor="text1" w:sz="8" w:space="0"/>
-          <w:right w:val="single" w:color="000000" w:themeColor="text1" w:sz="8" w:space="0"/>
+          <w:top w:val="single" w:sz="8" w:space="0" w:color="000000" w:themeColor="text1"/>
+          <w:left w:val="single" w:sz="8" w:space="0" w:color="000000" w:themeColor="text1"/>
+          <w:bottom w:val="single" w:sz="8" w:space="0" w:color="000000" w:themeColor="text1"/>
+          <w:right w:val="single" w:sz="8" w:space="0" w:color="000000" w:themeColor="text1"/>
         </w:tcBorders>
       </w:tcPr>
     </w:tblStylePr>
@@ -4310,10 +4428,10 @@
       <w:tblPr/>
       <w:tcPr>
         <w:tcBorders>
-          <w:top w:val="single" w:color="000000" w:themeColor="text1" w:sz="8" w:space="0"/>
-          <w:left w:val="single" w:color="000000" w:themeColor="text1" w:sz="8" w:space="0"/>
-          <w:bottom w:val="single" w:color="000000" w:themeColor="text1" w:sz="8" w:space="0"/>
-          <w:right w:val="single" w:color="000000" w:themeColor="text1" w:sz="8" w:space="0"/>
+          <w:top w:val="single" w:sz="8" w:space="0" w:color="000000" w:themeColor="text1"/>
+          <w:left w:val="single" w:sz="8" w:space="0" w:color="000000" w:themeColor="text1"/>
+          <w:bottom w:val="single" w:sz="8" w:space="0" w:color="000000" w:themeColor="text1"/>
+          <w:right w:val="single" w:sz="8" w:space="0" w:color="000000" w:themeColor="text1"/>
         </w:tcBorders>
       </w:tcPr>
     </w:tblStylePr>
@@ -4330,10 +4448,10 @@
       <w:tblStyleRowBandSize w:val="1"/>
       <w:tblStyleColBandSize w:val="1"/>
       <w:tblBorders>
-        <w:top w:val="single" w:color="4F81BD" w:themeColor="accent1" w:sz="8" w:space="0"/>
-        <w:left w:val="single" w:color="4F81BD" w:themeColor="accent1" w:sz="8" w:space="0"/>
-        <w:bottom w:val="single" w:color="4F81BD" w:themeColor="accent1" w:sz="8" w:space="0"/>
-        <w:right w:val="single" w:color="4F81BD" w:themeColor="accent1" w:sz="8" w:space="0"/>
+        <w:top w:val="single" w:sz="8" w:space="0" w:color="4F81BD" w:themeColor="accent1"/>
+        <w:left w:val="single" w:sz="8" w:space="0" w:color="4F81BD" w:themeColor="accent1"/>
+        <w:bottom w:val="single" w:sz="8" w:space="0" w:color="4F81BD" w:themeColor="accent1"/>
+        <w:right w:val="single" w:sz="8" w:space="0" w:color="4F81BD" w:themeColor="accent1"/>
       </w:tblBorders>
     </w:tblPr>
     <w:tblStylePr w:type="firstRow">
@@ -4361,10 +4479,10 @@
       <w:tblPr/>
       <w:tcPr>
         <w:tcBorders>
-          <w:top w:val="double" w:color="4F81BD" w:themeColor="accent1" w:sz="6" w:space="0"/>
-          <w:left w:val="single" w:color="4F81BD" w:themeColor="accent1" w:sz="8" w:space="0"/>
-          <w:bottom w:val="single" w:color="4F81BD" w:themeColor="accent1" w:sz="8" w:space="0"/>
-          <w:right w:val="single" w:color="4F81BD" w:themeColor="accent1" w:sz="8" w:space="0"/>
+          <w:top w:val="double" w:sz="6" w:space="0" w:color="4F81BD" w:themeColor="accent1"/>
+          <w:left w:val="single" w:sz="8" w:space="0" w:color="4F81BD" w:themeColor="accent1"/>
+          <w:bottom w:val="single" w:sz="8" w:space="0" w:color="4F81BD" w:themeColor="accent1"/>
+          <w:right w:val="single" w:sz="8" w:space="0" w:color="4F81BD" w:themeColor="accent1"/>
         </w:tcBorders>
       </w:tcPr>
     </w:tblStylePr>
@@ -4384,10 +4502,10 @@
       <w:tblPr/>
       <w:tcPr>
         <w:tcBorders>
-          <w:top w:val="single" w:color="4F81BD" w:themeColor="accent1" w:sz="8" w:space="0"/>
-          <w:left w:val="single" w:color="4F81BD" w:themeColor="accent1" w:sz="8" w:space="0"/>
-          <w:bottom w:val="single" w:color="4F81BD" w:themeColor="accent1" w:sz="8" w:space="0"/>
-          <w:right w:val="single" w:color="4F81BD" w:themeColor="accent1" w:sz="8" w:space="0"/>
+          <w:top w:val="single" w:sz="8" w:space="0" w:color="4F81BD" w:themeColor="accent1"/>
+          <w:left w:val="single" w:sz="8" w:space="0" w:color="4F81BD" w:themeColor="accent1"/>
+          <w:bottom w:val="single" w:sz="8" w:space="0" w:color="4F81BD" w:themeColor="accent1"/>
+          <w:right w:val="single" w:sz="8" w:space="0" w:color="4F81BD" w:themeColor="accent1"/>
         </w:tcBorders>
       </w:tcPr>
     </w:tblStylePr>
@@ -4395,10 +4513,10 @@
       <w:tblPr/>
       <w:tcPr>
         <w:tcBorders>
-          <w:top w:val="single" w:color="4F81BD" w:themeColor="accent1" w:sz="8" w:space="0"/>
-          <w:left w:val="single" w:color="4F81BD" w:themeColor="accent1" w:sz="8" w:space="0"/>
-          <w:bottom w:val="single" w:color="4F81BD" w:themeColor="accent1" w:sz="8" w:space="0"/>
-          <w:right w:val="single" w:color="4F81BD" w:themeColor="accent1" w:sz="8" w:space="0"/>
+          <w:top w:val="single" w:sz="8" w:space="0" w:color="4F81BD" w:themeColor="accent1"/>
+          <w:left w:val="single" w:sz="8" w:space="0" w:color="4F81BD" w:themeColor="accent1"/>
+          <w:bottom w:val="single" w:sz="8" w:space="0" w:color="4F81BD" w:themeColor="accent1"/>
+          <w:right w:val="single" w:sz="8" w:space="0" w:color="4F81BD" w:themeColor="accent1"/>
         </w:tcBorders>
       </w:tcPr>
     </w:tblStylePr>
@@ -4415,10 +4533,10 @@
       <w:tblStyleRowBandSize w:val="1"/>
       <w:tblStyleColBandSize w:val="1"/>
       <w:tblBorders>
-        <w:top w:val="single" w:color="C0504D" w:themeColor="accent2" w:sz="8" w:space="0"/>
-        <w:left w:val="single" w:color="C0504D" w:themeColor="accent2" w:sz="8" w:space="0"/>
-        <w:bottom w:val="single" w:color="C0504D" w:themeColor="accent2" w:sz="8" w:space="0"/>
-        <w:right w:val="single" w:color="C0504D" w:themeColor="accent2" w:sz="8" w:space="0"/>
+        <w:top w:val="single" w:sz="8" w:space="0" w:color="C0504D" w:themeColor="accent2"/>
+        <w:left w:val="single" w:sz="8" w:space="0" w:color="C0504D" w:themeColor="accent2"/>
+        <w:bottom w:val="single" w:sz="8" w:space="0" w:color="C0504D" w:themeColor="accent2"/>
+        <w:right w:val="single" w:sz="8" w:space="0" w:color="C0504D" w:themeColor="accent2"/>
       </w:tblBorders>
     </w:tblPr>
     <w:tblStylePr w:type="firstRow">
@@ -4446,10 +4564,10 @@
       <w:tblPr/>
       <w:tcPr>
         <w:tcBorders>
-          <w:top w:val="double" w:color="C0504D" w:themeColor="accent2" w:sz="6" w:space="0"/>
-          <w:left w:val="single" w:color="C0504D" w:themeColor="accent2" w:sz="8" w:space="0"/>
-          <w:bottom w:val="single" w:color="C0504D" w:themeColor="accent2" w:sz="8" w:space="0"/>
-          <w:right w:val="single" w:color="C0504D" w:themeColor="accent2" w:sz="8" w:space="0"/>
+          <w:top w:val="double" w:sz="6" w:space="0" w:color="C0504D" w:themeColor="accent2"/>
+          <w:left w:val="single" w:sz="8" w:space="0" w:color="C0504D" w:themeColor="accent2"/>
+          <w:bottom w:val="single" w:sz="8" w:space="0" w:color="C0504D" w:themeColor="accent2"/>
+          <w:right w:val="single" w:sz="8" w:space="0" w:color="C0504D" w:themeColor="accent2"/>
         </w:tcBorders>
       </w:tcPr>
     </w:tblStylePr>
@@ -4469,10 +4587,10 @@
       <w:tblPr/>
       <w:tcPr>
         <w:tcBorders>
-          <w:top w:val="single" w:color="C0504D" w:themeColor="accent2" w:sz="8" w:space="0"/>
-          <w:left w:val="single" w:color="C0504D" w:themeColor="accent2" w:sz="8" w:space="0"/>
-          <w:bottom w:val="single" w:color="C0504D" w:themeColor="accent2" w:sz="8" w:space="0"/>
-          <w:right w:val="single" w:color="C0504D" w:themeColor="accent2" w:sz="8" w:space="0"/>
+          <w:top w:val="single" w:sz="8" w:space="0" w:color="C0504D" w:themeColor="accent2"/>
+          <w:left w:val="single" w:sz="8" w:space="0" w:color="C0504D" w:themeColor="accent2"/>
+          <w:bottom w:val="single" w:sz="8" w:space="0" w:color="C0504D" w:themeColor="accent2"/>
+          <w:right w:val="single" w:sz="8" w:space="0" w:color="C0504D" w:themeColor="accent2"/>
         </w:tcBorders>
       </w:tcPr>
     </w:tblStylePr>
@@ -4480,10 +4598,10 @@
       <w:tblPr/>
       <w:tcPr>
         <w:tcBorders>
-          <w:top w:val="single" w:color="C0504D" w:themeColor="accent2" w:sz="8" w:space="0"/>
-          <w:left w:val="single" w:color="C0504D" w:themeColor="accent2" w:sz="8" w:space="0"/>
-          <w:bottom w:val="single" w:color="C0504D" w:themeColor="accent2" w:sz="8" w:space="0"/>
-          <w:right w:val="single" w:color="C0504D" w:themeColor="accent2" w:sz="8" w:space="0"/>
+          <w:top w:val="single" w:sz="8" w:space="0" w:color="C0504D" w:themeColor="accent2"/>
+          <w:left w:val="single" w:sz="8" w:space="0" w:color="C0504D" w:themeColor="accent2"/>
+          <w:bottom w:val="single" w:sz="8" w:space="0" w:color="C0504D" w:themeColor="accent2"/>
+          <w:right w:val="single" w:sz="8" w:space="0" w:color="C0504D" w:themeColor="accent2"/>
         </w:tcBorders>
       </w:tcPr>
     </w:tblStylePr>
@@ -4500,10 +4618,10 @@
       <w:tblStyleRowBandSize w:val="1"/>
       <w:tblStyleColBandSize w:val="1"/>
       <w:tblBorders>
-        <w:top w:val="single" w:color="9BBB59" w:themeColor="accent3" w:sz="8" w:space="0"/>
-        <w:left w:val="single" w:color="9BBB59" w:themeColor="accent3" w:sz="8" w:space="0"/>
-        <w:bottom w:val="single" w:color="9BBB59" w:themeColor="accent3" w:sz="8" w:space="0"/>
-        <w:right w:val="single" w:color="9BBB59" w:themeColor="accent3" w:sz="8" w:space="0"/>
+        <w:top w:val="single" w:sz="8" w:space="0" w:color="9BBB59" w:themeColor="accent3"/>
+        <w:left w:val="single" w:sz="8" w:space="0" w:color="9BBB59" w:themeColor="accent3"/>
+        <w:bottom w:val="single" w:sz="8" w:space="0" w:color="9BBB59" w:themeColor="accent3"/>
+        <w:right w:val="single" w:sz="8" w:space="0" w:color="9BBB59" w:themeColor="accent3"/>
       </w:tblBorders>
     </w:tblPr>
     <w:tblStylePr w:type="firstRow">
@@ -4531,10 +4649,10 @@
       <w:tblPr/>
       <w:tcPr>
         <w:tcBorders>
-          <w:top w:val="double" w:color="9BBB59" w:themeColor="accent3" w:sz="6" w:space="0"/>
-          <w:left w:val="single" w:color="9BBB59" w:themeColor="accent3" w:sz="8" w:space="0"/>
-          <w:bottom w:val="single" w:color="9BBB59" w:themeColor="accent3" w:sz="8" w:space="0"/>
-          <w:right w:val="single" w:color="9BBB59" w:themeColor="accent3" w:sz="8" w:space="0"/>
+          <w:top w:val="double" w:sz="6" w:space="0" w:color="9BBB59" w:themeColor="accent3"/>
+          <w:left w:val="single" w:sz="8" w:space="0" w:color="9BBB59" w:themeColor="accent3"/>
+          <w:bottom w:val="single" w:sz="8" w:space="0" w:color="9BBB59" w:themeColor="accent3"/>
+          <w:right w:val="single" w:sz="8" w:space="0" w:color="9BBB59" w:themeColor="accent3"/>
         </w:tcBorders>
       </w:tcPr>
     </w:tblStylePr>
@@ -4554,10 +4672,10 @@
       <w:tblPr/>
       <w:tcPr>
         <w:tcBorders>
-          <w:top w:val="single" w:color="9BBB59" w:themeColor="accent3" w:sz="8" w:space="0"/>
-          <w:left w:val="single" w:color="9BBB59" w:themeColor="accent3" w:sz="8" w:space="0"/>
-          <w:bottom w:val="single" w:color="9BBB59" w:themeColor="accent3" w:sz="8" w:space="0"/>
-          <w:right w:val="single" w:color="9BBB59" w:themeColor="accent3" w:sz="8" w:space="0"/>
+          <w:top w:val="single" w:sz="8" w:space="0" w:color="9BBB59" w:themeColor="accent3"/>
+          <w:left w:val="single" w:sz="8" w:space="0" w:color="9BBB59" w:themeColor="accent3"/>
+          <w:bottom w:val="single" w:sz="8" w:space="0" w:color="9BBB59" w:themeColor="accent3"/>
+          <w:right w:val="single" w:sz="8" w:space="0" w:color="9BBB59" w:themeColor="accent3"/>
         </w:tcBorders>
       </w:tcPr>
     </w:tblStylePr>
@@ -4565,10 +4683,10 @@
       <w:tblPr/>
       <w:tcPr>
         <w:tcBorders>
-          <w:top w:val="single" w:color="9BBB59" w:themeColor="accent3" w:sz="8" w:space="0"/>
-          <w:left w:val="single" w:color="9BBB59" w:themeColor="accent3" w:sz="8" w:space="0"/>
-          <w:bottom w:val="single" w:color="9BBB59" w:themeColor="accent3" w:sz="8" w:space="0"/>
-          <w:right w:val="single" w:color="9BBB59" w:themeColor="accent3" w:sz="8" w:space="0"/>
+          <w:top w:val="single" w:sz="8" w:space="0" w:color="9BBB59" w:themeColor="accent3"/>
+          <w:left w:val="single" w:sz="8" w:space="0" w:color="9BBB59" w:themeColor="accent3"/>
+          <w:bottom w:val="single" w:sz="8" w:space="0" w:color="9BBB59" w:themeColor="accent3"/>
+          <w:right w:val="single" w:sz="8" w:space="0" w:color="9BBB59" w:themeColor="accent3"/>
         </w:tcBorders>
       </w:tcPr>
     </w:tblStylePr>
@@ -4585,10 +4703,10 @@
       <w:tblStyleRowBandSize w:val="1"/>
       <w:tblStyleColBandSize w:val="1"/>
       <w:tblBorders>
-        <w:top w:val="single" w:color="8064A2" w:themeColor="accent4" w:sz="8" w:space="0"/>
-        <w:left w:val="single" w:color="8064A2" w:themeColor="accent4" w:sz="8" w:space="0"/>
-        <w:bottom w:val="single" w:color="8064A2" w:themeColor="accent4" w:sz="8" w:space="0"/>
-        <w:right w:val="single" w:color="8064A2" w:themeColor="accent4" w:sz="8" w:space="0"/>
+        <w:top w:val="single" w:sz="8" w:space="0" w:color="8064A2" w:themeColor="accent4"/>
+        <w:left w:val="single" w:sz="8" w:space="0" w:color="8064A2" w:themeColor="accent4"/>
+        <w:bottom w:val="single" w:sz="8" w:space="0" w:color="8064A2" w:themeColor="accent4"/>
+        <w:right w:val="single" w:sz="8" w:space="0" w:color="8064A2" w:themeColor="accent4"/>
       </w:tblBorders>
     </w:tblPr>
     <w:tblStylePr w:type="firstRow">
@@ -4616,10 +4734,10 @@
       <w:tblPr/>
       <w:tcPr>
         <w:tcBorders>
-          <w:top w:val="double" w:color="8064A2" w:themeColor="accent4" w:sz="6" w:space="0"/>
-          <w:left w:val="single" w:color="8064A2" w:themeColor="accent4" w:sz="8" w:space="0"/>
-          <w:bottom w:val="single" w:color="8064A2" w:themeColor="accent4" w:sz="8" w:space="0"/>
-          <w:right w:val="single" w:color="8064A2" w:themeColor="accent4" w:sz="8" w:space="0"/>
+          <w:top w:val="double" w:sz="6" w:space="0" w:color="8064A2" w:themeColor="accent4"/>
+          <w:left w:val="single" w:sz="8" w:space="0" w:color="8064A2" w:themeColor="accent4"/>
+          <w:bottom w:val="single" w:sz="8" w:space="0" w:color="8064A2" w:themeColor="accent4"/>
+          <w:right w:val="single" w:sz="8" w:space="0" w:color="8064A2" w:themeColor="accent4"/>
         </w:tcBorders>
       </w:tcPr>
     </w:tblStylePr>
@@ -4639,10 +4757,10 @@
       <w:tblPr/>
       <w:tcPr>
         <w:tcBorders>
-          <w:top w:val="single" w:color="8064A2" w:themeColor="accent4" w:sz="8" w:space="0"/>
-          <w:left w:val="single" w:color="8064A2" w:themeColor="accent4" w:sz="8" w:space="0"/>
-          <w:bottom w:val="single" w:color="8064A2" w:themeColor="accent4" w:sz="8" w:space="0"/>
-          <w:right w:val="single" w:color="8064A2" w:themeColor="accent4" w:sz="8" w:space="0"/>
+          <w:top w:val="single" w:sz="8" w:space="0" w:color="8064A2" w:themeColor="accent4"/>
+          <w:left w:val="single" w:sz="8" w:space="0" w:color="8064A2" w:themeColor="accent4"/>
+          <w:bottom w:val="single" w:sz="8" w:space="0" w:color="8064A2" w:themeColor="accent4"/>
+          <w:right w:val="single" w:sz="8" w:space="0" w:color="8064A2" w:themeColor="accent4"/>
         </w:tcBorders>
       </w:tcPr>
     </w:tblStylePr>
@@ -4650,10 +4768,10 @@
       <w:tblPr/>
       <w:tcPr>
         <w:tcBorders>
-          <w:top w:val="single" w:color="8064A2" w:themeColor="accent4" w:sz="8" w:space="0"/>
-          <w:left w:val="single" w:color="8064A2" w:themeColor="accent4" w:sz="8" w:space="0"/>
-          <w:bottom w:val="single" w:color="8064A2" w:themeColor="accent4" w:sz="8" w:space="0"/>
-          <w:right w:val="single" w:color="8064A2" w:themeColor="accent4" w:sz="8" w:space="0"/>
+          <w:top w:val="single" w:sz="8" w:space="0" w:color="8064A2" w:themeColor="accent4"/>
+          <w:left w:val="single" w:sz="8" w:space="0" w:color="8064A2" w:themeColor="accent4"/>
+          <w:bottom w:val="single" w:sz="8" w:space="0" w:color="8064A2" w:themeColor="accent4"/>
+          <w:right w:val="single" w:sz="8" w:space="0" w:color="8064A2" w:themeColor="accent4"/>
         </w:tcBorders>
       </w:tcPr>
     </w:tblStylePr>
@@ -4670,10 +4788,10 @@
       <w:tblStyleRowBandSize w:val="1"/>
       <w:tblStyleColBandSize w:val="1"/>
       <w:tblBorders>
-        <w:top w:val="single" w:color="4BACC6" w:themeColor="accent5" w:sz="8" w:space="0"/>
-        <w:left w:val="single" w:color="4BACC6" w:themeColor="accent5" w:sz="8" w:space="0"/>
-        <w:bottom w:val="single" w:color="4BACC6" w:themeColor="accent5" w:sz="8" w:space="0"/>
-        <w:right w:val="single" w:color="4BACC6" w:themeColor="accent5" w:sz="8" w:space="0"/>
+        <w:top w:val="single" w:sz="8" w:space="0" w:color="4BACC6" w:themeColor="accent5"/>
+        <w:left w:val="single" w:sz="8" w:space="0" w:color="4BACC6" w:themeColor="accent5"/>
+        <w:bottom w:val="single" w:sz="8" w:space="0" w:color="4BACC6" w:themeColor="accent5"/>
+        <w:right w:val="single" w:sz="8" w:space="0" w:color="4BACC6" w:themeColor="accent5"/>
       </w:tblBorders>
     </w:tblPr>
     <w:tblStylePr w:type="firstRow">
@@ -4701,10 +4819,10 @@
       <w:tblPr/>
       <w:tcPr>
         <w:tcBorders>
-          <w:top w:val="double" w:color="4BACC6" w:themeColor="accent5" w:sz="6" w:space="0"/>
-          <w:left w:val="single" w:color="4BACC6" w:themeColor="accent5" w:sz="8" w:space="0"/>
-          <w:bottom w:val="single" w:color="4BACC6" w:themeColor="accent5" w:sz="8" w:space="0"/>
-          <w:right w:val="single" w:color="4BACC6" w:themeColor="accent5" w:sz="8" w:space="0"/>
+          <w:top w:val="double" w:sz="6" w:space="0" w:color="4BACC6" w:themeColor="accent5"/>
+          <w:left w:val="single" w:sz="8" w:space="0" w:color="4BACC6" w:themeColor="accent5"/>
+          <w:bottom w:val="single" w:sz="8" w:space="0" w:color="4BACC6" w:themeColor="accent5"/>
+          <w:right w:val="single" w:sz="8" w:space="0" w:color="4BACC6" w:themeColor="accent5"/>
         </w:tcBorders>
       </w:tcPr>
     </w:tblStylePr>
@@ -4724,10 +4842,10 @@
       <w:tblPr/>
       <w:tcPr>
         <w:tcBorders>
-          <w:top w:val="single" w:color="4BACC6" w:themeColor="accent5" w:sz="8" w:space="0"/>
-          <w:left w:val="single" w:color="4BACC6" w:themeColor="accent5" w:sz="8" w:space="0"/>
-          <w:bottom w:val="single" w:color="4BACC6" w:themeColor="accent5" w:sz="8" w:space="0"/>
-          <w:right w:val="single" w:color="4BACC6" w:themeColor="accent5" w:sz="8" w:space="0"/>
+          <w:top w:val="single" w:sz="8" w:space="0" w:color="4BACC6" w:themeColor="accent5"/>
+          <w:left w:val="single" w:sz="8" w:space="0" w:color="4BACC6" w:themeColor="accent5"/>
+          <w:bottom w:val="single" w:sz="8" w:space="0" w:color="4BACC6" w:themeColor="accent5"/>
+          <w:right w:val="single" w:sz="8" w:space="0" w:color="4BACC6" w:themeColor="accent5"/>
         </w:tcBorders>
       </w:tcPr>
     </w:tblStylePr>
@@ -4735,10 +4853,10 @@
       <w:tblPr/>
       <w:tcPr>
         <w:tcBorders>
-          <w:top w:val="single" w:color="4BACC6" w:themeColor="accent5" w:sz="8" w:space="0"/>
-          <w:left w:val="single" w:color="4BACC6" w:themeColor="accent5" w:sz="8" w:space="0"/>
-          <w:bottom w:val="single" w:color="4BACC6" w:themeColor="accent5" w:sz="8" w:space="0"/>
-          <w:right w:val="single" w:color="4BACC6" w:themeColor="accent5" w:sz="8" w:space="0"/>
+          <w:top w:val="single" w:sz="8" w:space="0" w:color="4BACC6" w:themeColor="accent5"/>
+          <w:left w:val="single" w:sz="8" w:space="0" w:color="4BACC6" w:themeColor="accent5"/>
+          <w:bottom w:val="single" w:sz="8" w:space="0" w:color="4BACC6" w:themeColor="accent5"/>
+          <w:right w:val="single" w:sz="8" w:space="0" w:color="4BACC6" w:themeColor="accent5"/>
         </w:tcBorders>
       </w:tcPr>
     </w:tblStylePr>
@@ -4755,10 +4873,10 @@
       <w:tblStyleRowBandSize w:val="1"/>
       <w:tblStyleColBandSize w:val="1"/>
       <w:tblBorders>
-        <w:top w:val="single" w:color="F79646" w:themeColor="accent6" w:sz="8" w:space="0"/>
-        <w:left w:val="single" w:color="F79646" w:themeColor="accent6" w:sz="8" w:space="0"/>
-        <w:bottom w:val="single" w:color="F79646" w:themeColor="accent6" w:sz="8" w:space="0"/>
-        <w:right w:val="single" w:color="F79646" w:themeColor="accent6" w:sz="8" w:space="0"/>
+        <w:top w:val="single" w:sz="8" w:space="0" w:color="F79646" w:themeColor="accent6"/>
+        <w:left w:val="single" w:sz="8" w:space="0" w:color="F79646" w:themeColor="accent6"/>
+        <w:bottom w:val="single" w:sz="8" w:space="0" w:color="F79646" w:themeColor="accent6"/>
+        <w:right w:val="single" w:sz="8" w:space="0" w:color="F79646" w:themeColor="accent6"/>
       </w:tblBorders>
     </w:tblPr>
     <w:tblStylePr w:type="firstRow">
@@ -4786,10 +4904,10 @@
       <w:tblPr/>
       <w:tcPr>
         <w:tcBorders>
-          <w:top w:val="double" w:color="F79646" w:themeColor="accent6" w:sz="6" w:space="0"/>
-          <w:left w:val="single" w:color="F79646" w:themeColor="accent6" w:sz="8" w:space="0"/>
-          <w:bottom w:val="single" w:color="F79646" w:themeColor="accent6" w:sz="8" w:space="0"/>
-          <w:right w:val="single" w:color="F79646" w:themeColor="accent6" w:sz="8" w:space="0"/>
+          <w:top w:val="double" w:sz="6" w:space="0" w:color="F79646" w:themeColor="accent6"/>
+          <w:left w:val="single" w:sz="8" w:space="0" w:color="F79646" w:themeColor="accent6"/>
+          <w:bottom w:val="single" w:sz="8" w:space="0" w:color="F79646" w:themeColor="accent6"/>
+          <w:right w:val="single" w:sz="8" w:space="0" w:color="F79646" w:themeColor="accent6"/>
         </w:tcBorders>
       </w:tcPr>
     </w:tblStylePr>
@@ -4809,10 +4927,10 @@
       <w:tblPr/>
       <w:tcPr>
         <w:tcBorders>
-          <w:top w:val="single" w:color="F79646" w:themeColor="accent6" w:sz="8" w:space="0"/>
-          <w:left w:val="single" w:color="F79646" w:themeColor="accent6" w:sz="8" w:space="0"/>
-          <w:bottom w:val="single" w:color="F79646" w:themeColor="accent6" w:sz="8" w:space="0"/>
-          <w:right w:val="single" w:color="F79646" w:themeColor="accent6" w:sz="8" w:space="0"/>
+          <w:top w:val="single" w:sz="8" w:space="0" w:color="F79646" w:themeColor="accent6"/>
+          <w:left w:val="single" w:sz="8" w:space="0" w:color="F79646" w:themeColor="accent6"/>
+          <w:bottom w:val="single" w:sz="8" w:space="0" w:color="F79646" w:themeColor="accent6"/>
+          <w:right w:val="single" w:sz="8" w:space="0" w:color="F79646" w:themeColor="accent6"/>
         </w:tcBorders>
       </w:tcPr>
     </w:tblStylePr>
@@ -4820,10 +4938,10 @@
       <w:tblPr/>
       <w:tcPr>
         <w:tcBorders>
-          <w:top w:val="single" w:color="F79646" w:themeColor="accent6" w:sz="8" w:space="0"/>
-          <w:left w:val="single" w:color="F79646" w:themeColor="accent6" w:sz="8" w:space="0"/>
-          <w:bottom w:val="single" w:color="F79646" w:themeColor="accent6" w:sz="8" w:space="0"/>
-          <w:right w:val="single" w:color="F79646" w:themeColor="accent6" w:sz="8" w:space="0"/>
+          <w:top w:val="single" w:sz="8" w:space="0" w:color="F79646" w:themeColor="accent6"/>
+          <w:left w:val="single" w:sz="8" w:space="0" w:color="F79646" w:themeColor="accent6"/>
+          <w:bottom w:val="single" w:sz="8" w:space="0" w:color="F79646" w:themeColor="accent6"/>
+          <w:right w:val="single" w:sz="8" w:space="0" w:color="F79646" w:themeColor="accent6"/>
         </w:tcBorders>
       </w:tcPr>
     </w:tblStylePr>
@@ -4840,12 +4958,12 @@
       <w:tblStyleRowBandSize w:val="1"/>
       <w:tblStyleColBandSize w:val="1"/>
       <w:tblBorders>
-        <w:top w:val="single" w:color="000000" w:themeColor="text1" w:sz="8" w:space="0"/>
-        <w:left w:val="single" w:color="000000" w:themeColor="text1" w:sz="8" w:space="0"/>
-        <w:bottom w:val="single" w:color="000000" w:themeColor="text1" w:sz="8" w:space="0"/>
-        <w:right w:val="single" w:color="000000" w:themeColor="text1" w:sz="8" w:space="0"/>
-        <w:insideH w:val="single" w:color="000000" w:themeColor="text1" w:sz="8" w:space="0"/>
-        <w:insideV w:val="single" w:color="000000" w:themeColor="text1" w:sz="8" w:space="0"/>
+        <w:top w:val="single" w:sz="8" w:space="0" w:color="000000" w:themeColor="text1"/>
+        <w:left w:val="single" w:sz="8" w:space="0" w:color="000000" w:themeColor="text1"/>
+        <w:bottom w:val="single" w:sz="8" w:space="0" w:color="000000" w:themeColor="text1"/>
+        <w:right w:val="single" w:sz="8" w:space="0" w:color="000000" w:themeColor="text1"/>
+        <w:insideH w:val="single" w:sz="8" w:space="0" w:color="000000" w:themeColor="text1"/>
+        <w:insideV w:val="single" w:sz="8" w:space="0" w:color="000000" w:themeColor="text1"/>
       </w:tblBorders>
     </w:tblPr>
     <w:tblStylePr w:type="firstRow">
@@ -4853,19 +4971,19 @@
         <w:spacing w:before="0" w:after="0" w:line="240" w:lineRule="auto"/>
       </w:pPr>
       <w:rPr>
-        <w:rFonts w:asciiTheme="majorHAnsi" w:hAnsiTheme="majorHAnsi" w:eastAsiaTheme="majorEastAsia" w:cstheme="majorBidi"/>
-        <w:b/>
-        <w:bCs/>
-      </w:rPr>
-      <w:tblPr/>
-      <w:tcPr>
-        <w:tcBorders>
-          <w:top w:val="single" w:color="000000" w:themeColor="text1" w:sz="8" w:space="0"/>
-          <w:left w:val="single" w:color="000000" w:themeColor="text1" w:sz="8" w:space="0"/>
-          <w:bottom w:val="single" w:color="000000" w:themeColor="text1" w:sz="18" w:space="0"/>
-          <w:right w:val="single" w:color="000000" w:themeColor="text1" w:sz="8" w:space="0"/>
-          <w:insideH w:val="nil"/>
-          <w:insideV w:val="single" w:color="000000" w:themeColor="text1" w:sz="8" w:space="0"/>
+        <w:rFonts w:asciiTheme="majorHAnsi" w:eastAsiaTheme="majorEastAsia" w:hAnsiTheme="majorHAnsi" w:cstheme="majorBidi"/>
+        <w:b/>
+        <w:bCs/>
+      </w:rPr>
+      <w:tblPr/>
+      <w:tcPr>
+        <w:tcBorders>
+          <w:top w:val="single" w:sz="8" w:space="0" w:color="000000" w:themeColor="text1"/>
+          <w:left w:val="single" w:sz="8" w:space="0" w:color="000000" w:themeColor="text1"/>
+          <w:bottom w:val="single" w:sz="18" w:space="0" w:color="000000" w:themeColor="text1"/>
+          <w:right w:val="single" w:sz="8" w:space="0" w:color="000000" w:themeColor="text1"/>
+          <w:insideH w:val="nil"/>
+          <w:insideV w:val="single" w:sz="8" w:space="0" w:color="000000" w:themeColor="text1"/>
         </w:tcBorders>
       </w:tcPr>
     </w:tblStylePr>
@@ -4874,42 +4992,42 @@
         <w:spacing w:before="0" w:after="0" w:line="240" w:lineRule="auto"/>
       </w:pPr>
       <w:rPr>
-        <w:rFonts w:asciiTheme="majorHAnsi" w:hAnsiTheme="majorHAnsi" w:eastAsiaTheme="majorEastAsia" w:cstheme="majorBidi"/>
-        <w:b/>
-        <w:bCs/>
-      </w:rPr>
-      <w:tblPr/>
-      <w:tcPr>
-        <w:tcBorders>
-          <w:top w:val="double" w:color="000000" w:themeColor="text1" w:sz="6" w:space="0"/>
-          <w:left w:val="single" w:color="000000" w:themeColor="text1" w:sz="8" w:space="0"/>
-          <w:bottom w:val="single" w:color="000000" w:themeColor="text1" w:sz="8" w:space="0"/>
-          <w:right w:val="single" w:color="000000" w:themeColor="text1" w:sz="8" w:space="0"/>
-          <w:insideH w:val="nil"/>
-          <w:insideV w:val="single" w:color="000000" w:themeColor="text1" w:sz="8" w:space="0"/>
+        <w:rFonts w:asciiTheme="majorHAnsi" w:eastAsiaTheme="majorEastAsia" w:hAnsiTheme="majorHAnsi" w:cstheme="majorBidi"/>
+        <w:b/>
+        <w:bCs/>
+      </w:rPr>
+      <w:tblPr/>
+      <w:tcPr>
+        <w:tcBorders>
+          <w:top w:val="double" w:sz="6" w:space="0" w:color="000000" w:themeColor="text1"/>
+          <w:left w:val="single" w:sz="8" w:space="0" w:color="000000" w:themeColor="text1"/>
+          <w:bottom w:val="single" w:sz="8" w:space="0" w:color="000000" w:themeColor="text1"/>
+          <w:right w:val="single" w:sz="8" w:space="0" w:color="000000" w:themeColor="text1"/>
+          <w:insideH w:val="nil"/>
+          <w:insideV w:val="single" w:sz="8" w:space="0" w:color="000000" w:themeColor="text1"/>
         </w:tcBorders>
       </w:tcPr>
     </w:tblStylePr>
     <w:tblStylePr w:type="firstCol">
       <w:rPr>
-        <w:rFonts w:asciiTheme="majorHAnsi" w:hAnsiTheme="majorHAnsi" w:eastAsiaTheme="majorEastAsia" w:cstheme="majorBidi"/>
+        <w:rFonts w:asciiTheme="majorHAnsi" w:eastAsiaTheme="majorEastAsia" w:hAnsiTheme="majorHAnsi" w:cstheme="majorBidi"/>
         <w:b/>
         <w:bCs/>
       </w:rPr>
     </w:tblStylePr>
     <w:tblStylePr w:type="lastCol">
       <w:rPr>
-        <w:rFonts w:asciiTheme="majorHAnsi" w:hAnsiTheme="majorHAnsi" w:eastAsiaTheme="majorEastAsia" w:cstheme="majorBidi"/>
-        <w:b/>
-        <w:bCs/>
-      </w:rPr>
-      <w:tblPr/>
-      <w:tcPr>
-        <w:tcBorders>
-          <w:top w:val="single" w:color="000000" w:themeColor="text1" w:sz="8" w:space="0"/>
-          <w:left w:val="single" w:color="000000" w:themeColor="text1" w:sz="8" w:space="0"/>
-          <w:bottom w:val="single" w:color="000000" w:themeColor="text1" w:sz="8" w:space="0"/>
-          <w:right w:val="single" w:color="000000" w:themeColor="text1" w:sz="8" w:space="0"/>
+        <w:rFonts w:asciiTheme="majorHAnsi" w:eastAsiaTheme="majorEastAsia" w:hAnsiTheme="majorHAnsi" w:cstheme="majorBidi"/>
+        <w:b/>
+        <w:bCs/>
+      </w:rPr>
+      <w:tblPr/>
+      <w:tcPr>
+        <w:tcBorders>
+          <w:top w:val="single" w:sz="8" w:space="0" w:color="000000" w:themeColor="text1"/>
+          <w:left w:val="single" w:sz="8" w:space="0" w:color="000000" w:themeColor="text1"/>
+          <w:bottom w:val="single" w:sz="8" w:space="0" w:color="000000" w:themeColor="text1"/>
+          <w:right w:val="single" w:sz="8" w:space="0" w:color="000000" w:themeColor="text1"/>
         </w:tcBorders>
       </w:tcPr>
     </w:tblStylePr>
@@ -4917,10 +5035,10 @@
       <w:tblPr/>
       <w:tcPr>
         <w:tcBorders>
-          <w:top w:val="single" w:color="000000" w:themeColor="text1" w:sz="8" w:space="0"/>
-          <w:left w:val="single" w:color="000000" w:themeColor="text1" w:sz="8" w:space="0"/>
-          <w:bottom w:val="single" w:color="000000" w:themeColor="text1" w:sz="8" w:space="0"/>
-          <w:right w:val="single" w:color="000000" w:themeColor="text1" w:sz="8" w:space="0"/>
+          <w:top w:val="single" w:sz="8" w:space="0" w:color="000000" w:themeColor="text1"/>
+          <w:left w:val="single" w:sz="8" w:space="0" w:color="000000" w:themeColor="text1"/>
+          <w:bottom w:val="single" w:sz="8" w:space="0" w:color="000000" w:themeColor="text1"/>
+          <w:right w:val="single" w:sz="8" w:space="0" w:color="000000" w:themeColor="text1"/>
         </w:tcBorders>
         <w:shd w:val="clear" w:color="auto" w:fill="C0C0C0" w:themeFill="text1" w:themeFillTint="3F"/>
       </w:tcPr>
@@ -4929,11 +5047,11 @@
       <w:tblPr/>
       <w:tcPr>
         <w:tcBorders>
-          <w:top w:val="single" w:color="000000" w:themeColor="text1" w:sz="8" w:space="0"/>
-          <w:left w:val="single" w:color="000000" w:themeColor="text1" w:sz="8" w:space="0"/>
-          <w:bottom w:val="single" w:color="000000" w:themeColor="text1" w:sz="8" w:space="0"/>
-          <w:right w:val="single" w:color="000000" w:themeColor="text1" w:sz="8" w:space="0"/>
-          <w:insideV w:val="single" w:color="000000" w:themeColor="text1" w:sz="8" w:space="0"/>
+          <w:top w:val="single" w:sz="8" w:space="0" w:color="000000" w:themeColor="text1"/>
+          <w:left w:val="single" w:sz="8" w:space="0" w:color="000000" w:themeColor="text1"/>
+          <w:bottom w:val="single" w:sz="8" w:space="0" w:color="000000" w:themeColor="text1"/>
+          <w:right w:val="single" w:sz="8" w:space="0" w:color="000000" w:themeColor="text1"/>
+          <w:insideV w:val="single" w:sz="8" w:space="0" w:color="000000" w:themeColor="text1"/>
         </w:tcBorders>
         <w:shd w:val="clear" w:color="auto" w:fill="C0C0C0" w:themeFill="text1" w:themeFillTint="3F"/>
       </w:tcPr>
@@ -4942,11 +5060,11 @@
       <w:tblPr/>
       <w:tcPr>
         <w:tcBorders>
-          <w:top w:val="single" w:color="000000" w:themeColor="text1" w:sz="8" w:space="0"/>
-          <w:left w:val="single" w:color="000000" w:themeColor="text1" w:sz="8" w:space="0"/>
-          <w:bottom w:val="single" w:color="000000" w:themeColor="text1" w:sz="8" w:space="0"/>
-          <w:right w:val="single" w:color="000000" w:themeColor="text1" w:sz="8" w:space="0"/>
-          <w:insideV w:val="single" w:color="000000" w:themeColor="text1" w:sz="8" w:space="0"/>
+          <w:top w:val="single" w:sz="8" w:space="0" w:color="000000" w:themeColor="text1"/>
+          <w:left w:val="single" w:sz="8" w:space="0" w:color="000000" w:themeColor="text1"/>
+          <w:bottom w:val="single" w:sz="8" w:space="0" w:color="000000" w:themeColor="text1"/>
+          <w:right w:val="single" w:sz="8" w:space="0" w:color="000000" w:themeColor="text1"/>
+          <w:insideV w:val="single" w:sz="8" w:space="0" w:color="000000" w:themeColor="text1"/>
         </w:tcBorders>
       </w:tcPr>
     </w:tblStylePr>
@@ -4963,12 +5081,12 @@
       <w:tblStyleRowBandSize w:val="1"/>
       <w:tblStyleColBandSize w:val="1"/>
       <w:tblBorders>
-        <w:top w:val="single" w:color="4F81BD" w:themeColor="accent1" w:sz="8" w:space="0"/>
-        <w:left w:val="single" w:color="4F81BD" w:themeColor="accent1" w:sz="8" w:space="0"/>
-        <w:bottom w:val="single" w:color="4F81BD" w:themeColor="accent1" w:sz="8" w:space="0"/>
-        <w:right w:val="single" w:color="4F81BD" w:themeColor="accent1" w:sz="8" w:space="0"/>
-        <w:insideH w:val="single" w:color="4F81BD" w:themeColor="accent1" w:sz="8" w:space="0"/>
-        <w:insideV w:val="single" w:color="4F81BD" w:themeColor="accent1" w:sz="8" w:space="0"/>
+        <w:top w:val="single" w:sz="8" w:space="0" w:color="4F81BD" w:themeColor="accent1"/>
+        <w:left w:val="single" w:sz="8" w:space="0" w:color="4F81BD" w:themeColor="accent1"/>
+        <w:bottom w:val="single" w:sz="8" w:space="0" w:color="4F81BD" w:themeColor="accent1"/>
+        <w:right w:val="single" w:sz="8" w:space="0" w:color="4F81BD" w:themeColor="accent1"/>
+        <w:insideH w:val="single" w:sz="8" w:space="0" w:color="4F81BD" w:themeColor="accent1"/>
+        <w:insideV w:val="single" w:sz="8" w:space="0" w:color="4F81BD" w:themeColor="accent1"/>
       </w:tblBorders>
     </w:tblPr>
     <w:tblStylePr w:type="firstRow">
@@ -4976,19 +5094,19 @@
         <w:spacing w:before="0" w:after="0" w:line="240" w:lineRule="auto"/>
       </w:pPr>
       <w:rPr>
-        <w:rFonts w:asciiTheme="majorHAnsi" w:hAnsiTheme="majorHAnsi" w:eastAsiaTheme="majorEastAsia" w:cstheme="majorBidi"/>
-        <w:b/>
-        <w:bCs/>
-      </w:rPr>
-      <w:tblPr/>
-      <w:tcPr>
-        <w:tcBorders>
-          <w:top w:val="single" w:color="4F81BD" w:themeColor="accent1" w:sz="8" w:space="0"/>
-          <w:left w:val="single" w:color="4F81BD" w:themeColor="accent1" w:sz="8" w:space="0"/>
-          <w:bottom w:val="single" w:color="4F81BD" w:themeColor="accent1" w:sz="18" w:space="0"/>
-          <w:right w:val="single" w:color="4F81BD" w:themeColor="accent1" w:sz="8" w:space="0"/>
-          <w:insideH w:val="nil"/>
-          <w:insideV w:val="single" w:color="4F81BD" w:themeColor="accent1" w:sz="8" w:space="0"/>
+        <w:rFonts w:asciiTheme="majorHAnsi" w:eastAsiaTheme="majorEastAsia" w:hAnsiTheme="majorHAnsi" w:cstheme="majorBidi"/>
+        <w:b/>
+        <w:bCs/>
+      </w:rPr>
+      <w:tblPr/>
+      <w:tcPr>
+        <w:tcBorders>
+          <w:top w:val="single" w:sz="8" w:space="0" w:color="4F81BD" w:themeColor="accent1"/>
+          <w:left w:val="single" w:sz="8" w:space="0" w:color="4F81BD" w:themeColor="accent1"/>
+          <w:bottom w:val="single" w:sz="18" w:space="0" w:color="4F81BD" w:themeColor="accent1"/>
+          <w:right w:val="single" w:sz="8" w:space="0" w:color="4F81BD" w:themeColor="accent1"/>
+          <w:insideH w:val="nil"/>
+          <w:insideV w:val="single" w:sz="8" w:space="0" w:color="4F81BD" w:themeColor="accent1"/>
         </w:tcBorders>
       </w:tcPr>
     </w:tblStylePr>
@@ -4997,42 +5115,42 @@
         <w:spacing w:before="0" w:after="0" w:line="240" w:lineRule="auto"/>
       </w:pPr>
       <w:rPr>
-        <w:rFonts w:asciiTheme="majorHAnsi" w:hAnsiTheme="majorHAnsi" w:eastAsiaTheme="majorEastAsia" w:cstheme="majorBidi"/>
-        <w:b/>
-        <w:bCs/>
-      </w:rPr>
-      <w:tblPr/>
-      <w:tcPr>
-        <w:tcBorders>
-          <w:top w:val="double" w:color="4F81BD" w:themeColor="accent1" w:sz="6" w:space="0"/>
-          <w:left w:val="single" w:color="4F81BD" w:themeColor="accent1" w:sz="8" w:space="0"/>
-          <w:bottom w:val="single" w:color="4F81BD" w:themeColor="accent1" w:sz="8" w:space="0"/>
-          <w:right w:val="single" w:color="4F81BD" w:themeColor="accent1" w:sz="8" w:space="0"/>
-          <w:insideH w:val="nil"/>
-          <w:insideV w:val="single" w:color="4F81BD" w:themeColor="accent1" w:sz="8" w:space="0"/>
+        <w:rFonts w:asciiTheme="majorHAnsi" w:eastAsiaTheme="majorEastAsia" w:hAnsiTheme="majorHAnsi" w:cstheme="majorBidi"/>
+        <w:b/>
+        <w:bCs/>
+      </w:rPr>
+      <w:tblPr/>
+      <w:tcPr>
+        <w:tcBorders>
+          <w:top w:val="double" w:sz="6" w:space="0" w:color="4F81BD" w:themeColor="accent1"/>
+          <w:left w:val="single" w:sz="8" w:space="0" w:color="4F81BD" w:themeColor="accent1"/>
+          <w:bottom w:val="single" w:sz="8" w:space="0" w:color="4F81BD" w:themeColor="accent1"/>
+          <w:right w:val="single" w:sz="8" w:space="0" w:color="4F81BD" w:themeColor="accent1"/>
+          <w:insideH w:val="nil"/>
+          <w:insideV w:val="single" w:sz="8" w:space="0" w:color="4F81BD" w:themeColor="accent1"/>
         </w:tcBorders>
       </w:tcPr>
     </w:tblStylePr>
     <w:tblStylePr w:type="firstCol">
       <w:rPr>
-        <w:rFonts w:asciiTheme="majorHAnsi" w:hAnsiTheme="majorHAnsi" w:eastAsiaTheme="majorEastAsia" w:cstheme="majorBidi"/>
+        <w:rFonts w:asciiTheme="majorHAnsi" w:eastAsiaTheme="majorEastAsia" w:hAnsiTheme="majorHAnsi" w:cstheme="majorBidi"/>
         <w:b/>
         <w:bCs/>
       </w:rPr>
     </w:tblStylePr>
     <w:tblStylePr w:type="lastCol">
       <w:rPr>
-        <w:rFonts w:asciiTheme="majorHAnsi" w:hAnsiTheme="majorHAnsi" w:eastAsiaTheme="majorEastAsia" w:cstheme="majorBidi"/>
-        <w:b/>
-        <w:bCs/>
-      </w:rPr>
-      <w:tblPr/>
-      <w:tcPr>
-        <w:tcBorders>
-          <w:top w:val="single" w:color="4F81BD" w:themeColor="accent1" w:sz="8" w:space="0"/>
-          <w:left w:val="single" w:color="4F81BD" w:themeColor="accent1" w:sz="8" w:space="0"/>
-          <w:bottom w:val="single" w:color="4F81BD" w:themeColor="accent1" w:sz="8" w:space="0"/>
-          <w:right w:val="single" w:color="4F81BD" w:themeColor="accent1" w:sz="8" w:space="0"/>
+        <w:rFonts w:asciiTheme="majorHAnsi" w:eastAsiaTheme="majorEastAsia" w:hAnsiTheme="majorHAnsi" w:cstheme="majorBidi"/>
+        <w:b/>
+        <w:bCs/>
+      </w:rPr>
+      <w:tblPr/>
+      <w:tcPr>
+        <w:tcBorders>
+          <w:top w:val="single" w:sz="8" w:space="0" w:color="4F81BD" w:themeColor="accent1"/>
+          <w:left w:val="single" w:sz="8" w:space="0" w:color="4F81BD" w:themeColor="accent1"/>
+          <w:bottom w:val="single" w:sz="8" w:space="0" w:color="4F81BD" w:themeColor="accent1"/>
+          <w:right w:val="single" w:sz="8" w:space="0" w:color="4F81BD" w:themeColor="accent1"/>
         </w:tcBorders>
       </w:tcPr>
     </w:tblStylePr>
@@ -5040,10 +5158,10 @@
       <w:tblPr/>
       <w:tcPr>
         <w:tcBorders>
-          <w:top w:val="single" w:color="4F81BD" w:themeColor="accent1" w:sz="8" w:space="0"/>
-          <w:left w:val="single" w:color="4F81BD" w:themeColor="accent1" w:sz="8" w:space="0"/>
-          <w:bottom w:val="single" w:color="4F81BD" w:themeColor="accent1" w:sz="8" w:space="0"/>
-          <w:right w:val="single" w:color="4F81BD" w:themeColor="accent1" w:sz="8" w:space="0"/>
+          <w:top w:val="single" w:sz="8" w:space="0" w:color="4F81BD" w:themeColor="accent1"/>
+          <w:left w:val="single" w:sz="8" w:space="0" w:color="4F81BD" w:themeColor="accent1"/>
+          <w:bottom w:val="single" w:sz="8" w:space="0" w:color="4F81BD" w:themeColor="accent1"/>
+          <w:right w:val="single" w:sz="8" w:space="0" w:color="4F81BD" w:themeColor="accent1"/>
         </w:tcBorders>
         <w:shd w:val="clear" w:color="auto" w:fill="D3DFEE" w:themeFill="accent1" w:themeFillTint="3F"/>
       </w:tcPr>
@@ -5052,11 +5170,11 @@
       <w:tblPr/>
       <w:tcPr>
         <w:tcBorders>
-          <w:top w:val="single" w:color="4F81BD" w:themeColor="accent1" w:sz="8" w:space="0"/>
-          <w:left w:val="single" w:color="4F81BD" w:themeColor="accent1" w:sz="8" w:space="0"/>
-          <w:bottom w:val="single" w:color="4F81BD" w:themeColor="accent1" w:sz="8" w:space="0"/>
-          <w:right w:val="single" w:color="4F81BD" w:themeColor="accent1" w:sz="8" w:space="0"/>
-          <w:insideV w:val="single" w:color="4F81BD" w:themeColor="accent1" w:sz="8" w:space="0"/>
+          <w:top w:val="single" w:sz="8" w:space="0" w:color="4F81BD" w:themeColor="accent1"/>
+          <w:left w:val="single" w:sz="8" w:space="0" w:color="4F81BD" w:themeColor="accent1"/>
+          <w:bottom w:val="single" w:sz="8" w:space="0" w:color="4F81BD" w:themeColor="accent1"/>
+          <w:right w:val="single" w:sz="8" w:space="0" w:color="4F81BD" w:themeColor="accent1"/>
+          <w:insideV w:val="single" w:sz="8" w:space="0" w:color="4F81BD" w:themeColor="accent1"/>
         </w:tcBorders>
         <w:shd w:val="clear" w:color="auto" w:fill="D3DFEE" w:themeFill="accent1" w:themeFillTint="3F"/>
       </w:tcPr>
@@ -5065,11 +5183,11 @@
       <w:tblPr/>
       <w:tcPr>
         <w:tcBorders>
-          <w:top w:val="single" w:color="4F81BD" w:themeColor="accent1" w:sz="8" w:space="0"/>
-          <w:left w:val="single" w:color="4F81BD" w:themeColor="accent1" w:sz="8" w:space="0"/>
-          <w:bottom w:val="single" w:color="4F81BD" w:themeColor="accent1" w:sz="8" w:space="0"/>
-          <w:right w:val="single" w:color="4F81BD" w:themeColor="accent1" w:sz="8" w:space="0"/>
-          <w:insideV w:val="single" w:color="4F81BD" w:themeColor="accent1" w:sz="8" w:space="0"/>
+          <w:top w:val="single" w:sz="8" w:space="0" w:color="4F81BD" w:themeColor="accent1"/>
+          <w:left w:val="single" w:sz="8" w:space="0" w:color="4F81BD" w:themeColor="accent1"/>
+          <w:bottom w:val="single" w:sz="8" w:space="0" w:color="4F81BD" w:themeColor="accent1"/>
+          <w:right w:val="single" w:sz="8" w:space="0" w:color="4F81BD" w:themeColor="accent1"/>
+          <w:insideV w:val="single" w:sz="8" w:space="0" w:color="4F81BD" w:themeColor="accent1"/>
         </w:tcBorders>
       </w:tcPr>
     </w:tblStylePr>
@@ -5086,12 +5204,12 @@
       <w:tblStyleRowBandSize w:val="1"/>
       <w:tblStyleColBandSize w:val="1"/>
       <w:tblBorders>
-        <w:top w:val="single" w:color="C0504D" w:themeColor="accent2" w:sz="8" w:space="0"/>
-        <w:left w:val="single" w:color="C0504D" w:themeColor="accent2" w:sz="8" w:space="0"/>
-        <w:bottom w:val="single" w:color="C0504D" w:themeColor="accent2" w:sz="8" w:space="0"/>
-        <w:right w:val="single" w:color="C0504D" w:themeColor="accent2" w:sz="8" w:space="0"/>
-        <w:insideH w:val="single" w:color="C0504D" w:themeColor="accent2" w:sz="8" w:space="0"/>
-        <w:insideV w:val="single" w:color="C0504D" w:themeColor="accent2" w:sz="8" w:space="0"/>
+        <w:top w:val="single" w:sz="8" w:space="0" w:color="C0504D" w:themeColor="accent2"/>
+        <w:left w:val="single" w:sz="8" w:space="0" w:color="C0504D" w:themeColor="accent2"/>
+        <w:bottom w:val="single" w:sz="8" w:space="0" w:color="C0504D" w:themeColor="accent2"/>
+        <w:right w:val="single" w:sz="8" w:space="0" w:color="C0504D" w:themeColor="accent2"/>
+        <w:insideH w:val="single" w:sz="8" w:space="0" w:color="C0504D" w:themeColor="accent2"/>
+        <w:insideV w:val="single" w:sz="8" w:space="0" w:color="C0504D" w:themeColor="accent2"/>
       </w:tblBorders>
     </w:tblPr>
     <w:tblStylePr w:type="firstRow">
@@ -5099,19 +5217,19 @@
         <w:spacing w:before="0" w:after="0" w:line="240" w:lineRule="auto"/>
       </w:pPr>
       <w:rPr>
-        <w:rFonts w:asciiTheme="majorHAnsi" w:hAnsiTheme="majorHAnsi" w:eastAsiaTheme="majorEastAsia" w:cstheme="majorBidi"/>
-        <w:b/>
-        <w:bCs/>
-      </w:rPr>
-      <w:tblPr/>
-      <w:tcPr>
-        <w:tcBorders>
-          <w:top w:val="single" w:color="C0504D" w:themeColor="accent2" w:sz="8" w:space="0"/>
-          <w:left w:val="single" w:color="C0504D" w:themeColor="accent2" w:sz="8" w:space="0"/>
-          <w:bottom w:val="single" w:color="C0504D" w:themeColor="accent2" w:sz="18" w:space="0"/>
-          <w:right w:val="single" w:color="C0504D" w:themeColor="accent2" w:sz="8" w:space="0"/>
-          <w:insideH w:val="nil"/>
-          <w:insideV w:val="single" w:color="C0504D" w:themeColor="accent2" w:sz="8" w:space="0"/>
+        <w:rFonts w:asciiTheme="majorHAnsi" w:eastAsiaTheme="majorEastAsia" w:hAnsiTheme="majorHAnsi" w:cstheme="majorBidi"/>
+        <w:b/>
+        <w:bCs/>
+      </w:rPr>
+      <w:tblPr/>
+      <w:tcPr>
+        <w:tcBorders>
+          <w:top w:val="single" w:sz="8" w:space="0" w:color="C0504D" w:themeColor="accent2"/>
+          <w:left w:val="single" w:sz="8" w:space="0" w:color="C0504D" w:themeColor="accent2"/>
+          <w:bottom w:val="single" w:sz="18" w:space="0" w:color="C0504D" w:themeColor="accent2"/>
+          <w:right w:val="single" w:sz="8" w:space="0" w:color="C0504D" w:themeColor="accent2"/>
+          <w:insideH w:val="nil"/>
+          <w:insideV w:val="single" w:sz="8" w:space="0" w:color="C0504D" w:themeColor="accent2"/>
         </w:tcBorders>
       </w:tcPr>
     </w:tblStylePr>
@@ -5120,42 +5238,42 @@
         <w:spacing w:before="0" w:after="0" w:line="240" w:lineRule="auto"/>
       </w:pPr>
       <w:rPr>
-        <w:rFonts w:asciiTheme="majorHAnsi" w:hAnsiTheme="majorHAnsi" w:eastAsiaTheme="majorEastAsia" w:cstheme="majorBidi"/>
-        <w:b/>
-        <w:bCs/>
-      </w:rPr>
-      <w:tblPr/>
-      <w:tcPr>
-        <w:tcBorders>
-          <w:top w:val="double" w:color="C0504D" w:themeColor="accent2" w:sz="6" w:space="0"/>
-          <w:left w:val="single" w:color="C0504D" w:themeColor="accent2" w:sz="8" w:space="0"/>
-          <w:bottom w:val="single" w:color="C0504D" w:themeColor="accent2" w:sz="8" w:space="0"/>
-          <w:right w:val="single" w:color="C0504D" w:themeColor="accent2" w:sz="8" w:space="0"/>
-          <w:insideH w:val="nil"/>
-          <w:insideV w:val="single" w:color="C0504D" w:themeColor="accent2" w:sz="8" w:space="0"/>
+        <w:rFonts w:asciiTheme="majorHAnsi" w:eastAsiaTheme="majorEastAsia" w:hAnsiTheme="majorHAnsi" w:cstheme="majorBidi"/>
+        <w:b/>
+        <w:bCs/>
+      </w:rPr>
+      <w:tblPr/>
+      <w:tcPr>
+        <w:tcBorders>
+          <w:top w:val="double" w:sz="6" w:space="0" w:color="C0504D" w:themeColor="accent2"/>
+          <w:left w:val="single" w:sz="8" w:space="0" w:color="C0504D" w:themeColor="accent2"/>
+          <w:bottom w:val="single" w:sz="8" w:space="0" w:color="C0504D" w:themeColor="accent2"/>
+          <w:right w:val="single" w:sz="8" w:space="0" w:color="C0504D" w:themeColor="accent2"/>
+          <w:insideH w:val="nil"/>
+          <w:insideV w:val="single" w:sz="8" w:space="0" w:color="C0504D" w:themeColor="accent2"/>
         </w:tcBorders>
       </w:tcPr>
     </w:tblStylePr>
     <w:tblStylePr w:type="firstCol">
       <w:rPr>
-        <w:rFonts w:asciiTheme="majorHAnsi" w:hAnsiTheme="majorHAnsi" w:eastAsiaTheme="majorEastAsia" w:cstheme="majorBidi"/>
+        <w:rFonts w:asciiTheme="majorHAnsi" w:eastAsiaTheme="majorEastAsia" w:hAnsiTheme="majorHAnsi" w:cstheme="majorBidi"/>
         <w:b/>
         <w:bCs/>
       </w:rPr>
     </w:tblStylePr>
     <w:tblStylePr w:type="lastCol">
       <w:rPr>
-        <w:rFonts w:asciiTheme="majorHAnsi" w:hAnsiTheme="majorHAnsi" w:eastAsiaTheme="majorEastAsia" w:cstheme="majorBidi"/>
-        <w:b/>
-        <w:bCs/>
-      </w:rPr>
-      <w:tblPr/>
-      <w:tcPr>
-        <w:tcBorders>
-          <w:top w:val="single" w:color="C0504D" w:themeColor="accent2" w:sz="8" w:space="0"/>
-          <w:left w:val="single" w:color="C0504D" w:themeColor="accent2" w:sz="8" w:space="0"/>
-          <w:bottom w:val="single" w:color="C0504D" w:themeColor="accent2" w:sz="8" w:space="0"/>
-          <w:right w:val="single" w:color="C0504D" w:themeColor="accent2" w:sz="8" w:space="0"/>
+        <w:rFonts w:asciiTheme="majorHAnsi" w:eastAsiaTheme="majorEastAsia" w:hAnsiTheme="majorHAnsi" w:cstheme="majorBidi"/>
+        <w:b/>
+        <w:bCs/>
+      </w:rPr>
+      <w:tblPr/>
+      <w:tcPr>
+        <w:tcBorders>
+          <w:top w:val="single" w:sz="8" w:space="0" w:color="C0504D" w:themeColor="accent2"/>
+          <w:left w:val="single" w:sz="8" w:space="0" w:color="C0504D" w:themeColor="accent2"/>
+          <w:bottom w:val="single" w:sz="8" w:space="0" w:color="C0504D" w:themeColor="accent2"/>
+          <w:right w:val="single" w:sz="8" w:space="0" w:color="C0504D" w:themeColor="accent2"/>
         </w:tcBorders>
       </w:tcPr>
     </w:tblStylePr>
@@ -5163,10 +5281,10 @@
       <w:tblPr/>
       <w:tcPr>
         <w:tcBorders>
-          <w:top w:val="single" w:color="C0504D" w:themeColor="accent2" w:sz="8" w:space="0"/>
-          <w:left w:val="single" w:color="C0504D" w:themeColor="accent2" w:sz="8" w:space="0"/>
-          <w:bottom w:val="single" w:color="C0504D" w:themeColor="accent2" w:sz="8" w:space="0"/>
-          <w:right w:val="single" w:color="C0504D" w:themeColor="accent2" w:sz="8" w:space="0"/>
+          <w:top w:val="single" w:sz="8" w:space="0" w:color="C0504D" w:themeColor="accent2"/>
+          <w:left w:val="single" w:sz="8" w:space="0" w:color="C0504D" w:themeColor="accent2"/>
+          <w:bottom w:val="single" w:sz="8" w:space="0" w:color="C0504D" w:themeColor="accent2"/>
+          <w:right w:val="single" w:sz="8" w:space="0" w:color="C0504D" w:themeColor="accent2"/>
         </w:tcBorders>
         <w:shd w:val="clear" w:color="auto" w:fill="EFD3D2" w:themeFill="accent2" w:themeFillTint="3F"/>
       </w:tcPr>
@@ -5175,11 +5293,11 @@
       <w:tblPr/>
       <w:tcPr>
         <w:tcBorders>
-          <w:top w:val="single" w:color="C0504D" w:themeColor="accent2" w:sz="8" w:space="0"/>
-          <w:left w:val="single" w:color="C0504D" w:themeColor="accent2" w:sz="8" w:space="0"/>
-          <w:bottom w:val="single" w:color="C0504D" w:themeColor="accent2" w:sz="8" w:space="0"/>
-          <w:right w:val="single" w:color="C0504D" w:themeColor="accent2" w:sz="8" w:space="0"/>
-          <w:insideV w:val="single" w:color="C0504D" w:themeColor="accent2" w:sz="8" w:space="0"/>
+          <w:top w:val="single" w:sz="8" w:space="0" w:color="C0504D" w:themeColor="accent2"/>
+          <w:left w:val="single" w:sz="8" w:space="0" w:color="C0504D" w:themeColor="accent2"/>
+          <w:bottom w:val="single" w:sz="8" w:space="0" w:color="C0504D" w:themeColor="accent2"/>
+          <w:right w:val="single" w:sz="8" w:space="0" w:color="C0504D" w:themeColor="accent2"/>
+          <w:insideV w:val="single" w:sz="8" w:space="0" w:color="C0504D" w:themeColor="accent2"/>
         </w:tcBorders>
         <w:shd w:val="clear" w:color="auto" w:fill="EFD3D2" w:themeFill="accent2" w:themeFillTint="3F"/>
       </w:tcPr>
@@ -5188,11 +5306,11 @@
       <w:tblPr/>
       <w:tcPr>
         <w:tcBorders>
-          <w:top w:val="single" w:color="C0504D" w:themeColor="accent2" w:sz="8" w:space="0"/>
-          <w:left w:val="single" w:color="C0504D" w:themeColor="accent2" w:sz="8" w:space="0"/>
-          <w:bottom w:val="single" w:color="C0504D" w:themeColor="accent2" w:sz="8" w:space="0"/>
-          <w:right w:val="single" w:color="C0504D" w:themeColor="accent2" w:sz="8" w:space="0"/>
-          <w:insideV w:val="single" w:color="C0504D" w:themeColor="accent2" w:sz="8" w:space="0"/>
+          <w:top w:val="single" w:sz="8" w:space="0" w:color="C0504D" w:themeColor="accent2"/>
+          <w:left w:val="single" w:sz="8" w:space="0" w:color="C0504D" w:themeColor="accent2"/>
+          <w:bottom w:val="single" w:sz="8" w:space="0" w:color="C0504D" w:themeColor="accent2"/>
+          <w:right w:val="single" w:sz="8" w:space="0" w:color="C0504D" w:themeColor="accent2"/>
+          <w:insideV w:val="single" w:sz="8" w:space="0" w:color="C0504D" w:themeColor="accent2"/>
         </w:tcBorders>
       </w:tcPr>
     </w:tblStylePr>
@@ -5209,12 +5327,12 @@
       <w:tblStyleRowBandSize w:val="1"/>
       <w:tblStyleColBandSize w:val="1"/>
       <w:tblBorders>
-        <w:top w:val="single" w:color="9BBB59" w:themeColor="accent3" w:sz="8" w:space="0"/>
-        <w:left w:val="single" w:color="9BBB59" w:themeColor="accent3" w:sz="8" w:space="0"/>
-        <w:bottom w:val="single" w:color="9BBB59" w:themeColor="accent3" w:sz="8" w:space="0"/>
-        <w:right w:val="single" w:color="9BBB59" w:themeColor="accent3" w:sz="8" w:space="0"/>
-        <w:insideH w:val="single" w:color="9BBB59" w:themeColor="accent3" w:sz="8" w:space="0"/>
-        <w:insideV w:val="single" w:color="9BBB59" w:themeColor="accent3" w:sz="8" w:space="0"/>
+        <w:top w:val="single" w:sz="8" w:space="0" w:color="9BBB59" w:themeColor="accent3"/>
+        <w:left w:val="single" w:sz="8" w:space="0" w:color="9BBB59" w:themeColor="accent3"/>
+        <w:bottom w:val="single" w:sz="8" w:space="0" w:color="9BBB59" w:themeColor="accent3"/>
+        <w:right w:val="single" w:sz="8" w:space="0" w:color="9BBB59" w:themeColor="accent3"/>
+        <w:insideH w:val="single" w:sz="8" w:space="0" w:color="9BBB59" w:themeColor="accent3"/>
+        <w:insideV w:val="single" w:sz="8" w:space="0" w:color="9BBB59" w:themeColor="accent3"/>
       </w:tblBorders>
     </w:tblPr>
     <w:tblStylePr w:type="firstRow">
@@ -5222,19 +5340,19 @@
         <w:spacing w:before="0" w:after="0" w:line="240" w:lineRule="auto"/>
       </w:pPr>
       <w:rPr>
-        <w:rFonts w:asciiTheme="majorHAnsi" w:hAnsiTheme="majorHAnsi" w:eastAsiaTheme="majorEastAsia" w:cstheme="majorBidi"/>
-        <w:b/>
-        <w:bCs/>
-      </w:rPr>
-      <w:tblPr/>
-      <w:tcPr>
-        <w:tcBorders>
-          <w:top w:val="single" w:color="9BBB59" w:themeColor="accent3" w:sz="8" w:space="0"/>
-          <w:left w:val="single" w:color="9BBB59" w:themeColor="accent3" w:sz="8" w:space="0"/>
-          <w:bottom w:val="single" w:color="9BBB59" w:themeColor="accent3" w:sz="18" w:space="0"/>
-          <w:right w:val="single" w:color="9BBB59" w:themeColor="accent3" w:sz="8" w:space="0"/>
-          <w:insideH w:val="nil"/>
-          <w:insideV w:val="single" w:color="9BBB59" w:themeColor="accent3" w:sz="8" w:space="0"/>
+        <w:rFonts w:asciiTheme="majorHAnsi" w:eastAsiaTheme="majorEastAsia" w:hAnsiTheme="majorHAnsi" w:cstheme="majorBidi"/>
+        <w:b/>
+        <w:bCs/>
+      </w:rPr>
+      <w:tblPr/>
+      <w:tcPr>
+        <w:tcBorders>
+          <w:top w:val="single" w:sz="8" w:space="0" w:color="9BBB59" w:themeColor="accent3"/>
+          <w:left w:val="single" w:sz="8" w:space="0" w:color="9BBB59" w:themeColor="accent3"/>
+          <w:bottom w:val="single" w:sz="18" w:space="0" w:color="9BBB59" w:themeColor="accent3"/>
+          <w:right w:val="single" w:sz="8" w:space="0" w:color="9BBB59" w:themeColor="accent3"/>
+          <w:insideH w:val="nil"/>
+          <w:insideV w:val="single" w:sz="8" w:space="0" w:color="9BBB59" w:themeColor="accent3"/>
         </w:tcBorders>
       </w:tcPr>
     </w:tblStylePr>
@@ -5243,42 +5361,42 @@
         <w:spacing w:before="0" w:after="0" w:line="240" w:lineRule="auto"/>
       </w:pPr>
       <w:rPr>
-        <w:rFonts w:asciiTheme="majorHAnsi" w:hAnsiTheme="majorHAnsi" w:eastAsiaTheme="majorEastAsia" w:cstheme="majorBidi"/>
-        <w:b/>
-        <w:bCs/>
-      </w:rPr>
-      <w:tblPr/>
-      <w:tcPr>
-        <w:tcBorders>
-          <w:top w:val="double" w:color="9BBB59" w:themeColor="accent3" w:sz="6" w:space="0"/>
-          <w:left w:val="single" w:color="9BBB59" w:themeColor="accent3" w:sz="8" w:space="0"/>
-          <w:bottom w:val="single" w:color="9BBB59" w:themeColor="accent3" w:sz="8" w:space="0"/>
-          <w:right w:val="single" w:color="9BBB59" w:themeColor="accent3" w:sz="8" w:space="0"/>
-          <w:insideH w:val="nil"/>
-          <w:insideV w:val="single" w:color="9BBB59" w:themeColor="accent3" w:sz="8" w:space="0"/>
+        <w:rFonts w:asciiTheme="majorHAnsi" w:eastAsiaTheme="majorEastAsia" w:hAnsiTheme="majorHAnsi" w:cstheme="majorBidi"/>
+        <w:b/>
+        <w:bCs/>
+      </w:rPr>
+      <w:tblPr/>
+      <w:tcPr>
+        <w:tcBorders>
+          <w:top w:val="double" w:sz="6" w:space="0" w:color="9BBB59" w:themeColor="accent3"/>
+          <w:left w:val="single" w:sz="8" w:space="0" w:color="9BBB59" w:themeColor="accent3"/>
+          <w:bottom w:val="single" w:sz="8" w:space="0" w:color="9BBB59" w:themeColor="accent3"/>
+          <w:right w:val="single" w:sz="8" w:space="0" w:color="9BBB59" w:themeColor="accent3"/>
+          <w:insideH w:val="nil"/>
+          <w:insideV w:val="single" w:sz="8" w:space="0" w:color="9BBB59" w:themeColor="accent3"/>
         </w:tcBorders>
       </w:tcPr>
     </w:tblStylePr>
     <w:tblStylePr w:type="firstCol">
       <w:rPr>
-        <w:rFonts w:asciiTheme="majorHAnsi" w:hAnsiTheme="majorHAnsi" w:eastAsiaTheme="majorEastAsia" w:cstheme="majorBidi"/>
+        <w:rFonts w:asciiTheme="majorHAnsi" w:eastAsiaTheme="majorEastAsia" w:hAnsiTheme="majorHAnsi" w:cstheme="majorBidi"/>
         <w:b/>
         <w:bCs/>
       </w:rPr>
     </w:tblStylePr>
     <w:tblStylePr w:type="lastCol">
       <w:rPr>
-        <w:rFonts w:asciiTheme="majorHAnsi" w:hAnsiTheme="majorHAnsi" w:eastAsiaTheme="majorEastAsia" w:cstheme="majorBidi"/>
-        <w:b/>
-        <w:bCs/>
-      </w:rPr>
-      <w:tblPr/>
-      <w:tcPr>
-        <w:tcBorders>
-          <w:top w:val="single" w:color="9BBB59" w:themeColor="accent3" w:sz="8" w:space="0"/>
-          <w:left w:val="single" w:color="9BBB59" w:themeColor="accent3" w:sz="8" w:space="0"/>
-          <w:bottom w:val="single" w:color="9BBB59" w:themeColor="accent3" w:sz="8" w:space="0"/>
-          <w:right w:val="single" w:color="9BBB59" w:themeColor="accent3" w:sz="8" w:space="0"/>
+        <w:rFonts w:asciiTheme="majorHAnsi" w:eastAsiaTheme="majorEastAsia" w:hAnsiTheme="majorHAnsi" w:cstheme="majorBidi"/>
+        <w:b/>
+        <w:bCs/>
+      </w:rPr>
+      <w:tblPr/>
+      <w:tcPr>
+        <w:tcBorders>
+          <w:top w:val="single" w:sz="8" w:space="0" w:color="9BBB59" w:themeColor="accent3"/>
+          <w:left w:val="single" w:sz="8" w:space="0" w:color="9BBB59" w:themeColor="accent3"/>
+          <w:bottom w:val="single" w:sz="8" w:space="0" w:color="9BBB59" w:themeColor="accent3"/>
+          <w:right w:val="single" w:sz="8" w:space="0" w:color="9BBB59" w:themeColor="accent3"/>
         </w:tcBorders>
       </w:tcPr>
     </w:tblStylePr>
@@ -5286,10 +5404,10 @@
       <w:tblPr/>
       <w:tcPr>
         <w:tcBorders>
-          <w:top w:val="single" w:color="9BBB59" w:themeColor="accent3" w:sz="8" w:space="0"/>
-          <w:left w:val="single" w:color="9BBB59" w:themeColor="accent3" w:sz="8" w:space="0"/>
-          <w:bottom w:val="single" w:color="9BBB59" w:themeColor="accent3" w:sz="8" w:space="0"/>
-          <w:right w:val="single" w:color="9BBB59" w:themeColor="accent3" w:sz="8" w:space="0"/>
+          <w:top w:val="single" w:sz="8" w:space="0" w:color="9BBB59" w:themeColor="accent3"/>
+          <w:left w:val="single" w:sz="8" w:space="0" w:color="9BBB59" w:themeColor="accent3"/>
+          <w:bottom w:val="single" w:sz="8" w:space="0" w:color="9BBB59" w:themeColor="accent3"/>
+          <w:right w:val="single" w:sz="8" w:space="0" w:color="9BBB59" w:themeColor="accent3"/>
         </w:tcBorders>
         <w:shd w:val="clear" w:color="auto" w:fill="E6EED5" w:themeFill="accent3" w:themeFillTint="3F"/>
       </w:tcPr>
@@ -5298,11 +5416,11 @@
       <w:tblPr/>
       <w:tcPr>
         <w:tcBorders>
-          <w:top w:val="single" w:color="9BBB59" w:themeColor="accent3" w:sz="8" w:space="0"/>
-          <w:left w:val="single" w:color="9BBB59" w:themeColor="accent3" w:sz="8" w:space="0"/>
-          <w:bottom w:val="single" w:color="9BBB59" w:themeColor="accent3" w:sz="8" w:space="0"/>
-          <w:right w:val="single" w:color="9BBB59" w:themeColor="accent3" w:sz="8" w:space="0"/>
-          <w:insideV w:val="single" w:color="9BBB59" w:themeColor="accent3" w:sz="8" w:space="0"/>
+          <w:top w:val="single" w:sz="8" w:space="0" w:color="9BBB59" w:themeColor="accent3"/>
+          <w:left w:val="single" w:sz="8" w:space="0" w:color="9BBB59" w:themeColor="accent3"/>
+          <w:bottom w:val="single" w:sz="8" w:space="0" w:color="9BBB59" w:themeColor="accent3"/>
+          <w:right w:val="single" w:sz="8" w:space="0" w:color="9BBB59" w:themeColor="accent3"/>
+          <w:insideV w:val="single" w:sz="8" w:space="0" w:color="9BBB59" w:themeColor="accent3"/>
         </w:tcBorders>
         <w:shd w:val="clear" w:color="auto" w:fill="E6EED5" w:themeFill="accent3" w:themeFillTint="3F"/>
       </w:tcPr>
@@ -5311,11 +5429,11 @@
       <w:tblPr/>
       <w:tcPr>
         <w:tcBorders>
-          <w:top w:val="single" w:color="9BBB59" w:themeColor="accent3" w:sz="8" w:space="0"/>
-          <w:left w:val="single" w:color="9BBB59" w:themeColor="accent3" w:sz="8" w:space="0"/>
-          <w:bottom w:val="single" w:color="9BBB59" w:themeColor="accent3" w:sz="8" w:space="0"/>
-          <w:right w:val="single" w:color="9BBB59" w:themeColor="accent3" w:sz="8" w:space="0"/>
-          <w:insideV w:val="single" w:color="9BBB59" w:themeColor="accent3" w:sz="8" w:space="0"/>
+          <w:top w:val="single" w:sz="8" w:space="0" w:color="9BBB59" w:themeColor="accent3"/>
+          <w:left w:val="single" w:sz="8" w:space="0" w:color="9BBB59" w:themeColor="accent3"/>
+          <w:bottom w:val="single" w:sz="8" w:space="0" w:color="9BBB59" w:themeColor="accent3"/>
+          <w:right w:val="single" w:sz="8" w:space="0" w:color="9BBB59" w:themeColor="accent3"/>
+          <w:insideV w:val="single" w:sz="8" w:space="0" w:color="9BBB59" w:themeColor="accent3"/>
         </w:tcBorders>
       </w:tcPr>
     </w:tblStylePr>
@@ -5332,12 +5450,12 @@
       <w:tblStyleRowBandSize w:val="1"/>
       <w:tblStyleColBandSize w:val="1"/>
       <w:tblBorders>
-        <w:top w:val="single" w:color="8064A2" w:themeColor="accent4" w:sz="8" w:space="0"/>
-        <w:left w:val="single" w:color="8064A2" w:themeColor="accent4" w:sz="8" w:space="0"/>
-        <w:bottom w:val="single" w:color="8064A2" w:themeColor="accent4" w:sz="8" w:space="0"/>
-        <w:right w:val="single" w:color="8064A2" w:themeColor="accent4" w:sz="8" w:space="0"/>
-        <w:insideH w:val="single" w:color="8064A2" w:themeColor="accent4" w:sz="8" w:space="0"/>
-        <w:insideV w:val="single" w:color="8064A2" w:themeColor="accent4" w:sz="8" w:space="0"/>
+        <w:top w:val="single" w:sz="8" w:space="0" w:color="8064A2" w:themeColor="accent4"/>
+        <w:left w:val="single" w:sz="8" w:space="0" w:color="8064A2" w:themeColor="accent4"/>
+        <w:bottom w:val="single" w:sz="8" w:space="0" w:color="8064A2" w:themeColor="accent4"/>
+        <w:right w:val="single" w:sz="8" w:space="0" w:color="8064A2" w:themeColor="accent4"/>
+        <w:insideH w:val="single" w:sz="8" w:space="0" w:color="8064A2" w:themeColor="accent4"/>
+        <w:insideV w:val="single" w:sz="8" w:space="0" w:color="8064A2" w:themeColor="accent4"/>
       </w:tblBorders>
     </w:tblPr>
     <w:tblStylePr w:type="firstRow">
@@ -5345,19 +5463,19 @@
         <w:spacing w:before="0" w:after="0" w:line="240" w:lineRule="auto"/>
       </w:pPr>
       <w:rPr>
-        <w:rFonts w:asciiTheme="majorHAnsi" w:hAnsiTheme="majorHAnsi" w:eastAsiaTheme="majorEastAsia" w:cstheme="majorBidi"/>
-        <w:b/>
-        <w:bCs/>
-      </w:rPr>
-      <w:tblPr/>
-      <w:tcPr>
-        <w:tcBorders>
-          <w:top w:val="single" w:color="8064A2" w:themeColor="accent4" w:sz="8" w:space="0"/>
-          <w:left w:val="single" w:color="8064A2" w:themeColor="accent4" w:sz="8" w:space="0"/>
-          <w:bottom w:val="single" w:color="8064A2" w:themeColor="accent4" w:sz="18" w:space="0"/>
-          <w:right w:val="single" w:color="8064A2" w:themeColor="accent4" w:sz="8" w:space="0"/>
-          <w:insideH w:val="nil"/>
-          <w:insideV w:val="single" w:color="8064A2" w:themeColor="accent4" w:sz="8" w:space="0"/>
+        <w:rFonts w:asciiTheme="majorHAnsi" w:eastAsiaTheme="majorEastAsia" w:hAnsiTheme="majorHAnsi" w:cstheme="majorBidi"/>
+        <w:b/>
+        <w:bCs/>
+      </w:rPr>
+      <w:tblPr/>
+      <w:tcPr>
+        <w:tcBorders>
+          <w:top w:val="single" w:sz="8" w:space="0" w:color="8064A2" w:themeColor="accent4"/>
+          <w:left w:val="single" w:sz="8" w:space="0" w:color="8064A2" w:themeColor="accent4"/>
+          <w:bottom w:val="single" w:sz="18" w:space="0" w:color="8064A2" w:themeColor="accent4"/>
+          <w:right w:val="single" w:sz="8" w:space="0" w:color="8064A2" w:themeColor="accent4"/>
+          <w:insideH w:val="nil"/>
+          <w:insideV w:val="single" w:sz="8" w:space="0" w:color="8064A2" w:themeColor="accent4"/>
         </w:tcBorders>
       </w:tcPr>
     </w:tblStylePr>
@@ -5366,42 +5484,42 @@
         <w:spacing w:before="0" w:after="0" w:line="240" w:lineRule="auto"/>
       </w:pPr>
       <w:rPr>
-        <w:rFonts w:asciiTheme="majorHAnsi" w:hAnsiTheme="majorHAnsi" w:eastAsiaTheme="majorEastAsia" w:cstheme="majorBidi"/>
-        <w:b/>
-        <w:bCs/>
-      </w:rPr>
-      <w:tblPr/>
-      <w:tcPr>
-        <w:tcBorders>
-          <w:top w:val="double" w:color="8064A2" w:themeColor="accent4" w:sz="6" w:space="0"/>
-          <w:left w:val="single" w:color="8064A2" w:themeColor="accent4" w:sz="8" w:space="0"/>
-          <w:bottom w:val="single" w:color="8064A2" w:themeColor="accent4" w:sz="8" w:space="0"/>
-          <w:right w:val="single" w:color="8064A2" w:themeColor="accent4" w:sz="8" w:space="0"/>
-          <w:insideH w:val="nil"/>
-          <w:insideV w:val="single" w:color="8064A2" w:themeColor="accent4" w:sz="8" w:space="0"/>
+        <w:rFonts w:asciiTheme="majorHAnsi" w:eastAsiaTheme="majorEastAsia" w:hAnsiTheme="majorHAnsi" w:cstheme="majorBidi"/>
+        <w:b/>
+        <w:bCs/>
+      </w:rPr>
+      <w:tblPr/>
+      <w:tcPr>
+        <w:tcBorders>
+          <w:top w:val="double" w:sz="6" w:space="0" w:color="8064A2" w:themeColor="accent4"/>
+          <w:left w:val="single" w:sz="8" w:space="0" w:color="8064A2" w:themeColor="accent4"/>
+          <w:bottom w:val="single" w:sz="8" w:space="0" w:color="8064A2" w:themeColor="accent4"/>
+          <w:right w:val="single" w:sz="8" w:space="0" w:color="8064A2" w:themeColor="accent4"/>
+          <w:insideH w:val="nil"/>
+          <w:insideV w:val="single" w:sz="8" w:space="0" w:color="8064A2" w:themeColor="accent4"/>
         </w:tcBorders>
       </w:tcPr>
     </w:tblStylePr>
     <w:tblStylePr w:type="firstCol">
       <w:rPr>
-        <w:rFonts w:asciiTheme="majorHAnsi" w:hAnsiTheme="majorHAnsi" w:eastAsiaTheme="majorEastAsia" w:cstheme="majorBidi"/>
+        <w:rFonts w:asciiTheme="majorHAnsi" w:eastAsiaTheme="majorEastAsia" w:hAnsiTheme="majorHAnsi" w:cstheme="majorBidi"/>
         <w:b/>
         <w:bCs/>
       </w:rPr>
     </w:tblStylePr>
     <w:tblStylePr w:type="lastCol">
       <w:rPr>
-        <w:rFonts w:asciiTheme="majorHAnsi" w:hAnsiTheme="majorHAnsi" w:eastAsiaTheme="majorEastAsia" w:cstheme="majorBidi"/>
-        <w:b/>
-        <w:bCs/>
-      </w:rPr>
-      <w:tblPr/>
-      <w:tcPr>
-        <w:tcBorders>
-          <w:top w:val="single" w:color="8064A2" w:themeColor="accent4" w:sz="8" w:space="0"/>
-          <w:left w:val="single" w:color="8064A2" w:themeColor="accent4" w:sz="8" w:space="0"/>
-          <w:bottom w:val="single" w:color="8064A2" w:themeColor="accent4" w:sz="8" w:space="0"/>
-          <w:right w:val="single" w:color="8064A2" w:themeColor="accent4" w:sz="8" w:space="0"/>
+        <w:rFonts w:asciiTheme="majorHAnsi" w:eastAsiaTheme="majorEastAsia" w:hAnsiTheme="majorHAnsi" w:cstheme="majorBidi"/>
+        <w:b/>
+        <w:bCs/>
+      </w:rPr>
+      <w:tblPr/>
+      <w:tcPr>
+        <w:tcBorders>
+          <w:top w:val="single" w:sz="8" w:space="0" w:color="8064A2" w:themeColor="accent4"/>
+          <w:left w:val="single" w:sz="8" w:space="0" w:color="8064A2" w:themeColor="accent4"/>
+          <w:bottom w:val="single" w:sz="8" w:space="0" w:color="8064A2" w:themeColor="accent4"/>
+          <w:right w:val="single" w:sz="8" w:space="0" w:color="8064A2" w:themeColor="accent4"/>
         </w:tcBorders>
       </w:tcPr>
     </w:tblStylePr>
@@ -5409,10 +5527,10 @@
       <w:tblPr/>
       <w:tcPr>
         <w:tcBorders>
-          <w:top w:val="single" w:color="8064A2" w:themeColor="accent4" w:sz="8" w:space="0"/>
-          <w:left w:val="single" w:color="8064A2" w:themeColor="accent4" w:sz="8" w:space="0"/>
-          <w:bottom w:val="single" w:color="8064A2" w:themeColor="accent4" w:sz="8" w:space="0"/>
-          <w:right w:val="single" w:color="8064A2" w:themeColor="accent4" w:sz="8" w:space="0"/>
+          <w:top w:val="single" w:sz="8" w:space="0" w:color="8064A2" w:themeColor="accent4"/>
+          <w:left w:val="single" w:sz="8" w:space="0" w:color="8064A2" w:themeColor="accent4"/>
+          <w:bottom w:val="single" w:sz="8" w:space="0" w:color="8064A2" w:themeColor="accent4"/>
+          <w:right w:val="single" w:sz="8" w:space="0" w:color="8064A2" w:themeColor="accent4"/>
         </w:tcBorders>
         <w:shd w:val="clear" w:color="auto" w:fill="DFD8E8" w:themeFill="accent4" w:themeFillTint="3F"/>
       </w:tcPr>
@@ -5421,11 +5539,11 @@
       <w:tblPr/>
       <w:tcPr>
         <w:tcBorders>
-          <w:top w:val="single" w:color="8064A2" w:themeColor="accent4" w:sz="8" w:space="0"/>
-          <w:left w:val="single" w:color="8064A2" w:themeColor="accent4" w:sz="8" w:space="0"/>
-          <w:bottom w:val="single" w:color="8064A2" w:themeColor="accent4" w:sz="8" w:space="0"/>
-          <w:right w:val="single" w:color="8064A2" w:themeColor="accent4" w:sz="8" w:space="0"/>
-          <w:insideV w:val="single" w:color="8064A2" w:themeColor="accent4" w:sz="8" w:space="0"/>
+          <w:top w:val="single" w:sz="8" w:space="0" w:color="8064A2" w:themeColor="accent4"/>
+          <w:left w:val="single" w:sz="8" w:space="0" w:color="8064A2" w:themeColor="accent4"/>
+          <w:bottom w:val="single" w:sz="8" w:space="0" w:color="8064A2" w:themeColor="accent4"/>
+          <w:right w:val="single" w:sz="8" w:space="0" w:color="8064A2" w:themeColor="accent4"/>
+          <w:insideV w:val="single" w:sz="8" w:space="0" w:color="8064A2" w:themeColor="accent4"/>
         </w:tcBorders>
         <w:shd w:val="clear" w:color="auto" w:fill="DFD8E8" w:themeFill="accent4" w:themeFillTint="3F"/>
       </w:tcPr>
@@ -5434,11 +5552,11 @@
       <w:tblPr/>
       <w:tcPr>
         <w:tcBorders>
-          <w:top w:val="single" w:color="8064A2" w:themeColor="accent4" w:sz="8" w:space="0"/>
-          <w:left w:val="single" w:color="8064A2" w:themeColor="accent4" w:sz="8" w:space="0"/>
-          <w:bottom w:val="single" w:color="8064A2" w:themeColor="accent4" w:sz="8" w:space="0"/>
-          <w:right w:val="single" w:color="8064A2" w:themeColor="accent4" w:sz="8" w:space="0"/>
-          <w:insideV w:val="single" w:color="8064A2" w:themeColor="accent4" w:sz="8" w:space="0"/>
+          <w:top w:val="single" w:sz="8" w:space="0" w:color="8064A2" w:themeColor="accent4"/>
+          <w:left w:val="single" w:sz="8" w:space="0" w:color="8064A2" w:themeColor="accent4"/>
+          <w:bottom w:val="single" w:sz="8" w:space="0" w:color="8064A2" w:themeColor="accent4"/>
+          <w:right w:val="single" w:sz="8" w:space="0" w:color="8064A2" w:themeColor="accent4"/>
+          <w:insideV w:val="single" w:sz="8" w:space="0" w:color="8064A2" w:themeColor="accent4"/>
         </w:tcBorders>
       </w:tcPr>
     </w:tblStylePr>
@@ -5455,12 +5573,12 @@
       <w:tblStyleRowBandSize w:val="1"/>
       <w:tblStyleColBandSize w:val="1"/>
       <w:tblBorders>
-        <w:top w:val="single" w:color="4BACC6" w:themeColor="accent5" w:sz="8" w:space="0"/>
-        <w:left w:val="single" w:color="4BACC6" w:themeColor="accent5" w:sz="8" w:space="0"/>
-        <w:bottom w:val="single" w:color="4BACC6" w:themeColor="accent5" w:sz="8" w:space="0"/>
-        <w:right w:val="single" w:color="4BACC6" w:themeColor="accent5" w:sz="8" w:space="0"/>
-        <w:insideH w:val="single" w:color="4BACC6" w:themeColor="accent5" w:sz="8" w:space="0"/>
-        <w:insideV w:val="single" w:color="4BACC6" w:themeColor="accent5" w:sz="8" w:space="0"/>
+        <w:top w:val="single" w:sz="8" w:space="0" w:color="4BACC6" w:themeColor="accent5"/>
+        <w:left w:val="single" w:sz="8" w:space="0" w:color="4BACC6" w:themeColor="accent5"/>
+        <w:bottom w:val="single" w:sz="8" w:space="0" w:color="4BACC6" w:themeColor="accent5"/>
+        <w:right w:val="single" w:sz="8" w:space="0" w:color="4BACC6" w:themeColor="accent5"/>
+        <w:insideH w:val="single" w:sz="8" w:space="0" w:color="4BACC6" w:themeColor="accent5"/>
+        <w:insideV w:val="single" w:sz="8" w:space="0" w:color="4BACC6" w:themeColor="accent5"/>
       </w:tblBorders>
     </w:tblPr>
     <w:tblStylePr w:type="firstRow">
@@ -5468,19 +5586,19 @@
         <w:spacing w:before="0" w:after="0" w:line="240" w:lineRule="auto"/>
       </w:pPr>
       <w:rPr>
-        <w:rFonts w:asciiTheme="majorHAnsi" w:hAnsiTheme="majorHAnsi" w:eastAsiaTheme="majorEastAsia" w:cstheme="majorBidi"/>
-        <w:b/>
-        <w:bCs/>
-      </w:rPr>
-      <w:tblPr/>
-      <w:tcPr>
-        <w:tcBorders>
-          <w:top w:val="single" w:color="4BACC6" w:themeColor="accent5" w:sz="8" w:space="0"/>
-          <w:left w:val="single" w:color="4BACC6" w:themeColor="accent5" w:sz="8" w:space="0"/>
-          <w:bottom w:val="single" w:color="4BACC6" w:themeColor="accent5" w:sz="18" w:space="0"/>
-          <w:right w:val="single" w:color="4BACC6" w:themeColor="accent5" w:sz="8" w:space="0"/>
-          <w:insideH w:val="nil"/>
-          <w:insideV w:val="single" w:color="4BACC6" w:themeColor="accent5" w:sz="8" w:space="0"/>
+        <w:rFonts w:asciiTheme="majorHAnsi" w:eastAsiaTheme="majorEastAsia" w:hAnsiTheme="majorHAnsi" w:cstheme="majorBidi"/>
+        <w:b/>
+        <w:bCs/>
+      </w:rPr>
+      <w:tblPr/>
+      <w:tcPr>
+        <w:tcBorders>
+          <w:top w:val="single" w:sz="8" w:space="0" w:color="4BACC6" w:themeColor="accent5"/>
+          <w:left w:val="single" w:sz="8" w:space="0" w:color="4BACC6" w:themeColor="accent5"/>
+          <w:bottom w:val="single" w:sz="18" w:space="0" w:color="4BACC6" w:themeColor="accent5"/>
+          <w:right w:val="single" w:sz="8" w:space="0" w:color="4BACC6" w:themeColor="accent5"/>
+          <w:insideH w:val="nil"/>
+          <w:insideV w:val="single" w:sz="8" w:space="0" w:color="4BACC6" w:themeColor="accent5"/>
         </w:tcBorders>
       </w:tcPr>
     </w:tblStylePr>
@@ -5489,42 +5607,42 @@
         <w:spacing w:before="0" w:after="0" w:line="240" w:lineRule="auto"/>
       </w:pPr>
       <w:rPr>
-        <w:rFonts w:asciiTheme="majorHAnsi" w:hAnsiTheme="majorHAnsi" w:eastAsiaTheme="majorEastAsia" w:cstheme="majorBidi"/>
-        <w:b/>
-        <w:bCs/>
-      </w:rPr>
-      <w:tblPr/>
-      <w:tcPr>
-        <w:tcBorders>
-          <w:top w:val="double" w:color="4BACC6" w:themeColor="accent5" w:sz="6" w:space="0"/>
-          <w:left w:val="single" w:color="4BACC6" w:themeColor="accent5" w:sz="8" w:space="0"/>
-          <w:bottom w:val="single" w:color="4BACC6" w:themeColor="accent5" w:sz="8" w:space="0"/>
-          <w:right w:val="single" w:color="4BACC6" w:themeColor="accent5" w:sz="8" w:space="0"/>
-          <w:insideH w:val="nil"/>
-          <w:insideV w:val="single" w:color="4BACC6" w:themeColor="accent5" w:sz="8" w:space="0"/>
+        <w:rFonts w:asciiTheme="majorHAnsi" w:eastAsiaTheme="majorEastAsia" w:hAnsiTheme="majorHAnsi" w:cstheme="majorBidi"/>
+        <w:b/>
+        <w:bCs/>
+      </w:rPr>
+      <w:tblPr/>
+      <w:tcPr>
+        <w:tcBorders>
+          <w:top w:val="double" w:sz="6" w:space="0" w:color="4BACC6" w:themeColor="accent5"/>
+          <w:left w:val="single" w:sz="8" w:space="0" w:color="4BACC6" w:themeColor="accent5"/>
+          <w:bottom w:val="single" w:sz="8" w:space="0" w:color="4BACC6" w:themeColor="accent5"/>
+          <w:right w:val="single" w:sz="8" w:space="0" w:color="4BACC6" w:themeColor="accent5"/>
+          <w:insideH w:val="nil"/>
+          <w:insideV w:val="single" w:sz="8" w:space="0" w:color="4BACC6" w:themeColor="accent5"/>
         </w:tcBorders>
       </w:tcPr>
     </w:tblStylePr>
     <w:tblStylePr w:type="firstCol">
       <w:rPr>
-        <w:rFonts w:asciiTheme="majorHAnsi" w:hAnsiTheme="majorHAnsi" w:eastAsiaTheme="majorEastAsia" w:cstheme="majorBidi"/>
+        <w:rFonts w:asciiTheme="majorHAnsi" w:eastAsiaTheme="majorEastAsia" w:hAnsiTheme="majorHAnsi" w:cstheme="majorBidi"/>
         <w:b/>
         <w:bCs/>
       </w:rPr>
     </w:tblStylePr>
     <w:tblStylePr w:type="lastCol">
       <w:rPr>
-        <w:rFonts w:asciiTheme="majorHAnsi" w:hAnsiTheme="majorHAnsi" w:eastAsiaTheme="majorEastAsia" w:cstheme="majorBidi"/>
-        <w:b/>
-        <w:bCs/>
-      </w:rPr>
-      <w:tblPr/>
-      <w:tcPr>
-        <w:tcBorders>
-          <w:top w:val="single" w:color="4BACC6" w:themeColor="accent5" w:sz="8" w:space="0"/>
-          <w:left w:val="single" w:color="4BACC6" w:themeColor="accent5" w:sz="8" w:space="0"/>
-          <w:bottom w:val="single" w:color="4BACC6" w:themeColor="accent5" w:sz="8" w:space="0"/>
-          <w:right w:val="single" w:color="4BACC6" w:themeColor="accent5" w:sz="8" w:space="0"/>
+        <w:rFonts w:asciiTheme="majorHAnsi" w:eastAsiaTheme="majorEastAsia" w:hAnsiTheme="majorHAnsi" w:cstheme="majorBidi"/>
+        <w:b/>
+        <w:bCs/>
+      </w:rPr>
+      <w:tblPr/>
+      <w:tcPr>
+        <w:tcBorders>
+          <w:top w:val="single" w:sz="8" w:space="0" w:color="4BACC6" w:themeColor="accent5"/>
+          <w:left w:val="single" w:sz="8" w:space="0" w:color="4BACC6" w:themeColor="accent5"/>
+          <w:bottom w:val="single" w:sz="8" w:space="0" w:color="4BACC6" w:themeColor="accent5"/>
+          <w:right w:val="single" w:sz="8" w:space="0" w:color="4BACC6" w:themeColor="accent5"/>
         </w:tcBorders>
       </w:tcPr>
     </w:tblStylePr>
@@ -5532,10 +5650,10 @@
       <w:tblPr/>
       <w:tcPr>
         <w:tcBorders>
-          <w:top w:val="single" w:color="4BACC6" w:themeColor="accent5" w:sz="8" w:space="0"/>
-          <w:left w:val="single" w:color="4BACC6" w:themeColor="accent5" w:sz="8" w:space="0"/>
-          <w:bottom w:val="single" w:color="4BACC6" w:themeColor="accent5" w:sz="8" w:space="0"/>
-          <w:right w:val="single" w:color="4BACC6" w:themeColor="accent5" w:sz="8" w:space="0"/>
+          <w:top w:val="single" w:sz="8" w:space="0" w:color="4BACC6" w:themeColor="accent5"/>
+          <w:left w:val="single" w:sz="8" w:space="0" w:color="4BACC6" w:themeColor="accent5"/>
+          <w:bottom w:val="single" w:sz="8" w:space="0" w:color="4BACC6" w:themeColor="accent5"/>
+          <w:right w:val="single" w:sz="8" w:space="0" w:color="4BACC6" w:themeColor="accent5"/>
         </w:tcBorders>
         <w:shd w:val="clear" w:color="auto" w:fill="D2EAF1" w:themeFill="accent5" w:themeFillTint="3F"/>
       </w:tcPr>
@@ -5544,11 +5662,11 @@
       <w:tblPr/>
       <w:tcPr>
         <w:tcBorders>
-          <w:top w:val="single" w:color="4BACC6" w:themeColor="accent5" w:sz="8" w:space="0"/>
-          <w:left w:val="single" w:color="4BACC6" w:themeColor="accent5" w:sz="8" w:space="0"/>
-          <w:bottom w:val="single" w:color="4BACC6" w:themeColor="accent5" w:sz="8" w:space="0"/>
-          <w:right w:val="single" w:color="4BACC6" w:themeColor="accent5" w:sz="8" w:space="0"/>
-          <w:insideV w:val="single" w:color="4BACC6" w:themeColor="accent5" w:sz="8" w:space="0"/>
+          <w:top w:val="single" w:sz="8" w:space="0" w:color="4BACC6" w:themeColor="accent5"/>
+          <w:left w:val="single" w:sz="8" w:space="0" w:color="4BACC6" w:themeColor="accent5"/>
+          <w:bottom w:val="single" w:sz="8" w:space="0" w:color="4BACC6" w:themeColor="accent5"/>
+          <w:right w:val="single" w:sz="8" w:space="0" w:color="4BACC6" w:themeColor="accent5"/>
+          <w:insideV w:val="single" w:sz="8" w:space="0" w:color="4BACC6" w:themeColor="accent5"/>
         </w:tcBorders>
         <w:shd w:val="clear" w:color="auto" w:fill="D2EAF1" w:themeFill="accent5" w:themeFillTint="3F"/>
       </w:tcPr>
@@ -5557,11 +5675,11 @@
       <w:tblPr/>
       <w:tcPr>
         <w:tcBorders>
-          <w:top w:val="single" w:color="4BACC6" w:themeColor="accent5" w:sz="8" w:space="0"/>
-          <w:left w:val="single" w:color="4BACC6" w:themeColor="accent5" w:sz="8" w:space="0"/>
-          <w:bottom w:val="single" w:color="4BACC6" w:themeColor="accent5" w:sz="8" w:space="0"/>
-          <w:right w:val="single" w:color="4BACC6" w:themeColor="accent5" w:sz="8" w:space="0"/>
-          <w:insideV w:val="single" w:color="4BACC6" w:themeColor="accent5" w:sz="8" w:space="0"/>
+          <w:top w:val="single" w:sz="8" w:space="0" w:color="4BACC6" w:themeColor="accent5"/>
+          <w:left w:val="single" w:sz="8" w:space="0" w:color="4BACC6" w:themeColor="accent5"/>
+          <w:bottom w:val="single" w:sz="8" w:space="0" w:color="4BACC6" w:themeColor="accent5"/>
+          <w:right w:val="single" w:sz="8" w:space="0" w:color="4BACC6" w:themeColor="accent5"/>
+          <w:insideV w:val="single" w:sz="8" w:space="0" w:color="4BACC6" w:themeColor="accent5"/>
         </w:tcBorders>
       </w:tcPr>
     </w:tblStylePr>
@@ -5578,12 +5696,12 @@
       <w:tblStyleRowBandSize w:val="1"/>
       <w:tblStyleColBandSize w:val="1"/>
       <w:tblBorders>
-        <w:top w:val="single" w:color="F79646" w:themeColor="accent6" w:sz="8" w:space="0"/>
-        <w:left w:val="single" w:color="F79646" w:themeColor="accent6" w:sz="8" w:space="0"/>
-        <w:bottom w:val="single" w:color="F79646" w:themeColor="accent6" w:sz="8" w:space="0"/>
-        <w:right w:val="single" w:color="F79646" w:themeColor="accent6" w:sz="8" w:space="0"/>
-        <w:insideH w:val="single" w:color="F79646" w:themeColor="accent6" w:sz="8" w:space="0"/>
-        <w:insideV w:val="single" w:color="F79646" w:themeColor="accent6" w:sz="8" w:space="0"/>
+        <w:top w:val="single" w:sz="8" w:space="0" w:color="F79646" w:themeColor="accent6"/>
+        <w:left w:val="single" w:sz="8" w:space="0" w:color="F79646" w:themeColor="accent6"/>
+        <w:bottom w:val="single" w:sz="8" w:space="0" w:color="F79646" w:themeColor="accent6"/>
+        <w:right w:val="single" w:sz="8" w:space="0" w:color="F79646" w:themeColor="accent6"/>
+        <w:insideH w:val="single" w:sz="8" w:space="0" w:color="F79646" w:themeColor="accent6"/>
+        <w:insideV w:val="single" w:sz="8" w:space="0" w:color="F79646" w:themeColor="accent6"/>
       </w:tblBorders>
     </w:tblPr>
     <w:tblStylePr w:type="firstRow">
@@ -5591,19 +5709,19 @@
         <w:spacing w:before="0" w:after="0" w:line="240" w:lineRule="auto"/>
       </w:pPr>
       <w:rPr>
-        <w:rFonts w:asciiTheme="majorHAnsi" w:hAnsiTheme="majorHAnsi" w:eastAsiaTheme="majorEastAsia" w:cstheme="majorBidi"/>
-        <w:b/>
-        <w:bCs/>
-      </w:rPr>
-      <w:tblPr/>
-      <w:tcPr>
-        <w:tcBorders>
-          <w:top w:val="single" w:color="F79646" w:themeColor="accent6" w:sz="8" w:space="0"/>
-          <w:left w:val="single" w:color="F79646" w:themeColor="accent6" w:sz="8" w:space="0"/>
-          <w:bottom w:val="single" w:color="F79646" w:themeColor="accent6" w:sz="18" w:space="0"/>
-          <w:right w:val="single" w:color="F79646" w:themeColor="accent6" w:sz="8" w:space="0"/>
-          <w:insideH w:val="nil"/>
-          <w:insideV w:val="single" w:color="F79646" w:themeColor="accent6" w:sz="8" w:space="0"/>
+        <w:rFonts w:asciiTheme="majorHAnsi" w:eastAsiaTheme="majorEastAsia" w:hAnsiTheme="majorHAnsi" w:cstheme="majorBidi"/>
+        <w:b/>
+        <w:bCs/>
+      </w:rPr>
+      <w:tblPr/>
+      <w:tcPr>
+        <w:tcBorders>
+          <w:top w:val="single" w:sz="8" w:space="0" w:color="F79646" w:themeColor="accent6"/>
+          <w:left w:val="single" w:sz="8" w:space="0" w:color="F79646" w:themeColor="accent6"/>
+          <w:bottom w:val="single" w:sz="18" w:space="0" w:color="F79646" w:themeColor="accent6"/>
+          <w:right w:val="single" w:sz="8" w:space="0" w:color="F79646" w:themeColor="accent6"/>
+          <w:insideH w:val="nil"/>
+          <w:insideV w:val="single" w:sz="8" w:space="0" w:color="F79646" w:themeColor="accent6"/>
         </w:tcBorders>
       </w:tcPr>
     </w:tblStylePr>
@@ -5612,42 +5730,42 @@
         <w:spacing w:before="0" w:after="0" w:line="240" w:lineRule="auto"/>
       </w:pPr>
       <w:rPr>
-        <w:rFonts w:asciiTheme="majorHAnsi" w:hAnsiTheme="majorHAnsi" w:eastAsiaTheme="majorEastAsia" w:cstheme="majorBidi"/>
-        <w:b/>
-        <w:bCs/>
-      </w:rPr>
-      <w:tblPr/>
-      <w:tcPr>
-        <w:tcBorders>
-          <w:top w:val="double" w:color="F79646" w:themeColor="accent6" w:sz="6" w:space="0"/>
-          <w:left w:val="single" w:color="F79646" w:themeColor="accent6" w:sz="8" w:space="0"/>
-          <w:bottom w:val="single" w:color="F79646" w:themeColor="accent6" w:sz="8" w:space="0"/>
-          <w:right w:val="single" w:color="F79646" w:themeColor="accent6" w:sz="8" w:space="0"/>
-          <w:insideH w:val="nil"/>
-          <w:insideV w:val="single" w:color="F79646" w:themeColor="accent6" w:sz="8" w:space="0"/>
+        <w:rFonts w:asciiTheme="majorHAnsi" w:eastAsiaTheme="majorEastAsia" w:hAnsiTheme="majorHAnsi" w:cstheme="majorBidi"/>
+        <w:b/>
+        <w:bCs/>
+      </w:rPr>
+      <w:tblPr/>
+      <w:tcPr>
+        <w:tcBorders>
+          <w:top w:val="double" w:sz="6" w:space="0" w:color="F79646" w:themeColor="accent6"/>
+          <w:left w:val="single" w:sz="8" w:space="0" w:color="F79646" w:themeColor="accent6"/>
+          <w:bottom w:val="single" w:sz="8" w:space="0" w:color="F79646" w:themeColor="accent6"/>
+          <w:right w:val="single" w:sz="8" w:space="0" w:color="F79646" w:themeColor="accent6"/>
+          <w:insideH w:val="nil"/>
+          <w:insideV w:val="single" w:sz="8" w:space="0" w:color="F79646" w:themeColor="accent6"/>
         </w:tcBorders>
       </w:tcPr>
     </w:tblStylePr>
     <w:tblStylePr w:type="firstCol">
       <w:rPr>
-        <w:rFonts w:asciiTheme="majorHAnsi" w:hAnsiTheme="majorHAnsi" w:eastAsiaTheme="majorEastAsia" w:cstheme="majorBidi"/>
+        <w:rFonts w:asciiTheme="majorHAnsi" w:eastAsiaTheme="majorEastAsia" w:hAnsiTheme="majorHAnsi" w:cstheme="majorBidi"/>
         <w:b/>
         <w:bCs/>
       </w:rPr>
     </w:tblStylePr>
     <w:tblStylePr w:type="lastCol">
       <w:rPr>
-        <w:rFonts w:asciiTheme="majorHAnsi" w:hAnsiTheme="majorHAnsi" w:eastAsiaTheme="majorEastAsia" w:cstheme="majorBidi"/>
-        <w:b/>
-        <w:bCs/>
-      </w:rPr>
-      <w:tblPr/>
-      <w:tcPr>
-        <w:tcBorders>
-          <w:top w:val="single" w:color="F79646" w:themeColor="accent6" w:sz="8" w:space="0"/>
-          <w:left w:val="single" w:color="F79646" w:themeColor="accent6" w:sz="8" w:space="0"/>
-          <w:bottom w:val="single" w:color="F79646" w:themeColor="accent6" w:sz="8" w:space="0"/>
-          <w:right w:val="single" w:color="F79646" w:themeColor="accent6" w:sz="8" w:space="0"/>
+        <w:rFonts w:asciiTheme="majorHAnsi" w:eastAsiaTheme="majorEastAsia" w:hAnsiTheme="majorHAnsi" w:cstheme="majorBidi"/>
+        <w:b/>
+        <w:bCs/>
+      </w:rPr>
+      <w:tblPr/>
+      <w:tcPr>
+        <w:tcBorders>
+          <w:top w:val="single" w:sz="8" w:space="0" w:color="F79646" w:themeColor="accent6"/>
+          <w:left w:val="single" w:sz="8" w:space="0" w:color="F79646" w:themeColor="accent6"/>
+          <w:bottom w:val="single" w:sz="8" w:space="0" w:color="F79646" w:themeColor="accent6"/>
+          <w:right w:val="single" w:sz="8" w:space="0" w:color="F79646" w:themeColor="accent6"/>
         </w:tcBorders>
       </w:tcPr>
     </w:tblStylePr>
@@ -5655,10 +5773,10 @@
       <w:tblPr/>
       <w:tcPr>
         <w:tcBorders>
-          <w:top w:val="single" w:color="F79646" w:themeColor="accent6" w:sz="8" w:space="0"/>
-          <w:left w:val="single" w:color="F79646" w:themeColor="accent6" w:sz="8" w:space="0"/>
-          <w:bottom w:val="single" w:color="F79646" w:themeColor="accent6" w:sz="8" w:space="0"/>
-          <w:right w:val="single" w:color="F79646" w:themeColor="accent6" w:sz="8" w:space="0"/>
+          <w:top w:val="single" w:sz="8" w:space="0" w:color="F79646" w:themeColor="accent6"/>
+          <w:left w:val="single" w:sz="8" w:space="0" w:color="F79646" w:themeColor="accent6"/>
+          <w:bottom w:val="single" w:sz="8" w:space="0" w:color="F79646" w:themeColor="accent6"/>
+          <w:right w:val="single" w:sz="8" w:space="0" w:color="F79646" w:themeColor="accent6"/>
         </w:tcBorders>
         <w:shd w:val="clear" w:color="auto" w:fill="FDE4D0" w:themeFill="accent6" w:themeFillTint="3F"/>
       </w:tcPr>
@@ -5667,11 +5785,11 @@
       <w:tblPr/>
       <w:tcPr>
         <w:tcBorders>
-          <w:top w:val="single" w:color="F79646" w:themeColor="accent6" w:sz="8" w:space="0"/>
-          <w:left w:val="single" w:color="F79646" w:themeColor="accent6" w:sz="8" w:space="0"/>
-          <w:bottom w:val="single" w:color="F79646" w:themeColor="accent6" w:sz="8" w:space="0"/>
-          <w:right w:val="single" w:color="F79646" w:themeColor="accent6" w:sz="8" w:space="0"/>
-          <w:insideV w:val="single" w:color="F79646" w:themeColor="accent6" w:sz="8" w:space="0"/>
+          <w:top w:val="single" w:sz="8" w:space="0" w:color="F79646" w:themeColor="accent6"/>
+          <w:left w:val="single" w:sz="8" w:space="0" w:color="F79646" w:themeColor="accent6"/>
+          <w:bottom w:val="single" w:sz="8" w:space="0" w:color="F79646" w:themeColor="accent6"/>
+          <w:right w:val="single" w:sz="8" w:space="0" w:color="F79646" w:themeColor="accent6"/>
+          <w:insideV w:val="single" w:sz="8" w:space="0" w:color="F79646" w:themeColor="accent6"/>
         </w:tcBorders>
         <w:shd w:val="clear" w:color="auto" w:fill="FDE4D0" w:themeFill="accent6" w:themeFillTint="3F"/>
       </w:tcPr>
@@ -5680,11 +5798,11 @@
       <w:tblPr/>
       <w:tcPr>
         <w:tcBorders>
-          <w:top w:val="single" w:color="F79646" w:themeColor="accent6" w:sz="8" w:space="0"/>
-          <w:left w:val="single" w:color="F79646" w:themeColor="accent6" w:sz="8" w:space="0"/>
-          <w:bottom w:val="single" w:color="F79646" w:themeColor="accent6" w:sz="8" w:space="0"/>
-          <w:right w:val="single" w:color="F79646" w:themeColor="accent6" w:sz="8" w:space="0"/>
-          <w:insideV w:val="single" w:color="F79646" w:themeColor="accent6" w:sz="8" w:space="0"/>
+          <w:top w:val="single" w:sz="8" w:space="0" w:color="F79646" w:themeColor="accent6"/>
+          <w:left w:val="single" w:sz="8" w:space="0" w:color="F79646" w:themeColor="accent6"/>
+          <w:bottom w:val="single" w:sz="8" w:space="0" w:color="F79646" w:themeColor="accent6"/>
+          <w:right w:val="single" w:sz="8" w:space="0" w:color="F79646" w:themeColor="accent6"/>
+          <w:insideV w:val="single" w:sz="8" w:space="0" w:color="F79646" w:themeColor="accent6"/>
         </w:tcBorders>
       </w:tcPr>
     </w:tblStylePr>
@@ -5701,11 +5819,11 @@
       <w:tblStyleRowBandSize w:val="1"/>
       <w:tblStyleColBandSize w:val="1"/>
       <w:tblBorders>
-        <w:top w:val="single" w:color="404040" w:themeColor="text1" w:themeTint="BF" w:sz="8" w:space="0"/>
-        <w:left w:val="single" w:color="404040" w:themeColor="text1" w:themeTint="BF" w:sz="8" w:space="0"/>
-        <w:bottom w:val="single" w:color="404040" w:themeColor="text1" w:themeTint="BF" w:sz="8" w:space="0"/>
-        <w:right w:val="single" w:color="404040" w:themeColor="text1" w:themeTint="BF" w:sz="8" w:space="0"/>
-        <w:insideH w:val="single" w:color="404040" w:themeColor="text1" w:themeTint="BF" w:sz="8" w:space="0"/>
+        <w:top w:val="single" w:sz="8" w:space="0" w:color="404040" w:themeColor="text1" w:themeTint="BF"/>
+        <w:left w:val="single" w:sz="8" w:space="0" w:color="404040" w:themeColor="text1" w:themeTint="BF"/>
+        <w:bottom w:val="single" w:sz="8" w:space="0" w:color="404040" w:themeColor="text1" w:themeTint="BF"/>
+        <w:right w:val="single" w:sz="8" w:space="0" w:color="404040" w:themeColor="text1" w:themeTint="BF"/>
+        <w:insideH w:val="single" w:sz="8" w:space="0" w:color="404040" w:themeColor="text1" w:themeTint="BF"/>
       </w:tblBorders>
     </w:tblPr>
     <w:tblStylePr w:type="firstRow">
@@ -5720,10 +5838,10 @@
       <w:tblPr/>
       <w:tcPr>
         <w:tcBorders>
-          <w:top w:val="single" w:color="404040" w:themeColor="text1" w:themeTint="BF" w:sz="8" w:space="0"/>
-          <w:left w:val="single" w:color="404040" w:themeColor="text1" w:themeTint="BF" w:sz="8" w:space="0"/>
-          <w:bottom w:val="single" w:color="404040" w:themeColor="text1" w:themeTint="BF" w:sz="8" w:space="0"/>
-          <w:right w:val="single" w:color="404040" w:themeColor="text1" w:themeTint="BF" w:sz="8" w:space="0"/>
+          <w:top w:val="single" w:sz="8" w:space="0" w:color="404040" w:themeColor="text1" w:themeTint="BF"/>
+          <w:left w:val="single" w:sz="8" w:space="0" w:color="404040" w:themeColor="text1" w:themeTint="BF"/>
+          <w:bottom w:val="single" w:sz="8" w:space="0" w:color="404040" w:themeColor="text1" w:themeTint="BF"/>
+          <w:right w:val="single" w:sz="8" w:space="0" w:color="404040" w:themeColor="text1" w:themeTint="BF"/>
           <w:insideH w:val="nil"/>
           <w:insideV w:val="nil"/>
         </w:tcBorders>
@@ -5741,10 +5859,10 @@
       <w:tblPr/>
       <w:tcPr>
         <w:tcBorders>
-          <w:top w:val="double" w:color="404040" w:themeColor="text1" w:themeTint="BF" w:sz="6" w:space="0"/>
-          <w:left w:val="single" w:color="404040" w:themeColor="text1" w:themeTint="BF" w:sz="8" w:space="0"/>
-          <w:bottom w:val="single" w:color="404040" w:themeColor="text1" w:themeTint="BF" w:sz="8" w:space="0"/>
-          <w:right w:val="single" w:color="404040" w:themeColor="text1" w:themeTint="BF" w:sz="8" w:space="0"/>
+          <w:top w:val="double" w:sz="6" w:space="0" w:color="404040" w:themeColor="text1" w:themeTint="BF"/>
+          <w:left w:val="single" w:sz="8" w:space="0" w:color="404040" w:themeColor="text1" w:themeTint="BF"/>
+          <w:bottom w:val="single" w:sz="8" w:space="0" w:color="404040" w:themeColor="text1" w:themeTint="BF"/>
+          <w:right w:val="single" w:sz="8" w:space="0" w:color="404040" w:themeColor="text1" w:themeTint="BF"/>
           <w:insideH w:val="nil"/>
           <w:insideV w:val="nil"/>
         </w:tcBorders>
@@ -5800,11 +5918,11 @@
       <w:tblStyleRowBandSize w:val="1"/>
       <w:tblStyleColBandSize w:val="1"/>
       <w:tblBorders>
-        <w:top w:val="single" w:color="7BA0CD" w:themeColor="accent1" w:themeTint="BF" w:sz="8" w:space="0"/>
-        <w:left w:val="single" w:color="7BA0CD" w:themeColor="accent1" w:themeTint="BF" w:sz="8" w:space="0"/>
-        <w:bottom w:val="single" w:color="7BA0CD" w:themeColor="accent1" w:themeTint="BF" w:sz="8" w:space="0"/>
-        <w:right w:val="single" w:color="7BA0CD" w:themeColor="accent1" w:themeTint="BF" w:sz="8" w:space="0"/>
-        <w:insideH w:val="single" w:color="7BA0CD" w:themeColor="accent1" w:themeTint="BF" w:sz="8" w:space="0"/>
+        <w:top w:val="single" w:sz="8" w:space="0" w:color="7BA0CD" w:themeColor="accent1" w:themeTint="BF"/>
+        <w:left w:val="single" w:sz="8" w:space="0" w:color="7BA0CD" w:themeColor="accent1" w:themeTint="BF"/>
+        <w:bottom w:val="single" w:sz="8" w:space="0" w:color="7BA0CD" w:themeColor="accent1" w:themeTint="BF"/>
+        <w:right w:val="single" w:sz="8" w:space="0" w:color="7BA0CD" w:themeColor="accent1" w:themeTint="BF"/>
+        <w:insideH w:val="single" w:sz="8" w:space="0" w:color="7BA0CD" w:themeColor="accent1" w:themeTint="BF"/>
       </w:tblBorders>
     </w:tblPr>
     <w:tblStylePr w:type="firstRow">
@@ -5819,10 +5937,10 @@
       <w:tblPr/>
       <w:tcPr>
         <w:tcBorders>
-          <w:top w:val="single" w:color="7BA0CD" w:themeColor="accent1" w:themeTint="BF" w:sz="8" w:space="0"/>
-          <w:left w:val="single" w:color="7BA0CD" w:themeColor="accent1" w:themeTint="BF" w:sz="8" w:space="0"/>
-          <w:bottom w:val="single" w:color="7BA0CD" w:themeColor="accent1" w:themeTint="BF" w:sz="8" w:space="0"/>
-          <w:right w:val="single" w:color="7BA0CD" w:themeColor="accent1" w:themeTint="BF" w:sz="8" w:space="0"/>
+          <w:top w:val="single" w:sz="8" w:space="0" w:color="7BA0CD" w:themeColor="accent1" w:themeTint="BF"/>
+          <w:left w:val="single" w:sz="8" w:space="0" w:color="7BA0CD" w:themeColor="accent1" w:themeTint="BF"/>
+          <w:bottom w:val="single" w:sz="8" w:space="0" w:color="7BA0CD" w:themeColor="accent1" w:themeTint="BF"/>
+          <w:right w:val="single" w:sz="8" w:space="0" w:color="7BA0CD" w:themeColor="accent1" w:themeTint="BF"/>
           <w:insideH w:val="nil"/>
           <w:insideV w:val="nil"/>
         </w:tcBorders>
@@ -5840,10 +5958,10 @@
       <w:tblPr/>
       <w:tcPr>
         <w:tcBorders>
-          <w:top w:val="double" w:color="7BA0CD" w:themeColor="accent1" w:themeTint="BF" w:sz="6" w:space="0"/>
-          <w:left w:val="single" w:color="7BA0CD" w:themeColor="accent1" w:themeTint="BF" w:sz="8" w:space="0"/>
-          <w:bottom w:val="single" w:color="7BA0CD" w:themeColor="accent1" w:themeTint="BF" w:sz="8" w:space="0"/>
-          <w:right w:val="single" w:color="7BA0CD" w:themeColor="accent1" w:themeTint="BF" w:sz="8" w:space="0"/>
+          <w:top w:val="double" w:sz="6" w:space="0" w:color="7BA0CD" w:themeColor="accent1" w:themeTint="BF"/>
+          <w:left w:val="single" w:sz="8" w:space="0" w:color="7BA0CD" w:themeColor="accent1" w:themeTint="BF"/>
+          <w:bottom w:val="single" w:sz="8" w:space="0" w:color="7BA0CD" w:themeColor="accent1" w:themeTint="BF"/>
+          <w:right w:val="single" w:sz="8" w:space="0" w:color="7BA0CD" w:themeColor="accent1" w:themeTint="BF"/>
           <w:insideH w:val="nil"/>
           <w:insideV w:val="nil"/>
         </w:tcBorders>
@@ -5899,11 +6017,11 @@
       <w:tblStyleRowBandSize w:val="1"/>
       <w:tblStyleColBandSize w:val="1"/>
       <w:tblBorders>
-        <w:top w:val="single" w:color="CF7B79" w:themeColor="accent2" w:themeTint="BF" w:sz="8" w:space="0"/>
-        <w:left w:val="single" w:color="CF7B79" w:themeColor="accent2" w:themeTint="BF" w:sz="8" w:space="0"/>
-        <w:bottom w:val="single" w:color="CF7B79" w:themeColor="accent2" w:themeTint="BF" w:sz="8" w:space="0"/>
-        <w:right w:val="single" w:color="CF7B79" w:themeColor="accent2" w:themeTint="BF" w:sz="8" w:space="0"/>
-        <w:insideH w:val="single" w:color="CF7B79" w:themeColor="accent2" w:themeTint="BF" w:sz="8" w:space="0"/>
+        <w:top w:val="single" w:sz="8" w:space="0" w:color="CF7B79" w:themeColor="accent2" w:themeTint="BF"/>
+        <w:left w:val="single" w:sz="8" w:space="0" w:color="CF7B79" w:themeColor="accent2" w:themeTint="BF"/>
+        <w:bottom w:val="single" w:sz="8" w:space="0" w:color="CF7B79" w:themeColor="accent2" w:themeTint="BF"/>
+        <w:right w:val="single" w:sz="8" w:space="0" w:color="CF7B79" w:themeColor="accent2" w:themeTint="BF"/>
+        <w:insideH w:val="single" w:sz="8" w:space="0" w:color="CF7B79" w:themeColor="accent2" w:themeTint="BF"/>
       </w:tblBorders>
     </w:tblPr>
     <w:tblStylePr w:type="firstRow">
@@ -5918,10 +6036,10 @@
       <w:tblPr/>
       <w:tcPr>
         <w:tcBorders>
-          <w:top w:val="single" w:color="CF7B79" w:themeColor="accent2" w:themeTint="BF" w:sz="8" w:space="0"/>
-          <w:left w:val="single" w:color="CF7B79" w:themeColor="accent2" w:themeTint="BF" w:sz="8" w:space="0"/>
-          <w:bottom w:val="single" w:color="CF7B79" w:themeColor="accent2" w:themeTint="BF" w:sz="8" w:space="0"/>
-          <w:right w:val="single" w:color="CF7B79" w:themeColor="accent2" w:themeTint="BF" w:sz="8" w:space="0"/>
+          <w:top w:val="single" w:sz="8" w:space="0" w:color="CF7B79" w:themeColor="accent2" w:themeTint="BF"/>
+          <w:left w:val="single" w:sz="8" w:space="0" w:color="CF7B79" w:themeColor="accent2" w:themeTint="BF"/>
+          <w:bottom w:val="single" w:sz="8" w:space="0" w:color="CF7B79" w:themeColor="accent2" w:themeTint="BF"/>
+          <w:right w:val="single" w:sz="8" w:space="0" w:color="CF7B79" w:themeColor="accent2" w:themeTint="BF"/>
           <w:insideH w:val="nil"/>
           <w:insideV w:val="nil"/>
         </w:tcBorders>
@@ -5939,10 +6057,10 @@
       <w:tblPr/>
       <w:tcPr>
         <w:tcBorders>
-          <w:top w:val="double" w:color="CF7B79" w:themeColor="accent2" w:themeTint="BF" w:sz="6" w:space="0"/>
-          <w:left w:val="single" w:color="CF7B79" w:themeColor="accent2" w:themeTint="BF" w:sz="8" w:space="0"/>
-          <w:bottom w:val="single" w:color="CF7B79" w:themeColor="accent2" w:themeTint="BF" w:sz="8" w:space="0"/>
-          <w:right w:val="single" w:color="CF7B79" w:themeColor="accent2" w:themeTint="BF" w:sz="8" w:space="0"/>
+          <w:top w:val="double" w:sz="6" w:space="0" w:color="CF7B79" w:themeColor="accent2" w:themeTint="BF"/>
+          <w:left w:val="single" w:sz="8" w:space="0" w:color="CF7B79" w:themeColor="accent2" w:themeTint="BF"/>
+          <w:bottom w:val="single" w:sz="8" w:space="0" w:color="CF7B79" w:themeColor="accent2" w:themeTint="BF"/>
+          <w:right w:val="single" w:sz="8" w:space="0" w:color="CF7B79" w:themeColor="accent2" w:themeTint="BF"/>
           <w:insideH w:val="nil"/>
           <w:insideV w:val="nil"/>
         </w:tcBorders>
@@ -5998,11 +6116,11 @@
       <w:tblStyleRowBandSize w:val="1"/>
       <w:tblStyleColBandSize w:val="1"/>
       <w:tblBorders>
-        <w:top w:val="single" w:color="B3CC82" w:themeColor="accent3" w:themeTint="BF" w:sz="8" w:space="0"/>
-        <w:left w:val="single" w:color="B3CC82" w:themeColor="accent3" w:themeTint="BF" w:sz="8" w:space="0"/>
-        <w:bottom w:val="single" w:color="B3CC82" w:themeColor="accent3" w:themeTint="BF" w:sz="8" w:space="0"/>
-        <w:right w:val="single" w:color="B3CC82" w:themeColor="accent3" w:themeTint="BF" w:sz="8" w:space="0"/>
-        <w:insideH w:val="single" w:color="B3CC82" w:themeColor="accent3" w:themeTint="BF" w:sz="8" w:space="0"/>
+        <w:top w:val="single" w:sz="8" w:space="0" w:color="B3CC82" w:themeColor="accent3" w:themeTint="BF"/>
+        <w:left w:val="single" w:sz="8" w:space="0" w:color="B3CC82" w:themeColor="accent3" w:themeTint="BF"/>
+        <w:bottom w:val="single" w:sz="8" w:space="0" w:color="B3CC82" w:themeColor="accent3" w:themeTint="BF"/>
+        <w:right w:val="single" w:sz="8" w:space="0" w:color="B3CC82" w:themeColor="accent3" w:themeTint="BF"/>
+        <w:insideH w:val="single" w:sz="8" w:space="0" w:color="B3CC82" w:themeColor="accent3" w:themeTint="BF"/>
       </w:tblBorders>
     </w:tblPr>
     <w:tblStylePr w:type="firstRow">
@@ -6017,10 +6135,10 @@
       <w:tblPr/>
       <w:tcPr>
         <w:tcBorders>
-          <w:top w:val="single" w:color="B3CC82" w:themeColor="accent3" w:themeTint="BF" w:sz="8" w:space="0"/>
-          <w:left w:val="single" w:color="B3CC82" w:themeColor="accent3" w:themeTint="BF" w:sz="8" w:space="0"/>
-          <w:bottom w:val="single" w:color="B3CC82" w:themeColor="accent3" w:themeTint="BF" w:sz="8" w:space="0"/>
-          <w:right w:val="single" w:color="B3CC82" w:themeColor="accent3" w:themeTint="BF" w:sz="8" w:space="0"/>
+          <w:top w:val="single" w:sz="8" w:space="0" w:color="B3CC82" w:themeColor="accent3" w:themeTint="BF"/>
+          <w:left w:val="single" w:sz="8" w:space="0" w:color="B3CC82" w:themeColor="accent3" w:themeTint="BF"/>
+          <w:bottom w:val="single" w:sz="8" w:space="0" w:color="B3CC82" w:themeColor="accent3" w:themeTint="BF"/>
+          <w:right w:val="single" w:sz="8" w:space="0" w:color="B3CC82" w:themeColor="accent3" w:themeTint="BF"/>
           <w:insideH w:val="nil"/>
           <w:insideV w:val="nil"/>
         </w:tcBorders>
@@ -6038,10 +6156,10 @@
       <w:tblPr/>
       <w:tcPr>
         <w:tcBorders>
-          <w:top w:val="double" w:color="B3CC82" w:themeColor="accent3" w:themeTint="BF" w:sz="6" w:space="0"/>
-          <w:left w:val="single" w:color="B3CC82" w:themeColor="accent3" w:themeTint="BF" w:sz="8" w:space="0"/>
-          <w:bottom w:val="single" w:color="B3CC82" w:themeColor="accent3" w:themeTint="BF" w:sz="8" w:space="0"/>
-          <w:right w:val="single" w:color="B3CC82" w:themeColor="accent3" w:themeTint="BF" w:sz="8" w:space="0"/>
+          <w:top w:val="double" w:sz="6" w:space="0" w:color="B3CC82" w:themeColor="accent3" w:themeTint="BF"/>
+          <w:left w:val="single" w:sz="8" w:space="0" w:color="B3CC82" w:themeColor="accent3" w:themeTint="BF"/>
+          <w:bottom w:val="single" w:sz="8" w:space="0" w:color="B3CC82" w:themeColor="accent3" w:themeTint="BF"/>
+          <w:right w:val="single" w:sz="8" w:space="0" w:color="B3CC82" w:themeColor="accent3" w:themeTint="BF"/>
           <w:insideH w:val="nil"/>
           <w:insideV w:val="nil"/>
         </w:tcBorders>
@@ -6097,11 +6215,11 @@
       <w:tblStyleRowBandSize w:val="1"/>
       <w:tblStyleColBandSize w:val="1"/>
       <w:tblBorders>
-        <w:top w:val="single" w:color="9F8AB9" w:themeColor="accent4" w:themeTint="BF" w:sz="8" w:space="0"/>
-        <w:left w:val="single" w:color="9F8AB9" w:themeColor="accent4" w:themeTint="BF" w:sz="8" w:space="0"/>
-        <w:bottom w:val="single" w:color="9F8AB9" w:themeColor="accent4" w:themeTint="BF" w:sz="8" w:space="0"/>
-        <w:right w:val="single" w:color="9F8AB9" w:themeColor="accent4" w:themeTint="BF" w:sz="8" w:space="0"/>
-        <w:insideH w:val="single" w:color="9F8AB9" w:themeColor="accent4" w:themeTint="BF" w:sz="8" w:space="0"/>
+        <w:top w:val="single" w:sz="8" w:space="0" w:color="9F8AB9" w:themeColor="accent4" w:themeTint="BF"/>
+        <w:left w:val="single" w:sz="8" w:space="0" w:color="9F8AB9" w:themeColor="accent4" w:themeTint="BF"/>
+        <w:bottom w:val="single" w:sz="8" w:space="0" w:color="9F8AB9" w:themeColor="accent4" w:themeTint="BF"/>
+        <w:right w:val="single" w:sz="8" w:space="0" w:color="9F8AB9" w:themeColor="accent4" w:themeTint="BF"/>
+        <w:insideH w:val="single" w:sz="8" w:space="0" w:color="9F8AB9" w:themeColor="accent4" w:themeTint="BF"/>
       </w:tblBorders>
     </w:tblPr>
     <w:tblStylePr w:type="firstRow">
@@ -6116,10 +6234,10 @@
       <w:tblPr/>
       <w:tcPr>
         <w:tcBorders>
-          <w:top w:val="single" w:color="9F8AB9" w:themeColor="accent4" w:themeTint="BF" w:sz="8" w:space="0"/>
-          <w:left w:val="single" w:color="9F8AB9" w:themeColor="accent4" w:themeTint="BF" w:sz="8" w:space="0"/>
-          <w:bottom w:val="single" w:color="9F8AB9" w:themeColor="accent4" w:themeTint="BF" w:sz="8" w:space="0"/>
-          <w:right w:val="single" w:color="9F8AB9" w:themeColor="accent4" w:themeTint="BF" w:sz="8" w:space="0"/>
+          <w:top w:val="single" w:sz="8" w:space="0" w:color="9F8AB9" w:themeColor="accent4" w:themeTint="BF"/>
+          <w:left w:val="single" w:sz="8" w:space="0" w:color="9F8AB9" w:themeColor="accent4" w:themeTint="BF"/>
+          <w:bottom w:val="single" w:sz="8" w:space="0" w:color="9F8AB9" w:themeColor="accent4" w:themeTint="BF"/>
+          <w:right w:val="single" w:sz="8" w:space="0" w:color="9F8AB9" w:themeColor="accent4" w:themeTint="BF"/>
           <w:insideH w:val="nil"/>
           <w:insideV w:val="nil"/>
         </w:tcBorders>
@@ -6137,10 +6255,10 @@
       <w:tblPr/>
       <w:tcPr>
         <w:tcBorders>
-          <w:top w:val="double" w:color="9F8AB9" w:themeColor="accent4" w:themeTint="BF" w:sz="6" w:space="0"/>
-          <w:left w:val="single" w:color="9F8AB9" w:themeColor="accent4" w:themeTint="BF" w:sz="8" w:space="0"/>
-          <w:bottom w:val="single" w:color="9F8AB9" w:themeColor="accent4" w:themeTint="BF" w:sz="8" w:space="0"/>
-          <w:right w:val="single" w:color="9F8AB9" w:themeColor="accent4" w:themeTint="BF" w:sz="8" w:space="0"/>
+          <w:top w:val="double" w:sz="6" w:space="0" w:color="9F8AB9" w:themeColor="accent4" w:themeTint="BF"/>
+          <w:left w:val="single" w:sz="8" w:space="0" w:color="9F8AB9" w:themeColor="accent4" w:themeTint="BF"/>
+          <w:bottom w:val="single" w:sz="8" w:space="0" w:color="9F8AB9" w:themeColor="accent4" w:themeTint="BF"/>
+          <w:right w:val="single" w:sz="8" w:space="0" w:color="9F8AB9" w:themeColor="accent4" w:themeTint="BF"/>
           <w:insideH w:val="nil"/>
           <w:insideV w:val="nil"/>
         </w:tcBorders>
@@ -6196,11 +6314,11 @@
       <w:tblStyleRowBandSize w:val="1"/>
       <w:tblStyleColBandSize w:val="1"/>
       <w:tblBorders>
-        <w:top w:val="single" w:color="78C0D4" w:themeColor="accent5" w:themeTint="BF" w:sz="8" w:space="0"/>
-        <w:left w:val="single" w:color="78C0D4" w:themeColor="accent5" w:themeTint="BF" w:sz="8" w:space="0"/>
-        <w:bottom w:val="single" w:color="78C0D4" w:themeColor="accent5" w:themeTint="BF" w:sz="8" w:space="0"/>
-        <w:right w:val="single" w:color="78C0D4" w:themeColor="accent5" w:themeTint="BF" w:sz="8" w:space="0"/>
-        <w:insideH w:val="single" w:color="78C0D4" w:themeColor="accent5" w:themeTint="BF" w:sz="8" w:space="0"/>
+        <w:top w:val="single" w:sz="8" w:space="0" w:color="78C0D4" w:themeColor="accent5" w:themeTint="BF"/>
+        <w:left w:val="single" w:sz="8" w:space="0" w:color="78C0D4" w:themeColor="accent5" w:themeTint="BF"/>
+        <w:bottom w:val="single" w:sz="8" w:space="0" w:color="78C0D4" w:themeColor="accent5" w:themeTint="BF"/>
+        <w:right w:val="single" w:sz="8" w:space="0" w:color="78C0D4" w:themeColor="accent5" w:themeTint="BF"/>
+        <w:insideH w:val="single" w:sz="8" w:space="0" w:color="78C0D4" w:themeColor="accent5" w:themeTint="BF"/>
       </w:tblBorders>
     </w:tblPr>
     <w:tblStylePr w:type="firstRow">
@@ -6215,10 +6333,10 @@
       <w:tblPr/>
       <w:tcPr>
         <w:tcBorders>
-          <w:top w:val="single" w:color="78C0D4" w:themeColor="accent5" w:themeTint="BF" w:sz="8" w:space="0"/>
-          <w:left w:val="single" w:color="78C0D4" w:themeColor="accent5" w:themeTint="BF" w:sz="8" w:space="0"/>
-          <w:bottom w:val="single" w:color="78C0D4" w:themeColor="accent5" w:themeTint="BF" w:sz="8" w:space="0"/>
-          <w:right w:val="single" w:color="78C0D4" w:themeColor="accent5" w:themeTint="BF" w:sz="8" w:space="0"/>
+          <w:top w:val="single" w:sz="8" w:space="0" w:color="78C0D4" w:themeColor="accent5" w:themeTint="BF"/>
+          <w:left w:val="single" w:sz="8" w:space="0" w:color="78C0D4" w:themeColor="accent5" w:themeTint="BF"/>
+          <w:bottom w:val="single" w:sz="8" w:space="0" w:color="78C0D4" w:themeColor="accent5" w:themeTint="BF"/>
+          <w:right w:val="single" w:sz="8" w:space="0" w:color="78C0D4" w:themeColor="accent5" w:themeTint="BF"/>
           <w:insideH w:val="nil"/>
           <w:insideV w:val="nil"/>
         </w:tcBorders>
@@ -6236,10 +6354,10 @@
       <w:tblPr/>
       <w:tcPr>
         <w:tcBorders>
-          <w:top w:val="double" w:color="78C0D4" w:themeColor="accent5" w:themeTint="BF" w:sz="6" w:space="0"/>
-          <w:left w:val="single" w:color="78C0D4" w:themeColor="accent5" w:themeTint="BF" w:sz="8" w:space="0"/>
-          <w:bottom w:val="single" w:color="78C0D4" w:themeColor="accent5" w:themeTint="BF" w:sz="8" w:space="0"/>
-          <w:right w:val="single" w:color="78C0D4" w:themeColor="accent5" w:themeTint="BF" w:sz="8" w:space="0"/>
+          <w:top w:val="double" w:sz="6" w:space="0" w:color="78C0D4" w:themeColor="accent5" w:themeTint="BF"/>
+          <w:left w:val="single" w:sz="8" w:space="0" w:color="78C0D4" w:themeColor="accent5" w:themeTint="BF"/>
+          <w:bottom w:val="single" w:sz="8" w:space="0" w:color="78C0D4" w:themeColor="accent5" w:themeTint="BF"/>
+          <w:right w:val="single" w:sz="8" w:space="0" w:color="78C0D4" w:themeColor="accent5" w:themeTint="BF"/>
           <w:insideH w:val="nil"/>
           <w:insideV w:val="nil"/>
         </w:tcBorders>
@@ -6295,11 +6413,11 @@
       <w:tblStyleRowBandSize w:val="1"/>
       <w:tblStyleColBandSize w:val="1"/>
       <w:tblBorders>
-        <w:top w:val="single" w:color="F9B074" w:themeColor="accent6" w:themeTint="BF" w:sz="8" w:space="0"/>
-        <w:left w:val="single" w:color="F9B074" w:themeColor="accent6" w:themeTint="BF" w:sz="8" w:space="0"/>
-        <w:bottom w:val="single" w:color="F9B074" w:themeColor="accent6" w:themeTint="BF" w:sz="8" w:space="0"/>
-        <w:right w:val="single" w:color="F9B074" w:themeColor="accent6" w:themeTint="BF" w:sz="8" w:space="0"/>
-        <w:insideH w:val="single" w:color="F9B074" w:themeColor="accent6" w:themeTint="BF" w:sz="8" w:space="0"/>
+        <w:top w:val="single" w:sz="8" w:space="0" w:color="F9B074" w:themeColor="accent6" w:themeTint="BF"/>
+        <w:left w:val="single" w:sz="8" w:space="0" w:color="F9B074" w:themeColor="accent6" w:themeTint="BF"/>
+        <w:bottom w:val="single" w:sz="8" w:space="0" w:color="F9B074" w:themeColor="accent6" w:themeTint="BF"/>
+        <w:right w:val="single" w:sz="8" w:space="0" w:color="F9B074" w:themeColor="accent6" w:themeTint="BF"/>
+        <w:insideH w:val="single" w:sz="8" w:space="0" w:color="F9B074" w:themeColor="accent6" w:themeTint="BF"/>
       </w:tblBorders>
     </w:tblPr>
     <w:tblStylePr w:type="firstRow">
@@ -6314,10 +6432,10 @@
       <w:tblPr/>
       <w:tcPr>
         <w:tcBorders>
-          <w:top w:val="single" w:color="F9B074" w:themeColor="accent6" w:themeTint="BF" w:sz="8" w:space="0"/>
-          <w:left w:val="single" w:color="F9B074" w:themeColor="accent6" w:themeTint="BF" w:sz="8" w:space="0"/>
-          <w:bottom w:val="single" w:color="F9B074" w:themeColor="accent6" w:themeTint="BF" w:sz="8" w:space="0"/>
-          <w:right w:val="single" w:color="F9B074" w:themeColor="accent6" w:themeTint="BF" w:sz="8" w:space="0"/>
+          <w:top w:val="single" w:sz="8" w:space="0" w:color="F9B074" w:themeColor="accent6" w:themeTint="BF"/>
+          <w:left w:val="single" w:sz="8" w:space="0" w:color="F9B074" w:themeColor="accent6" w:themeTint="BF"/>
+          <w:bottom w:val="single" w:sz="8" w:space="0" w:color="F9B074" w:themeColor="accent6" w:themeTint="BF"/>
+          <w:right w:val="single" w:sz="8" w:space="0" w:color="F9B074" w:themeColor="accent6" w:themeTint="BF"/>
           <w:insideH w:val="nil"/>
           <w:insideV w:val="nil"/>
         </w:tcBorders>
@@ -6335,10 +6453,10 @@
       <w:tblPr/>
       <w:tcPr>
         <w:tcBorders>
-          <w:top w:val="double" w:color="F9B074" w:themeColor="accent6" w:themeTint="BF" w:sz="6" w:space="0"/>
-          <w:left w:val="single" w:color="F9B074" w:themeColor="accent6" w:themeTint="BF" w:sz="8" w:space="0"/>
-          <w:bottom w:val="single" w:color="F9B074" w:themeColor="accent6" w:themeTint="BF" w:sz="8" w:space="0"/>
-          <w:right w:val="single" w:color="F9B074" w:themeColor="accent6" w:themeTint="BF" w:sz="8" w:space="0"/>
+          <w:top w:val="double" w:sz="6" w:space="0" w:color="F9B074" w:themeColor="accent6" w:themeTint="BF"/>
+          <w:left w:val="single" w:sz="8" w:space="0" w:color="F9B074" w:themeColor="accent6" w:themeTint="BF"/>
+          <w:bottom w:val="single" w:sz="8" w:space="0" w:color="F9B074" w:themeColor="accent6" w:themeTint="BF"/>
+          <w:right w:val="single" w:sz="8" w:space="0" w:color="F9B074" w:themeColor="accent6" w:themeTint="BF"/>
           <w:insideH w:val="nil"/>
           <w:insideV w:val="nil"/>
         </w:tcBorders>
@@ -6394,8 +6512,8 @@
       <w:tblStyleRowBandSize w:val="1"/>
       <w:tblStyleColBandSize w:val="1"/>
       <w:tblBorders>
-        <w:top w:val="single" w:color="auto" w:sz="18" w:space="0"/>
-        <w:bottom w:val="single" w:color="auto" w:sz="18" w:space="0"/>
+        <w:top w:val="single" w:sz="18" w:space="0" w:color="auto"/>
+        <w:bottom w:val="single" w:sz="18" w:space="0" w:color="auto"/>
       </w:tblBorders>
     </w:tblPr>
     <w:tblStylePr w:type="firstRow">
@@ -6410,9 +6528,9 @@
       <w:tblPr/>
       <w:tcPr>
         <w:tcBorders>
-          <w:top w:val="single" w:color="auto" w:sz="18" w:space="0"/>
-          <w:left w:val="nil"/>
-          <w:bottom w:val="single" w:color="auto" w:sz="18" w:space="0"/>
+          <w:top w:val="single" w:sz="18" w:space="0" w:color="auto"/>
+          <w:left w:val="nil"/>
+          <w:bottom w:val="single" w:sz="18" w:space="0" w:color="auto"/>
           <w:right w:val="nil"/>
           <w:insideH w:val="nil"/>
           <w:insideV w:val="nil"/>
@@ -6430,9 +6548,9 @@
       <w:tblPr/>
       <w:tcPr>
         <w:tcBorders>
-          <w:top w:val="double" w:color="auto" w:sz="6" w:space="0"/>
-          <w:left w:val="nil"/>
-          <w:bottom w:val="single" w:color="auto" w:sz="18" w:space="0"/>
+          <w:top w:val="double" w:sz="6" w:space="0" w:color="auto"/>
+          <w:left w:val="nil"/>
+          <w:bottom w:val="single" w:sz="18" w:space="0" w:color="auto"/>
           <w:right w:val="nil"/>
           <w:insideH w:val="nil"/>
           <w:insideV w:val="nil"/>
@@ -6451,7 +6569,7 @@
         <w:tcBorders>
           <w:top w:val="nil"/>
           <w:left w:val="nil"/>
-          <w:bottom w:val="single" w:color="auto" w:sz="18" w:space="0"/>
+          <w:bottom w:val="single" w:sz="18" w:space="0" w:color="auto"/>
           <w:right w:val="nil"/>
           <w:insideH w:val="nil"/>
           <w:insideV w:val="nil"/>
@@ -6498,9 +6616,9 @@
       <w:tblPr/>
       <w:tcPr>
         <w:tcBorders>
-          <w:top w:val="single" w:color="auto" w:sz="18" w:space="0"/>
-          <w:left w:val="nil"/>
-          <w:bottom w:val="single" w:color="auto" w:sz="18" w:space="0"/>
+          <w:top w:val="single" w:sz="18" w:space="0" w:color="auto"/>
+          <w:left w:val="nil"/>
+          <w:bottom w:val="single" w:sz="18" w:space="0" w:color="auto"/>
           <w:right w:val="nil"/>
           <w:insideH w:val="nil"/>
           <w:insideV w:val="nil"/>
@@ -6514,9 +6632,9 @@
       <w:tblPr/>
       <w:tcPr>
         <w:tcBorders>
-          <w:top w:val="single" w:color="auto" w:sz="18" w:space="0"/>
-          <w:left w:val="nil"/>
-          <w:bottom w:val="single" w:color="auto" w:sz="18" w:space="0"/>
+          <w:top w:val="single" w:sz="18" w:space="0" w:color="auto"/>
+          <w:left w:val="nil"/>
+          <w:bottom w:val="single" w:sz="18" w:space="0" w:color="auto"/>
           <w:right w:val="nil"/>
           <w:insideH w:val="nil"/>
           <w:insideV w:val="nil"/>
@@ -6536,8 +6654,8 @@
       <w:tblStyleRowBandSize w:val="1"/>
       <w:tblStyleColBandSize w:val="1"/>
       <w:tblBorders>
-        <w:top w:val="single" w:color="auto" w:sz="18" w:space="0"/>
-        <w:bottom w:val="single" w:color="auto" w:sz="18" w:space="0"/>
+        <w:top w:val="single" w:sz="18" w:space="0" w:color="auto"/>
+        <w:bottom w:val="single" w:sz="18" w:space="0" w:color="auto"/>
       </w:tblBorders>
     </w:tblPr>
     <w:tblStylePr w:type="firstRow">
@@ -6552,9 +6670,9 @@
       <w:tblPr/>
       <w:tcPr>
         <w:tcBorders>
-          <w:top w:val="single" w:color="auto" w:sz="18" w:space="0"/>
-          <w:left w:val="nil"/>
-          <w:bottom w:val="single" w:color="auto" w:sz="18" w:space="0"/>
+          <w:top w:val="single" w:sz="18" w:space="0" w:color="auto"/>
+          <w:left w:val="nil"/>
+          <w:bottom w:val="single" w:sz="18" w:space="0" w:color="auto"/>
           <w:right w:val="nil"/>
           <w:insideH w:val="nil"/>
           <w:insideV w:val="nil"/>
@@ -6572,9 +6690,9 @@
       <w:tblPr/>
       <w:tcPr>
         <w:tcBorders>
-          <w:top w:val="double" w:color="auto" w:sz="6" w:space="0"/>
-          <w:left w:val="nil"/>
-          <w:bottom w:val="single" w:color="auto" w:sz="18" w:space="0"/>
+          <w:top w:val="double" w:sz="6" w:space="0" w:color="auto"/>
+          <w:left w:val="nil"/>
+          <w:bottom w:val="single" w:sz="18" w:space="0" w:color="auto"/>
           <w:right w:val="nil"/>
           <w:insideH w:val="nil"/>
           <w:insideV w:val="nil"/>
@@ -6593,7 +6711,7 @@
         <w:tcBorders>
           <w:top w:val="nil"/>
           <w:left w:val="nil"/>
-          <w:bottom w:val="single" w:color="auto" w:sz="18" w:space="0"/>
+          <w:bottom w:val="single" w:sz="18" w:space="0" w:color="auto"/>
           <w:right w:val="nil"/>
           <w:insideH w:val="nil"/>
           <w:insideV w:val="nil"/>
@@ -6640,9 +6758,9 @@
       <w:tblPr/>
       <w:tcPr>
         <w:tcBorders>
-          <w:top w:val="single" w:color="auto" w:sz="18" w:space="0"/>
-          <w:left w:val="nil"/>
-          <w:bottom w:val="single" w:color="auto" w:sz="18" w:space="0"/>
+          <w:top w:val="single" w:sz="18" w:space="0" w:color="auto"/>
+          <w:left w:val="nil"/>
+          <w:bottom w:val="single" w:sz="18" w:space="0" w:color="auto"/>
           <w:right w:val="nil"/>
           <w:insideH w:val="nil"/>
           <w:insideV w:val="nil"/>
@@ -6656,9 +6774,9 @@
       <w:tblPr/>
       <w:tcPr>
         <w:tcBorders>
-          <w:top w:val="single" w:color="auto" w:sz="18" w:space="0"/>
-          <w:left w:val="nil"/>
-          <w:bottom w:val="single" w:color="auto" w:sz="18" w:space="0"/>
+          <w:top w:val="single" w:sz="18" w:space="0" w:color="auto"/>
+          <w:left w:val="nil"/>
+          <w:bottom w:val="single" w:sz="18" w:space="0" w:color="auto"/>
           <w:right w:val="nil"/>
           <w:insideH w:val="nil"/>
           <w:insideV w:val="nil"/>
@@ -6678,8 +6796,8 @@
       <w:tblStyleRowBandSize w:val="1"/>
       <w:tblStyleColBandSize w:val="1"/>
       <w:tblBorders>
-        <w:top w:val="single" w:color="auto" w:sz="18" w:space="0"/>
-        <w:bottom w:val="single" w:color="auto" w:sz="18" w:space="0"/>
+        <w:top w:val="single" w:sz="18" w:space="0" w:color="auto"/>
+        <w:bottom w:val="single" w:sz="18" w:space="0" w:color="auto"/>
       </w:tblBorders>
     </w:tblPr>
     <w:tblStylePr w:type="firstRow">
@@ -6694,9 +6812,9 @@
       <w:tblPr/>
       <w:tcPr>
         <w:tcBorders>
-          <w:top w:val="single" w:color="auto" w:sz="18" w:space="0"/>
-          <w:left w:val="nil"/>
-          <w:bottom w:val="single" w:color="auto" w:sz="18" w:space="0"/>
+          <w:top w:val="single" w:sz="18" w:space="0" w:color="auto"/>
+          <w:left w:val="nil"/>
+          <w:bottom w:val="single" w:sz="18" w:space="0" w:color="auto"/>
           <w:right w:val="nil"/>
           <w:insideH w:val="nil"/>
           <w:insideV w:val="nil"/>
@@ -6714,9 +6832,9 @@
       <w:tblPr/>
       <w:tcPr>
         <w:tcBorders>
-          <w:top w:val="double" w:color="auto" w:sz="6" w:space="0"/>
-          <w:left w:val="nil"/>
-          <w:bottom w:val="single" w:color="auto" w:sz="18" w:space="0"/>
+          <w:top w:val="double" w:sz="6" w:space="0" w:color="auto"/>
+          <w:left w:val="nil"/>
+          <w:bottom w:val="single" w:sz="18" w:space="0" w:color="auto"/>
           <w:right w:val="nil"/>
           <w:insideH w:val="nil"/>
           <w:insideV w:val="nil"/>
@@ -6735,7 +6853,7 @@
         <w:tcBorders>
           <w:top w:val="nil"/>
           <w:left w:val="nil"/>
-          <w:bottom w:val="single" w:color="auto" w:sz="18" w:space="0"/>
+          <w:bottom w:val="single" w:sz="18" w:space="0" w:color="auto"/>
           <w:right w:val="nil"/>
           <w:insideH w:val="nil"/>
           <w:insideV w:val="nil"/>
@@ -6782,9 +6900,9 @@
       <w:tblPr/>
       <w:tcPr>
         <w:tcBorders>
-          <w:top w:val="single" w:color="auto" w:sz="18" w:space="0"/>
-          <w:left w:val="nil"/>
-          <w:bottom w:val="single" w:color="auto" w:sz="18" w:space="0"/>
+          <w:top w:val="single" w:sz="18" w:space="0" w:color="auto"/>
+          <w:left w:val="nil"/>
+          <w:bottom w:val="single" w:sz="18" w:space="0" w:color="auto"/>
           <w:right w:val="nil"/>
           <w:insideH w:val="nil"/>
           <w:insideV w:val="nil"/>
@@ -6798,9 +6916,9 @@
       <w:tblPr/>
       <w:tcPr>
         <w:tcBorders>
-          <w:top w:val="single" w:color="auto" w:sz="18" w:space="0"/>
-          <w:left w:val="nil"/>
-          <w:bottom w:val="single" w:color="auto" w:sz="18" w:space="0"/>
+          <w:top w:val="single" w:sz="18" w:space="0" w:color="auto"/>
+          <w:left w:val="nil"/>
+          <w:bottom w:val="single" w:sz="18" w:space="0" w:color="auto"/>
           <w:right w:val="nil"/>
           <w:insideH w:val="nil"/>
           <w:insideV w:val="nil"/>
@@ -6820,8 +6938,8 @@
       <w:tblStyleRowBandSize w:val="1"/>
       <w:tblStyleColBandSize w:val="1"/>
       <w:tblBorders>
-        <w:top w:val="single" w:color="auto" w:sz="18" w:space="0"/>
-        <w:bottom w:val="single" w:color="auto" w:sz="18" w:space="0"/>
+        <w:top w:val="single" w:sz="18" w:space="0" w:color="auto"/>
+        <w:bottom w:val="single" w:sz="18" w:space="0" w:color="auto"/>
       </w:tblBorders>
     </w:tblPr>
     <w:tblStylePr w:type="firstRow">
@@ -6836,9 +6954,9 @@
       <w:tblPr/>
       <w:tcPr>
         <w:tcBorders>
-          <w:top w:val="single" w:color="auto" w:sz="18" w:space="0"/>
-          <w:left w:val="nil"/>
-          <w:bottom w:val="single" w:color="auto" w:sz="18" w:space="0"/>
+          <w:top w:val="single" w:sz="18" w:space="0" w:color="auto"/>
+          <w:left w:val="nil"/>
+          <w:bottom w:val="single" w:sz="18" w:space="0" w:color="auto"/>
           <w:right w:val="nil"/>
           <w:insideH w:val="nil"/>
           <w:insideV w:val="nil"/>
@@ -6856,9 +6974,9 @@
       <w:tblPr/>
       <w:tcPr>
         <w:tcBorders>
-          <w:top w:val="double" w:color="auto" w:sz="6" w:space="0"/>
-          <w:left w:val="nil"/>
-          <w:bottom w:val="single" w:color="auto" w:sz="18" w:space="0"/>
+          <w:top w:val="double" w:sz="6" w:space="0" w:color="auto"/>
+          <w:left w:val="nil"/>
+          <w:bottom w:val="single" w:sz="18" w:space="0" w:color="auto"/>
           <w:right w:val="nil"/>
           <w:insideH w:val="nil"/>
           <w:insideV w:val="nil"/>
@@ -6877,7 +6995,7 @@
         <w:tcBorders>
           <w:top w:val="nil"/>
           <w:left w:val="nil"/>
-          <w:bottom w:val="single" w:color="auto" w:sz="18" w:space="0"/>
+          <w:bottom w:val="single" w:sz="18" w:space="0" w:color="auto"/>
           <w:right w:val="nil"/>
           <w:insideH w:val="nil"/>
           <w:insideV w:val="nil"/>
@@ -6924,9 +7042,9 @@
       <w:tblPr/>
       <w:tcPr>
         <w:tcBorders>
-          <w:top w:val="single" w:color="auto" w:sz="18" w:space="0"/>
-          <w:left w:val="nil"/>
-          <w:bottom w:val="single" w:color="auto" w:sz="18" w:space="0"/>
+          <w:top w:val="single" w:sz="18" w:space="0" w:color="auto"/>
+          <w:left w:val="nil"/>
+          <w:bottom w:val="single" w:sz="18" w:space="0" w:color="auto"/>
           <w:right w:val="nil"/>
           <w:insideH w:val="nil"/>
           <w:insideV w:val="nil"/>
@@ -6940,9 +7058,9 @@
       <w:tblPr/>
       <w:tcPr>
         <w:tcBorders>
-          <w:top w:val="single" w:color="auto" w:sz="18" w:space="0"/>
-          <w:left w:val="nil"/>
-          <w:bottom w:val="single" w:color="auto" w:sz="18" w:space="0"/>
+          <w:top w:val="single" w:sz="18" w:space="0" w:color="auto"/>
+          <w:left w:val="nil"/>
+          <w:bottom w:val="single" w:sz="18" w:space="0" w:color="auto"/>
           <w:right w:val="nil"/>
           <w:insideH w:val="nil"/>
           <w:insideV w:val="nil"/>
@@ -6962,8 +7080,8 @@
       <w:tblStyleRowBandSize w:val="1"/>
       <w:tblStyleColBandSize w:val="1"/>
       <w:tblBorders>
-        <w:top w:val="single" w:color="auto" w:sz="18" w:space="0"/>
-        <w:bottom w:val="single" w:color="auto" w:sz="18" w:space="0"/>
+        <w:top w:val="single" w:sz="18" w:space="0" w:color="auto"/>
+        <w:bottom w:val="single" w:sz="18" w:space="0" w:color="auto"/>
       </w:tblBorders>
     </w:tblPr>
     <w:tblStylePr w:type="firstRow">
@@ -6978,9 +7096,9 @@
       <w:tblPr/>
       <w:tcPr>
         <w:tcBorders>
-          <w:top w:val="single" w:color="auto" w:sz="18" w:space="0"/>
-          <w:left w:val="nil"/>
-          <w:bottom w:val="single" w:color="auto" w:sz="18" w:space="0"/>
+          <w:top w:val="single" w:sz="18" w:space="0" w:color="auto"/>
+          <w:left w:val="nil"/>
+          <w:bottom w:val="single" w:sz="18" w:space="0" w:color="auto"/>
           <w:right w:val="nil"/>
           <w:insideH w:val="nil"/>
           <w:insideV w:val="nil"/>
@@ -6998,9 +7116,9 @@
       <w:tblPr/>
       <w:tcPr>
         <w:tcBorders>
-          <w:top w:val="double" w:color="auto" w:sz="6" w:space="0"/>
-          <w:left w:val="nil"/>
-          <w:bottom w:val="single" w:color="auto" w:sz="18" w:space="0"/>
+          <w:top w:val="double" w:sz="6" w:space="0" w:color="auto"/>
+          <w:left w:val="nil"/>
+          <w:bottom w:val="single" w:sz="18" w:space="0" w:color="auto"/>
           <w:right w:val="nil"/>
           <w:insideH w:val="nil"/>
           <w:insideV w:val="nil"/>
@@ -7019,7 +7137,7 @@
         <w:tcBorders>
           <w:top w:val="nil"/>
           <w:left w:val="nil"/>
-          <w:bottom w:val="single" w:color="auto" w:sz="18" w:space="0"/>
+          <w:bottom w:val="single" w:sz="18" w:space="0" w:color="auto"/>
           <w:right w:val="nil"/>
           <w:insideH w:val="nil"/>
           <w:insideV w:val="nil"/>
@@ -7066,9 +7184,9 @@
       <w:tblPr/>
       <w:tcPr>
         <w:tcBorders>
-          <w:top w:val="single" w:color="auto" w:sz="18" w:space="0"/>
-          <w:left w:val="nil"/>
-          <w:bottom w:val="single" w:color="auto" w:sz="18" w:space="0"/>
+          <w:top w:val="single" w:sz="18" w:space="0" w:color="auto"/>
+          <w:left w:val="nil"/>
+          <w:bottom w:val="single" w:sz="18" w:space="0" w:color="auto"/>
           <w:right w:val="nil"/>
           <w:insideH w:val="nil"/>
           <w:insideV w:val="nil"/>
@@ -7082,9 +7200,9 @@
       <w:tblPr/>
       <w:tcPr>
         <w:tcBorders>
-          <w:top w:val="single" w:color="auto" w:sz="18" w:space="0"/>
-          <w:left w:val="nil"/>
-          <w:bottom w:val="single" w:color="auto" w:sz="18" w:space="0"/>
+          <w:top w:val="single" w:sz="18" w:space="0" w:color="auto"/>
+          <w:left w:val="nil"/>
+          <w:bottom w:val="single" w:sz="18" w:space="0" w:color="auto"/>
           <w:right w:val="nil"/>
           <w:insideH w:val="nil"/>
           <w:insideV w:val="nil"/>
@@ -7104,8 +7222,8 @@
       <w:tblStyleRowBandSize w:val="1"/>
       <w:tblStyleColBandSize w:val="1"/>
       <w:tblBorders>
-        <w:top w:val="single" w:color="auto" w:sz="18" w:space="0"/>
-        <w:bottom w:val="single" w:color="auto" w:sz="18" w:space="0"/>
+        <w:top w:val="single" w:sz="18" w:space="0" w:color="auto"/>
+        <w:bottom w:val="single" w:sz="18" w:space="0" w:color="auto"/>
       </w:tblBorders>
     </w:tblPr>
     <w:tblStylePr w:type="firstRow">
@@ -7120,9 +7238,9 @@
       <w:tblPr/>
       <w:tcPr>
         <w:tcBorders>
-          <w:top w:val="single" w:color="auto" w:sz="18" w:space="0"/>
-          <w:left w:val="nil"/>
-          <w:bottom w:val="single" w:color="auto" w:sz="18" w:space="0"/>
+          <w:top w:val="single" w:sz="18" w:space="0" w:color="auto"/>
+          <w:left w:val="nil"/>
+          <w:bottom w:val="single" w:sz="18" w:space="0" w:color="auto"/>
           <w:right w:val="nil"/>
           <w:insideH w:val="nil"/>
           <w:insideV w:val="nil"/>
@@ -7140,9 +7258,9 @@
       <w:tblPr/>
       <w:tcPr>
         <w:tcBorders>
-          <w:top w:val="double" w:color="auto" w:sz="6" w:space="0"/>
-          <w:left w:val="nil"/>
-          <w:bottom w:val="single" w:color="auto" w:sz="18" w:space="0"/>
+          <w:top w:val="double" w:sz="6" w:space="0" w:color="auto"/>
+          <w:left w:val="nil"/>
+          <w:bottom w:val="single" w:sz="18" w:space="0" w:color="auto"/>
           <w:right w:val="nil"/>
           <w:insideH w:val="nil"/>
           <w:insideV w:val="nil"/>
@@ -7161,7 +7279,7 @@
         <w:tcBorders>
           <w:top w:val="nil"/>
           <w:left w:val="nil"/>
-          <w:bottom w:val="single" w:color="auto" w:sz="18" w:space="0"/>
+          <w:bottom w:val="single" w:sz="18" w:space="0" w:color="auto"/>
           <w:right w:val="nil"/>
           <w:insideH w:val="nil"/>
           <w:insideV w:val="nil"/>
@@ -7208,9 +7326,9 @@
       <w:tblPr/>
       <w:tcPr>
         <w:tcBorders>
-          <w:top w:val="single" w:color="auto" w:sz="18" w:space="0"/>
-          <w:left w:val="nil"/>
-          <w:bottom w:val="single" w:color="auto" w:sz="18" w:space="0"/>
+          <w:top w:val="single" w:sz="18" w:space="0" w:color="auto"/>
+          <w:left w:val="nil"/>
+          <w:bottom w:val="single" w:sz="18" w:space="0" w:color="auto"/>
           <w:right w:val="nil"/>
           <w:insideH w:val="nil"/>
           <w:insideV w:val="nil"/>
@@ -7224,9 +7342,9 @@
       <w:tblPr/>
       <w:tcPr>
         <w:tcBorders>
-          <w:top w:val="single" w:color="auto" w:sz="18" w:space="0"/>
-          <w:left w:val="nil"/>
-          <w:bottom w:val="single" w:color="auto" w:sz="18" w:space="0"/>
+          <w:top w:val="single" w:sz="18" w:space="0" w:color="auto"/>
+          <w:left w:val="nil"/>
+          <w:bottom w:val="single" w:sz="18" w:space="0" w:color="auto"/>
           <w:right w:val="nil"/>
           <w:insideH w:val="nil"/>
           <w:insideV w:val="nil"/>
@@ -7246,8 +7364,8 @@
       <w:tblStyleRowBandSize w:val="1"/>
       <w:tblStyleColBandSize w:val="1"/>
       <w:tblBorders>
-        <w:top w:val="single" w:color="auto" w:sz="18" w:space="0"/>
-        <w:bottom w:val="single" w:color="auto" w:sz="18" w:space="0"/>
+        <w:top w:val="single" w:sz="18" w:space="0" w:color="auto"/>
+        <w:bottom w:val="single" w:sz="18" w:space="0" w:color="auto"/>
       </w:tblBorders>
     </w:tblPr>
     <w:tblStylePr w:type="firstRow">
@@ -7262,9 +7380,9 @@
       <w:tblPr/>
       <w:tcPr>
         <w:tcBorders>
-          <w:top w:val="single" w:color="auto" w:sz="18" w:space="0"/>
-          <w:left w:val="nil"/>
-          <w:bottom w:val="single" w:color="auto" w:sz="18" w:space="0"/>
+          <w:top w:val="single" w:sz="18" w:space="0" w:color="auto"/>
+          <w:left w:val="nil"/>
+          <w:bottom w:val="single" w:sz="18" w:space="0" w:color="auto"/>
           <w:right w:val="nil"/>
           <w:insideH w:val="nil"/>
           <w:insideV w:val="nil"/>
@@ -7282,9 +7400,9 @@
       <w:tblPr/>
       <w:tcPr>
         <w:tcBorders>
-          <w:top w:val="double" w:color="auto" w:sz="6" w:space="0"/>
-          <w:left w:val="nil"/>
-          <w:bottom w:val="single" w:color="auto" w:sz="18" w:space="0"/>
+          <w:top w:val="double" w:sz="6" w:space="0" w:color="auto"/>
+          <w:left w:val="nil"/>
+          <w:bottom w:val="single" w:sz="18" w:space="0" w:color="auto"/>
           <w:right w:val="nil"/>
           <w:insideH w:val="nil"/>
           <w:insideV w:val="nil"/>
@@ -7303,7 +7421,7 @@
         <w:tcBorders>
           <w:top w:val="nil"/>
           <w:left w:val="nil"/>
-          <w:bottom w:val="single" w:color="auto" w:sz="18" w:space="0"/>
+          <w:bottom w:val="single" w:sz="18" w:space="0" w:color="auto"/>
           <w:right w:val="nil"/>
           <w:insideH w:val="nil"/>
           <w:insideV w:val="nil"/>
@@ -7350,9 +7468,9 @@
       <w:tblPr/>
       <w:tcPr>
         <w:tcBorders>
-          <w:top w:val="single" w:color="auto" w:sz="18" w:space="0"/>
-          <w:left w:val="nil"/>
-          <w:bottom w:val="single" w:color="auto" w:sz="18" w:space="0"/>
+          <w:top w:val="single" w:sz="18" w:space="0" w:color="auto"/>
+          <w:left w:val="nil"/>
+          <w:bottom w:val="single" w:sz="18" w:space="0" w:color="auto"/>
           <w:right w:val="nil"/>
           <w:insideH w:val="nil"/>
           <w:insideV w:val="nil"/>
@@ -7366,9 +7484,9 @@
       <w:tblPr/>
       <w:tcPr>
         <w:tcBorders>
-          <w:top w:val="single" w:color="auto" w:sz="18" w:space="0"/>
-          <w:left w:val="nil"/>
-          <w:bottom w:val="single" w:color="auto" w:sz="18" w:space="0"/>
+          <w:top w:val="single" w:sz="18" w:space="0" w:color="auto"/>
+          <w:left w:val="nil"/>
+          <w:bottom w:val="single" w:sz="18" w:space="0" w:color="auto"/>
           <w:right w:val="nil"/>
           <w:insideH w:val="nil"/>
           <w:insideV w:val="nil"/>
@@ -7391,19 +7509,19 @@
       <w:tblStyleRowBandSize w:val="1"/>
       <w:tblStyleColBandSize w:val="1"/>
       <w:tblBorders>
-        <w:top w:val="single" w:color="000000" w:themeColor="text1" w:sz="8" w:space="0"/>
-        <w:bottom w:val="single" w:color="000000" w:themeColor="text1" w:sz="8" w:space="0"/>
+        <w:top w:val="single" w:sz="8" w:space="0" w:color="000000" w:themeColor="text1"/>
+        <w:bottom w:val="single" w:sz="8" w:space="0" w:color="000000" w:themeColor="text1"/>
       </w:tblBorders>
     </w:tblPr>
     <w:tblStylePr w:type="firstRow">
       <w:rPr>
-        <w:rFonts w:asciiTheme="majorHAnsi" w:hAnsiTheme="majorHAnsi" w:eastAsiaTheme="majorEastAsia" w:cstheme="majorBidi"/>
+        <w:rFonts w:asciiTheme="majorHAnsi" w:eastAsiaTheme="majorEastAsia" w:hAnsiTheme="majorHAnsi" w:cstheme="majorBidi"/>
       </w:rPr>
       <w:tblPr/>
       <w:tcPr>
         <w:tcBorders>
           <w:top w:val="nil"/>
-          <w:bottom w:val="single" w:color="000000" w:themeColor="text1" w:sz="8" w:space="0"/>
+          <w:bottom w:val="single" w:sz="8" w:space="0" w:color="000000" w:themeColor="text1"/>
         </w:tcBorders>
       </w:tcPr>
     </w:tblStylePr>
@@ -7416,8 +7534,8 @@
       <w:tblPr/>
       <w:tcPr>
         <w:tcBorders>
-          <w:top w:val="single" w:color="000000" w:themeColor="text1" w:sz="8" w:space="0"/>
-          <w:bottom w:val="single" w:color="000000" w:themeColor="text1" w:sz="8" w:space="0"/>
+          <w:top w:val="single" w:sz="8" w:space="0" w:color="000000" w:themeColor="text1"/>
+          <w:bottom w:val="single" w:sz="8" w:space="0" w:color="000000" w:themeColor="text1"/>
         </w:tcBorders>
       </w:tcPr>
     </w:tblStylePr>
@@ -7435,8 +7553,8 @@
       <w:tblPr/>
       <w:tcPr>
         <w:tcBorders>
-          <w:top w:val="single" w:color="000000" w:themeColor="text1" w:sz="8" w:space="0"/>
-          <w:bottom w:val="single" w:color="000000" w:themeColor="text1" w:sz="8" w:space="0"/>
+          <w:top w:val="single" w:sz="8" w:space="0" w:color="000000" w:themeColor="text1"/>
+          <w:bottom w:val="single" w:sz="8" w:space="0" w:color="000000" w:themeColor="text1"/>
         </w:tcBorders>
       </w:tcPr>
     </w:tblStylePr>
@@ -7468,19 +7586,19 @@
       <w:tblStyleRowBandSize w:val="1"/>
       <w:tblStyleColBandSize w:val="1"/>
       <w:tblBorders>
-        <w:top w:val="single" w:color="4F81BD" w:themeColor="accent1" w:sz="8" w:space="0"/>
-        <w:bottom w:val="single" w:color="4F81BD" w:themeColor="accent1" w:sz="8" w:space="0"/>
+        <w:top w:val="single" w:sz="8" w:space="0" w:color="4F81BD" w:themeColor="accent1"/>
+        <w:bottom w:val="single" w:sz="8" w:space="0" w:color="4F81BD" w:themeColor="accent1"/>
       </w:tblBorders>
     </w:tblPr>
     <w:tblStylePr w:type="firstRow">
       <w:rPr>
-        <w:rFonts w:asciiTheme="majorHAnsi" w:hAnsiTheme="majorHAnsi" w:eastAsiaTheme="majorEastAsia" w:cstheme="majorBidi"/>
+        <w:rFonts w:asciiTheme="majorHAnsi" w:eastAsiaTheme="majorEastAsia" w:hAnsiTheme="majorHAnsi" w:cstheme="majorBidi"/>
       </w:rPr>
       <w:tblPr/>
       <w:tcPr>
         <w:tcBorders>
           <w:top w:val="nil"/>
-          <w:bottom w:val="single" w:color="4F81BD" w:themeColor="accent1" w:sz="8" w:space="0"/>
+          <w:bottom w:val="single" w:sz="8" w:space="0" w:color="4F81BD" w:themeColor="accent1"/>
         </w:tcBorders>
       </w:tcPr>
     </w:tblStylePr>
@@ -7493,8 +7611,8 @@
       <w:tblPr/>
       <w:tcPr>
         <w:tcBorders>
-          <w:top w:val="single" w:color="4F81BD" w:themeColor="accent1" w:sz="8" w:space="0"/>
-          <w:bottom w:val="single" w:color="4F81BD" w:themeColor="accent1" w:sz="8" w:space="0"/>
+          <w:top w:val="single" w:sz="8" w:space="0" w:color="4F81BD" w:themeColor="accent1"/>
+          <w:bottom w:val="single" w:sz="8" w:space="0" w:color="4F81BD" w:themeColor="accent1"/>
         </w:tcBorders>
       </w:tcPr>
     </w:tblStylePr>
@@ -7512,8 +7630,8 @@
       <w:tblPr/>
       <w:tcPr>
         <w:tcBorders>
-          <w:top w:val="single" w:color="4F81BD" w:themeColor="accent1" w:sz="8" w:space="0"/>
-          <w:bottom w:val="single" w:color="4F81BD" w:themeColor="accent1" w:sz="8" w:space="0"/>
+          <w:top w:val="single" w:sz="8" w:space="0" w:color="4F81BD" w:themeColor="accent1"/>
+          <w:bottom w:val="single" w:sz="8" w:space="0" w:color="4F81BD" w:themeColor="accent1"/>
         </w:tcBorders>
       </w:tcPr>
     </w:tblStylePr>
@@ -7545,19 +7663,19 @@
       <w:tblStyleRowBandSize w:val="1"/>
       <w:tblStyleColBandSize w:val="1"/>
       <w:tblBorders>
-        <w:top w:val="single" w:color="C0504D" w:themeColor="accent2" w:sz="8" w:space="0"/>
-        <w:bottom w:val="single" w:color="C0504D" w:themeColor="accent2" w:sz="8" w:space="0"/>
+        <w:top w:val="single" w:sz="8" w:space="0" w:color="C0504D" w:themeColor="accent2"/>
+        <w:bottom w:val="single" w:sz="8" w:space="0" w:color="C0504D" w:themeColor="accent2"/>
       </w:tblBorders>
     </w:tblPr>
     <w:tblStylePr w:type="firstRow">
       <w:rPr>
-        <w:rFonts w:asciiTheme="majorHAnsi" w:hAnsiTheme="majorHAnsi" w:eastAsiaTheme="majorEastAsia" w:cstheme="majorBidi"/>
+        <w:rFonts w:asciiTheme="majorHAnsi" w:eastAsiaTheme="majorEastAsia" w:hAnsiTheme="majorHAnsi" w:cstheme="majorBidi"/>
       </w:rPr>
       <w:tblPr/>
       <w:tcPr>
         <w:tcBorders>
           <w:top w:val="nil"/>
-          <w:bottom w:val="single" w:color="C0504D" w:themeColor="accent2" w:sz="8" w:space="0"/>
+          <w:bottom w:val="single" w:sz="8" w:space="0" w:color="C0504D" w:themeColor="accent2"/>
         </w:tcBorders>
       </w:tcPr>
     </w:tblStylePr>
@@ -7570,8 +7688,8 @@
       <w:tblPr/>
       <w:tcPr>
         <w:tcBorders>
-          <w:top w:val="single" w:color="C0504D" w:themeColor="accent2" w:sz="8" w:space="0"/>
-          <w:bottom w:val="single" w:color="C0504D" w:themeColor="accent2" w:sz="8" w:space="0"/>
+          <w:top w:val="single" w:sz="8" w:space="0" w:color="C0504D" w:themeColor="accent2"/>
+          <w:bottom w:val="single" w:sz="8" w:space="0" w:color="C0504D" w:themeColor="accent2"/>
         </w:tcBorders>
       </w:tcPr>
     </w:tblStylePr>
@@ -7589,8 +7707,8 @@
       <w:tblPr/>
       <w:tcPr>
         <w:tcBorders>
-          <w:top w:val="single" w:color="C0504D" w:themeColor="accent2" w:sz="8" w:space="0"/>
-          <w:bottom w:val="single" w:color="C0504D" w:themeColor="accent2" w:sz="8" w:space="0"/>
+          <w:top w:val="single" w:sz="8" w:space="0" w:color="C0504D" w:themeColor="accent2"/>
+          <w:bottom w:val="single" w:sz="8" w:space="0" w:color="C0504D" w:themeColor="accent2"/>
         </w:tcBorders>
       </w:tcPr>
     </w:tblStylePr>
@@ -7622,19 +7740,19 @@
       <w:tblStyleRowBandSize w:val="1"/>
       <w:tblStyleColBandSize w:val="1"/>
       <w:tblBorders>
-        <w:top w:val="single" w:color="9BBB59" w:themeColor="accent3" w:sz="8" w:space="0"/>
-        <w:bottom w:val="single" w:color="9BBB59" w:themeColor="accent3" w:sz="8" w:space="0"/>
+        <w:top w:val="single" w:sz="8" w:space="0" w:color="9BBB59" w:themeColor="accent3"/>
+        <w:bottom w:val="single" w:sz="8" w:space="0" w:color="9BBB59" w:themeColor="accent3"/>
       </w:tblBorders>
     </w:tblPr>
     <w:tblStylePr w:type="firstRow">
       <w:rPr>
-        <w:rFonts w:asciiTheme="majorHAnsi" w:hAnsiTheme="majorHAnsi" w:eastAsiaTheme="majorEastAsia" w:cstheme="majorBidi"/>
+        <w:rFonts w:asciiTheme="majorHAnsi" w:eastAsiaTheme="majorEastAsia" w:hAnsiTheme="majorHAnsi" w:cstheme="majorBidi"/>
       </w:rPr>
       <w:tblPr/>
       <w:tcPr>
         <w:tcBorders>
           <w:top w:val="nil"/>
-          <w:bottom w:val="single" w:color="9BBB59" w:themeColor="accent3" w:sz="8" w:space="0"/>
+          <w:bottom w:val="single" w:sz="8" w:space="0" w:color="9BBB59" w:themeColor="accent3"/>
         </w:tcBorders>
       </w:tcPr>
     </w:tblStylePr>
@@ -7647,8 +7765,8 @@
       <w:tblPr/>
       <w:tcPr>
         <w:tcBorders>
-          <w:top w:val="single" w:color="9BBB59" w:themeColor="accent3" w:sz="8" w:space="0"/>
-          <w:bottom w:val="single" w:color="9BBB59" w:themeColor="accent3" w:sz="8" w:space="0"/>
+          <w:top w:val="single" w:sz="8" w:space="0" w:color="9BBB59" w:themeColor="accent3"/>
+          <w:bottom w:val="single" w:sz="8" w:space="0" w:color="9BBB59" w:themeColor="accent3"/>
         </w:tcBorders>
       </w:tcPr>
     </w:tblStylePr>
@@ -7666,8 +7784,8 @@
       <w:tblPr/>
       <w:tcPr>
         <w:tcBorders>
-          <w:top w:val="single" w:color="9BBB59" w:themeColor="accent3" w:sz="8" w:space="0"/>
-          <w:bottom w:val="single" w:color="9BBB59" w:themeColor="accent3" w:sz="8" w:space="0"/>
+          <w:top w:val="single" w:sz="8" w:space="0" w:color="9BBB59" w:themeColor="accent3"/>
+          <w:bottom w:val="single" w:sz="8" w:space="0" w:color="9BBB59" w:themeColor="accent3"/>
         </w:tcBorders>
       </w:tcPr>
     </w:tblStylePr>
@@ -7699,19 +7817,19 @@
       <w:tblStyleRowBandSize w:val="1"/>
       <w:tblStyleColBandSize w:val="1"/>
       <w:tblBorders>
-        <w:top w:val="single" w:color="8064A2" w:themeColor="accent4" w:sz="8" w:space="0"/>
-        <w:bottom w:val="single" w:color="8064A2" w:themeColor="accent4" w:sz="8" w:space="0"/>
+        <w:top w:val="single" w:sz="8" w:space="0" w:color="8064A2" w:themeColor="accent4"/>
+        <w:bottom w:val="single" w:sz="8" w:space="0" w:color="8064A2" w:themeColor="accent4"/>
       </w:tblBorders>
     </w:tblPr>
     <w:tblStylePr w:type="firstRow">
       <w:rPr>
-        <w:rFonts w:asciiTheme="majorHAnsi" w:hAnsiTheme="majorHAnsi" w:eastAsiaTheme="majorEastAsia" w:cstheme="majorBidi"/>
+        <w:rFonts w:asciiTheme="majorHAnsi" w:eastAsiaTheme="majorEastAsia" w:hAnsiTheme="majorHAnsi" w:cstheme="majorBidi"/>
       </w:rPr>
       <w:tblPr/>
       <w:tcPr>
         <w:tcBorders>
           <w:top w:val="nil"/>
-          <w:bottom w:val="single" w:color="8064A2" w:themeColor="accent4" w:sz="8" w:space="0"/>
+          <w:bottom w:val="single" w:sz="8" w:space="0" w:color="8064A2" w:themeColor="accent4"/>
         </w:tcBorders>
       </w:tcPr>
     </w:tblStylePr>
@@ -7724,8 +7842,8 @@
       <w:tblPr/>
       <w:tcPr>
         <w:tcBorders>
-          <w:top w:val="single" w:color="8064A2" w:themeColor="accent4" w:sz="8" w:space="0"/>
-          <w:bottom w:val="single" w:color="8064A2" w:themeColor="accent4" w:sz="8" w:space="0"/>
+          <w:top w:val="single" w:sz="8" w:space="0" w:color="8064A2" w:themeColor="accent4"/>
+          <w:bottom w:val="single" w:sz="8" w:space="0" w:color="8064A2" w:themeColor="accent4"/>
         </w:tcBorders>
       </w:tcPr>
     </w:tblStylePr>
@@ -7743,8 +7861,8 @@
       <w:tblPr/>
       <w:tcPr>
         <w:tcBorders>
-          <w:top w:val="single" w:color="8064A2" w:themeColor="accent4" w:sz="8" w:space="0"/>
-          <w:bottom w:val="single" w:color="8064A2" w:themeColor="accent4" w:sz="8" w:space="0"/>
+          <w:top w:val="single" w:sz="8" w:space="0" w:color="8064A2" w:themeColor="accent4"/>
+          <w:bottom w:val="single" w:sz="8" w:space="0" w:color="8064A2" w:themeColor="accent4"/>
         </w:tcBorders>
       </w:tcPr>
     </w:tblStylePr>
@@ -7776,19 +7894,19 @@
       <w:tblStyleRowBandSize w:val="1"/>
       <w:tblStyleColBandSize w:val="1"/>
       <w:tblBorders>
-        <w:top w:val="single" w:color="4BACC6" w:themeColor="accent5" w:sz="8" w:space="0"/>
-        <w:bottom w:val="single" w:color="4BACC6" w:themeColor="accent5" w:sz="8" w:space="0"/>
+        <w:top w:val="single" w:sz="8" w:space="0" w:color="4BACC6" w:themeColor="accent5"/>
+        <w:bottom w:val="single" w:sz="8" w:space="0" w:color="4BACC6" w:themeColor="accent5"/>
       </w:tblBorders>
     </w:tblPr>
     <w:tblStylePr w:type="firstRow">
       <w:rPr>
-        <w:rFonts w:asciiTheme="majorHAnsi" w:hAnsiTheme="majorHAnsi" w:eastAsiaTheme="majorEastAsia" w:cstheme="majorBidi"/>
+        <w:rFonts w:asciiTheme="majorHAnsi" w:eastAsiaTheme="majorEastAsia" w:hAnsiTheme="majorHAnsi" w:cstheme="majorBidi"/>
       </w:rPr>
       <w:tblPr/>
       <w:tcPr>
         <w:tcBorders>
           <w:top w:val="nil"/>
-          <w:bottom w:val="single" w:color="4BACC6" w:themeColor="accent5" w:sz="8" w:space="0"/>
+          <w:bottom w:val="single" w:sz="8" w:space="0" w:color="4BACC6" w:themeColor="accent5"/>
         </w:tcBorders>
       </w:tcPr>
     </w:tblStylePr>
@@ -7801,8 +7919,8 @@
       <w:tblPr/>
       <w:tcPr>
         <w:tcBorders>
-          <w:top w:val="single" w:color="4BACC6" w:themeColor="accent5" w:sz="8" w:space="0"/>
-          <w:bottom w:val="single" w:color="4BACC6" w:themeColor="accent5" w:sz="8" w:space="0"/>
+          <w:top w:val="single" w:sz="8" w:space="0" w:color="4BACC6" w:themeColor="accent5"/>
+          <w:bottom w:val="single" w:sz="8" w:space="0" w:color="4BACC6" w:themeColor="accent5"/>
         </w:tcBorders>
       </w:tcPr>
     </w:tblStylePr>
@@ -7820,8 +7938,8 @@
       <w:tblPr/>
       <w:tcPr>
         <w:tcBorders>
-          <w:top w:val="single" w:color="4BACC6" w:themeColor="accent5" w:sz="8" w:space="0"/>
-          <w:bottom w:val="single" w:color="4BACC6" w:themeColor="accent5" w:sz="8" w:space="0"/>
+          <w:top w:val="single" w:sz="8" w:space="0" w:color="4BACC6" w:themeColor="accent5"/>
+          <w:bottom w:val="single" w:sz="8" w:space="0" w:color="4BACC6" w:themeColor="accent5"/>
         </w:tcBorders>
       </w:tcPr>
     </w:tblStylePr>
@@ -7853,19 +7971,19 @@
       <w:tblStyleRowBandSize w:val="1"/>
       <w:tblStyleColBandSize w:val="1"/>
       <w:tblBorders>
-        <w:top w:val="single" w:color="F79646" w:themeColor="accent6" w:sz="8" w:space="0"/>
-        <w:bottom w:val="single" w:color="F79646" w:themeColor="accent6" w:sz="8" w:space="0"/>
+        <w:top w:val="single" w:sz="8" w:space="0" w:color="F79646" w:themeColor="accent6"/>
+        <w:bottom w:val="single" w:sz="8" w:space="0" w:color="F79646" w:themeColor="accent6"/>
       </w:tblBorders>
     </w:tblPr>
     <w:tblStylePr w:type="firstRow">
       <w:rPr>
-        <w:rFonts w:asciiTheme="majorHAnsi" w:hAnsiTheme="majorHAnsi" w:eastAsiaTheme="majorEastAsia" w:cstheme="majorBidi"/>
+        <w:rFonts w:asciiTheme="majorHAnsi" w:eastAsiaTheme="majorEastAsia" w:hAnsiTheme="majorHAnsi" w:cstheme="majorBidi"/>
       </w:rPr>
       <w:tblPr/>
       <w:tcPr>
         <w:tcBorders>
           <w:top w:val="nil"/>
-          <w:bottom w:val="single" w:color="F79646" w:themeColor="accent6" w:sz="8" w:space="0"/>
+          <w:bottom w:val="single" w:sz="8" w:space="0" w:color="F79646" w:themeColor="accent6"/>
         </w:tcBorders>
       </w:tcPr>
     </w:tblStylePr>
@@ -7878,8 +7996,8 @@
       <w:tblPr/>
       <w:tcPr>
         <w:tcBorders>
-          <w:top w:val="single" w:color="F79646" w:themeColor="accent6" w:sz="8" w:space="0"/>
-          <w:bottom w:val="single" w:color="F79646" w:themeColor="accent6" w:sz="8" w:space="0"/>
+          <w:top w:val="single" w:sz="8" w:space="0" w:color="F79646" w:themeColor="accent6"/>
+          <w:bottom w:val="single" w:sz="8" w:space="0" w:color="F79646" w:themeColor="accent6"/>
         </w:tcBorders>
       </w:tcPr>
     </w:tblStylePr>
@@ -7897,8 +8015,8 @@
       <w:tblPr/>
       <w:tcPr>
         <w:tcBorders>
-          <w:top w:val="single" w:color="F79646" w:themeColor="accent6" w:sz="8" w:space="0"/>
-          <w:bottom w:val="single" w:color="F79646" w:themeColor="accent6" w:sz="8" w:space="0"/>
+          <w:top w:val="single" w:sz="8" w:space="0" w:color="F79646" w:themeColor="accent6"/>
+          <w:bottom w:val="single" w:sz="8" w:space="0" w:color="F79646" w:themeColor="accent6"/>
         </w:tcBorders>
       </w:tcPr>
     </w:tblStylePr>
@@ -7924,17 +8042,17 @@
       <w:spacing w:after="0" w:line="240" w:lineRule="auto"/>
     </w:pPr>
     <w:rPr>
-      <w:rFonts w:asciiTheme="majorHAnsi" w:hAnsiTheme="majorHAnsi" w:eastAsiaTheme="majorEastAsia" w:cstheme="majorBidi"/>
+      <w:rFonts w:asciiTheme="majorHAnsi" w:eastAsiaTheme="majorEastAsia" w:hAnsiTheme="majorHAnsi" w:cstheme="majorBidi"/>
       <w:color w:val="000000" w:themeColor="text1"/>
     </w:rPr>
     <w:tblPr>
       <w:tblStyleRowBandSize w:val="1"/>
       <w:tblStyleColBandSize w:val="1"/>
       <w:tblBorders>
-        <w:top w:val="single" w:color="000000" w:themeColor="text1" w:sz="8" w:space="0"/>
-        <w:left w:val="single" w:color="000000" w:themeColor="text1" w:sz="8" w:space="0"/>
-        <w:bottom w:val="single" w:color="000000" w:themeColor="text1" w:sz="8" w:space="0"/>
-        <w:right w:val="single" w:color="000000" w:themeColor="text1" w:sz="8" w:space="0"/>
+        <w:top w:val="single" w:sz="8" w:space="0" w:color="000000" w:themeColor="text1"/>
+        <w:left w:val="single" w:sz="8" w:space="0" w:color="000000" w:themeColor="text1"/>
+        <w:bottom w:val="single" w:sz="8" w:space="0" w:color="000000" w:themeColor="text1"/>
+        <w:right w:val="single" w:sz="8" w:space="0" w:color="000000" w:themeColor="text1"/>
       </w:tblBorders>
     </w:tblPr>
     <w:tblStylePr w:type="firstRow">
@@ -7947,7 +8065,7 @@
         <w:tcBorders>
           <w:top w:val="nil"/>
           <w:left w:val="nil"/>
-          <w:bottom w:val="single" w:color="000000" w:themeColor="text1" w:sz="24" w:space="0"/>
+          <w:bottom w:val="single" w:sz="24" w:space="0" w:color="000000" w:themeColor="text1"/>
           <w:right w:val="nil"/>
           <w:insideH w:val="nil"/>
           <w:insideV w:val="nil"/>
@@ -7959,7 +8077,7 @@
       <w:tblPr/>
       <w:tcPr>
         <w:tcBorders>
-          <w:top w:val="single" w:color="000000" w:themeColor="text1" w:sz="8" w:space="0"/>
+          <w:top w:val="single" w:sz="8" w:space="0" w:color="000000" w:themeColor="text1"/>
           <w:left w:val="nil"/>
           <w:bottom w:val="nil"/>
           <w:right w:val="nil"/>
@@ -7976,7 +8094,7 @@
           <w:top w:val="nil"/>
           <w:left w:val="nil"/>
           <w:bottom w:val="nil"/>
-          <w:right w:val="single" w:color="000000" w:themeColor="text1" w:sz="8" w:space="0"/>
+          <w:right w:val="single" w:sz="8" w:space="0" w:color="000000" w:themeColor="text1"/>
           <w:insideH w:val="nil"/>
           <w:insideV w:val="nil"/>
         </w:tcBorders>
@@ -7988,7 +8106,7 @@
       <w:tcPr>
         <w:tcBorders>
           <w:top w:val="nil"/>
-          <w:left w:val="single" w:color="000000" w:themeColor="text1" w:sz="8" w:space="0"/>
+          <w:left w:val="single" w:sz="8" w:space="0" w:color="000000" w:themeColor="text1"/>
           <w:bottom w:val="nil"/>
           <w:right w:val="nil"/>
           <w:insideH w:val="nil"/>
@@ -8045,17 +8163,17 @@
       <w:spacing w:after="0" w:line="240" w:lineRule="auto"/>
     </w:pPr>
     <w:rPr>
-      <w:rFonts w:asciiTheme="majorHAnsi" w:hAnsiTheme="majorHAnsi" w:eastAsiaTheme="majorEastAsia" w:cstheme="majorBidi"/>
+      <w:rFonts w:asciiTheme="majorHAnsi" w:eastAsiaTheme="majorEastAsia" w:hAnsiTheme="majorHAnsi" w:cstheme="majorBidi"/>
       <w:color w:val="000000" w:themeColor="text1"/>
     </w:rPr>
     <w:tblPr>
       <w:tblStyleRowBandSize w:val="1"/>
       <w:tblStyleColBandSize w:val="1"/>
       <w:tblBorders>
-        <w:top w:val="single" w:color="4F81BD" w:themeColor="accent1" w:sz="8" w:space="0"/>
-        <w:left w:val="single" w:color="4F81BD" w:themeColor="accent1" w:sz="8" w:space="0"/>
-        <w:bottom w:val="single" w:color="4F81BD" w:themeColor="accent1" w:sz="8" w:space="0"/>
-        <w:right w:val="single" w:color="4F81BD" w:themeColor="accent1" w:sz="8" w:space="0"/>
+        <w:top w:val="single" w:sz="8" w:space="0" w:color="4F81BD" w:themeColor="accent1"/>
+        <w:left w:val="single" w:sz="8" w:space="0" w:color="4F81BD" w:themeColor="accent1"/>
+        <w:bottom w:val="single" w:sz="8" w:space="0" w:color="4F81BD" w:themeColor="accent1"/>
+        <w:right w:val="single" w:sz="8" w:space="0" w:color="4F81BD" w:themeColor="accent1"/>
       </w:tblBorders>
     </w:tblPr>
     <w:tblStylePr w:type="firstRow">
@@ -8068,7 +8186,7 @@
         <w:tcBorders>
           <w:top w:val="nil"/>
           <w:left w:val="nil"/>
-          <w:bottom w:val="single" w:color="4F81BD" w:themeColor="accent1" w:sz="24" w:space="0"/>
+          <w:bottom w:val="single" w:sz="24" w:space="0" w:color="4F81BD" w:themeColor="accent1"/>
           <w:right w:val="nil"/>
           <w:insideH w:val="nil"/>
           <w:insideV w:val="nil"/>
@@ -8080,7 +8198,7 @@
       <w:tblPr/>
       <w:tcPr>
         <w:tcBorders>
-          <w:top w:val="single" w:color="4F81BD" w:themeColor="accent1" w:sz="8" w:space="0"/>
+          <w:top w:val="single" w:sz="8" w:space="0" w:color="4F81BD" w:themeColor="accent1"/>
           <w:left w:val="nil"/>
           <w:bottom w:val="nil"/>
           <w:right w:val="nil"/>
@@ -8097,7 +8215,7 @@
           <w:top w:val="nil"/>
           <w:left w:val="nil"/>
           <w:bottom w:val="nil"/>
-          <w:right w:val="single" w:color="4F81BD" w:themeColor="accent1" w:sz="8" w:space="0"/>
+          <w:right w:val="single" w:sz="8" w:space="0" w:color="4F81BD" w:themeColor="accent1"/>
           <w:insideH w:val="nil"/>
           <w:insideV w:val="nil"/>
         </w:tcBorders>
@@ -8109,7 +8227,7 @@
       <w:tcPr>
         <w:tcBorders>
           <w:top w:val="nil"/>
-          <w:left w:val="single" w:color="4F81BD" w:themeColor="accent1" w:sz="8" w:space="0"/>
+          <w:left w:val="single" w:sz="8" w:space="0" w:color="4F81BD" w:themeColor="accent1"/>
           <w:bottom w:val="nil"/>
           <w:right w:val="nil"/>
           <w:insideH w:val="nil"/>
@@ -8166,17 +8284,17 @@
       <w:spacing w:after="0" w:line="240" w:lineRule="auto"/>
     </w:pPr>
     <w:rPr>
-      <w:rFonts w:asciiTheme="majorHAnsi" w:hAnsiTheme="majorHAnsi" w:eastAsiaTheme="majorEastAsia" w:cstheme="majorBidi"/>
+      <w:rFonts w:asciiTheme="majorHAnsi" w:eastAsiaTheme="majorEastAsia" w:hAnsiTheme="majorHAnsi" w:cstheme="majorBidi"/>
       <w:color w:val="000000" w:themeColor="text1"/>
     </w:rPr>
     <w:tblPr>
       <w:tblStyleRowBandSize w:val="1"/>
       <w:tblStyleColBandSize w:val="1"/>
       <w:tblBorders>
-        <w:top w:val="single" w:color="C0504D" w:themeColor="accent2" w:sz="8" w:space="0"/>
-        <w:left w:val="single" w:color="C0504D" w:themeColor="accent2" w:sz="8" w:space="0"/>
-        <w:bottom w:val="single" w:color="C0504D" w:themeColor="accent2" w:sz="8" w:space="0"/>
-        <w:right w:val="single" w:color="C0504D" w:themeColor="accent2" w:sz="8" w:space="0"/>
+        <w:top w:val="single" w:sz="8" w:space="0" w:color="C0504D" w:themeColor="accent2"/>
+        <w:left w:val="single" w:sz="8" w:space="0" w:color="C0504D" w:themeColor="accent2"/>
+        <w:bottom w:val="single" w:sz="8" w:space="0" w:color="C0504D" w:themeColor="accent2"/>
+        <w:right w:val="single" w:sz="8" w:space="0" w:color="C0504D" w:themeColor="accent2"/>
       </w:tblBorders>
     </w:tblPr>
     <w:tblStylePr w:type="firstRow">
@@ -8189,7 +8307,7 @@
         <w:tcBorders>
           <w:top w:val="nil"/>
           <w:left w:val="nil"/>
-          <w:bottom w:val="single" w:color="C0504D" w:themeColor="accent2" w:sz="24" w:space="0"/>
+          <w:bottom w:val="single" w:sz="24" w:space="0" w:color="C0504D" w:themeColor="accent2"/>
           <w:right w:val="nil"/>
           <w:insideH w:val="nil"/>
           <w:insideV w:val="nil"/>
@@ -8201,7 +8319,7 @@
       <w:tblPr/>
       <w:tcPr>
         <w:tcBorders>
-          <w:top w:val="single" w:color="C0504D" w:themeColor="accent2" w:sz="8" w:space="0"/>
+          <w:top w:val="single" w:sz="8" w:space="0" w:color="C0504D" w:themeColor="accent2"/>
           <w:left w:val="nil"/>
           <w:bottom w:val="nil"/>
           <w:right w:val="nil"/>
@@ -8218,7 +8336,7 @@
           <w:top w:val="nil"/>
           <w:left w:val="nil"/>
           <w:bottom w:val="nil"/>
-          <w:right w:val="single" w:color="C0504D" w:themeColor="accent2" w:sz="8" w:space="0"/>
+          <w:right w:val="single" w:sz="8" w:space="0" w:color="C0504D" w:themeColor="accent2"/>
           <w:insideH w:val="nil"/>
           <w:insideV w:val="nil"/>
         </w:tcBorders>
@@ -8230,7 +8348,7 @@
       <w:tcPr>
         <w:tcBorders>
           <w:top w:val="nil"/>
-          <w:left w:val="single" w:color="C0504D" w:themeColor="accent2" w:sz="8" w:space="0"/>
+          <w:left w:val="single" w:sz="8" w:space="0" w:color="C0504D" w:themeColor="accent2"/>
           <w:bottom w:val="nil"/>
           <w:right w:val="nil"/>
           <w:insideH w:val="nil"/>
@@ -8287,17 +8405,17 @@
       <w:spacing w:after="0" w:line="240" w:lineRule="auto"/>
     </w:pPr>
     <w:rPr>
-      <w:rFonts w:asciiTheme="majorHAnsi" w:hAnsiTheme="majorHAnsi" w:eastAsiaTheme="majorEastAsia" w:cstheme="majorBidi"/>
+      <w:rFonts w:asciiTheme="majorHAnsi" w:eastAsiaTheme="majorEastAsia" w:hAnsiTheme="majorHAnsi" w:cstheme="majorBidi"/>
       <w:color w:val="000000" w:themeColor="text1"/>
     </w:rPr>
     <w:tblPr>
       <w:tblStyleRowBandSize w:val="1"/>
       <w:tblStyleColBandSize w:val="1"/>
       <w:tblBorders>
-        <w:top w:val="single" w:color="9BBB59" w:themeColor="accent3" w:sz="8" w:space="0"/>
-        <w:left w:val="single" w:color="9BBB59" w:themeColor="accent3" w:sz="8" w:space="0"/>
-        <w:bottom w:val="single" w:color="9BBB59" w:themeColor="accent3" w:sz="8" w:space="0"/>
-        <w:right w:val="single" w:color="9BBB59" w:themeColor="accent3" w:sz="8" w:space="0"/>
+        <w:top w:val="single" w:sz="8" w:space="0" w:color="9BBB59" w:themeColor="accent3"/>
+        <w:left w:val="single" w:sz="8" w:space="0" w:color="9BBB59" w:themeColor="accent3"/>
+        <w:bottom w:val="single" w:sz="8" w:space="0" w:color="9BBB59" w:themeColor="accent3"/>
+        <w:right w:val="single" w:sz="8" w:space="0" w:color="9BBB59" w:themeColor="accent3"/>
       </w:tblBorders>
     </w:tblPr>
     <w:tblStylePr w:type="firstRow">
@@ -8310,7 +8428,7 @@
         <w:tcBorders>
           <w:top w:val="nil"/>
           <w:left w:val="nil"/>
-          <w:bottom w:val="single" w:color="9BBB59" w:themeColor="accent3" w:sz="24" w:space="0"/>
+          <w:bottom w:val="single" w:sz="24" w:space="0" w:color="9BBB59" w:themeColor="accent3"/>
           <w:right w:val="nil"/>
           <w:insideH w:val="nil"/>
           <w:insideV w:val="nil"/>
@@ -8322,7 +8440,7 @@
       <w:tblPr/>
       <w:tcPr>
         <w:tcBorders>
-          <w:top w:val="single" w:color="9BBB59" w:themeColor="accent3" w:sz="8" w:space="0"/>
+          <w:top w:val="single" w:sz="8" w:space="0" w:color="9BBB59" w:themeColor="accent3"/>
           <w:left w:val="nil"/>
           <w:bottom w:val="nil"/>
           <w:right w:val="nil"/>
@@ -8339,7 +8457,7 @@
           <w:top w:val="nil"/>
           <w:left w:val="nil"/>
           <w:bottom w:val="nil"/>
-          <w:right w:val="single" w:color="9BBB59" w:themeColor="accent3" w:sz="8" w:space="0"/>
+          <w:right w:val="single" w:sz="8" w:space="0" w:color="9BBB59" w:themeColor="accent3"/>
           <w:insideH w:val="nil"/>
           <w:insideV w:val="nil"/>
         </w:tcBorders>
@@ -8351,7 +8469,7 @@
       <w:tcPr>
         <w:tcBorders>
           <w:top w:val="nil"/>
-          <w:left w:val="single" w:color="9BBB59" w:themeColor="accent3" w:sz="8" w:space="0"/>
+          <w:left w:val="single" w:sz="8" w:space="0" w:color="9BBB59" w:themeColor="accent3"/>
           <w:bottom w:val="nil"/>
           <w:right w:val="nil"/>
           <w:insideH w:val="nil"/>
@@ -8408,17 +8526,17 @@
       <w:spacing w:after="0" w:line="240" w:lineRule="auto"/>
     </w:pPr>
     <w:rPr>
-      <w:rFonts w:asciiTheme="majorHAnsi" w:hAnsiTheme="majorHAnsi" w:eastAsiaTheme="majorEastAsia" w:cstheme="majorBidi"/>
+      <w:rFonts w:asciiTheme="majorHAnsi" w:eastAsiaTheme="majorEastAsia" w:hAnsiTheme="majorHAnsi" w:cstheme="majorBidi"/>
       <w:color w:val="000000" w:themeColor="text1"/>
     </w:rPr>
     <w:tblPr>
       <w:tblStyleRowBandSize w:val="1"/>
       <w:tblStyleColBandSize w:val="1"/>
       <w:tblBorders>
-        <w:top w:val="single" w:color="8064A2" w:themeColor="accent4" w:sz="8" w:space="0"/>
-        <w:left w:val="single" w:color="8064A2" w:themeColor="accent4" w:sz="8" w:space="0"/>
-        <w:bottom w:val="single" w:color="8064A2" w:themeColor="accent4" w:sz="8" w:space="0"/>
-        <w:right w:val="single" w:color="8064A2" w:themeColor="accent4" w:sz="8" w:space="0"/>
+        <w:top w:val="single" w:sz="8" w:space="0" w:color="8064A2" w:themeColor="accent4"/>
+        <w:left w:val="single" w:sz="8" w:space="0" w:color="8064A2" w:themeColor="accent4"/>
+        <w:bottom w:val="single" w:sz="8" w:space="0" w:color="8064A2" w:themeColor="accent4"/>
+        <w:right w:val="single" w:sz="8" w:space="0" w:color="8064A2" w:themeColor="accent4"/>
       </w:tblBorders>
     </w:tblPr>
     <w:tblStylePr w:type="firstRow">
@@ -8431,7 +8549,7 @@
         <w:tcBorders>
           <w:top w:val="nil"/>
           <w:left w:val="nil"/>
-          <w:bottom w:val="single" w:color="8064A2" w:themeColor="accent4" w:sz="24" w:space="0"/>
+          <w:bottom w:val="single" w:sz="24" w:space="0" w:color="8064A2" w:themeColor="accent4"/>
           <w:right w:val="nil"/>
           <w:insideH w:val="nil"/>
           <w:insideV w:val="nil"/>
@@ -8443,7 +8561,7 @@
       <w:tblPr/>
       <w:tcPr>
         <w:tcBorders>
-          <w:top w:val="single" w:color="8064A2" w:themeColor="accent4" w:sz="8" w:space="0"/>
+          <w:top w:val="single" w:sz="8" w:space="0" w:color="8064A2" w:themeColor="accent4"/>
           <w:left w:val="nil"/>
           <w:bottom w:val="nil"/>
           <w:right w:val="nil"/>
@@ -8460,7 +8578,7 @@
           <w:top w:val="nil"/>
           <w:left w:val="nil"/>
           <w:bottom w:val="nil"/>
-          <w:right w:val="single" w:color="8064A2" w:themeColor="accent4" w:sz="8" w:space="0"/>
+          <w:right w:val="single" w:sz="8" w:space="0" w:color="8064A2" w:themeColor="accent4"/>
           <w:insideH w:val="nil"/>
           <w:insideV w:val="nil"/>
         </w:tcBorders>
@@ -8472,7 +8590,7 @@
       <w:tcPr>
         <w:tcBorders>
           <w:top w:val="nil"/>
-          <w:left w:val="single" w:color="8064A2" w:themeColor="accent4" w:sz="8" w:space="0"/>
+          <w:left w:val="single" w:sz="8" w:space="0" w:color="8064A2" w:themeColor="accent4"/>
           <w:bottom w:val="nil"/>
           <w:right w:val="nil"/>
           <w:insideH w:val="nil"/>
@@ -8529,17 +8647,17 @@
       <w:spacing w:after="0" w:line="240" w:lineRule="auto"/>
     </w:pPr>
     <w:rPr>
-      <w:rFonts w:asciiTheme="majorHAnsi" w:hAnsiTheme="majorHAnsi" w:eastAsiaTheme="majorEastAsia" w:cstheme="majorBidi"/>
+      <w:rFonts w:asciiTheme="majorHAnsi" w:eastAsiaTheme="majorEastAsia" w:hAnsiTheme="majorHAnsi" w:cstheme="majorBidi"/>
       <w:color w:val="000000" w:themeColor="text1"/>
     </w:rPr>
     <w:tblPr>
       <w:tblStyleRowBandSize w:val="1"/>
       <w:tblStyleColBandSize w:val="1"/>
       <w:tblBorders>
-        <w:top w:val="single" w:color="4BACC6" w:themeColor="accent5" w:sz="8" w:space="0"/>
-        <w:left w:val="single" w:color="4BACC6" w:themeColor="accent5" w:sz="8" w:space="0"/>
-        <w:bottom w:val="single" w:color="4BACC6" w:themeColor="accent5" w:sz="8" w:space="0"/>
-        <w:right w:val="single" w:color="4BACC6" w:themeColor="accent5" w:sz="8" w:space="0"/>
+        <w:top w:val="single" w:sz="8" w:space="0" w:color="4BACC6" w:themeColor="accent5"/>
+        <w:left w:val="single" w:sz="8" w:space="0" w:color="4BACC6" w:themeColor="accent5"/>
+        <w:bottom w:val="single" w:sz="8" w:space="0" w:color="4BACC6" w:themeColor="accent5"/>
+        <w:right w:val="single" w:sz="8" w:space="0" w:color="4BACC6" w:themeColor="accent5"/>
       </w:tblBorders>
     </w:tblPr>
     <w:tblStylePr w:type="firstRow">
@@ -8552,7 +8670,7 @@
         <w:tcBorders>
           <w:top w:val="nil"/>
           <w:left w:val="nil"/>
-          <w:bottom w:val="single" w:color="4BACC6" w:themeColor="accent5" w:sz="24" w:space="0"/>
+          <w:bottom w:val="single" w:sz="24" w:space="0" w:color="4BACC6" w:themeColor="accent5"/>
           <w:right w:val="nil"/>
           <w:insideH w:val="nil"/>
           <w:insideV w:val="nil"/>
@@ -8564,7 +8682,7 @@
       <w:tblPr/>
       <w:tcPr>
         <w:tcBorders>
-          <w:top w:val="single" w:color="4BACC6" w:themeColor="accent5" w:sz="8" w:space="0"/>
+          <w:top w:val="single" w:sz="8" w:space="0" w:color="4BACC6" w:themeColor="accent5"/>
           <w:left w:val="nil"/>
           <w:bottom w:val="nil"/>
           <w:right w:val="nil"/>
@@ -8581,7 +8699,7 @@
           <w:top w:val="nil"/>
           <w:left w:val="nil"/>
           <w:bottom w:val="nil"/>
-          <w:right w:val="single" w:color="4BACC6" w:themeColor="accent5" w:sz="8" w:space="0"/>
+          <w:right w:val="single" w:sz="8" w:space="0" w:color="4BACC6" w:themeColor="accent5"/>
           <w:insideH w:val="nil"/>
           <w:insideV w:val="nil"/>
         </w:tcBorders>
@@ -8593,7 +8711,7 @@
       <w:tcPr>
         <w:tcBorders>
           <w:top w:val="nil"/>
-          <w:left w:val="single" w:color="4BACC6" w:themeColor="accent5" w:sz="8" w:space="0"/>
+          <w:left w:val="single" w:sz="8" w:space="0" w:color="4BACC6" w:themeColor="accent5"/>
           <w:bottom w:val="nil"/>
           <w:right w:val="nil"/>
           <w:insideH w:val="nil"/>
@@ -8650,17 +8768,17 @@
       <w:spacing w:after="0" w:line="240" w:lineRule="auto"/>
     </w:pPr>
     <w:rPr>
-      <w:rFonts w:asciiTheme="majorHAnsi" w:hAnsiTheme="majorHAnsi" w:eastAsiaTheme="majorEastAsia" w:cstheme="majorBidi"/>
+      <w:rFonts w:asciiTheme="majorHAnsi" w:eastAsiaTheme="majorEastAsia" w:hAnsiTheme="majorHAnsi" w:cstheme="majorBidi"/>
       <w:color w:val="000000" w:themeColor="text1"/>
     </w:rPr>
     <w:tblPr>
       <w:tblStyleRowBandSize w:val="1"/>
       <w:tblStyleColBandSize w:val="1"/>
       <w:tblBorders>
-        <w:top w:val="single" w:color="F79646" w:themeColor="accent6" w:sz="8" w:space="0"/>
-        <w:left w:val="single" w:color="F79646" w:themeColor="accent6" w:sz="8" w:space="0"/>
-        <w:bottom w:val="single" w:color="F79646" w:themeColor="accent6" w:sz="8" w:space="0"/>
-        <w:right w:val="single" w:color="F79646" w:themeColor="accent6" w:sz="8" w:space="0"/>
+        <w:top w:val="single" w:sz="8" w:space="0" w:color="F79646" w:themeColor="accent6"/>
+        <w:left w:val="single" w:sz="8" w:space="0" w:color="F79646" w:themeColor="accent6"/>
+        <w:bottom w:val="single" w:sz="8" w:space="0" w:color="F79646" w:themeColor="accent6"/>
+        <w:right w:val="single" w:sz="8" w:space="0" w:color="F79646" w:themeColor="accent6"/>
       </w:tblBorders>
     </w:tblPr>
     <w:tblStylePr w:type="firstRow">
@@ -8673,7 +8791,7 @@
         <w:tcBorders>
           <w:top w:val="nil"/>
           <w:left w:val="nil"/>
-          <w:bottom w:val="single" w:color="F79646" w:themeColor="accent6" w:sz="24" w:space="0"/>
+          <w:bottom w:val="single" w:sz="24" w:space="0" w:color="F79646" w:themeColor="accent6"/>
           <w:right w:val="nil"/>
           <w:insideH w:val="nil"/>
           <w:insideV w:val="nil"/>
@@ -8685,7 +8803,7 @@
       <w:tblPr/>
       <w:tcPr>
         <w:tcBorders>
-          <w:top w:val="single" w:color="F79646" w:themeColor="accent6" w:sz="8" w:space="0"/>
+          <w:top w:val="single" w:sz="8" w:space="0" w:color="F79646" w:themeColor="accent6"/>
           <w:left w:val="nil"/>
           <w:bottom w:val="nil"/>
           <w:right w:val="nil"/>
@@ -8702,7 +8820,7 @@
           <w:top w:val="nil"/>
           <w:left w:val="nil"/>
           <w:bottom w:val="nil"/>
-          <w:right w:val="single" w:color="F79646" w:themeColor="accent6" w:sz="8" w:space="0"/>
+          <w:right w:val="single" w:sz="8" w:space="0" w:color="F79646" w:themeColor="accent6"/>
           <w:insideH w:val="nil"/>
           <w:insideV w:val="nil"/>
         </w:tcBorders>
@@ -8714,7 +8832,7 @@
       <w:tcPr>
         <w:tcBorders>
           <w:top w:val="nil"/>
-          <w:left w:val="single" w:color="F79646" w:themeColor="accent6" w:sz="8" w:space="0"/>
+          <w:left w:val="single" w:sz="8" w:space="0" w:color="F79646" w:themeColor="accent6"/>
           <w:bottom w:val="nil"/>
           <w:right w:val="nil"/>
           <w:insideH w:val="nil"/>
@@ -8774,12 +8892,12 @@
       <w:tblStyleRowBandSize w:val="1"/>
       <w:tblStyleColBandSize w:val="1"/>
       <w:tblBorders>
-        <w:top w:val="single" w:color="404040" w:themeColor="text1" w:themeTint="BF" w:sz="8" w:space="0"/>
-        <w:left w:val="single" w:color="404040" w:themeColor="text1" w:themeTint="BF" w:sz="8" w:space="0"/>
-        <w:bottom w:val="single" w:color="404040" w:themeColor="text1" w:themeTint="BF" w:sz="8" w:space="0"/>
-        <w:right w:val="single" w:color="404040" w:themeColor="text1" w:themeTint="BF" w:sz="8" w:space="0"/>
-        <w:insideH w:val="single" w:color="404040" w:themeColor="text1" w:themeTint="BF" w:sz="8" w:space="0"/>
-        <w:insideV w:val="single" w:color="404040" w:themeColor="text1" w:themeTint="BF" w:sz="8" w:space="0"/>
+        <w:top w:val="single" w:sz="8" w:space="0" w:color="404040" w:themeColor="text1" w:themeTint="BF"/>
+        <w:left w:val="single" w:sz="8" w:space="0" w:color="404040" w:themeColor="text1" w:themeTint="BF"/>
+        <w:bottom w:val="single" w:sz="8" w:space="0" w:color="404040" w:themeColor="text1" w:themeTint="BF"/>
+        <w:right w:val="single" w:sz="8" w:space="0" w:color="404040" w:themeColor="text1" w:themeTint="BF"/>
+        <w:insideH w:val="single" w:sz="8" w:space="0" w:color="404040" w:themeColor="text1" w:themeTint="BF"/>
+        <w:insideV w:val="single" w:sz="8" w:space="0" w:color="404040" w:themeColor="text1" w:themeTint="BF"/>
       </w:tblBorders>
     </w:tblPr>
     <w:tcPr>
@@ -8799,7 +8917,7 @@
       <w:tblPr/>
       <w:tcPr>
         <w:tcBorders>
-          <w:top w:val="single" w:color="404040" w:themeColor="text1" w:themeTint="BF" w:sz="18" w:space="0"/>
+          <w:top w:val="single" w:sz="18" w:space="0" w:color="404040" w:themeColor="text1" w:themeTint="BF"/>
         </w:tcBorders>
       </w:tcPr>
     </w:tblStylePr>
@@ -8840,12 +8958,12 @@
       <w:tblStyleRowBandSize w:val="1"/>
       <w:tblStyleColBandSize w:val="1"/>
       <w:tblBorders>
-        <w:top w:val="single" w:color="7BA0CD" w:themeColor="accent1" w:themeTint="BF" w:sz="8" w:space="0"/>
-        <w:left w:val="single" w:color="7BA0CD" w:themeColor="accent1" w:themeTint="BF" w:sz="8" w:space="0"/>
-        <w:bottom w:val="single" w:color="7BA0CD" w:themeColor="accent1" w:themeTint="BF" w:sz="8" w:space="0"/>
-        <w:right w:val="single" w:color="7BA0CD" w:themeColor="accent1" w:themeTint="BF" w:sz="8" w:space="0"/>
-        <w:insideH w:val="single" w:color="7BA0CD" w:themeColor="accent1" w:themeTint="BF" w:sz="8" w:space="0"/>
-        <w:insideV w:val="single" w:color="7BA0CD" w:themeColor="accent1" w:themeTint="BF" w:sz="8" w:space="0"/>
+        <w:top w:val="single" w:sz="8" w:space="0" w:color="7BA0CD" w:themeColor="accent1" w:themeTint="BF"/>
+        <w:left w:val="single" w:sz="8" w:space="0" w:color="7BA0CD" w:themeColor="accent1" w:themeTint="BF"/>
+        <w:bottom w:val="single" w:sz="8" w:space="0" w:color="7BA0CD" w:themeColor="accent1" w:themeTint="BF"/>
+        <w:right w:val="single" w:sz="8" w:space="0" w:color="7BA0CD" w:themeColor="accent1" w:themeTint="BF"/>
+        <w:insideH w:val="single" w:sz="8" w:space="0" w:color="7BA0CD" w:themeColor="accent1" w:themeTint="BF"/>
+        <w:insideV w:val="single" w:sz="8" w:space="0" w:color="7BA0CD" w:themeColor="accent1" w:themeTint="BF"/>
       </w:tblBorders>
     </w:tblPr>
     <w:tcPr>
@@ -8865,7 +8983,7 @@
       <w:tblPr/>
       <w:tcPr>
         <w:tcBorders>
-          <w:top w:val="single" w:color="7BA0CD" w:themeColor="accent1" w:themeTint="BF" w:sz="18" w:space="0"/>
+          <w:top w:val="single" w:sz="18" w:space="0" w:color="7BA0CD" w:themeColor="accent1" w:themeTint="BF"/>
         </w:tcBorders>
       </w:tcPr>
     </w:tblStylePr>
@@ -8906,12 +9024,12 @@
       <w:tblStyleRowBandSize w:val="1"/>
       <w:tblStyleColBandSize w:val="1"/>
       <w:tblBorders>
-        <w:top w:val="single" w:color="CF7B79" w:themeColor="accent2" w:themeTint="BF" w:sz="8" w:space="0"/>
-        <w:left w:val="single" w:color="CF7B79" w:themeColor="accent2" w:themeTint="BF" w:sz="8" w:space="0"/>
-        <w:bottom w:val="single" w:color="CF7B79" w:themeColor="accent2" w:themeTint="BF" w:sz="8" w:space="0"/>
-        <w:right w:val="single" w:color="CF7B79" w:themeColor="accent2" w:themeTint="BF" w:sz="8" w:space="0"/>
-        <w:insideH w:val="single" w:color="CF7B79" w:themeColor="accent2" w:themeTint="BF" w:sz="8" w:space="0"/>
-        <w:insideV w:val="single" w:color="CF7B79" w:themeColor="accent2" w:themeTint="BF" w:sz="8" w:space="0"/>
+        <w:top w:val="single" w:sz="8" w:space="0" w:color="CF7B79" w:themeColor="accent2" w:themeTint="BF"/>
+        <w:left w:val="single" w:sz="8" w:space="0" w:color="CF7B79" w:themeColor="accent2" w:themeTint="BF"/>
+        <w:bottom w:val="single" w:sz="8" w:space="0" w:color="CF7B79" w:themeColor="accent2" w:themeTint="BF"/>
+        <w:right w:val="single" w:sz="8" w:space="0" w:color="CF7B79" w:themeColor="accent2" w:themeTint="BF"/>
+        <w:insideH w:val="single" w:sz="8" w:space="0" w:color="CF7B79" w:themeColor="accent2" w:themeTint="BF"/>
+        <w:insideV w:val="single" w:sz="8" w:space="0" w:color="CF7B79" w:themeColor="accent2" w:themeTint="BF"/>
       </w:tblBorders>
     </w:tblPr>
     <w:tcPr>
@@ -8931,7 +9049,7 @@
       <w:tblPr/>
       <w:tcPr>
         <w:tcBorders>
-          <w:top w:val="single" w:color="CF7B79" w:themeColor="accent2" w:themeTint="BF" w:sz="18" w:space="0"/>
+          <w:top w:val="single" w:sz="18" w:space="0" w:color="CF7B79" w:themeColor="accent2" w:themeTint="BF"/>
         </w:tcBorders>
       </w:tcPr>
     </w:tblStylePr>
@@ -8972,12 +9090,12 @@
       <w:tblStyleRowBandSize w:val="1"/>
       <w:tblStyleColBandSize w:val="1"/>
       <w:tblBorders>
-        <w:top w:val="single" w:color="B3CC82" w:themeColor="accent3" w:themeTint="BF" w:sz="8" w:space="0"/>
-        <w:left w:val="single" w:color="B3CC82" w:themeColor="accent3" w:themeTint="BF" w:sz="8" w:space="0"/>
-        <w:bottom w:val="single" w:color="B3CC82" w:themeColor="accent3" w:themeTint="BF" w:sz="8" w:space="0"/>
-        <w:right w:val="single" w:color="B3CC82" w:themeColor="accent3" w:themeTint="BF" w:sz="8" w:space="0"/>
-        <w:insideH w:val="single" w:color="B3CC82" w:themeColor="accent3" w:themeTint="BF" w:sz="8" w:space="0"/>
-        <w:insideV w:val="single" w:color="B3CC82" w:themeColor="accent3" w:themeTint="BF" w:sz="8" w:space="0"/>
+        <w:top w:val="single" w:sz="8" w:space="0" w:color="B3CC82" w:themeColor="accent3" w:themeTint="BF"/>
+        <w:left w:val="single" w:sz="8" w:space="0" w:color="B3CC82" w:themeColor="accent3" w:themeTint="BF"/>
+        <w:bottom w:val="single" w:sz="8" w:space="0" w:color="B3CC82" w:themeColor="accent3" w:themeTint="BF"/>
+        <w:right w:val="single" w:sz="8" w:space="0" w:color="B3CC82" w:themeColor="accent3" w:themeTint="BF"/>
+        <w:insideH w:val="single" w:sz="8" w:space="0" w:color="B3CC82" w:themeColor="accent3" w:themeTint="BF"/>
+        <w:insideV w:val="single" w:sz="8" w:space="0" w:color="B3CC82" w:themeColor="accent3" w:themeTint="BF"/>
       </w:tblBorders>
     </w:tblPr>
     <w:tcPr>
@@ -8997,7 +9115,7 @@
       <w:tblPr/>
       <w:tcPr>
         <w:tcBorders>
-          <w:top w:val="single" w:color="B3CC82" w:themeColor="accent3" w:themeTint="BF" w:sz="18" w:space="0"/>
+          <w:top w:val="single" w:sz="18" w:space="0" w:color="B3CC82" w:themeColor="accent3" w:themeTint="BF"/>
         </w:tcBorders>
       </w:tcPr>
     </w:tblStylePr>
@@ -9038,12 +9156,12 @@
       <w:tblStyleRowBandSize w:val="1"/>
       <w:tblStyleColBandSize w:val="1"/>
       <w:tblBorders>
-        <w:top w:val="single" w:color="9F8AB9" w:themeColor="accent4" w:themeTint="BF" w:sz="8" w:space="0"/>
-        <w:left w:val="single" w:color="9F8AB9" w:themeColor="accent4" w:themeTint="BF" w:sz="8" w:space="0"/>
-        <w:bottom w:val="single" w:color="9F8AB9" w:themeColor="accent4" w:themeTint="BF" w:sz="8" w:space="0"/>
-        <w:right w:val="single" w:color="9F8AB9" w:themeColor="accent4" w:themeTint="BF" w:sz="8" w:space="0"/>
-        <w:insideH w:val="single" w:color="9F8AB9" w:themeColor="accent4" w:themeTint="BF" w:sz="8" w:space="0"/>
-        <w:insideV w:val="single" w:color="9F8AB9" w:themeColor="accent4" w:themeTint="BF" w:sz="8" w:space="0"/>
+        <w:top w:val="single" w:sz="8" w:space="0" w:color="9F8AB9" w:themeColor="accent4" w:themeTint="BF"/>
+        <w:left w:val="single" w:sz="8" w:space="0" w:color="9F8AB9" w:themeColor="accent4" w:themeTint="BF"/>
+        <w:bottom w:val="single" w:sz="8" w:space="0" w:color="9F8AB9" w:themeColor="accent4" w:themeTint="BF"/>
+        <w:right w:val="single" w:sz="8" w:space="0" w:color="9F8AB9" w:themeColor="accent4" w:themeTint="BF"/>
+        <w:insideH w:val="single" w:sz="8" w:space="0" w:color="9F8AB9" w:themeColor="accent4" w:themeTint="BF"/>
+        <w:insideV w:val="single" w:sz="8" w:space="0" w:color="9F8AB9" w:themeColor="accent4" w:themeTint="BF"/>
       </w:tblBorders>
     </w:tblPr>
     <w:tcPr>
@@ -9063,7 +9181,7 @@
       <w:tblPr/>
       <w:tcPr>
         <w:tcBorders>
-          <w:top w:val="single" w:color="9F8AB9" w:themeColor="accent4" w:themeTint="BF" w:sz="18" w:space="0"/>
+          <w:top w:val="single" w:sz="18" w:space="0" w:color="9F8AB9" w:themeColor="accent4" w:themeTint="BF"/>
         </w:tcBorders>
       </w:tcPr>
     </w:tblStylePr>
@@ -9104,12 +9222,12 @@
       <w:tblStyleRowBandSize w:val="1"/>
       <w:tblStyleColBandSize w:val="1"/>
       <w:tblBorders>
-        <w:top w:val="single" w:color="78C0D4" w:themeColor="accent5" w:themeTint="BF" w:sz="8" w:space="0"/>
-        <w:left w:val="single" w:color="78C0D4" w:themeColor="accent5" w:themeTint="BF" w:sz="8" w:space="0"/>
-        <w:bottom w:val="single" w:color="78C0D4" w:themeColor="accent5" w:themeTint="BF" w:sz="8" w:space="0"/>
-        <w:right w:val="single" w:color="78C0D4" w:themeColor="accent5" w:themeTint="BF" w:sz="8" w:space="0"/>
-        <w:insideH w:val="single" w:color="78C0D4" w:themeColor="accent5" w:themeTint="BF" w:sz="8" w:space="0"/>
-        <w:insideV w:val="single" w:color="78C0D4" w:themeColor="accent5" w:themeTint="BF" w:sz="8" w:space="0"/>
+        <w:top w:val="single" w:sz="8" w:space="0" w:color="78C0D4" w:themeColor="accent5" w:themeTint="BF"/>
+        <w:left w:val="single" w:sz="8" w:space="0" w:color="78C0D4" w:themeColor="accent5" w:themeTint="BF"/>
+        <w:bottom w:val="single" w:sz="8" w:space="0" w:color="78C0D4" w:themeColor="accent5" w:themeTint="BF"/>
+        <w:right w:val="single" w:sz="8" w:space="0" w:color="78C0D4" w:themeColor="accent5" w:themeTint="BF"/>
+        <w:insideH w:val="single" w:sz="8" w:space="0" w:color="78C0D4" w:themeColor="accent5" w:themeTint="BF"/>
+        <w:insideV w:val="single" w:sz="8" w:space="0" w:color="78C0D4" w:themeColor="accent5" w:themeTint="BF"/>
       </w:tblBorders>
     </w:tblPr>
     <w:tcPr>
@@ -9129,7 +9247,7 @@
       <w:tblPr/>
       <w:tcPr>
         <w:tcBorders>
-          <w:top w:val="single" w:color="78C0D4" w:themeColor="accent5" w:themeTint="BF" w:sz="18" w:space="0"/>
+          <w:top w:val="single" w:sz="18" w:space="0" w:color="78C0D4" w:themeColor="accent5" w:themeTint="BF"/>
         </w:tcBorders>
       </w:tcPr>
     </w:tblStylePr>
@@ -9170,12 +9288,12 @@
       <w:tblStyleRowBandSize w:val="1"/>
       <w:tblStyleColBandSize w:val="1"/>
       <w:tblBorders>
-        <w:top w:val="single" w:color="F9B074" w:themeColor="accent6" w:themeTint="BF" w:sz="8" w:space="0"/>
-        <w:left w:val="single" w:color="F9B074" w:themeColor="accent6" w:themeTint="BF" w:sz="8" w:space="0"/>
-        <w:bottom w:val="single" w:color="F9B074" w:themeColor="accent6" w:themeTint="BF" w:sz="8" w:space="0"/>
-        <w:right w:val="single" w:color="F9B074" w:themeColor="accent6" w:themeTint="BF" w:sz="8" w:space="0"/>
-        <w:insideH w:val="single" w:color="F9B074" w:themeColor="accent6" w:themeTint="BF" w:sz="8" w:space="0"/>
-        <w:insideV w:val="single" w:color="F9B074" w:themeColor="accent6" w:themeTint="BF" w:sz="8" w:space="0"/>
+        <w:top w:val="single" w:sz="8" w:space="0" w:color="F9B074" w:themeColor="accent6" w:themeTint="BF"/>
+        <w:left w:val="single" w:sz="8" w:space="0" w:color="F9B074" w:themeColor="accent6" w:themeTint="BF"/>
+        <w:bottom w:val="single" w:sz="8" w:space="0" w:color="F9B074" w:themeColor="accent6" w:themeTint="BF"/>
+        <w:right w:val="single" w:sz="8" w:space="0" w:color="F9B074" w:themeColor="accent6" w:themeTint="BF"/>
+        <w:insideH w:val="single" w:sz="8" w:space="0" w:color="F9B074" w:themeColor="accent6" w:themeTint="BF"/>
+        <w:insideV w:val="single" w:sz="8" w:space="0" w:color="F9B074" w:themeColor="accent6" w:themeTint="BF"/>
       </w:tblBorders>
     </w:tblPr>
     <w:tcPr>
@@ -9195,7 +9313,7 @@
       <w:tblPr/>
       <w:tcPr>
         <w:tcBorders>
-          <w:top w:val="single" w:color="F9B074" w:themeColor="accent6" w:themeTint="BF" w:sz="18" w:space="0"/>
+          <w:top w:val="single" w:sz="18" w:space="0" w:color="F9B074" w:themeColor="accent6" w:themeTint="BF"/>
         </w:tcBorders>
       </w:tcPr>
     </w:tblStylePr>
@@ -9233,19 +9351,19 @@
       <w:spacing w:after="0" w:line="240" w:lineRule="auto"/>
     </w:pPr>
     <w:rPr>
-      <w:rFonts w:asciiTheme="majorHAnsi" w:hAnsiTheme="majorHAnsi" w:eastAsiaTheme="majorEastAsia" w:cstheme="majorBidi"/>
+      <w:rFonts w:asciiTheme="majorHAnsi" w:eastAsiaTheme="majorEastAsia" w:hAnsiTheme="majorHAnsi" w:cstheme="majorBidi"/>
       <w:color w:val="000000" w:themeColor="text1"/>
     </w:rPr>
     <w:tblPr>
       <w:tblStyleRowBandSize w:val="1"/>
       <w:tblStyleColBandSize w:val="1"/>
       <w:tblBorders>
-        <w:top w:val="single" w:color="000000" w:themeColor="text1" w:sz="8" w:space="0"/>
-        <w:left w:val="single" w:color="000000" w:themeColor="text1" w:sz="8" w:space="0"/>
-        <w:bottom w:val="single" w:color="000000" w:themeColor="text1" w:sz="8" w:space="0"/>
-        <w:right w:val="single" w:color="000000" w:themeColor="text1" w:sz="8" w:space="0"/>
-        <w:insideH w:val="single" w:color="000000" w:themeColor="text1" w:sz="8" w:space="0"/>
-        <w:insideV w:val="single" w:color="000000" w:themeColor="text1" w:sz="8" w:space="0"/>
+        <w:top w:val="single" w:sz="8" w:space="0" w:color="000000" w:themeColor="text1"/>
+        <w:left w:val="single" w:sz="8" w:space="0" w:color="000000" w:themeColor="text1"/>
+        <w:bottom w:val="single" w:sz="8" w:space="0" w:color="000000" w:themeColor="text1"/>
+        <w:right w:val="single" w:sz="8" w:space="0" w:color="000000" w:themeColor="text1"/>
+        <w:insideH w:val="single" w:sz="8" w:space="0" w:color="000000" w:themeColor="text1"/>
+        <w:insideV w:val="single" w:sz="8" w:space="0" w:color="000000" w:themeColor="text1"/>
       </w:tblBorders>
     </w:tblPr>
     <w:tcPr>
@@ -9271,7 +9389,7 @@
       <w:tblPr/>
       <w:tcPr>
         <w:tcBorders>
-          <w:top w:val="single" w:color="000000" w:themeColor="text1" w:sz="12" w:space="0"/>
+          <w:top w:val="single" w:sz="12" w:space="0" w:color="000000" w:themeColor="text1"/>
           <w:left w:val="nil"/>
           <w:bottom w:val="nil"/>
           <w:right w:val="nil"/>
@@ -9329,8 +9447,8 @@
       <w:tblPr/>
       <w:tcPr>
         <w:tcBorders>
-          <w:insideH w:val="single" w:color="000000" w:themeColor="text1" w:sz="6" w:space="0"/>
-          <w:insideV w:val="single" w:color="000000" w:themeColor="text1" w:sz="6" w:space="0"/>
+          <w:insideH w:val="single" w:sz="6" w:space="0" w:color="000000" w:themeColor="text1"/>
+          <w:insideV w:val="single" w:sz="6" w:space="0" w:color="000000" w:themeColor="text1"/>
         </w:tcBorders>
         <w:shd w:val="clear" w:color="auto" w:fill="808080" w:themeFill="text1" w:themeFillTint="7F"/>
       </w:tcPr>
@@ -9351,19 +9469,19 @@
       <w:spacing w:after="0" w:line="240" w:lineRule="auto"/>
     </w:pPr>
     <w:rPr>
-      <w:rFonts w:asciiTheme="majorHAnsi" w:hAnsiTheme="majorHAnsi" w:eastAsiaTheme="majorEastAsia" w:cstheme="majorBidi"/>
+      <w:rFonts w:asciiTheme="majorHAnsi" w:eastAsiaTheme="majorEastAsia" w:hAnsiTheme="majorHAnsi" w:cstheme="majorBidi"/>
       <w:color w:val="000000" w:themeColor="text1"/>
     </w:rPr>
     <w:tblPr>
       <w:tblStyleRowBandSize w:val="1"/>
       <w:tblStyleColBandSize w:val="1"/>
       <w:tblBorders>
-        <w:top w:val="single" w:color="4F81BD" w:themeColor="accent1" w:sz="8" w:space="0"/>
-        <w:left w:val="single" w:color="4F81BD" w:themeColor="accent1" w:sz="8" w:space="0"/>
-        <w:bottom w:val="single" w:color="4F81BD" w:themeColor="accent1" w:sz="8" w:space="0"/>
-        <w:right w:val="single" w:color="4F81BD" w:themeColor="accent1" w:sz="8" w:space="0"/>
-        <w:insideH w:val="single" w:color="4F81BD" w:themeColor="accent1" w:sz="8" w:space="0"/>
-        <w:insideV w:val="single" w:color="4F81BD" w:themeColor="accent1" w:sz="8" w:space="0"/>
+        <w:top w:val="single" w:sz="8" w:space="0" w:color="4F81BD" w:themeColor="accent1"/>
+        <w:left w:val="single" w:sz="8" w:space="0" w:color="4F81BD" w:themeColor="accent1"/>
+        <w:bottom w:val="single" w:sz="8" w:space="0" w:color="4F81BD" w:themeColor="accent1"/>
+        <w:right w:val="single" w:sz="8" w:space="0" w:color="4F81BD" w:themeColor="accent1"/>
+        <w:insideH w:val="single" w:sz="8" w:space="0" w:color="4F81BD" w:themeColor="accent1"/>
+        <w:insideV w:val="single" w:sz="8" w:space="0" w:color="4F81BD" w:themeColor="accent1"/>
       </w:tblBorders>
     </w:tblPr>
     <w:tcPr>
@@ -9389,7 +9507,7 @@
       <w:tblPr/>
       <w:tcPr>
         <w:tcBorders>
-          <w:top w:val="single" w:color="000000" w:themeColor="text1" w:sz="12" w:space="0"/>
+          <w:top w:val="single" w:sz="12" w:space="0" w:color="000000" w:themeColor="text1"/>
           <w:left w:val="nil"/>
           <w:bottom w:val="nil"/>
           <w:right w:val="nil"/>
@@ -9447,8 +9565,8 @@
       <w:tblPr/>
       <w:tcPr>
         <w:tcBorders>
-          <w:insideH w:val="single" w:color="4F81BD" w:themeColor="accent1" w:sz="6" w:space="0"/>
-          <w:insideV w:val="single" w:color="4F81BD" w:themeColor="accent1" w:sz="6" w:space="0"/>
+          <w:insideH w:val="single" w:sz="6" w:space="0" w:color="4F81BD" w:themeColor="accent1"/>
+          <w:insideV w:val="single" w:sz="6" w:space="0" w:color="4F81BD" w:themeColor="accent1"/>
         </w:tcBorders>
         <w:shd w:val="clear" w:color="auto" w:fill="A7BFDE" w:themeFill="accent1" w:themeFillTint="7F"/>
       </w:tcPr>
@@ -9469,19 +9587,19 @@
       <w:spacing w:after="0" w:line="240" w:lineRule="auto"/>
     </w:pPr>
     <w:rPr>
-      <w:rFonts w:asciiTheme="majorHAnsi" w:hAnsiTheme="majorHAnsi" w:eastAsiaTheme="majorEastAsia" w:cstheme="majorBidi"/>
+      <w:rFonts w:asciiTheme="majorHAnsi" w:eastAsiaTheme="majorEastAsia" w:hAnsiTheme="majorHAnsi" w:cstheme="majorBidi"/>
       <w:color w:val="000000" w:themeColor="text1"/>
     </w:rPr>
     <w:tblPr>
       <w:tblStyleRowBandSize w:val="1"/>
       <w:tblStyleColBandSize w:val="1"/>
       <w:tblBorders>
-        <w:top w:val="single" w:color="C0504D" w:themeColor="accent2" w:sz="8" w:space="0"/>
-        <w:left w:val="single" w:color="C0504D" w:themeColor="accent2" w:sz="8" w:space="0"/>
-        <w:bottom w:val="single" w:color="C0504D" w:themeColor="accent2" w:sz="8" w:space="0"/>
-        <w:right w:val="single" w:color="C0504D" w:themeColor="accent2" w:sz="8" w:space="0"/>
-        <w:insideH w:val="single" w:color="C0504D" w:themeColor="accent2" w:sz="8" w:space="0"/>
-        <w:insideV w:val="single" w:color="C0504D" w:themeColor="accent2" w:sz="8" w:space="0"/>
+        <w:top w:val="single" w:sz="8" w:space="0" w:color="C0504D" w:themeColor="accent2"/>
+        <w:left w:val="single" w:sz="8" w:space="0" w:color="C0504D" w:themeColor="accent2"/>
+        <w:bottom w:val="single" w:sz="8" w:space="0" w:color="C0504D" w:themeColor="accent2"/>
+        <w:right w:val="single" w:sz="8" w:space="0" w:color="C0504D" w:themeColor="accent2"/>
+        <w:insideH w:val="single" w:sz="8" w:space="0" w:color="C0504D" w:themeColor="accent2"/>
+        <w:insideV w:val="single" w:sz="8" w:space="0" w:color="C0504D" w:themeColor="accent2"/>
       </w:tblBorders>
     </w:tblPr>
     <w:tcPr>
@@ -9507,7 +9625,7 @@
       <w:tblPr/>
       <w:tcPr>
         <w:tcBorders>
-          <w:top w:val="single" w:color="000000" w:themeColor="text1" w:sz="12" w:space="0"/>
+          <w:top w:val="single" w:sz="12" w:space="0" w:color="000000" w:themeColor="text1"/>
           <w:left w:val="nil"/>
           <w:bottom w:val="nil"/>
           <w:right w:val="nil"/>
@@ -9565,8 +9683,8 @@
       <w:tblPr/>
       <w:tcPr>
         <w:tcBorders>
-          <w:insideH w:val="single" w:color="C0504D" w:themeColor="accent2" w:sz="6" w:space="0"/>
-          <w:insideV w:val="single" w:color="C0504D" w:themeColor="accent2" w:sz="6" w:space="0"/>
+          <w:insideH w:val="single" w:sz="6" w:space="0" w:color="C0504D" w:themeColor="accent2"/>
+          <w:insideV w:val="single" w:sz="6" w:space="0" w:color="C0504D" w:themeColor="accent2"/>
         </w:tcBorders>
         <w:shd w:val="clear" w:color="auto" w:fill="DFA7A6" w:themeFill="accent2" w:themeFillTint="7F"/>
       </w:tcPr>
@@ -9587,19 +9705,19 @@
       <w:spacing w:after="0" w:line="240" w:lineRule="auto"/>
     </w:pPr>
     <w:rPr>
-      <w:rFonts w:asciiTheme="majorHAnsi" w:hAnsiTheme="majorHAnsi" w:eastAsiaTheme="majorEastAsia" w:cstheme="majorBidi"/>
+      <w:rFonts w:asciiTheme="majorHAnsi" w:eastAsiaTheme="majorEastAsia" w:hAnsiTheme="majorHAnsi" w:cstheme="majorBidi"/>
       <w:color w:val="000000" w:themeColor="text1"/>
     </w:rPr>
     <w:tblPr>
       <w:tblStyleRowBandSize w:val="1"/>
       <w:tblStyleColBandSize w:val="1"/>
       <w:tblBorders>
-        <w:top w:val="single" w:color="9BBB59" w:themeColor="accent3" w:sz="8" w:space="0"/>
-        <w:left w:val="single" w:color="9BBB59" w:themeColor="accent3" w:sz="8" w:space="0"/>
-        <w:bottom w:val="single" w:color="9BBB59" w:themeColor="accent3" w:sz="8" w:space="0"/>
-        <w:right w:val="single" w:color="9BBB59" w:themeColor="accent3" w:sz="8" w:space="0"/>
-        <w:insideH w:val="single" w:color="9BBB59" w:themeColor="accent3" w:sz="8" w:space="0"/>
-        <w:insideV w:val="single" w:color="9BBB59" w:themeColor="accent3" w:sz="8" w:space="0"/>
+        <w:top w:val="single" w:sz="8" w:space="0" w:color="9BBB59" w:themeColor="accent3"/>
+        <w:left w:val="single" w:sz="8" w:space="0" w:color="9BBB59" w:themeColor="accent3"/>
+        <w:bottom w:val="single" w:sz="8" w:space="0" w:color="9BBB59" w:themeColor="accent3"/>
+        <w:right w:val="single" w:sz="8" w:space="0" w:color="9BBB59" w:themeColor="accent3"/>
+        <w:insideH w:val="single" w:sz="8" w:space="0" w:color="9BBB59" w:themeColor="accent3"/>
+        <w:insideV w:val="single" w:sz="8" w:space="0" w:color="9BBB59" w:themeColor="accent3"/>
       </w:tblBorders>
     </w:tblPr>
     <w:tcPr>
@@ -9625,7 +9743,7 @@
       <w:tblPr/>
       <w:tcPr>
         <w:tcBorders>
-          <w:top w:val="single" w:color="000000" w:themeColor="text1" w:sz="12" w:space="0"/>
+          <w:top w:val="single" w:sz="12" w:space="0" w:color="000000" w:themeColor="text1"/>
           <w:left w:val="nil"/>
           <w:bottom w:val="nil"/>
           <w:right w:val="nil"/>
@@ -9683,8 +9801,8 @@
       <w:tblPr/>
       <w:tcPr>
         <w:tcBorders>
-          <w:insideH w:val="single" w:color="9BBB59" w:themeColor="accent3" w:sz="6" w:space="0"/>
-          <w:insideV w:val="single" w:color="9BBB59" w:themeColor="accent3" w:sz="6" w:space="0"/>
+          <w:insideH w:val="single" w:sz="6" w:space="0" w:color="9BBB59" w:themeColor="accent3"/>
+          <w:insideV w:val="single" w:sz="6" w:space="0" w:color="9BBB59" w:themeColor="accent3"/>
         </w:tcBorders>
         <w:shd w:val="clear" w:color="auto" w:fill="CDDDAC" w:themeFill="accent3" w:themeFillTint="7F"/>
       </w:tcPr>
@@ -9705,19 +9823,19 @@
       <w:spacing w:after="0" w:line="240" w:lineRule="auto"/>
     </w:pPr>
     <w:rPr>
-      <w:rFonts w:asciiTheme="majorHAnsi" w:hAnsiTheme="majorHAnsi" w:eastAsiaTheme="majorEastAsia" w:cstheme="majorBidi"/>
+      <w:rFonts w:asciiTheme="majorHAnsi" w:eastAsiaTheme="majorEastAsia" w:hAnsiTheme="majorHAnsi" w:cstheme="majorBidi"/>
       <w:color w:val="000000" w:themeColor="text1"/>
     </w:rPr>
     <w:tblPr>
       <w:tblStyleRowBandSize w:val="1"/>
       <w:tblStyleColBandSize w:val="1"/>
       <w:tblBorders>
-        <w:top w:val="single" w:color="8064A2" w:themeColor="accent4" w:sz="8" w:space="0"/>
-        <w:left w:val="single" w:color="8064A2" w:themeColor="accent4" w:sz="8" w:space="0"/>
-        <w:bottom w:val="single" w:color="8064A2" w:themeColor="accent4" w:sz="8" w:space="0"/>
-        <w:right w:val="single" w:color="8064A2" w:themeColor="accent4" w:sz="8" w:space="0"/>
-        <w:insideH w:val="single" w:color="8064A2" w:themeColor="accent4" w:sz="8" w:space="0"/>
-        <w:insideV w:val="single" w:color="8064A2" w:themeColor="accent4" w:sz="8" w:space="0"/>
+        <w:top w:val="single" w:sz="8" w:space="0" w:color="8064A2" w:themeColor="accent4"/>
+        <w:left w:val="single" w:sz="8" w:space="0" w:color="8064A2" w:themeColor="accent4"/>
+        <w:bottom w:val="single" w:sz="8" w:space="0" w:color="8064A2" w:themeColor="accent4"/>
+        <w:right w:val="single" w:sz="8" w:space="0" w:color="8064A2" w:themeColor="accent4"/>
+        <w:insideH w:val="single" w:sz="8" w:space="0" w:color="8064A2" w:themeColor="accent4"/>
+        <w:insideV w:val="single" w:sz="8" w:space="0" w:color="8064A2" w:themeColor="accent4"/>
       </w:tblBorders>
     </w:tblPr>
     <w:tcPr>
@@ -9743,7 +9861,7 @@
       <w:tblPr/>
       <w:tcPr>
         <w:tcBorders>
-          <w:top w:val="single" w:color="000000" w:themeColor="text1" w:sz="12" w:space="0"/>
+          <w:top w:val="single" w:sz="12" w:space="0" w:color="000000" w:themeColor="text1"/>
           <w:left w:val="nil"/>
           <w:bottom w:val="nil"/>
           <w:right w:val="nil"/>
@@ -9801,8 +9919,8 @@
       <w:tblPr/>
       <w:tcPr>
         <w:tcBorders>
-          <w:insideH w:val="single" w:color="8064A2" w:themeColor="accent4" w:sz="6" w:space="0"/>
-          <w:insideV w:val="single" w:color="8064A2" w:themeColor="accent4" w:sz="6" w:space="0"/>
+          <w:insideH w:val="single" w:sz="6" w:space="0" w:color="8064A2" w:themeColor="accent4"/>
+          <w:insideV w:val="single" w:sz="6" w:space="0" w:color="8064A2" w:themeColor="accent4"/>
         </w:tcBorders>
         <w:shd w:val="clear" w:color="auto" w:fill="BFB1D0" w:themeFill="accent4" w:themeFillTint="7F"/>
       </w:tcPr>
@@ -9823,19 +9941,19 @@
       <w:spacing w:after="0" w:line="240" w:lineRule="auto"/>
     </w:pPr>
     <w:rPr>
-      <w:rFonts w:asciiTheme="majorHAnsi" w:hAnsiTheme="majorHAnsi" w:eastAsiaTheme="majorEastAsia" w:cstheme="majorBidi"/>
+      <w:rFonts w:asciiTheme="majorHAnsi" w:eastAsiaTheme="majorEastAsia" w:hAnsiTheme="majorHAnsi" w:cstheme="majorBidi"/>
       <w:color w:val="000000" w:themeColor="text1"/>
     </w:rPr>
     <w:tblPr>
       <w:tblStyleRowBandSize w:val="1"/>
       <w:tblStyleColBandSize w:val="1"/>
       <w:tblBorders>
-        <w:top w:val="single" w:color="4BACC6" w:themeColor="accent5" w:sz="8" w:space="0"/>
-        <w:left w:val="single" w:color="4BACC6" w:themeColor="accent5" w:sz="8" w:space="0"/>
-        <w:bottom w:val="single" w:color="4BACC6" w:themeColor="accent5" w:sz="8" w:space="0"/>
-        <w:right w:val="single" w:color="4BACC6" w:themeColor="accent5" w:sz="8" w:space="0"/>
-        <w:insideH w:val="single" w:color="4BACC6" w:themeColor="accent5" w:sz="8" w:space="0"/>
-        <w:insideV w:val="single" w:color="4BACC6" w:themeColor="accent5" w:sz="8" w:space="0"/>
+        <w:top w:val="single" w:sz="8" w:space="0" w:color="4BACC6" w:themeColor="accent5"/>
+        <w:left w:val="single" w:sz="8" w:space="0" w:color="4BACC6" w:themeColor="accent5"/>
+        <w:bottom w:val="single" w:sz="8" w:space="0" w:color="4BACC6" w:themeColor="accent5"/>
+        <w:right w:val="single" w:sz="8" w:space="0" w:color="4BACC6" w:themeColor="accent5"/>
+        <w:insideH w:val="single" w:sz="8" w:space="0" w:color="4BACC6" w:themeColor="accent5"/>
+        <w:insideV w:val="single" w:sz="8" w:space="0" w:color="4BACC6" w:themeColor="accent5"/>
       </w:tblBorders>
     </w:tblPr>
     <w:tcPr>
@@ -9861,7 +9979,7 @@
       <w:tblPr/>
       <w:tcPr>
         <w:tcBorders>
-          <w:top w:val="single" w:color="000000" w:themeColor="text1" w:sz="12" w:space="0"/>
+          <w:top w:val="single" w:sz="12" w:space="0" w:color="000000" w:themeColor="text1"/>
           <w:left w:val="nil"/>
           <w:bottom w:val="nil"/>
           <w:right w:val="nil"/>
@@ -9919,8 +10037,8 @@
       <w:tblPr/>
       <w:tcPr>
         <w:tcBorders>
-          <w:insideH w:val="single" w:color="4BACC6" w:themeColor="accent5" w:sz="6" w:space="0"/>
-          <w:insideV w:val="single" w:color="4BACC6" w:themeColor="accent5" w:sz="6" w:space="0"/>
+          <w:insideH w:val="single" w:sz="6" w:space="0" w:color="4BACC6" w:themeColor="accent5"/>
+          <w:insideV w:val="single" w:sz="6" w:space="0" w:color="4BACC6" w:themeColor="accent5"/>
         </w:tcBorders>
         <w:shd w:val="clear" w:color="auto" w:fill="A5D5E2" w:themeFill="accent5" w:themeFillTint="7F"/>
       </w:tcPr>
@@ -9941,19 +10059,19 @@
       <w:spacing w:after="0" w:line="240" w:lineRule="auto"/>
     </w:pPr>
     <w:rPr>
-      <w:rFonts w:asciiTheme="majorHAnsi" w:hAnsiTheme="majorHAnsi" w:eastAsiaTheme="majorEastAsia" w:cstheme="majorBidi"/>
+      <w:rFonts w:asciiTheme="majorHAnsi" w:eastAsiaTheme="majorEastAsia" w:hAnsiTheme="majorHAnsi" w:cstheme="majorBidi"/>
       <w:color w:val="000000" w:themeColor="text1"/>
     </w:rPr>
     <w:tblPr>
       <w:tblStyleRowBandSize w:val="1"/>
       <w:tblStyleColBandSize w:val="1"/>
       <w:tblBorders>
-        <w:top w:val="single" w:color="F79646" w:themeColor="accent6" w:sz="8" w:space="0"/>
-        <w:left w:val="single" w:color="F79646" w:themeColor="accent6" w:sz="8" w:space="0"/>
-        <w:bottom w:val="single" w:color="F79646" w:themeColor="accent6" w:sz="8" w:space="0"/>
-        <w:right w:val="single" w:color="F79646" w:themeColor="accent6" w:sz="8" w:space="0"/>
-        <w:insideH w:val="single" w:color="F79646" w:themeColor="accent6" w:sz="8" w:space="0"/>
-        <w:insideV w:val="single" w:color="F79646" w:themeColor="accent6" w:sz="8" w:space="0"/>
+        <w:top w:val="single" w:sz="8" w:space="0" w:color="F79646" w:themeColor="accent6"/>
+        <w:left w:val="single" w:sz="8" w:space="0" w:color="F79646" w:themeColor="accent6"/>
+        <w:bottom w:val="single" w:sz="8" w:space="0" w:color="F79646" w:themeColor="accent6"/>
+        <w:right w:val="single" w:sz="8" w:space="0" w:color="F79646" w:themeColor="accent6"/>
+        <w:insideH w:val="single" w:sz="8" w:space="0" w:color="F79646" w:themeColor="accent6"/>
+        <w:insideV w:val="single" w:sz="8" w:space="0" w:color="F79646" w:themeColor="accent6"/>
       </w:tblBorders>
     </w:tblPr>
     <w:tcPr>
@@ -9979,7 +10097,7 @@
       <w:tblPr/>
       <w:tcPr>
         <w:tcBorders>
-          <w:top w:val="single" w:color="000000" w:themeColor="text1" w:sz="12" w:space="0"/>
+          <w:top w:val="single" w:sz="12" w:space="0" w:color="000000" w:themeColor="text1"/>
           <w:left w:val="nil"/>
           <w:bottom w:val="nil"/>
           <w:right w:val="nil"/>
@@ -10037,8 +10155,8 @@
       <w:tblPr/>
       <w:tcPr>
         <w:tcBorders>
-          <w:insideH w:val="single" w:color="F79646" w:themeColor="accent6" w:sz="6" w:space="0"/>
-          <w:insideV w:val="single" w:color="F79646" w:themeColor="accent6" w:sz="6" w:space="0"/>
+          <w:insideH w:val="single" w:sz="6" w:space="0" w:color="F79646" w:themeColor="accent6"/>
+          <w:insideV w:val="single" w:sz="6" w:space="0" w:color="F79646" w:themeColor="accent6"/>
         </w:tcBorders>
         <w:shd w:val="clear" w:color="auto" w:fill="FBCAA2" w:themeFill="accent6" w:themeFillTint="7F"/>
       </w:tcPr>
@@ -10062,12 +10180,12 @@
       <w:tblStyleRowBandSize w:val="1"/>
       <w:tblStyleColBandSize w:val="1"/>
       <w:tblBorders>
-        <w:top w:val="single" w:color="FFFFFF" w:themeColor="background1" w:sz="8" w:space="0"/>
-        <w:left w:val="single" w:color="FFFFFF" w:themeColor="background1" w:sz="8" w:space="0"/>
-        <w:bottom w:val="single" w:color="FFFFFF" w:themeColor="background1" w:sz="8" w:space="0"/>
-        <w:right w:val="single" w:color="FFFFFF" w:themeColor="background1" w:sz="8" w:space="0"/>
-        <w:insideH w:val="single" w:color="FFFFFF" w:themeColor="background1" w:sz="6" w:space="0"/>
-        <w:insideV w:val="single" w:color="FFFFFF" w:themeColor="background1" w:sz="6" w:space="0"/>
+        <w:top w:val="single" w:sz="8" w:space="0" w:color="FFFFFF" w:themeColor="background1"/>
+        <w:left w:val="single" w:sz="8" w:space="0" w:color="FFFFFF" w:themeColor="background1"/>
+        <w:bottom w:val="single" w:sz="8" w:space="0" w:color="FFFFFF" w:themeColor="background1"/>
+        <w:right w:val="single" w:sz="8" w:space="0" w:color="FFFFFF" w:themeColor="background1"/>
+        <w:insideH w:val="single" w:sz="6" w:space="0" w:color="FFFFFF" w:themeColor="background1"/>
+        <w:insideV w:val="single" w:sz="6" w:space="0" w:color="FFFFFF" w:themeColor="background1"/>
       </w:tblBorders>
     </w:tblPr>
     <w:tcPr>
@@ -10084,12 +10202,12 @@
       <w:tblPr/>
       <w:tcPr>
         <w:tcBorders>
-          <w:top w:val="single" w:color="FFFFFF" w:themeColor="background1" w:sz="8" w:space="0"/>
-          <w:left w:val="single" w:color="FFFFFF" w:themeColor="background1" w:sz="8" w:space="0"/>
-          <w:bottom w:val="single" w:color="FFFFFF" w:themeColor="background1" w:sz="24" w:space="0"/>
-          <w:right w:val="single" w:color="FFFFFF" w:themeColor="background1" w:sz="8" w:space="0"/>
-          <w:insideH w:val="nil"/>
-          <w:insideV w:val="single" w:color="FFFFFF" w:themeColor="background1" w:sz="8" w:space="0"/>
+          <w:top w:val="single" w:sz="8" w:space="0" w:color="FFFFFF" w:themeColor="background1"/>
+          <w:left w:val="single" w:sz="8" w:space="0" w:color="FFFFFF" w:themeColor="background1"/>
+          <w:bottom w:val="single" w:sz="24" w:space="0" w:color="FFFFFF" w:themeColor="background1"/>
+          <w:right w:val="single" w:sz="8" w:space="0" w:color="FFFFFF" w:themeColor="background1"/>
+          <w:insideH w:val="nil"/>
+          <w:insideV w:val="single" w:sz="8" w:space="0" w:color="FFFFFF" w:themeColor="background1"/>
         </w:tcBorders>
         <w:shd w:val="clear" w:color="auto" w:fill="000000" w:themeFill="text1"/>
       </w:tcPr>
@@ -10105,12 +10223,12 @@
       <w:tblPr/>
       <w:tcPr>
         <w:tcBorders>
-          <w:top w:val="single" w:color="FFFFFF" w:themeColor="background1" w:sz="24" w:space="0"/>
-          <w:left w:val="single" w:color="FFFFFF" w:themeColor="background1" w:sz="8" w:space="0"/>
-          <w:bottom w:val="single" w:color="FFFFFF" w:themeColor="background1" w:sz="8" w:space="0"/>
-          <w:right w:val="single" w:color="FFFFFF" w:themeColor="background1" w:sz="8" w:space="0"/>
-          <w:insideH w:val="nil"/>
-          <w:insideV w:val="single" w:color="FFFFFF" w:themeColor="background1" w:sz="8" w:space="0"/>
+          <w:top w:val="single" w:sz="24" w:space="0" w:color="FFFFFF" w:themeColor="background1"/>
+          <w:left w:val="single" w:sz="8" w:space="0" w:color="FFFFFF" w:themeColor="background1"/>
+          <w:bottom w:val="single" w:sz="8" w:space="0" w:color="FFFFFF" w:themeColor="background1"/>
+          <w:right w:val="single" w:sz="8" w:space="0" w:color="FFFFFF" w:themeColor="background1"/>
+          <w:insideH w:val="nil"/>
+          <w:insideV w:val="single" w:sz="8" w:space="0" w:color="FFFFFF" w:themeColor="background1"/>
         </w:tcBorders>
         <w:shd w:val="clear" w:color="auto" w:fill="000000" w:themeFill="text1"/>
       </w:tcPr>
@@ -10126,8 +10244,8 @@
       <w:tblPr/>
       <w:tcPr>
         <w:tcBorders>
-          <w:left w:val="single" w:color="FFFFFF" w:themeColor="background1" w:sz="8" w:space="0"/>
-          <w:right w:val="single" w:color="FFFFFF" w:themeColor="background1" w:sz="24" w:space="0"/>
+          <w:left w:val="single" w:sz="8" w:space="0" w:color="FFFFFF" w:themeColor="background1"/>
+          <w:right w:val="single" w:sz="24" w:space="0" w:color="FFFFFF" w:themeColor="background1"/>
           <w:insideH w:val="nil"/>
           <w:insideV w:val="nil"/>
         </w:tcBorders>
@@ -10146,7 +10264,7 @@
       <w:tcPr>
         <w:tcBorders>
           <w:top w:val="nil"/>
-          <w:left w:val="single" w:color="FFFFFF" w:themeColor="background1" w:sz="24" w:space="0"/>
+          <w:left w:val="single" w:sz="24" w:space="0" w:color="FFFFFF" w:themeColor="background1"/>
           <w:bottom w:val="nil"/>
           <w:right w:val="nil"/>
           <w:insideH w:val="nil"/>
@@ -10159,10 +10277,10 @@
       <w:tblPr/>
       <w:tcPr>
         <w:tcBorders>
-          <w:top w:val="single" w:color="FFFFFF" w:themeColor="background1" w:sz="8" w:space="0"/>
-          <w:left w:val="single" w:color="FFFFFF" w:themeColor="background1" w:sz="8" w:space="0"/>
-          <w:bottom w:val="single" w:color="FFFFFF" w:themeColor="background1" w:sz="8" w:space="0"/>
-          <w:right w:val="single" w:color="FFFFFF" w:themeColor="background1" w:sz="8" w:space="0"/>
+          <w:top w:val="single" w:sz="8" w:space="0" w:color="FFFFFF" w:themeColor="background1"/>
+          <w:left w:val="single" w:sz="8" w:space="0" w:color="FFFFFF" w:themeColor="background1"/>
+          <w:bottom w:val="single" w:sz="8" w:space="0" w:color="FFFFFF" w:themeColor="background1"/>
+          <w:right w:val="single" w:sz="8" w:space="0" w:color="FFFFFF" w:themeColor="background1"/>
           <w:insideH w:val="nil"/>
           <w:insideV w:val="nil"/>
         </w:tcBorders>
@@ -10173,12 +10291,12 @@
       <w:tblPr/>
       <w:tcPr>
         <w:tcBorders>
-          <w:top w:val="single" w:color="FFFFFF" w:themeColor="background1" w:sz="8" w:space="0"/>
-          <w:left w:val="single" w:color="FFFFFF" w:themeColor="background1" w:sz="8" w:space="0"/>
-          <w:bottom w:val="single" w:color="FFFFFF" w:themeColor="background1" w:sz="8" w:space="0"/>
-          <w:right w:val="single" w:color="FFFFFF" w:themeColor="background1" w:sz="8" w:space="0"/>
-          <w:insideH w:val="single" w:color="FFFFFF" w:themeColor="background1" w:sz="8" w:space="0"/>
-          <w:insideV w:val="single" w:color="FFFFFF" w:themeColor="background1" w:sz="8" w:space="0"/>
+          <w:top w:val="single" w:sz="8" w:space="0" w:color="FFFFFF" w:themeColor="background1"/>
+          <w:left w:val="single" w:sz="8" w:space="0" w:color="FFFFFF" w:themeColor="background1"/>
+          <w:bottom w:val="single" w:sz="8" w:space="0" w:color="FFFFFF" w:themeColor="background1"/>
+          <w:right w:val="single" w:sz="8" w:space="0" w:color="FFFFFF" w:themeColor="background1"/>
+          <w:insideH w:val="single" w:sz="8" w:space="0" w:color="FFFFFF" w:themeColor="background1"/>
+          <w:insideV w:val="single" w:sz="8" w:space="0" w:color="FFFFFF" w:themeColor="background1"/>
         </w:tcBorders>
         <w:shd w:val="clear" w:color="auto" w:fill="808080" w:themeFill="text1" w:themeFillTint="7F"/>
       </w:tcPr>
@@ -10196,12 +10314,12 @@
       <w:tblStyleRowBandSize w:val="1"/>
       <w:tblStyleColBandSize w:val="1"/>
       <w:tblBorders>
-        <w:top w:val="single" w:color="FFFFFF" w:themeColor="background1" w:sz="8" w:space="0"/>
-        <w:left w:val="single" w:color="FFFFFF" w:themeColor="background1" w:sz="8" w:space="0"/>
-        <w:bottom w:val="single" w:color="FFFFFF" w:themeColor="background1" w:sz="8" w:space="0"/>
-        <w:right w:val="single" w:color="FFFFFF" w:themeColor="background1" w:sz="8" w:space="0"/>
-        <w:insideH w:val="single" w:color="FFFFFF" w:themeColor="background1" w:sz="6" w:space="0"/>
-        <w:insideV w:val="single" w:color="FFFFFF" w:themeColor="background1" w:sz="6" w:space="0"/>
+        <w:top w:val="single" w:sz="8" w:space="0" w:color="FFFFFF" w:themeColor="background1"/>
+        <w:left w:val="single" w:sz="8" w:space="0" w:color="FFFFFF" w:themeColor="background1"/>
+        <w:bottom w:val="single" w:sz="8" w:space="0" w:color="FFFFFF" w:themeColor="background1"/>
+        <w:right w:val="single" w:sz="8" w:space="0" w:color="FFFFFF" w:themeColor="background1"/>
+        <w:insideH w:val="single" w:sz="6" w:space="0" w:color="FFFFFF" w:themeColor="background1"/>
+        <w:insideV w:val="single" w:sz="6" w:space="0" w:color="FFFFFF" w:themeColor="background1"/>
       </w:tblBorders>
     </w:tblPr>
     <w:tcPr>
@@ -10218,12 +10336,12 @@
       <w:tblPr/>
       <w:tcPr>
         <w:tcBorders>
-          <w:top w:val="single" w:color="FFFFFF" w:themeColor="background1" w:sz="8" w:space="0"/>
-          <w:left w:val="single" w:color="FFFFFF" w:themeColor="background1" w:sz="8" w:space="0"/>
-          <w:bottom w:val="single" w:color="FFFFFF" w:themeColor="background1" w:sz="24" w:space="0"/>
-          <w:right w:val="single" w:color="FFFFFF" w:themeColor="background1" w:sz="8" w:space="0"/>
-          <w:insideH w:val="nil"/>
-          <w:insideV w:val="single" w:color="FFFFFF" w:themeColor="background1" w:sz="8" w:space="0"/>
+          <w:top w:val="single" w:sz="8" w:space="0" w:color="FFFFFF" w:themeColor="background1"/>
+          <w:left w:val="single" w:sz="8" w:space="0" w:color="FFFFFF" w:themeColor="background1"/>
+          <w:bottom w:val="single" w:sz="24" w:space="0" w:color="FFFFFF" w:themeColor="background1"/>
+          <w:right w:val="single" w:sz="8" w:space="0" w:color="FFFFFF" w:themeColor="background1"/>
+          <w:insideH w:val="nil"/>
+          <w:insideV w:val="single" w:sz="8" w:space="0" w:color="FFFFFF" w:themeColor="background1"/>
         </w:tcBorders>
         <w:shd w:val="clear" w:color="auto" w:fill="4F81BD" w:themeFill="accent1"/>
       </w:tcPr>
@@ -10239,12 +10357,12 @@
       <w:tblPr/>
       <w:tcPr>
         <w:tcBorders>
-          <w:top w:val="single" w:color="FFFFFF" w:themeColor="background1" w:sz="24" w:space="0"/>
-          <w:left w:val="single" w:color="FFFFFF" w:themeColor="background1" w:sz="8" w:space="0"/>
-          <w:bottom w:val="single" w:color="FFFFFF" w:themeColor="background1" w:sz="8" w:space="0"/>
-          <w:right w:val="single" w:color="FFFFFF" w:themeColor="background1" w:sz="8" w:space="0"/>
-          <w:insideH w:val="nil"/>
-          <w:insideV w:val="single" w:color="FFFFFF" w:themeColor="background1" w:sz="8" w:space="0"/>
+          <w:top w:val="single" w:sz="24" w:space="0" w:color="FFFFFF" w:themeColor="background1"/>
+          <w:left w:val="single" w:sz="8" w:space="0" w:color="FFFFFF" w:themeColor="background1"/>
+          <w:bottom w:val="single" w:sz="8" w:space="0" w:color="FFFFFF" w:themeColor="background1"/>
+          <w:right w:val="single" w:sz="8" w:space="0" w:color="FFFFFF" w:themeColor="background1"/>
+          <w:insideH w:val="nil"/>
+          <w:insideV w:val="single" w:sz="8" w:space="0" w:color="FFFFFF" w:themeColor="background1"/>
         </w:tcBorders>
         <w:shd w:val="clear" w:color="auto" w:fill="4F81BD" w:themeFill="accent1"/>
       </w:tcPr>
@@ -10260,8 +10378,8 @@
       <w:tblPr/>
       <w:tcPr>
         <w:tcBorders>
-          <w:left w:val="single" w:color="FFFFFF" w:themeColor="background1" w:sz="8" w:space="0"/>
-          <w:right w:val="single" w:color="FFFFFF" w:themeColor="background1" w:sz="24" w:space="0"/>
+          <w:left w:val="single" w:sz="8" w:space="0" w:color="FFFFFF" w:themeColor="background1"/>
+          <w:right w:val="single" w:sz="24" w:space="0" w:color="FFFFFF" w:themeColor="background1"/>
           <w:insideH w:val="nil"/>
           <w:insideV w:val="nil"/>
         </w:tcBorders>
@@ -10280,7 +10398,7 @@
       <w:tcPr>
         <w:tcBorders>
           <w:top w:val="nil"/>
-          <w:left w:val="single" w:color="FFFFFF" w:themeColor="background1" w:sz="24" w:space="0"/>
+          <w:left w:val="single" w:sz="24" w:space="0" w:color="FFFFFF" w:themeColor="background1"/>
           <w:bottom w:val="nil"/>
           <w:right w:val="nil"/>
           <w:insideH w:val="nil"/>
@@ -10293,10 +10411,10 @@
       <w:tblPr/>
       <w:tcPr>
         <w:tcBorders>
-          <w:top w:val="single" w:color="FFFFFF" w:themeColor="background1" w:sz="8" w:space="0"/>
-          <w:left w:val="single" w:color="FFFFFF" w:themeColor="background1" w:sz="8" w:space="0"/>
-          <w:bottom w:val="single" w:color="FFFFFF" w:themeColor="background1" w:sz="8" w:space="0"/>
-          <w:right w:val="single" w:color="FFFFFF" w:themeColor="background1" w:sz="8" w:space="0"/>
+          <w:top w:val="single" w:sz="8" w:space="0" w:color="FFFFFF" w:themeColor="background1"/>
+          <w:left w:val="single" w:sz="8" w:space="0" w:color="FFFFFF" w:themeColor="background1"/>
+          <w:bottom w:val="single" w:sz="8" w:space="0" w:color="FFFFFF" w:themeColor="background1"/>
+          <w:right w:val="single" w:sz="8" w:space="0" w:color="FFFFFF" w:themeColor="background1"/>
           <w:insideH w:val="nil"/>
           <w:insideV w:val="nil"/>
         </w:tcBorders>
@@ -10307,12 +10425,12 @@
       <w:tblPr/>
       <w:tcPr>
         <w:tcBorders>
-          <w:top w:val="single" w:color="FFFFFF" w:themeColor="background1" w:sz="8" w:space="0"/>
-          <w:left w:val="single" w:color="FFFFFF" w:themeColor="background1" w:sz="8" w:space="0"/>
-          <w:bottom w:val="single" w:color="FFFFFF" w:themeColor="background1" w:sz="8" w:space="0"/>
-          <w:right w:val="single" w:color="FFFFFF" w:themeColor="background1" w:sz="8" w:space="0"/>
-          <w:insideH w:val="single" w:color="FFFFFF" w:themeColor="background1" w:sz="8" w:space="0"/>
-          <w:insideV w:val="single" w:color="FFFFFF" w:themeColor="background1" w:sz="8" w:space="0"/>
+          <w:top w:val="single" w:sz="8" w:space="0" w:color="FFFFFF" w:themeColor="background1"/>
+          <w:left w:val="single" w:sz="8" w:space="0" w:color="FFFFFF" w:themeColor="background1"/>
+          <w:bottom w:val="single" w:sz="8" w:space="0" w:color="FFFFFF" w:themeColor="background1"/>
+          <w:right w:val="single" w:sz="8" w:space="0" w:color="FFFFFF" w:themeColor="background1"/>
+          <w:insideH w:val="single" w:sz="8" w:space="0" w:color="FFFFFF" w:themeColor="background1"/>
+          <w:insideV w:val="single" w:sz="8" w:space="0" w:color="FFFFFF" w:themeColor="background1"/>
         </w:tcBorders>
         <w:shd w:val="clear" w:color="auto" w:fill="A7BFDE" w:themeFill="accent1" w:themeFillTint="7F"/>
       </w:tcPr>
@@ -10330,12 +10448,12 @@
       <w:tblStyleRowBandSize w:val="1"/>
       <w:tblStyleColBandSize w:val="1"/>
       <w:tblBorders>
-        <w:top w:val="single" w:color="FFFFFF" w:themeColor="background1" w:sz="8" w:space="0"/>
-        <w:left w:val="single" w:color="FFFFFF" w:themeColor="background1" w:sz="8" w:space="0"/>
-        <w:bottom w:val="single" w:color="FFFFFF" w:themeColor="background1" w:sz="8" w:space="0"/>
-        <w:right w:val="single" w:color="FFFFFF" w:themeColor="background1" w:sz="8" w:space="0"/>
-        <w:insideH w:val="single" w:color="FFFFFF" w:themeColor="background1" w:sz="6" w:space="0"/>
-        <w:insideV w:val="single" w:color="FFFFFF" w:themeColor="background1" w:sz="6" w:space="0"/>
+        <w:top w:val="single" w:sz="8" w:space="0" w:color="FFFFFF" w:themeColor="background1"/>
+        <w:left w:val="single" w:sz="8" w:space="0" w:color="FFFFFF" w:themeColor="background1"/>
+        <w:bottom w:val="single" w:sz="8" w:space="0" w:color="FFFFFF" w:themeColor="background1"/>
+        <w:right w:val="single" w:sz="8" w:space="0" w:color="FFFFFF" w:themeColor="background1"/>
+        <w:insideH w:val="single" w:sz="6" w:space="0" w:color="FFFFFF" w:themeColor="background1"/>
+        <w:insideV w:val="single" w:sz="6" w:space="0" w:color="FFFFFF" w:themeColor="background1"/>
       </w:tblBorders>
     </w:tblPr>
     <w:tcPr>
@@ -10352,12 +10470,12 @@
       <w:tblPr/>
       <w:tcPr>
         <w:tcBorders>
-          <w:top w:val="single" w:color="FFFFFF" w:themeColor="background1" w:sz="8" w:space="0"/>
-          <w:left w:val="single" w:color="FFFFFF" w:themeColor="background1" w:sz="8" w:space="0"/>
-          <w:bottom w:val="single" w:color="FFFFFF" w:themeColor="background1" w:sz="24" w:space="0"/>
-          <w:right w:val="single" w:color="FFFFFF" w:themeColor="background1" w:sz="8" w:space="0"/>
-          <w:insideH w:val="nil"/>
-          <w:insideV w:val="single" w:color="FFFFFF" w:themeColor="background1" w:sz="8" w:space="0"/>
+          <w:top w:val="single" w:sz="8" w:space="0" w:color="FFFFFF" w:themeColor="background1"/>
+          <w:left w:val="single" w:sz="8" w:space="0" w:color="FFFFFF" w:themeColor="background1"/>
+          <w:bottom w:val="single" w:sz="24" w:space="0" w:color="FFFFFF" w:themeColor="background1"/>
+          <w:right w:val="single" w:sz="8" w:space="0" w:color="FFFFFF" w:themeColor="background1"/>
+          <w:insideH w:val="nil"/>
+          <w:insideV w:val="single" w:sz="8" w:space="0" w:color="FFFFFF" w:themeColor="background1"/>
         </w:tcBorders>
         <w:shd w:val="clear" w:color="auto" w:fill="C0504D" w:themeFill="accent2"/>
       </w:tcPr>
@@ -10373,12 +10491,12 @@
       <w:tblPr/>
       <w:tcPr>
         <w:tcBorders>
-          <w:top w:val="single" w:color="FFFFFF" w:themeColor="background1" w:sz="24" w:space="0"/>
-          <w:left w:val="single" w:color="FFFFFF" w:themeColor="background1" w:sz="8" w:space="0"/>
-          <w:bottom w:val="single" w:color="FFFFFF" w:themeColor="background1" w:sz="8" w:space="0"/>
-          <w:right w:val="single" w:color="FFFFFF" w:themeColor="background1" w:sz="8" w:space="0"/>
-          <w:insideH w:val="nil"/>
-          <w:insideV w:val="single" w:color="FFFFFF" w:themeColor="background1" w:sz="8" w:space="0"/>
+          <w:top w:val="single" w:sz="24" w:space="0" w:color="FFFFFF" w:themeColor="background1"/>
+          <w:left w:val="single" w:sz="8" w:space="0" w:color="FFFFFF" w:themeColor="background1"/>
+          <w:bottom w:val="single" w:sz="8" w:space="0" w:color="FFFFFF" w:themeColor="background1"/>
+          <w:right w:val="single" w:sz="8" w:space="0" w:color="FFFFFF" w:themeColor="background1"/>
+          <w:insideH w:val="nil"/>
+          <w:insideV w:val="single" w:sz="8" w:space="0" w:color="FFFFFF" w:themeColor="background1"/>
         </w:tcBorders>
         <w:shd w:val="clear" w:color="auto" w:fill="C0504D" w:themeFill="accent2"/>
       </w:tcPr>
@@ -10394,8 +10512,8 @@
       <w:tblPr/>
       <w:tcPr>
         <w:tcBorders>
-          <w:left w:val="single" w:color="FFFFFF" w:themeColor="background1" w:sz="8" w:space="0"/>
-          <w:right w:val="single" w:color="FFFFFF" w:themeColor="background1" w:sz="24" w:space="0"/>
+          <w:left w:val="single" w:sz="8" w:space="0" w:color="FFFFFF" w:themeColor="background1"/>
+          <w:right w:val="single" w:sz="24" w:space="0" w:color="FFFFFF" w:themeColor="background1"/>
           <w:insideH w:val="nil"/>
           <w:insideV w:val="nil"/>
         </w:tcBorders>
@@ -10414,7 +10532,7 @@
       <w:tcPr>
         <w:tcBorders>
           <w:top w:val="nil"/>
-          <w:left w:val="single" w:color="FFFFFF" w:themeColor="background1" w:sz="24" w:space="0"/>
+          <w:left w:val="single" w:sz="24" w:space="0" w:color="FFFFFF" w:themeColor="background1"/>
           <w:bottom w:val="nil"/>
           <w:right w:val="nil"/>
           <w:insideH w:val="nil"/>
@@ -10427,10 +10545,10 @@
       <w:tblPr/>
       <w:tcPr>
         <w:tcBorders>
-          <w:top w:val="single" w:color="FFFFFF" w:themeColor="background1" w:sz="8" w:space="0"/>
-          <w:left w:val="single" w:color="FFFFFF" w:themeColor="background1" w:sz="8" w:space="0"/>
-          <w:bottom w:val="single" w:color="FFFFFF" w:themeColor="background1" w:sz="8" w:space="0"/>
-          <w:right w:val="single" w:color="FFFFFF" w:themeColor="background1" w:sz="8" w:space="0"/>
+          <w:top w:val="single" w:sz="8" w:space="0" w:color="FFFFFF" w:themeColor="background1"/>
+          <w:left w:val="single" w:sz="8" w:space="0" w:color="FFFFFF" w:themeColor="background1"/>
+          <w:bottom w:val="single" w:sz="8" w:space="0" w:color="FFFFFF" w:themeColor="background1"/>
+          <w:right w:val="single" w:sz="8" w:space="0" w:color="FFFFFF" w:themeColor="background1"/>
           <w:insideH w:val="nil"/>
           <w:insideV w:val="nil"/>
         </w:tcBorders>
@@ -10441,12 +10559,12 @@
       <w:tblPr/>
       <w:tcPr>
         <w:tcBorders>
-          <w:top w:val="single" w:color="FFFFFF" w:themeColor="background1" w:sz="8" w:space="0"/>
-          <w:left w:val="single" w:color="FFFFFF" w:themeColor="background1" w:sz="8" w:space="0"/>
-          <w:bottom w:val="single" w:color="FFFFFF" w:themeColor="background1" w:sz="8" w:space="0"/>
-          <w:right w:val="single" w:color="FFFFFF" w:themeColor="background1" w:sz="8" w:space="0"/>
-          <w:insideH w:val="single" w:color="FFFFFF" w:themeColor="background1" w:sz="8" w:space="0"/>
-          <w:insideV w:val="single" w:color="FFFFFF" w:themeColor="background1" w:sz="8" w:space="0"/>
+          <w:top w:val="single" w:sz="8" w:space="0" w:color="FFFFFF" w:themeColor="background1"/>
+          <w:left w:val="single" w:sz="8" w:space="0" w:color="FFFFFF" w:themeColor="background1"/>
+          <w:bottom w:val="single" w:sz="8" w:space="0" w:color="FFFFFF" w:themeColor="background1"/>
+          <w:right w:val="single" w:sz="8" w:space="0" w:color="FFFFFF" w:themeColor="background1"/>
+          <w:insideH w:val="single" w:sz="8" w:space="0" w:color="FFFFFF" w:themeColor="background1"/>
+          <w:insideV w:val="single" w:sz="8" w:space="0" w:color="FFFFFF" w:themeColor="background1"/>
         </w:tcBorders>
         <w:shd w:val="clear" w:color="auto" w:fill="DFA7A6" w:themeFill="accent2" w:themeFillTint="7F"/>
       </w:tcPr>
@@ -10464,12 +10582,12 @@
       <w:tblStyleRowBandSize w:val="1"/>
       <w:tblStyleColBandSize w:val="1"/>
       <w:tblBorders>
-        <w:top w:val="single" w:color="FFFFFF" w:themeColor="background1" w:sz="8" w:space="0"/>
-        <w:left w:val="single" w:color="FFFFFF" w:themeColor="background1" w:sz="8" w:space="0"/>
-        <w:bottom w:val="single" w:color="FFFFFF" w:themeColor="background1" w:sz="8" w:space="0"/>
-        <w:right w:val="single" w:color="FFFFFF" w:themeColor="background1" w:sz="8" w:space="0"/>
-        <w:insideH w:val="single" w:color="FFFFFF" w:themeColor="background1" w:sz="6" w:space="0"/>
-        <w:insideV w:val="single" w:color="FFFFFF" w:themeColor="background1" w:sz="6" w:space="0"/>
+        <w:top w:val="single" w:sz="8" w:space="0" w:color="FFFFFF" w:themeColor="background1"/>
+        <w:left w:val="single" w:sz="8" w:space="0" w:color="FFFFFF" w:themeColor="background1"/>
+        <w:bottom w:val="single" w:sz="8" w:space="0" w:color="FFFFFF" w:themeColor="background1"/>
+        <w:right w:val="single" w:sz="8" w:space="0" w:color="FFFFFF" w:themeColor="background1"/>
+        <w:insideH w:val="single" w:sz="6" w:space="0" w:color="FFFFFF" w:themeColor="background1"/>
+        <w:insideV w:val="single" w:sz="6" w:space="0" w:color="FFFFFF" w:themeColor="background1"/>
       </w:tblBorders>
     </w:tblPr>
     <w:tcPr>
@@ -10486,12 +10604,12 @@
       <w:tblPr/>
       <w:tcPr>
         <w:tcBorders>
-          <w:top w:val="single" w:color="FFFFFF" w:themeColor="background1" w:sz="8" w:space="0"/>
-          <w:left w:val="single" w:color="FFFFFF" w:themeColor="background1" w:sz="8" w:space="0"/>
-          <w:bottom w:val="single" w:color="FFFFFF" w:themeColor="background1" w:sz="24" w:space="0"/>
-          <w:right w:val="single" w:color="FFFFFF" w:themeColor="background1" w:sz="8" w:space="0"/>
-          <w:insideH w:val="nil"/>
-          <w:insideV w:val="single" w:color="FFFFFF" w:themeColor="background1" w:sz="8" w:space="0"/>
+          <w:top w:val="single" w:sz="8" w:space="0" w:color="FFFFFF" w:themeColor="background1"/>
+          <w:left w:val="single" w:sz="8" w:space="0" w:color="FFFFFF" w:themeColor="background1"/>
+          <w:bottom w:val="single" w:sz="24" w:space="0" w:color="FFFFFF" w:themeColor="background1"/>
+          <w:right w:val="single" w:sz="8" w:space="0" w:color="FFFFFF" w:themeColor="background1"/>
+          <w:insideH w:val="nil"/>
+          <w:insideV w:val="single" w:sz="8" w:space="0" w:color="FFFFFF" w:themeColor="background1"/>
         </w:tcBorders>
         <w:shd w:val="clear" w:color="auto" w:fill="9BBB59" w:themeFill="accent3"/>
       </w:tcPr>
@@ -10507,12 +10625,12 @@
       <w:tblPr/>
       <w:tcPr>
         <w:tcBorders>
-          <w:top w:val="single" w:color="FFFFFF" w:themeColor="background1" w:sz="24" w:space="0"/>
-          <w:left w:val="single" w:color="FFFFFF" w:themeColor="background1" w:sz="8" w:space="0"/>
-          <w:bottom w:val="single" w:color="FFFFFF" w:themeColor="background1" w:sz="8" w:space="0"/>
-          <w:right w:val="single" w:color="FFFFFF" w:themeColor="background1" w:sz="8" w:space="0"/>
-          <w:insideH w:val="nil"/>
-          <w:insideV w:val="single" w:color="FFFFFF" w:themeColor="background1" w:sz="8" w:space="0"/>
+          <w:top w:val="single" w:sz="24" w:space="0" w:color="FFFFFF" w:themeColor="background1"/>
+          <w:left w:val="single" w:sz="8" w:space="0" w:color="FFFFFF" w:themeColor="background1"/>
+          <w:bottom w:val="single" w:sz="8" w:space="0" w:color="FFFFFF" w:themeColor="background1"/>
+          <w:right w:val="single" w:sz="8" w:space="0" w:color="FFFFFF" w:themeColor="background1"/>
+          <w:insideH w:val="nil"/>
+          <w:insideV w:val="single" w:sz="8" w:space="0" w:color="FFFFFF" w:themeColor="background1"/>
         </w:tcBorders>
         <w:shd w:val="clear" w:color="auto" w:fill="9BBB59" w:themeFill="accent3"/>
       </w:tcPr>
@@ -10528,8 +10646,8 @@
       <w:tblPr/>
       <w:tcPr>
         <w:tcBorders>
-          <w:left w:val="single" w:color="FFFFFF" w:themeColor="background1" w:sz="8" w:space="0"/>
-          <w:right w:val="single" w:color="FFFFFF" w:themeColor="background1" w:sz="24" w:space="0"/>
+          <w:left w:val="single" w:sz="8" w:space="0" w:color="FFFFFF" w:themeColor="background1"/>
+          <w:right w:val="single" w:sz="24" w:space="0" w:color="FFFFFF" w:themeColor="background1"/>
           <w:insideH w:val="nil"/>
           <w:insideV w:val="nil"/>
         </w:tcBorders>
@@ -10548,7 +10666,7 @@
       <w:tcPr>
         <w:tcBorders>
           <w:top w:val="nil"/>
-          <w:left w:val="single" w:color="FFFFFF" w:themeColor="background1" w:sz="24" w:space="0"/>
+          <w:left w:val="single" w:sz="24" w:space="0" w:color="FFFFFF" w:themeColor="background1"/>
           <w:bottom w:val="nil"/>
           <w:right w:val="nil"/>
           <w:insideH w:val="nil"/>
@@ -10561,10 +10679,10 @@
       <w:tblPr/>
       <w:tcPr>
         <w:tcBorders>
-          <w:top w:val="single" w:color="FFFFFF" w:themeColor="background1" w:sz="8" w:space="0"/>
-          <w:left w:val="single" w:color="FFFFFF" w:themeColor="background1" w:sz="8" w:space="0"/>
-          <w:bottom w:val="single" w:color="FFFFFF" w:themeColor="background1" w:sz="8" w:space="0"/>
-          <w:right w:val="single" w:color="FFFFFF" w:themeColor="background1" w:sz="8" w:space="0"/>
+          <w:top w:val="single" w:sz="8" w:space="0" w:color="FFFFFF" w:themeColor="background1"/>
+          <w:left w:val="single" w:sz="8" w:space="0" w:color="FFFFFF" w:themeColor="background1"/>
+          <w:bottom w:val="single" w:sz="8" w:space="0" w:color="FFFFFF" w:themeColor="background1"/>
+          <w:right w:val="single" w:sz="8" w:space="0" w:color="FFFFFF" w:themeColor="background1"/>
           <w:insideH w:val="nil"/>
           <w:insideV w:val="nil"/>
         </w:tcBorders>
@@ -10575,12 +10693,12 @@
       <w:tblPr/>
       <w:tcPr>
         <w:tcBorders>
-          <w:top w:val="single" w:color="FFFFFF" w:themeColor="background1" w:sz="8" w:space="0"/>
-          <w:left w:val="single" w:color="FFFFFF" w:themeColor="background1" w:sz="8" w:space="0"/>
-          <w:bottom w:val="single" w:color="FFFFFF" w:themeColor="background1" w:sz="8" w:space="0"/>
-          <w:right w:val="single" w:color="FFFFFF" w:themeColor="background1" w:sz="8" w:space="0"/>
-          <w:insideH w:val="single" w:color="FFFFFF" w:themeColor="background1" w:sz="8" w:space="0"/>
-          <w:insideV w:val="single" w:color="FFFFFF" w:themeColor="background1" w:sz="8" w:space="0"/>
+          <w:top w:val="single" w:sz="8" w:space="0" w:color="FFFFFF" w:themeColor="background1"/>
+          <w:left w:val="single" w:sz="8" w:space="0" w:color="FFFFFF" w:themeColor="background1"/>
+          <w:bottom w:val="single" w:sz="8" w:space="0" w:color="FFFFFF" w:themeColor="background1"/>
+          <w:right w:val="single" w:sz="8" w:space="0" w:color="FFFFFF" w:themeColor="background1"/>
+          <w:insideH w:val="single" w:sz="8" w:space="0" w:color="FFFFFF" w:themeColor="background1"/>
+          <w:insideV w:val="single" w:sz="8" w:space="0" w:color="FFFFFF" w:themeColor="background1"/>
         </w:tcBorders>
         <w:shd w:val="clear" w:color="auto" w:fill="CDDDAC" w:themeFill="accent3" w:themeFillTint="7F"/>
       </w:tcPr>
@@ -10598,12 +10716,12 @@
       <w:tblStyleRowBandSize w:val="1"/>
       <w:tblStyleColBandSize w:val="1"/>
       <w:tblBorders>
-        <w:top w:val="single" w:color="FFFFFF" w:themeColor="background1" w:sz="8" w:space="0"/>
-        <w:left w:val="single" w:color="FFFFFF" w:themeColor="background1" w:sz="8" w:space="0"/>
-        <w:bottom w:val="single" w:color="FFFFFF" w:themeColor="background1" w:sz="8" w:space="0"/>
-        <w:right w:val="single" w:color="FFFFFF" w:themeColor="background1" w:sz="8" w:space="0"/>
-        <w:insideH w:val="single" w:color="FFFFFF" w:themeColor="background1" w:sz="6" w:space="0"/>
-        <w:insideV w:val="single" w:color="FFFFFF" w:themeColor="background1" w:sz="6" w:space="0"/>
+        <w:top w:val="single" w:sz="8" w:space="0" w:color="FFFFFF" w:themeColor="background1"/>
+        <w:left w:val="single" w:sz="8" w:space="0" w:color="FFFFFF" w:themeColor="background1"/>
+        <w:bottom w:val="single" w:sz="8" w:space="0" w:color="FFFFFF" w:themeColor="background1"/>
+        <w:right w:val="single" w:sz="8" w:space="0" w:color="FFFFFF" w:themeColor="background1"/>
+        <w:insideH w:val="single" w:sz="6" w:space="0" w:color="FFFFFF" w:themeColor="background1"/>
+        <w:insideV w:val="single" w:sz="6" w:space="0" w:color="FFFFFF" w:themeColor="background1"/>
       </w:tblBorders>
     </w:tblPr>
     <w:tcPr>
@@ -10620,12 +10738,12 @@
       <w:tblPr/>
       <w:tcPr>
         <w:tcBorders>
-          <w:top w:val="single" w:color="FFFFFF" w:themeColor="background1" w:sz="8" w:space="0"/>
-          <w:left w:val="single" w:color="FFFFFF" w:themeColor="background1" w:sz="8" w:space="0"/>
-          <w:bottom w:val="single" w:color="FFFFFF" w:themeColor="background1" w:sz="24" w:space="0"/>
-          <w:right w:val="single" w:color="FFFFFF" w:themeColor="background1" w:sz="8" w:space="0"/>
-          <w:insideH w:val="nil"/>
-          <w:insideV w:val="single" w:color="FFFFFF" w:themeColor="background1" w:sz="8" w:space="0"/>
+          <w:top w:val="single" w:sz="8" w:space="0" w:color="FFFFFF" w:themeColor="background1"/>
+          <w:left w:val="single" w:sz="8" w:space="0" w:color="FFFFFF" w:themeColor="background1"/>
+          <w:bottom w:val="single" w:sz="24" w:space="0" w:color="FFFFFF" w:themeColor="background1"/>
+          <w:right w:val="single" w:sz="8" w:space="0" w:color="FFFFFF" w:themeColor="background1"/>
+          <w:insideH w:val="nil"/>
+          <w:insideV w:val="single" w:sz="8" w:space="0" w:color="FFFFFF" w:themeColor="background1"/>
         </w:tcBorders>
         <w:shd w:val="clear" w:color="auto" w:fill="8064A2" w:themeFill="accent4"/>
       </w:tcPr>
@@ -10641,12 +10759,12 @@
       <w:tblPr/>
       <w:tcPr>
         <w:tcBorders>
-          <w:top w:val="single" w:color="FFFFFF" w:themeColor="background1" w:sz="24" w:space="0"/>
-          <w:left w:val="single" w:color="FFFFFF" w:themeColor="background1" w:sz="8" w:space="0"/>
-          <w:bottom w:val="single" w:color="FFFFFF" w:themeColor="background1" w:sz="8" w:space="0"/>
-          <w:right w:val="single" w:color="FFFFFF" w:themeColor="background1" w:sz="8" w:space="0"/>
-          <w:insideH w:val="nil"/>
-          <w:insideV w:val="single" w:color="FFFFFF" w:themeColor="background1" w:sz="8" w:space="0"/>
+          <w:top w:val="single" w:sz="24" w:space="0" w:color="FFFFFF" w:themeColor="background1"/>
+          <w:left w:val="single" w:sz="8" w:space="0" w:color="FFFFFF" w:themeColor="background1"/>
+          <w:bottom w:val="single" w:sz="8" w:space="0" w:color="FFFFFF" w:themeColor="background1"/>
+          <w:right w:val="single" w:sz="8" w:space="0" w:color="FFFFFF" w:themeColor="background1"/>
+          <w:insideH w:val="nil"/>
+          <w:insideV w:val="single" w:sz="8" w:space="0" w:color="FFFFFF" w:themeColor="background1"/>
         </w:tcBorders>
         <w:shd w:val="clear" w:color="auto" w:fill="8064A2" w:themeFill="accent4"/>
       </w:tcPr>
@@ -10662,8 +10780,8 @@
       <w:tblPr/>
       <w:tcPr>
         <w:tcBorders>
-          <w:left w:val="single" w:color="FFFFFF" w:themeColor="background1" w:sz="8" w:space="0"/>
-          <w:right w:val="single" w:color="FFFFFF" w:themeColor="background1" w:sz="24" w:space="0"/>
+          <w:left w:val="single" w:sz="8" w:space="0" w:color="FFFFFF" w:themeColor="background1"/>
+          <w:right w:val="single" w:sz="24" w:space="0" w:color="FFFFFF" w:themeColor="background1"/>
           <w:insideH w:val="nil"/>
           <w:insideV w:val="nil"/>
         </w:tcBorders>
@@ -10682,7 +10800,7 @@
       <w:tcPr>
         <w:tcBorders>
           <w:top w:val="nil"/>
-          <w:left w:val="single" w:color="FFFFFF" w:themeColor="background1" w:sz="24" w:space="0"/>
+          <w:left w:val="single" w:sz="24" w:space="0" w:color="FFFFFF" w:themeColor="background1"/>
           <w:bottom w:val="nil"/>
           <w:right w:val="nil"/>
           <w:insideH w:val="nil"/>
@@ -10695,10 +10813,10 @@
       <w:tblPr/>
       <w:tcPr>
         <w:tcBorders>
-          <w:top w:val="single" w:color="FFFFFF" w:themeColor="background1" w:sz="8" w:space="0"/>
-          <w:left w:val="single" w:color="FFFFFF" w:themeColor="background1" w:sz="8" w:space="0"/>
-          <w:bottom w:val="single" w:color="FFFFFF" w:themeColor="background1" w:sz="8" w:space="0"/>
-          <w:right w:val="single" w:color="FFFFFF" w:themeColor="background1" w:sz="8" w:space="0"/>
+          <w:top w:val="single" w:sz="8" w:space="0" w:color="FFFFFF" w:themeColor="background1"/>
+          <w:left w:val="single" w:sz="8" w:space="0" w:color="FFFFFF" w:themeColor="background1"/>
+          <w:bottom w:val="single" w:sz="8" w:space="0" w:color="FFFFFF" w:themeColor="background1"/>
+          <w:right w:val="single" w:sz="8" w:space="0" w:color="FFFFFF" w:themeColor="background1"/>
           <w:insideH w:val="nil"/>
           <w:insideV w:val="nil"/>
         </w:tcBorders>
@@ -10709,12 +10827,12 @@
       <w:tblPr/>
       <w:tcPr>
         <w:tcBorders>
-          <w:top w:val="single" w:color="FFFFFF" w:themeColor="background1" w:sz="8" w:space="0"/>
-          <w:left w:val="single" w:color="FFFFFF" w:themeColor="background1" w:sz="8" w:space="0"/>
-          <w:bottom w:val="single" w:color="FFFFFF" w:themeColor="background1" w:sz="8" w:space="0"/>
-          <w:right w:val="single" w:color="FFFFFF" w:themeColor="background1" w:sz="8" w:space="0"/>
-          <w:insideH w:val="single" w:color="FFFFFF" w:themeColor="background1" w:sz="8" w:space="0"/>
-          <w:insideV w:val="single" w:color="FFFFFF" w:themeColor="background1" w:sz="8" w:space="0"/>
+          <w:top w:val="single" w:sz="8" w:space="0" w:color="FFFFFF" w:themeColor="background1"/>
+          <w:left w:val="single" w:sz="8" w:space="0" w:color="FFFFFF" w:themeColor="background1"/>
+          <w:bottom w:val="single" w:sz="8" w:space="0" w:color="FFFFFF" w:themeColor="background1"/>
+          <w:right w:val="single" w:sz="8" w:space="0" w:color="FFFFFF" w:themeColor="background1"/>
+          <w:insideH w:val="single" w:sz="8" w:space="0" w:color="FFFFFF" w:themeColor="background1"/>
+          <w:insideV w:val="single" w:sz="8" w:space="0" w:color="FFFFFF" w:themeColor="background1"/>
         </w:tcBorders>
         <w:shd w:val="clear" w:color="auto" w:fill="BFB1D0" w:themeFill="accent4" w:themeFillTint="7F"/>
       </w:tcPr>
@@ -10732,12 +10850,12 @@
       <w:tblStyleRowBandSize w:val="1"/>
       <w:tblStyleColBandSize w:val="1"/>
       <w:tblBorders>
-        <w:top w:val="single" w:color="FFFFFF" w:themeColor="background1" w:sz="8" w:space="0"/>
-        <w:left w:val="single" w:color="FFFFFF" w:themeColor="background1" w:sz="8" w:space="0"/>
-        <w:bottom w:val="single" w:color="FFFFFF" w:themeColor="background1" w:sz="8" w:space="0"/>
-        <w:right w:val="single" w:color="FFFFFF" w:themeColor="background1" w:sz="8" w:space="0"/>
-        <w:insideH w:val="single" w:color="FFFFFF" w:themeColor="background1" w:sz="6" w:space="0"/>
-        <w:insideV w:val="single" w:color="FFFFFF" w:themeColor="background1" w:sz="6" w:space="0"/>
+        <w:top w:val="single" w:sz="8" w:space="0" w:color="FFFFFF" w:themeColor="background1"/>
+        <w:left w:val="single" w:sz="8" w:space="0" w:color="FFFFFF" w:themeColor="background1"/>
+        <w:bottom w:val="single" w:sz="8" w:space="0" w:color="FFFFFF" w:themeColor="background1"/>
+        <w:right w:val="single" w:sz="8" w:space="0" w:color="FFFFFF" w:themeColor="background1"/>
+        <w:insideH w:val="single" w:sz="6" w:space="0" w:color="FFFFFF" w:themeColor="background1"/>
+        <w:insideV w:val="single" w:sz="6" w:space="0" w:color="FFFFFF" w:themeColor="background1"/>
       </w:tblBorders>
     </w:tblPr>
     <w:tcPr>
@@ -10754,12 +10872,12 @@
       <w:tblPr/>
       <w:tcPr>
         <w:tcBorders>
-          <w:top w:val="single" w:color="FFFFFF" w:themeColor="background1" w:sz="8" w:space="0"/>
-          <w:left w:val="single" w:color="FFFFFF" w:themeColor="background1" w:sz="8" w:space="0"/>
-          <w:bottom w:val="single" w:color="FFFFFF" w:themeColor="background1" w:sz="24" w:space="0"/>
-          <w:right w:val="single" w:color="FFFFFF" w:themeColor="background1" w:sz="8" w:space="0"/>
-          <w:insideH w:val="nil"/>
-          <w:insideV w:val="single" w:color="FFFFFF" w:themeColor="background1" w:sz="8" w:space="0"/>
+          <w:top w:val="single" w:sz="8" w:space="0" w:color="FFFFFF" w:themeColor="background1"/>
+          <w:left w:val="single" w:sz="8" w:space="0" w:color="FFFFFF" w:themeColor="background1"/>
+          <w:bottom w:val="single" w:sz="24" w:space="0" w:color="FFFFFF" w:themeColor="background1"/>
+          <w:right w:val="single" w:sz="8" w:space="0" w:color="FFFFFF" w:themeColor="background1"/>
+          <w:insideH w:val="nil"/>
+          <w:insideV w:val="single" w:sz="8" w:space="0" w:color="FFFFFF" w:themeColor="background1"/>
         </w:tcBorders>
         <w:shd w:val="clear" w:color="auto" w:fill="4BACC6" w:themeFill="accent5"/>
       </w:tcPr>
@@ -10775,12 +10893,12 @@
       <w:tblPr/>
       <w:tcPr>
         <w:tcBorders>
-          <w:top w:val="single" w:color="FFFFFF" w:themeColor="background1" w:sz="24" w:space="0"/>
-          <w:left w:val="single" w:color="FFFFFF" w:themeColor="background1" w:sz="8" w:space="0"/>
-          <w:bottom w:val="single" w:color="FFFFFF" w:themeColor="background1" w:sz="8" w:space="0"/>
-          <w:right w:val="single" w:color="FFFFFF" w:themeColor="background1" w:sz="8" w:space="0"/>
-          <w:insideH w:val="nil"/>
-          <w:insideV w:val="single" w:color="FFFFFF" w:themeColor="background1" w:sz="8" w:space="0"/>
+          <w:top w:val="single" w:sz="24" w:space="0" w:color="FFFFFF" w:themeColor="background1"/>
+          <w:left w:val="single" w:sz="8" w:space="0" w:color="FFFFFF" w:themeColor="background1"/>
+          <w:bottom w:val="single" w:sz="8" w:space="0" w:color="FFFFFF" w:themeColor="background1"/>
+          <w:right w:val="single" w:sz="8" w:space="0" w:color="FFFFFF" w:themeColor="background1"/>
+          <w:insideH w:val="nil"/>
+          <w:insideV w:val="single" w:sz="8" w:space="0" w:color="FFFFFF" w:themeColor="background1"/>
         </w:tcBorders>
         <w:shd w:val="clear" w:color="auto" w:fill="4BACC6" w:themeFill="accent5"/>
       </w:tcPr>
@@ -10796,8 +10914,8 @@
       <w:tblPr/>
       <w:tcPr>
         <w:tcBorders>
-          <w:left w:val="single" w:color="FFFFFF" w:themeColor="background1" w:sz="8" w:space="0"/>
-          <w:right w:val="single" w:color="FFFFFF" w:themeColor="background1" w:sz="24" w:space="0"/>
+          <w:left w:val="single" w:sz="8" w:space="0" w:color="FFFFFF" w:themeColor="background1"/>
+          <w:right w:val="single" w:sz="24" w:space="0" w:color="FFFFFF" w:themeColor="background1"/>
           <w:insideH w:val="nil"/>
           <w:insideV w:val="nil"/>
         </w:tcBorders>
@@ -10816,7 +10934,7 @@
       <w:tcPr>
         <w:tcBorders>
           <w:top w:val="nil"/>
-          <w:left w:val="single" w:color="FFFFFF" w:themeColor="background1" w:sz="24" w:space="0"/>
+          <w:left w:val="single" w:sz="24" w:space="0" w:color="FFFFFF" w:themeColor="background1"/>
           <w:bottom w:val="nil"/>
           <w:right w:val="nil"/>
           <w:insideH w:val="nil"/>
@@ -10829,10 +10947,10 @@
       <w:tblPr/>
       <w:tcPr>
         <w:tcBorders>
-          <w:top w:val="single" w:color="FFFFFF" w:themeColor="background1" w:sz="8" w:space="0"/>
-          <w:left w:val="single" w:color="FFFFFF" w:themeColor="background1" w:sz="8" w:space="0"/>
-          <w:bottom w:val="single" w:color="FFFFFF" w:themeColor="background1" w:sz="8" w:space="0"/>
-          <w:right w:val="single" w:color="FFFFFF" w:themeColor="background1" w:sz="8" w:space="0"/>
+          <w:top w:val="single" w:sz="8" w:space="0" w:color="FFFFFF" w:themeColor="background1"/>
+          <w:left w:val="single" w:sz="8" w:space="0" w:color="FFFFFF" w:themeColor="background1"/>
+          <w:bottom w:val="single" w:sz="8" w:space="0" w:color="FFFFFF" w:themeColor="background1"/>
+          <w:right w:val="single" w:sz="8" w:space="0" w:color="FFFFFF" w:themeColor="background1"/>
           <w:insideH w:val="nil"/>
           <w:insideV w:val="nil"/>
         </w:tcBorders>
@@ -10843,12 +10961,12 @@
       <w:tblPr/>
       <w:tcPr>
         <w:tcBorders>
-          <w:top w:val="single" w:color="FFFFFF" w:themeColor="background1" w:sz="8" w:space="0"/>
-          <w:left w:val="single" w:color="FFFFFF" w:themeColor="background1" w:sz="8" w:space="0"/>
-          <w:bottom w:val="single" w:color="FFFFFF" w:themeColor="background1" w:sz="8" w:space="0"/>
-          <w:right w:val="single" w:color="FFFFFF" w:themeColor="background1" w:sz="8" w:space="0"/>
-          <w:insideH w:val="single" w:color="FFFFFF" w:themeColor="background1" w:sz="8" w:space="0"/>
-          <w:insideV w:val="single" w:color="FFFFFF" w:themeColor="background1" w:sz="8" w:space="0"/>
+          <w:top w:val="single" w:sz="8" w:space="0" w:color="FFFFFF" w:themeColor="background1"/>
+          <w:left w:val="single" w:sz="8" w:space="0" w:color="FFFFFF" w:themeColor="background1"/>
+          <w:bottom w:val="single" w:sz="8" w:space="0" w:color="FFFFFF" w:themeColor="background1"/>
+          <w:right w:val="single" w:sz="8" w:space="0" w:color="FFFFFF" w:themeColor="background1"/>
+          <w:insideH w:val="single" w:sz="8" w:space="0" w:color="FFFFFF" w:themeColor="background1"/>
+          <w:insideV w:val="single" w:sz="8" w:space="0" w:color="FFFFFF" w:themeColor="background1"/>
         </w:tcBorders>
         <w:shd w:val="clear" w:color="auto" w:fill="A5D5E2" w:themeFill="accent5" w:themeFillTint="7F"/>
       </w:tcPr>
@@ -10866,12 +10984,12 @@
       <w:tblStyleRowBandSize w:val="1"/>
       <w:tblStyleColBandSize w:val="1"/>
       <w:tblBorders>
-        <w:top w:val="single" w:color="FFFFFF" w:themeColor="background1" w:sz="8" w:space="0"/>
-        <w:left w:val="single" w:color="FFFFFF" w:themeColor="background1" w:sz="8" w:space="0"/>
-        <w:bottom w:val="single" w:color="FFFFFF" w:themeColor="background1" w:sz="8" w:space="0"/>
-        <w:right w:val="single" w:color="FFFFFF" w:themeColor="background1" w:sz="8" w:space="0"/>
-        <w:insideH w:val="single" w:color="FFFFFF" w:themeColor="background1" w:sz="6" w:space="0"/>
-        <w:insideV w:val="single" w:color="FFFFFF" w:themeColor="background1" w:sz="6" w:space="0"/>
+        <w:top w:val="single" w:sz="8" w:space="0" w:color="FFFFFF" w:themeColor="background1"/>
+        <w:left w:val="single" w:sz="8" w:space="0" w:color="FFFFFF" w:themeColor="background1"/>
+        <w:bottom w:val="single" w:sz="8" w:space="0" w:color="FFFFFF" w:themeColor="background1"/>
+        <w:right w:val="single" w:sz="8" w:space="0" w:color="FFFFFF" w:themeColor="background1"/>
+        <w:insideH w:val="single" w:sz="6" w:space="0" w:color="FFFFFF" w:themeColor="background1"/>
+        <w:insideV w:val="single" w:sz="6" w:space="0" w:color="FFFFFF" w:themeColor="background1"/>
       </w:tblBorders>
     </w:tblPr>
     <w:tcPr>
@@ -10888,12 +11006,12 @@
       <w:tblPr/>
       <w:tcPr>
         <w:tcBorders>
-          <w:top w:val="single" w:color="FFFFFF" w:themeColor="background1" w:sz="8" w:space="0"/>
-          <w:left w:val="single" w:color="FFFFFF" w:themeColor="background1" w:sz="8" w:space="0"/>
-          <w:bottom w:val="single" w:color="FFFFFF" w:themeColor="background1" w:sz="24" w:space="0"/>
-          <w:right w:val="single" w:color="FFFFFF" w:themeColor="background1" w:sz="8" w:space="0"/>
-          <w:insideH w:val="nil"/>
-          <w:insideV w:val="single" w:color="FFFFFF" w:themeColor="background1" w:sz="8" w:space="0"/>
+          <w:top w:val="single" w:sz="8" w:space="0" w:color="FFFFFF" w:themeColor="background1"/>
+          <w:left w:val="single" w:sz="8" w:space="0" w:color="FFFFFF" w:themeColor="background1"/>
+          <w:bottom w:val="single" w:sz="24" w:space="0" w:color="FFFFFF" w:themeColor="background1"/>
+          <w:right w:val="single" w:sz="8" w:space="0" w:color="FFFFFF" w:themeColor="background1"/>
+          <w:insideH w:val="nil"/>
+          <w:insideV w:val="single" w:sz="8" w:space="0" w:color="FFFFFF" w:themeColor="background1"/>
         </w:tcBorders>
         <w:shd w:val="clear" w:color="auto" w:fill="F79646" w:themeFill="accent6"/>
       </w:tcPr>
@@ -10909,12 +11027,12 @@
       <w:tblPr/>
       <w:tcPr>
         <w:tcBorders>
-          <w:top w:val="single" w:color="FFFFFF" w:themeColor="background1" w:sz="24" w:space="0"/>
-          <w:left w:val="single" w:color="FFFFFF" w:themeColor="background1" w:sz="8" w:space="0"/>
-          <w:bottom w:val="single" w:color="FFFFFF" w:themeColor="background1" w:sz="8" w:space="0"/>
-          <w:right w:val="single" w:color="FFFFFF" w:themeColor="background1" w:sz="8" w:space="0"/>
-          <w:insideH w:val="nil"/>
-          <w:insideV w:val="single" w:color="FFFFFF" w:themeColor="background1" w:sz="8" w:space="0"/>
+          <w:top w:val="single" w:sz="24" w:space="0" w:color="FFFFFF" w:themeColor="background1"/>
+          <w:left w:val="single" w:sz="8" w:space="0" w:color="FFFFFF" w:themeColor="background1"/>
+          <w:bottom w:val="single" w:sz="8" w:space="0" w:color="FFFFFF" w:themeColor="background1"/>
+          <w:right w:val="single" w:sz="8" w:space="0" w:color="FFFFFF" w:themeColor="background1"/>
+          <w:insideH w:val="nil"/>
+          <w:insideV w:val="single" w:sz="8" w:space="0" w:color="FFFFFF" w:themeColor="background1"/>
         </w:tcBorders>
         <w:shd w:val="clear" w:color="auto" w:fill="F79646" w:themeFill="accent6"/>
       </w:tcPr>
@@ -10930,8 +11048,8 @@
       <w:tblPr/>
       <w:tcPr>
         <w:tcBorders>
-          <w:left w:val="single" w:color="FFFFFF" w:themeColor="background1" w:sz="8" w:space="0"/>
-          <w:right w:val="single" w:color="FFFFFF" w:themeColor="background1" w:sz="24" w:space="0"/>
+          <w:left w:val="single" w:sz="8" w:space="0" w:color="FFFFFF" w:themeColor="background1"/>
+          <w:right w:val="single" w:sz="24" w:space="0" w:color="FFFFFF" w:themeColor="background1"/>
           <w:insideH w:val="nil"/>
           <w:insideV w:val="nil"/>
         </w:tcBorders>
@@ -10950,7 +11068,7 @@
       <w:tcPr>
         <w:tcBorders>
           <w:top w:val="nil"/>
-          <w:left w:val="single" w:color="FFFFFF" w:themeColor="background1" w:sz="24" w:space="0"/>
+          <w:left w:val="single" w:sz="24" w:space="0" w:color="FFFFFF" w:themeColor="background1"/>
           <w:bottom w:val="nil"/>
           <w:right w:val="nil"/>
           <w:insideH w:val="nil"/>
@@ -10963,10 +11081,10 @@
       <w:tblPr/>
       <w:tcPr>
         <w:tcBorders>
-          <w:top w:val="single" w:color="FFFFFF" w:themeColor="background1" w:sz="8" w:space="0"/>
-          <w:left w:val="single" w:color="FFFFFF" w:themeColor="background1" w:sz="8" w:space="0"/>
-          <w:bottom w:val="single" w:color="FFFFFF" w:themeColor="background1" w:sz="8" w:space="0"/>
-          <w:right w:val="single" w:color="FFFFFF" w:themeColor="background1" w:sz="8" w:space="0"/>
+          <w:top w:val="single" w:sz="8" w:space="0" w:color="FFFFFF" w:themeColor="background1"/>
+          <w:left w:val="single" w:sz="8" w:space="0" w:color="FFFFFF" w:themeColor="background1"/>
+          <w:bottom w:val="single" w:sz="8" w:space="0" w:color="FFFFFF" w:themeColor="background1"/>
+          <w:right w:val="single" w:sz="8" w:space="0" w:color="FFFFFF" w:themeColor="background1"/>
           <w:insideH w:val="nil"/>
           <w:insideV w:val="nil"/>
         </w:tcBorders>
@@ -10977,12 +11095,12 @@
       <w:tblPr/>
       <w:tcPr>
         <w:tcBorders>
-          <w:top w:val="single" w:color="FFFFFF" w:themeColor="background1" w:sz="8" w:space="0"/>
-          <w:left w:val="single" w:color="FFFFFF" w:themeColor="background1" w:sz="8" w:space="0"/>
-          <w:bottom w:val="single" w:color="FFFFFF" w:themeColor="background1" w:sz="8" w:space="0"/>
-          <w:right w:val="single" w:color="FFFFFF" w:themeColor="background1" w:sz="8" w:space="0"/>
-          <w:insideH w:val="single" w:color="FFFFFF" w:themeColor="background1" w:sz="8" w:space="0"/>
-          <w:insideV w:val="single" w:color="FFFFFF" w:themeColor="background1" w:sz="8" w:space="0"/>
+          <w:top w:val="single" w:sz="8" w:space="0" w:color="FFFFFF" w:themeColor="background1"/>
+          <w:left w:val="single" w:sz="8" w:space="0" w:color="FFFFFF" w:themeColor="background1"/>
+          <w:bottom w:val="single" w:sz="8" w:space="0" w:color="FFFFFF" w:themeColor="background1"/>
+          <w:right w:val="single" w:sz="8" w:space="0" w:color="FFFFFF" w:themeColor="background1"/>
+          <w:insideH w:val="single" w:sz="8" w:space="0" w:color="FFFFFF" w:themeColor="background1"/>
+          <w:insideV w:val="single" w:sz="8" w:space="0" w:color="FFFFFF" w:themeColor="background1"/>
         </w:tcBorders>
         <w:shd w:val="clear" w:color="auto" w:fill="FBCAA2" w:themeFill="accent6" w:themeFillTint="7F"/>
       </w:tcPr>
@@ -11016,7 +11134,7 @@
         <w:tcBorders>
           <w:top w:val="nil"/>
           <w:left w:val="nil"/>
-          <w:bottom w:val="single" w:color="FFFFFF" w:themeColor="background1" w:sz="18" w:space="0"/>
+          <w:bottom w:val="single" w:sz="18" w:space="0" w:color="FFFFFF" w:themeColor="background1"/>
           <w:right w:val="nil"/>
           <w:insideH w:val="nil"/>
           <w:insideV w:val="nil"/>
@@ -11028,7 +11146,7 @@
       <w:tblPr/>
       <w:tcPr>
         <w:tcBorders>
-          <w:top w:val="single" w:color="FFFFFF" w:themeColor="background1" w:sz="18" w:space="0"/>
+          <w:top w:val="single" w:sz="18" w:space="0" w:color="FFFFFF" w:themeColor="background1"/>
           <w:left w:val="nil"/>
           <w:bottom w:val="nil"/>
           <w:right w:val="nil"/>
@@ -11045,7 +11163,7 @@
           <w:top w:val="nil"/>
           <w:left w:val="nil"/>
           <w:bottom w:val="nil"/>
-          <w:right w:val="single" w:color="FFFFFF" w:themeColor="background1" w:sz="18" w:space="0"/>
+          <w:right w:val="single" w:sz="18" w:space="0" w:color="FFFFFF" w:themeColor="background1"/>
           <w:insideH w:val="nil"/>
           <w:insideV w:val="nil"/>
         </w:tcBorders>
@@ -11057,7 +11175,7 @@
       <w:tcPr>
         <w:tcBorders>
           <w:top w:val="nil"/>
-          <w:left w:val="single" w:color="FFFFFF" w:themeColor="background1" w:sz="18" w:space="0"/>
+          <w:left w:val="single" w:sz="18" w:space="0" w:color="FFFFFF" w:themeColor="background1"/>
           <w:bottom w:val="nil"/>
           <w:right w:val="nil"/>
           <w:insideH w:val="nil"/>
@@ -11123,7 +11241,7 @@
         <w:tcBorders>
           <w:top w:val="nil"/>
           <w:left w:val="nil"/>
-          <w:bottom w:val="single" w:color="FFFFFF" w:themeColor="background1" w:sz="18" w:space="0"/>
+          <w:bottom w:val="single" w:sz="18" w:space="0" w:color="FFFFFF" w:themeColor="background1"/>
           <w:right w:val="nil"/>
           <w:insideH w:val="nil"/>
           <w:insideV w:val="nil"/>
@@ -11135,7 +11253,7 @@
       <w:tblPr/>
       <w:tcPr>
         <w:tcBorders>
-          <w:top w:val="single" w:color="FFFFFF" w:themeColor="background1" w:sz="18" w:space="0"/>
+          <w:top w:val="single" w:sz="18" w:space="0" w:color="FFFFFF" w:themeColor="background1"/>
           <w:left w:val="nil"/>
           <w:bottom w:val="nil"/>
           <w:right w:val="nil"/>
@@ -11152,7 +11270,7 @@
           <w:top w:val="nil"/>
           <w:left w:val="nil"/>
           <w:bottom w:val="nil"/>
-          <w:right w:val="single" w:color="FFFFFF" w:themeColor="background1" w:sz="18" w:space="0"/>
+          <w:right w:val="single" w:sz="18" w:space="0" w:color="FFFFFF" w:themeColor="background1"/>
           <w:insideH w:val="nil"/>
           <w:insideV w:val="nil"/>
         </w:tcBorders>
@@ -11164,7 +11282,7 @@
       <w:tcPr>
         <w:tcBorders>
           <w:top w:val="nil"/>
-          <w:left w:val="single" w:color="FFFFFF" w:themeColor="background1" w:sz="18" w:space="0"/>
+          <w:left w:val="single" w:sz="18" w:space="0" w:color="FFFFFF" w:themeColor="background1"/>
           <w:bottom w:val="nil"/>
           <w:right w:val="nil"/>
           <w:insideH w:val="nil"/>
@@ -11230,7 +11348,7 @@
         <w:tcBorders>
           <w:top w:val="nil"/>
           <w:left w:val="nil"/>
-          <w:bottom w:val="single" w:color="FFFFFF" w:themeColor="background1" w:sz="18" w:space="0"/>
+          <w:bottom w:val="single" w:sz="18" w:space="0" w:color="FFFFFF" w:themeColor="background1"/>
           <w:right w:val="nil"/>
           <w:insideH w:val="nil"/>
           <w:insideV w:val="nil"/>
@@ -11242,7 +11360,7 @@
       <w:tblPr/>
       <w:tcPr>
         <w:tcBorders>
-          <w:top w:val="single" w:color="FFFFFF" w:themeColor="background1" w:sz="18" w:space="0"/>
+          <w:top w:val="single" w:sz="18" w:space="0" w:color="FFFFFF" w:themeColor="background1"/>
           <w:left w:val="nil"/>
           <w:bottom w:val="nil"/>
           <w:right w:val="nil"/>
@@ -11259,7 +11377,7 @@
           <w:top w:val="nil"/>
           <w:left w:val="nil"/>
           <w:bottom w:val="nil"/>
-          <w:right w:val="single" w:color="FFFFFF" w:themeColor="background1" w:sz="18" w:space="0"/>
+          <w:right w:val="single" w:sz="18" w:space="0" w:color="FFFFFF" w:themeColor="background1"/>
           <w:insideH w:val="nil"/>
           <w:insideV w:val="nil"/>
         </w:tcBorders>
@@ -11271,7 +11389,7 @@
       <w:tcPr>
         <w:tcBorders>
           <w:top w:val="nil"/>
-          <w:left w:val="single" w:color="FFFFFF" w:themeColor="background1" w:sz="18" w:space="0"/>
+          <w:left w:val="single" w:sz="18" w:space="0" w:color="FFFFFF" w:themeColor="background1"/>
           <w:bottom w:val="nil"/>
           <w:right w:val="nil"/>
           <w:insideH w:val="nil"/>
@@ -11337,7 +11455,7 @@
         <w:tcBorders>
           <w:top w:val="nil"/>
           <w:left w:val="nil"/>
-          <w:bottom w:val="single" w:color="FFFFFF" w:themeColor="background1" w:sz="18" w:space="0"/>
+          <w:bottom w:val="single" w:sz="18" w:space="0" w:color="FFFFFF" w:themeColor="background1"/>
           <w:right w:val="nil"/>
           <w:insideH w:val="nil"/>
           <w:insideV w:val="nil"/>
@@ -11349,7 +11467,7 @@
       <w:tblPr/>
       <w:tcPr>
         <w:tcBorders>
-          <w:top w:val="single" w:color="FFFFFF" w:themeColor="background1" w:sz="18" w:space="0"/>
+          <w:top w:val="single" w:sz="18" w:space="0" w:color="FFFFFF" w:themeColor="background1"/>
           <w:left w:val="nil"/>
           <w:bottom w:val="nil"/>
           <w:right w:val="nil"/>
@@ -11366,7 +11484,7 @@
           <w:top w:val="nil"/>
           <w:left w:val="nil"/>
           <w:bottom w:val="nil"/>
-          <w:right w:val="single" w:color="FFFFFF" w:themeColor="background1" w:sz="18" w:space="0"/>
+          <w:right w:val="single" w:sz="18" w:space="0" w:color="FFFFFF" w:themeColor="background1"/>
           <w:insideH w:val="nil"/>
           <w:insideV w:val="nil"/>
         </w:tcBorders>
@@ -11378,7 +11496,7 @@
       <w:tcPr>
         <w:tcBorders>
           <w:top w:val="nil"/>
-          <w:left w:val="single" w:color="FFFFFF" w:themeColor="background1" w:sz="18" w:space="0"/>
+          <w:left w:val="single" w:sz="18" w:space="0" w:color="FFFFFF" w:themeColor="background1"/>
           <w:bottom w:val="nil"/>
           <w:right w:val="nil"/>
           <w:insideH w:val="nil"/>
@@ -11444,7 +11562,7 @@
         <w:tcBorders>
           <w:top w:val="nil"/>
           <w:left w:val="nil"/>
-          <w:bottom w:val="single" w:color="FFFFFF" w:themeColor="background1" w:sz="18" w:space="0"/>
+          <w:bottom w:val="single" w:sz="18" w:space="0" w:color="FFFFFF" w:themeColor="background1"/>
           <w:right w:val="nil"/>
           <w:insideH w:val="nil"/>
           <w:insideV w:val="nil"/>
@@ -11456,7 +11574,7 @@
       <w:tblPr/>
       <w:tcPr>
         <w:tcBorders>
-          <w:top w:val="single" w:color="FFFFFF" w:themeColor="background1" w:sz="18" w:space="0"/>
+          <w:top w:val="single" w:sz="18" w:space="0" w:color="FFFFFF" w:themeColor="background1"/>
           <w:left w:val="nil"/>
           <w:bottom w:val="nil"/>
           <w:right w:val="nil"/>
@@ -11473,7 +11591,7 @@
           <w:top w:val="nil"/>
           <w:left w:val="nil"/>
           <w:bottom w:val="nil"/>
-          <w:right w:val="single" w:color="FFFFFF" w:themeColor="background1" w:sz="18" w:space="0"/>
+          <w:right w:val="single" w:sz="18" w:space="0" w:color="FFFFFF" w:themeColor="background1"/>
           <w:insideH w:val="nil"/>
           <w:insideV w:val="nil"/>
         </w:tcBorders>
@@ -11485,7 +11603,7 @@
       <w:tcPr>
         <w:tcBorders>
           <w:top w:val="nil"/>
-          <w:left w:val="single" w:color="FFFFFF" w:themeColor="background1" w:sz="18" w:space="0"/>
+          <w:left w:val="single" w:sz="18" w:space="0" w:color="FFFFFF" w:themeColor="background1"/>
           <w:bottom w:val="nil"/>
           <w:right w:val="nil"/>
           <w:insideH w:val="nil"/>
@@ -11551,7 +11669,7 @@
         <w:tcBorders>
           <w:top w:val="nil"/>
           <w:left w:val="nil"/>
-          <w:bottom w:val="single" w:color="FFFFFF" w:themeColor="background1" w:sz="18" w:space="0"/>
+          <w:bottom w:val="single" w:sz="18" w:space="0" w:color="FFFFFF" w:themeColor="background1"/>
           <w:right w:val="nil"/>
           <w:insideH w:val="nil"/>
           <w:insideV w:val="nil"/>
@@ -11563,7 +11681,7 @@
       <w:tblPr/>
       <w:tcPr>
         <w:tcBorders>
-          <w:top w:val="single" w:color="FFFFFF" w:themeColor="background1" w:sz="18" w:space="0"/>
+          <w:top w:val="single" w:sz="18" w:space="0" w:color="FFFFFF" w:themeColor="background1"/>
           <w:left w:val="nil"/>
           <w:bottom w:val="nil"/>
           <w:right w:val="nil"/>
@@ -11580,7 +11698,7 @@
           <w:top w:val="nil"/>
           <w:left w:val="nil"/>
           <w:bottom w:val="nil"/>
-          <w:right w:val="single" w:color="FFFFFF" w:themeColor="background1" w:sz="18" w:space="0"/>
+          <w:right w:val="single" w:sz="18" w:space="0" w:color="FFFFFF" w:themeColor="background1"/>
           <w:insideH w:val="nil"/>
           <w:insideV w:val="nil"/>
         </w:tcBorders>
@@ -11592,7 +11710,7 @@
       <w:tcPr>
         <w:tcBorders>
           <w:top w:val="nil"/>
-          <w:left w:val="single" w:color="FFFFFF" w:themeColor="background1" w:sz="18" w:space="0"/>
+          <w:left w:val="single" w:sz="18" w:space="0" w:color="FFFFFF" w:themeColor="background1"/>
           <w:bottom w:val="nil"/>
           <w:right w:val="nil"/>
           <w:insideH w:val="nil"/>
@@ -11658,7 +11776,7 @@
         <w:tcBorders>
           <w:top w:val="nil"/>
           <w:left w:val="nil"/>
-          <w:bottom w:val="single" w:color="FFFFFF" w:themeColor="background1" w:sz="18" w:space="0"/>
+          <w:bottom w:val="single" w:sz="18" w:space="0" w:color="FFFFFF" w:themeColor="background1"/>
           <w:right w:val="nil"/>
           <w:insideH w:val="nil"/>
           <w:insideV w:val="nil"/>
@@ -11670,7 +11788,7 @@
       <w:tblPr/>
       <w:tcPr>
         <w:tcBorders>
-          <w:top w:val="single" w:color="FFFFFF" w:themeColor="background1" w:sz="18" w:space="0"/>
+          <w:top w:val="single" w:sz="18" w:space="0" w:color="FFFFFF" w:themeColor="background1"/>
           <w:left w:val="nil"/>
           <w:bottom w:val="nil"/>
           <w:right w:val="nil"/>
@@ -11687,7 +11805,7 @@
           <w:top w:val="nil"/>
           <w:left w:val="nil"/>
           <w:bottom w:val="nil"/>
-          <w:right w:val="single" w:color="FFFFFF" w:themeColor="background1" w:sz="18" w:space="0"/>
+          <w:right w:val="single" w:sz="18" w:space="0" w:color="FFFFFF" w:themeColor="background1"/>
           <w:insideH w:val="nil"/>
           <w:insideV w:val="nil"/>
         </w:tcBorders>
@@ -11699,7 +11817,7 @@
       <w:tcPr>
         <w:tcBorders>
           <w:top w:val="nil"/>
-          <w:left w:val="single" w:color="FFFFFF" w:themeColor="background1" w:sz="18" w:space="0"/>
+          <w:left w:val="single" w:sz="18" w:space="0" w:color="FFFFFF" w:themeColor="background1"/>
           <w:bottom w:val="nil"/>
           <w:right w:val="nil"/>
           <w:insideH w:val="nil"/>
@@ -11752,12 +11870,12 @@
       <w:tblStyleRowBandSize w:val="1"/>
       <w:tblStyleColBandSize w:val="1"/>
       <w:tblBorders>
-        <w:top w:val="single" w:color="C0504D" w:themeColor="accent2" w:sz="24" w:space="0"/>
-        <w:left w:val="single" w:color="000000" w:themeColor="text1" w:sz="4" w:space="0"/>
-        <w:bottom w:val="single" w:color="000000" w:themeColor="text1" w:sz="4" w:space="0"/>
-        <w:right w:val="single" w:color="000000" w:themeColor="text1" w:sz="4" w:space="0"/>
-        <w:insideH w:val="single" w:color="FFFFFF" w:themeColor="background1" w:sz="4" w:space="0"/>
-        <w:insideV w:val="single" w:color="FFFFFF" w:themeColor="background1" w:sz="4" w:space="0"/>
+        <w:top w:val="single" w:sz="24" w:space="0" w:color="C0504D" w:themeColor="accent2"/>
+        <w:left w:val="single" w:sz="4" w:space="0" w:color="000000" w:themeColor="text1"/>
+        <w:bottom w:val="single" w:sz="4" w:space="0" w:color="000000" w:themeColor="text1"/>
+        <w:right w:val="single" w:sz="4" w:space="0" w:color="000000" w:themeColor="text1"/>
+        <w:insideH w:val="single" w:sz="4" w:space="0" w:color="FFFFFF" w:themeColor="background1"/>
+        <w:insideV w:val="single" w:sz="4" w:space="0" w:color="FFFFFF" w:themeColor="background1"/>
       </w:tblBorders>
     </w:tblPr>
     <w:tcPr>
@@ -11773,7 +11891,7 @@
         <w:tcBorders>
           <w:top w:val="nil"/>
           <w:left w:val="nil"/>
-          <w:bottom w:val="single" w:color="C0504D" w:themeColor="accent2" w:sz="24" w:space="0"/>
+          <w:bottom w:val="single" w:sz="24" w:space="0" w:color="C0504D" w:themeColor="accent2"/>
           <w:right w:val="nil"/>
           <w:insideH w:val="nil"/>
           <w:insideV w:val="nil"/>
@@ -11790,7 +11908,7 @@
       <w:tblPr/>
       <w:tcPr>
         <w:tcBorders>
-          <w:top w:val="single" w:color="FFFFFF" w:themeColor="background1" w:sz="6" w:space="0"/>
+          <w:top w:val="single" w:sz="6" w:space="0" w:color="FFFFFF" w:themeColor="background1"/>
         </w:tcBorders>
         <w:shd w:val="clear" w:color="auto" w:fill="000000" w:themeFill="text1" w:themeFillShade="99"/>
       </w:tcPr>
@@ -11806,7 +11924,7 @@
           <w:left w:val="nil"/>
           <w:bottom w:val="nil"/>
           <w:right w:val="nil"/>
-          <w:insideH w:val="single" w:color="000000" w:themeColor="text1" w:themeShade="99" w:sz="4" w:space="0"/>
+          <w:insideH w:val="single" w:sz="4" w:space="0" w:color="000000" w:themeColor="text1" w:themeShade="99"/>
           <w:insideV w:val="nil"/>
         </w:tcBorders>
         <w:shd w:val="clear" w:color="auto" w:fill="000000" w:themeFill="text1" w:themeFillShade="99"/>
@@ -11867,12 +11985,12 @@
       <w:tblStyleRowBandSize w:val="1"/>
       <w:tblStyleColBandSize w:val="1"/>
       <w:tblBorders>
-        <w:top w:val="single" w:color="C0504D" w:themeColor="accent2" w:sz="24" w:space="0"/>
-        <w:left w:val="single" w:color="4F81BD" w:themeColor="accent1" w:sz="4" w:space="0"/>
-        <w:bottom w:val="single" w:color="4F81BD" w:themeColor="accent1" w:sz="4" w:space="0"/>
-        <w:right w:val="single" w:color="4F81BD" w:themeColor="accent1" w:sz="4" w:space="0"/>
-        <w:insideH w:val="single" w:color="FFFFFF" w:themeColor="background1" w:sz="4" w:space="0"/>
-        <w:insideV w:val="single" w:color="FFFFFF" w:themeColor="background1" w:sz="4" w:space="0"/>
+        <w:top w:val="single" w:sz="24" w:space="0" w:color="C0504D" w:themeColor="accent2"/>
+        <w:left w:val="single" w:sz="4" w:space="0" w:color="4F81BD" w:themeColor="accent1"/>
+        <w:bottom w:val="single" w:sz="4" w:space="0" w:color="4F81BD" w:themeColor="accent1"/>
+        <w:right w:val="single" w:sz="4" w:space="0" w:color="4F81BD" w:themeColor="accent1"/>
+        <w:insideH w:val="single" w:sz="4" w:space="0" w:color="FFFFFF" w:themeColor="background1"/>
+        <w:insideV w:val="single" w:sz="4" w:space="0" w:color="FFFFFF" w:themeColor="background1"/>
       </w:tblBorders>
     </w:tblPr>
     <w:tcPr>
@@ -11888,7 +12006,7 @@
         <w:tcBorders>
           <w:top w:val="nil"/>
           <w:left w:val="nil"/>
-          <w:bottom w:val="single" w:color="C0504D" w:themeColor="accent2" w:sz="24" w:space="0"/>
+          <w:bottom w:val="single" w:sz="24" w:space="0" w:color="C0504D" w:themeColor="accent2"/>
           <w:right w:val="nil"/>
           <w:insideH w:val="nil"/>
           <w:insideV w:val="nil"/>
@@ -11905,7 +12023,7 @@
       <w:tblPr/>
       <w:tcPr>
         <w:tcBorders>
-          <w:top w:val="single" w:color="FFFFFF" w:themeColor="background1" w:sz="6" w:space="0"/>
+          <w:top w:val="single" w:sz="6" w:space="0" w:color="FFFFFF" w:themeColor="background1"/>
         </w:tcBorders>
         <w:shd w:val="clear" w:color="auto" w:fill="2C4C74" w:themeFill="accent1" w:themeFillShade="99"/>
       </w:tcPr>
@@ -11921,7 +12039,7 @@
           <w:left w:val="nil"/>
           <w:bottom w:val="nil"/>
           <w:right w:val="nil"/>
-          <w:insideH w:val="single" w:color="2C4C74" w:themeColor="accent1" w:themeShade="99" w:sz="4" w:space="0"/>
+          <w:insideH w:val="single" w:sz="4" w:space="0" w:color="2C4C74" w:themeColor="accent1" w:themeShade="99"/>
           <w:insideV w:val="nil"/>
         </w:tcBorders>
         <w:shd w:val="clear" w:color="auto" w:fill="2C4C74" w:themeFill="accent1" w:themeFillShade="99"/>
@@ -11982,12 +12100,12 @@
       <w:tblStyleRowBandSize w:val="1"/>
       <w:tblStyleColBandSize w:val="1"/>
       <w:tblBorders>
-        <w:top w:val="single" w:color="C0504D" w:themeColor="accent2" w:sz="24" w:space="0"/>
-        <w:left w:val="single" w:color="C0504D" w:themeColor="accent2" w:sz="4" w:space="0"/>
-        <w:bottom w:val="single" w:color="C0504D" w:themeColor="accent2" w:sz="4" w:space="0"/>
-        <w:right w:val="single" w:color="C0504D" w:themeColor="accent2" w:sz="4" w:space="0"/>
-        <w:insideH w:val="single" w:color="FFFFFF" w:themeColor="background1" w:sz="4" w:space="0"/>
-        <w:insideV w:val="single" w:color="FFFFFF" w:themeColor="background1" w:sz="4" w:space="0"/>
+        <w:top w:val="single" w:sz="24" w:space="0" w:color="C0504D" w:themeColor="accent2"/>
+        <w:left w:val="single" w:sz="4" w:space="0" w:color="C0504D" w:themeColor="accent2"/>
+        <w:bottom w:val="single" w:sz="4" w:space="0" w:color="C0504D" w:themeColor="accent2"/>
+        <w:right w:val="single" w:sz="4" w:space="0" w:color="C0504D" w:themeColor="accent2"/>
+        <w:insideH w:val="single" w:sz="4" w:space="0" w:color="FFFFFF" w:themeColor="background1"/>
+        <w:insideV w:val="single" w:sz="4" w:space="0" w:color="FFFFFF" w:themeColor="background1"/>
       </w:tblBorders>
     </w:tblPr>
     <w:tcPr>
@@ -12003,7 +12121,7 @@
         <w:tcBorders>
           <w:top w:val="nil"/>
           <w:left w:val="nil"/>
-          <w:bottom w:val="single" w:color="C0504D" w:themeColor="accent2" w:sz="24" w:space="0"/>
+          <w:bottom w:val="single" w:sz="24" w:space="0" w:color="C0504D" w:themeColor="accent2"/>
           <w:right w:val="nil"/>
           <w:insideH w:val="nil"/>
           <w:insideV w:val="nil"/>
@@ -12020,7 +12138,7 @@
       <w:tblPr/>
       <w:tcPr>
         <w:tcBorders>
-          <w:top w:val="single" w:color="FFFFFF" w:themeColor="background1" w:sz="6" w:space="0"/>
+          <w:top w:val="single" w:sz="6" w:space="0" w:color="FFFFFF" w:themeColor="background1"/>
         </w:tcBorders>
         <w:shd w:val="clear" w:color="auto" w:fill="772C2A" w:themeFill="accent2" w:themeFillShade="99"/>
       </w:tcPr>
@@ -12036,7 +12154,7 @@
           <w:left w:val="nil"/>
           <w:bottom w:val="nil"/>
           <w:right w:val="nil"/>
-          <w:insideH w:val="single" w:color="772C2A" w:themeColor="accent2" w:themeShade="99" w:sz="4" w:space="0"/>
+          <w:insideH w:val="single" w:sz="4" w:space="0" w:color="772C2A" w:themeColor="accent2" w:themeShade="99"/>
           <w:insideV w:val="nil"/>
         </w:tcBorders>
         <w:shd w:val="clear" w:color="auto" w:fill="772C2A" w:themeFill="accent2" w:themeFillShade="99"/>
@@ -12097,12 +12215,12 @@
       <w:tblStyleRowBandSize w:val="1"/>
       <w:tblStyleColBandSize w:val="1"/>
       <w:tblBorders>
-        <w:top w:val="single" w:color="8064A2" w:themeColor="accent4" w:sz="24" w:space="0"/>
-        <w:left w:val="single" w:color="9BBB59" w:themeColor="accent3" w:sz="4" w:space="0"/>
-        <w:bottom w:val="single" w:color="9BBB59" w:themeColor="accent3" w:sz="4" w:space="0"/>
-        <w:right w:val="single" w:color="9BBB59" w:themeColor="accent3" w:sz="4" w:space="0"/>
-        <w:insideH w:val="single" w:color="FFFFFF" w:themeColor="background1" w:sz="4" w:space="0"/>
-        <w:insideV w:val="single" w:color="FFFFFF" w:themeColor="background1" w:sz="4" w:space="0"/>
+        <w:top w:val="single" w:sz="24" w:space="0" w:color="8064A2" w:themeColor="accent4"/>
+        <w:left w:val="single" w:sz="4" w:space="0" w:color="9BBB59" w:themeColor="accent3"/>
+        <w:bottom w:val="single" w:sz="4" w:space="0" w:color="9BBB59" w:themeColor="accent3"/>
+        <w:right w:val="single" w:sz="4" w:space="0" w:color="9BBB59" w:themeColor="accent3"/>
+        <w:insideH w:val="single" w:sz="4" w:space="0" w:color="FFFFFF" w:themeColor="background1"/>
+        <w:insideV w:val="single" w:sz="4" w:space="0" w:color="FFFFFF" w:themeColor="background1"/>
       </w:tblBorders>
     </w:tblPr>
     <w:tcPr>
@@ -12118,7 +12236,7 @@
         <w:tcBorders>
           <w:top w:val="nil"/>
           <w:left w:val="nil"/>
-          <w:bottom w:val="single" w:color="8064A2" w:themeColor="accent4" w:sz="24" w:space="0"/>
+          <w:bottom w:val="single" w:sz="24" w:space="0" w:color="8064A2" w:themeColor="accent4"/>
           <w:right w:val="nil"/>
           <w:insideH w:val="nil"/>
           <w:insideV w:val="nil"/>
@@ -12135,7 +12253,7 @@
       <w:tblPr/>
       <w:tcPr>
         <w:tcBorders>
-          <w:top w:val="single" w:color="FFFFFF" w:themeColor="background1" w:sz="6" w:space="0"/>
+          <w:top w:val="single" w:sz="6" w:space="0" w:color="FFFFFF" w:themeColor="background1"/>
         </w:tcBorders>
         <w:shd w:val="clear" w:color="auto" w:fill="5E7530" w:themeFill="accent3" w:themeFillShade="99"/>
       </w:tcPr>
@@ -12151,7 +12269,7 @@
           <w:left w:val="nil"/>
           <w:bottom w:val="nil"/>
           <w:right w:val="nil"/>
-          <w:insideH w:val="single" w:color="5E7530" w:themeColor="accent3" w:themeShade="99" w:sz="4" w:space="0"/>
+          <w:insideH w:val="single" w:sz="4" w:space="0" w:color="5E7530" w:themeColor="accent3" w:themeShade="99"/>
           <w:insideV w:val="nil"/>
         </w:tcBorders>
         <w:shd w:val="clear" w:color="auto" w:fill="5E7530" w:themeFill="accent3" w:themeFillShade="99"/>
@@ -12202,12 +12320,12 @@
       <w:tblStyleRowBandSize w:val="1"/>
       <w:tblStyleColBandSize w:val="1"/>
       <w:tblBorders>
-        <w:top w:val="single" w:color="9BBB59" w:themeColor="accent3" w:sz="24" w:space="0"/>
-        <w:left w:val="single" w:color="8064A2" w:themeColor="accent4" w:sz="4" w:space="0"/>
-        <w:bottom w:val="single" w:color="8064A2" w:themeColor="accent4" w:sz="4" w:space="0"/>
-        <w:right w:val="single" w:color="8064A2" w:themeColor="accent4" w:sz="4" w:space="0"/>
-        <w:insideH w:val="single" w:color="FFFFFF" w:themeColor="background1" w:sz="4" w:space="0"/>
-        <w:insideV w:val="single" w:color="FFFFFF" w:themeColor="background1" w:sz="4" w:space="0"/>
+        <w:top w:val="single" w:sz="24" w:space="0" w:color="9BBB59" w:themeColor="accent3"/>
+        <w:left w:val="single" w:sz="4" w:space="0" w:color="8064A2" w:themeColor="accent4"/>
+        <w:bottom w:val="single" w:sz="4" w:space="0" w:color="8064A2" w:themeColor="accent4"/>
+        <w:right w:val="single" w:sz="4" w:space="0" w:color="8064A2" w:themeColor="accent4"/>
+        <w:insideH w:val="single" w:sz="4" w:space="0" w:color="FFFFFF" w:themeColor="background1"/>
+        <w:insideV w:val="single" w:sz="4" w:space="0" w:color="FFFFFF" w:themeColor="background1"/>
       </w:tblBorders>
     </w:tblPr>
     <w:tcPr>
@@ -12223,7 +12341,7 @@
         <w:tcBorders>
           <w:top w:val="nil"/>
           <w:left w:val="nil"/>
-          <w:bottom w:val="single" w:color="9BBB59" w:themeColor="accent3" w:sz="24" w:space="0"/>
+          <w:bottom w:val="single" w:sz="24" w:space="0" w:color="9BBB59" w:themeColor="accent3"/>
           <w:right w:val="nil"/>
           <w:insideH w:val="nil"/>
           <w:insideV w:val="nil"/>
@@ -12240,7 +12358,7 @@
       <w:tblPr/>
       <w:tcPr>
         <w:tcBorders>
-          <w:top w:val="single" w:color="FFFFFF" w:themeColor="background1" w:sz="6" w:space="0"/>
+          <w:top w:val="single" w:sz="6" w:space="0" w:color="FFFFFF" w:themeColor="background1"/>
         </w:tcBorders>
         <w:shd w:val="clear" w:color="auto" w:fill="4C3B62" w:themeFill="accent4" w:themeFillShade="99"/>
       </w:tcPr>
@@ -12256,7 +12374,7 @@
           <w:left w:val="nil"/>
           <w:bottom w:val="nil"/>
           <w:right w:val="nil"/>
-          <w:insideH w:val="single" w:color="4C3B62" w:themeColor="accent4" w:themeShade="99" w:sz="4" w:space="0"/>
+          <w:insideH w:val="single" w:sz="4" w:space="0" w:color="4C3B62" w:themeColor="accent4" w:themeShade="99"/>
           <w:insideV w:val="nil"/>
         </w:tcBorders>
         <w:shd w:val="clear" w:color="auto" w:fill="4C3B62" w:themeFill="accent4" w:themeFillShade="99"/>
@@ -12317,12 +12435,12 @@
       <w:tblStyleRowBandSize w:val="1"/>
       <w:tblStyleColBandSize w:val="1"/>
       <w:tblBorders>
-        <w:top w:val="single" w:color="F79646" w:themeColor="accent6" w:sz="24" w:space="0"/>
-        <w:left w:val="single" w:color="4BACC6" w:themeColor="accent5" w:sz="4" w:space="0"/>
-        <w:bottom w:val="single" w:color="4BACC6" w:themeColor="accent5" w:sz="4" w:space="0"/>
-        <w:right w:val="single" w:color="4BACC6" w:themeColor="accent5" w:sz="4" w:space="0"/>
-        <w:insideH w:val="single" w:color="FFFFFF" w:themeColor="background1" w:sz="4" w:space="0"/>
-        <w:insideV w:val="single" w:color="FFFFFF" w:themeColor="background1" w:sz="4" w:space="0"/>
+        <w:top w:val="single" w:sz="24" w:space="0" w:color="F79646" w:themeColor="accent6"/>
+        <w:left w:val="single" w:sz="4" w:space="0" w:color="4BACC6" w:themeColor="accent5"/>
+        <w:bottom w:val="single" w:sz="4" w:space="0" w:color="4BACC6" w:themeColor="accent5"/>
+        <w:right w:val="single" w:sz="4" w:space="0" w:color="4BACC6" w:themeColor="accent5"/>
+        <w:insideH w:val="single" w:sz="4" w:space="0" w:color="FFFFFF" w:themeColor="background1"/>
+        <w:insideV w:val="single" w:sz="4" w:space="0" w:color="FFFFFF" w:themeColor="background1"/>
       </w:tblBorders>
     </w:tblPr>
     <w:tcPr>
@@ -12338,7 +12456,7 @@
         <w:tcBorders>
           <w:top w:val="nil"/>
           <w:left w:val="nil"/>
-          <w:bottom w:val="single" w:color="F79646" w:themeColor="accent6" w:sz="24" w:space="0"/>
+          <w:bottom w:val="single" w:sz="24" w:space="0" w:color="F79646" w:themeColor="accent6"/>
           <w:right w:val="nil"/>
           <w:insideH w:val="nil"/>
           <w:insideV w:val="nil"/>
@@ -12355,7 +12473,7 @@
       <w:tblPr/>
       <w:tcPr>
         <w:tcBorders>
-          <w:top w:val="single" w:color="FFFFFF" w:themeColor="background1" w:sz="6" w:space="0"/>
+          <w:top w:val="single" w:sz="6" w:space="0" w:color="FFFFFF" w:themeColor="background1"/>
         </w:tcBorders>
         <w:shd w:val="clear" w:color="auto" w:fill="276A7C" w:themeFill="accent5" w:themeFillShade="99"/>
       </w:tcPr>
@@ -12371,7 +12489,7 @@
           <w:left w:val="nil"/>
           <w:bottom w:val="nil"/>
           <w:right w:val="nil"/>
-          <w:insideH w:val="single" w:color="276A7C" w:themeColor="accent5" w:themeShade="99" w:sz="4" w:space="0"/>
+          <w:insideH w:val="single" w:sz="4" w:space="0" w:color="276A7C" w:themeColor="accent5" w:themeShade="99"/>
           <w:insideV w:val="nil"/>
         </w:tcBorders>
         <w:shd w:val="clear" w:color="auto" w:fill="276A7C" w:themeFill="accent5" w:themeFillShade="99"/>
@@ -12432,12 +12550,12 @@
       <w:tblStyleRowBandSize w:val="1"/>
       <w:tblStyleColBandSize w:val="1"/>
       <w:tblBorders>
-        <w:top w:val="single" w:color="4BACC6" w:themeColor="accent5" w:sz="24" w:space="0"/>
-        <w:left w:val="single" w:color="F79646" w:themeColor="accent6" w:sz="4" w:space="0"/>
-        <w:bottom w:val="single" w:color="F79646" w:themeColor="accent6" w:sz="4" w:space="0"/>
-        <w:right w:val="single" w:color="F79646" w:themeColor="accent6" w:sz="4" w:space="0"/>
-        <w:insideH w:val="single" w:color="FFFFFF" w:themeColor="background1" w:sz="4" w:space="0"/>
-        <w:insideV w:val="single" w:color="FFFFFF" w:themeColor="background1" w:sz="4" w:space="0"/>
+        <w:top w:val="single" w:sz="24" w:space="0" w:color="4BACC6" w:themeColor="accent5"/>
+        <w:left w:val="single" w:sz="4" w:space="0" w:color="F79646" w:themeColor="accent6"/>
+        <w:bottom w:val="single" w:sz="4" w:space="0" w:color="F79646" w:themeColor="accent6"/>
+        <w:right w:val="single" w:sz="4" w:space="0" w:color="F79646" w:themeColor="accent6"/>
+        <w:insideH w:val="single" w:sz="4" w:space="0" w:color="FFFFFF" w:themeColor="background1"/>
+        <w:insideV w:val="single" w:sz="4" w:space="0" w:color="FFFFFF" w:themeColor="background1"/>
       </w:tblBorders>
     </w:tblPr>
     <w:tcPr>
@@ -12453,7 +12571,7 @@
         <w:tcBorders>
           <w:top w:val="nil"/>
           <w:left w:val="nil"/>
-          <w:bottom w:val="single" w:color="4BACC6" w:themeColor="accent5" w:sz="24" w:space="0"/>
+          <w:bottom w:val="single" w:sz="24" w:space="0" w:color="4BACC6" w:themeColor="accent5"/>
           <w:right w:val="nil"/>
           <w:insideH w:val="nil"/>
           <w:insideV w:val="nil"/>
@@ -12470,7 +12588,7 @@
       <w:tblPr/>
       <w:tcPr>
         <w:tcBorders>
-          <w:top w:val="single" w:color="FFFFFF" w:themeColor="background1" w:sz="6" w:space="0"/>
+          <w:top w:val="single" w:sz="6" w:space="0" w:color="FFFFFF" w:themeColor="background1"/>
         </w:tcBorders>
         <w:shd w:val="clear" w:color="auto" w:fill="B65608" w:themeFill="accent6" w:themeFillShade="99"/>
       </w:tcPr>
@@ -12486,7 +12604,7 @@
           <w:left w:val="nil"/>
           <w:bottom w:val="nil"/>
           <w:right w:val="nil"/>
-          <w:insideH w:val="single" w:color="B65608" w:themeColor="accent6" w:themeShade="99" w:sz="4" w:space="0"/>
+          <w:insideH w:val="single" w:sz="4" w:space="0" w:color="B65608" w:themeColor="accent6" w:themeShade="99"/>
           <w:insideV w:val="nil"/>
         </w:tcBorders>
         <w:shd w:val="clear" w:color="auto" w:fill="B65608" w:themeFill="accent6" w:themeFillShade="99"/>
@@ -12559,7 +12677,7 @@
       <w:tblPr/>
       <w:tcPr>
         <w:tcBorders>
-          <w:bottom w:val="single" w:color="FFFFFF" w:themeColor="background1" w:sz="12" w:space="0"/>
+          <w:bottom w:val="single" w:sz="12" w:space="0" w:color="FFFFFF" w:themeColor="background1"/>
         </w:tcBorders>
         <w:shd w:val="clear" w:color="auto" w:fill="9E3A38" w:themeFill="accent2" w:themeFillShade="CC"/>
       </w:tcPr>
@@ -12573,7 +12691,7 @@
       <w:tblPr/>
       <w:tcPr>
         <w:tcBorders>
-          <w:top w:val="single" w:color="000000" w:themeColor="text1" w:sz="12" w:space="0"/>
+          <w:top w:val="single" w:sz="12" w:space="0" w:color="000000" w:themeColor="text1"/>
         </w:tcBorders>
         <w:shd w:val="clear" w:color="auto" w:fill="FFFFFF" w:themeFill="background1"/>
       </w:tcPr>
@@ -12638,7 +12756,7 @@
       <w:tblPr/>
       <w:tcPr>
         <w:tcBorders>
-          <w:bottom w:val="single" w:color="FFFFFF" w:themeColor="background1" w:sz="12" w:space="0"/>
+          <w:bottom w:val="single" w:sz="12" w:space="0" w:color="FFFFFF" w:themeColor="background1"/>
         </w:tcBorders>
         <w:shd w:val="clear" w:color="auto" w:fill="9E3A38" w:themeFill="accent2" w:themeFillShade="CC"/>
       </w:tcPr>
@@ -12652,7 +12770,7 @@
       <w:tblPr/>
       <w:tcPr>
         <w:tcBorders>
-          <w:top w:val="single" w:color="000000" w:themeColor="text1" w:sz="12" w:space="0"/>
+          <w:top w:val="single" w:sz="12" w:space="0" w:color="000000" w:themeColor="text1"/>
         </w:tcBorders>
         <w:shd w:val="clear" w:color="auto" w:fill="FFFFFF" w:themeFill="background1"/>
       </w:tcPr>
@@ -12717,7 +12835,7 @@
       <w:tblPr/>
       <w:tcPr>
         <w:tcBorders>
-          <w:bottom w:val="single" w:color="FFFFFF" w:themeColor="background1" w:sz="12" w:space="0"/>
+          <w:bottom w:val="single" w:sz="12" w:space="0" w:color="FFFFFF" w:themeColor="background1"/>
         </w:tcBorders>
         <w:shd w:val="clear" w:color="auto" w:fill="9E3A38" w:themeFill="accent2" w:themeFillShade="CC"/>
       </w:tcPr>
@@ -12731,7 +12849,7 @@
       <w:tblPr/>
       <w:tcPr>
         <w:tcBorders>
-          <w:top w:val="single" w:color="000000" w:themeColor="text1" w:sz="12" w:space="0"/>
+          <w:top w:val="single" w:sz="12" w:space="0" w:color="000000" w:themeColor="text1"/>
         </w:tcBorders>
         <w:shd w:val="clear" w:color="auto" w:fill="FFFFFF" w:themeFill="background1"/>
       </w:tcPr>
@@ -12796,7 +12914,7 @@
       <w:tblPr/>
       <w:tcPr>
         <w:tcBorders>
-          <w:bottom w:val="single" w:color="FFFFFF" w:themeColor="background1" w:sz="12" w:space="0"/>
+          <w:bottom w:val="single" w:sz="12" w:space="0" w:color="FFFFFF" w:themeColor="background1"/>
         </w:tcBorders>
         <w:shd w:val="clear" w:color="auto" w:fill="664E82" w:themeFill="accent4" w:themeFillShade="CC"/>
       </w:tcPr>
@@ -12810,7 +12928,7 @@
       <w:tblPr/>
       <w:tcPr>
         <w:tcBorders>
-          <w:top w:val="single" w:color="000000" w:themeColor="text1" w:sz="12" w:space="0"/>
+          <w:top w:val="single" w:sz="12" w:space="0" w:color="000000" w:themeColor="text1"/>
         </w:tcBorders>
         <w:shd w:val="clear" w:color="auto" w:fill="FFFFFF" w:themeFill="background1"/>
       </w:tcPr>
@@ -12875,7 +12993,7 @@
       <w:tblPr/>
       <w:tcPr>
         <w:tcBorders>
-          <w:bottom w:val="single" w:color="FFFFFF" w:themeColor="background1" w:sz="12" w:space="0"/>
+          <w:bottom w:val="single" w:sz="12" w:space="0" w:color="FFFFFF" w:themeColor="background1"/>
         </w:tcBorders>
         <w:shd w:val="clear" w:color="auto" w:fill="7E9C40" w:themeFill="accent3" w:themeFillShade="CC"/>
       </w:tcPr>
@@ -12889,7 +13007,7 @@
       <w:tblPr/>
       <w:tcPr>
         <w:tcBorders>
-          <w:top w:val="single" w:color="000000" w:themeColor="text1" w:sz="12" w:space="0"/>
+          <w:top w:val="single" w:sz="12" w:space="0" w:color="000000" w:themeColor="text1"/>
         </w:tcBorders>
         <w:shd w:val="clear" w:color="auto" w:fill="FFFFFF" w:themeFill="background1"/>
       </w:tcPr>
@@ -12954,7 +13072,7 @@
       <w:tblPr/>
       <w:tcPr>
         <w:tcBorders>
-          <w:bottom w:val="single" w:color="FFFFFF" w:themeColor="background1" w:sz="12" w:space="0"/>
+          <w:bottom w:val="single" w:sz="12" w:space="0" w:color="FFFFFF" w:themeColor="background1"/>
         </w:tcBorders>
         <w:shd w:val="clear" w:color="auto" w:fill="F2730A" w:themeFill="accent6" w:themeFillShade="CC"/>
       </w:tcPr>
@@ -12968,7 +13086,7 @@
       <w:tblPr/>
       <w:tcPr>
         <w:tcBorders>
-          <w:top w:val="single" w:color="000000" w:themeColor="text1" w:sz="12" w:space="0"/>
+          <w:top w:val="single" w:sz="12" w:space="0" w:color="000000" w:themeColor="text1"/>
         </w:tcBorders>
         <w:shd w:val="clear" w:color="auto" w:fill="FFFFFF" w:themeFill="background1"/>
       </w:tcPr>
@@ -13033,7 +13151,7 @@
       <w:tblPr/>
       <w:tcPr>
         <w:tcBorders>
-          <w:bottom w:val="single" w:color="FFFFFF" w:themeColor="background1" w:sz="12" w:space="0"/>
+          <w:bottom w:val="single" w:sz="12" w:space="0" w:color="FFFFFF" w:themeColor="background1"/>
         </w:tcBorders>
         <w:shd w:val="clear" w:color="auto" w:fill="348DA5" w:themeFill="accent5" w:themeFillShade="CC"/>
       </w:tcPr>
@@ -13047,7 +13165,7 @@
       <w:tblPr/>
       <w:tcPr>
         <w:tcBorders>
-          <w:top w:val="single" w:color="000000" w:themeColor="text1" w:sz="12" w:space="0"/>
+          <w:top w:val="single" w:sz="12" w:space="0" w:color="000000" w:themeColor="text1"/>
         </w:tcBorders>
         <w:shd w:val="clear" w:color="auto" w:fill="FFFFFF" w:themeFill="background1"/>
       </w:tcPr>
@@ -13100,7 +13218,7 @@
       <w:tblStyleRowBandSize w:val="1"/>
       <w:tblStyleColBandSize w:val="1"/>
       <w:tblBorders>
-        <w:insideH w:val="single" w:color="FFFFFF" w:themeColor="background1" w:sz="4" w:space="0"/>
+        <w:insideH w:val="single" w:sz="4" w:space="0" w:color="FFFFFF" w:themeColor="background1"/>
       </w:tblBorders>
     </w:tblPr>
     <w:tcPr>
@@ -13173,7 +13291,7 @@
       <w:tblStyleRowBandSize w:val="1"/>
       <w:tblStyleColBandSize w:val="1"/>
       <w:tblBorders>
-        <w:insideH w:val="single" w:color="FFFFFF" w:themeColor="background1" w:sz="4" w:space="0"/>
+        <w:insideH w:val="single" w:sz="4" w:space="0" w:color="FFFFFF" w:themeColor="background1"/>
       </w:tblBorders>
     </w:tblPr>
     <w:tcPr>
@@ -13246,7 +13364,7 @@
       <w:tblStyleRowBandSize w:val="1"/>
       <w:tblStyleColBandSize w:val="1"/>
       <w:tblBorders>
-        <w:insideH w:val="single" w:color="FFFFFF" w:themeColor="background1" w:sz="4" w:space="0"/>
+        <w:insideH w:val="single" w:sz="4" w:space="0" w:color="FFFFFF" w:themeColor="background1"/>
       </w:tblBorders>
     </w:tblPr>
     <w:tcPr>
@@ -13319,7 +13437,7 @@
       <w:tblStyleRowBandSize w:val="1"/>
       <w:tblStyleColBandSize w:val="1"/>
       <w:tblBorders>
-        <w:insideH w:val="single" w:color="FFFFFF" w:themeColor="background1" w:sz="4" w:space="0"/>
+        <w:insideH w:val="single" w:sz="4" w:space="0" w:color="FFFFFF" w:themeColor="background1"/>
       </w:tblBorders>
     </w:tblPr>
     <w:tcPr>
@@ -13392,7 +13510,7 @@
       <w:tblStyleRowBandSize w:val="1"/>
       <w:tblStyleColBandSize w:val="1"/>
       <w:tblBorders>
-        <w:insideH w:val="single" w:color="FFFFFF" w:themeColor="background1" w:sz="4" w:space="0"/>
+        <w:insideH w:val="single" w:sz="4" w:space="0" w:color="FFFFFF" w:themeColor="background1"/>
       </w:tblBorders>
     </w:tblPr>
     <w:tcPr>
@@ -13465,7 +13583,7 @@
       <w:tblStyleRowBandSize w:val="1"/>
       <w:tblStyleColBandSize w:val="1"/>
       <w:tblBorders>
-        <w:insideH w:val="single" w:color="FFFFFF" w:themeColor="background1" w:sz="4" w:space="0"/>
+        <w:insideH w:val="single" w:sz="4" w:space="0" w:color="FFFFFF" w:themeColor="background1"/>
       </w:tblBorders>
     </w:tblPr>
     <w:tcPr>
@@ -13538,7 +13656,7 @@
       <w:tblStyleRowBandSize w:val="1"/>
       <w:tblStyleColBandSize w:val="1"/>
       <w:tblBorders>
-        <w:insideH w:val="single" w:color="FFFFFF" w:themeColor="background1" w:sz="4" w:space="0"/>
+        <w:insideH w:val="single" w:sz="4" w:space="0" w:color="FFFFFF" w:themeColor="background1"/>
       </w:tblBorders>
     </w:tblPr>
     <w:tcPr>
@@ -13608,12 +13726,12 @@
       <w:tblStyleRowBandSize w:val="1"/>
       <w:tblStyleColBandSize w:val="1"/>
       <w:tblBorders>
-        <w:top w:val="single" w:color="BFBFBF" w:themeColor="background1" w:themeShade="BF" w:sz="4" w:space="0"/>
-        <w:left w:val="single" w:color="BFBFBF" w:themeColor="background1" w:themeShade="BF" w:sz="4" w:space="0"/>
-        <w:bottom w:val="single" w:color="BFBFBF" w:themeColor="background1" w:themeShade="BF" w:sz="4" w:space="0"/>
-        <w:right w:val="single" w:color="BFBFBF" w:themeColor="background1" w:themeShade="BF" w:sz="4" w:space="0"/>
-        <w:insideH w:val="single" w:color="BFBFBF" w:themeColor="background1" w:themeShade="BF" w:sz="4" w:space="0"/>
-        <w:insideV w:val="single" w:color="BFBFBF" w:themeColor="background1" w:themeShade="BF" w:sz="4" w:space="0"/>
+        <w:top w:val="single" w:sz="4" w:space="0" w:color="BFBFBF" w:themeColor="background1" w:themeShade="BF"/>
+        <w:left w:val="single" w:sz="4" w:space="0" w:color="BFBFBF" w:themeColor="background1" w:themeShade="BF"/>
+        <w:bottom w:val="single" w:sz="4" w:space="0" w:color="BFBFBF" w:themeColor="background1" w:themeShade="BF"/>
+        <w:right w:val="single" w:sz="4" w:space="0" w:color="BFBFBF" w:themeColor="background1" w:themeShade="BF"/>
+        <w:insideH w:val="single" w:sz="4" w:space="0" w:color="BFBFBF" w:themeColor="background1" w:themeShade="BF"/>
+        <w:insideV w:val="single" w:sz="4" w:space="0" w:color="BFBFBF" w:themeColor="background1" w:themeShade="BF"/>
       </w:tblBorders>
     </w:tblPr>
     <w:tblStylePr w:type="firstRow">
@@ -13630,7 +13748,7 @@
       <w:tblPr/>
       <w:tcPr>
         <w:tcBorders>
-          <w:top w:val="double" w:color="BFBFBF" w:themeColor="background1" w:themeShade="BF" w:sz="4" w:space="0"/>
+          <w:top w:val="double" w:sz="4" w:space="0" w:color="BFBFBF" w:themeColor="background1" w:themeShade="BF"/>
         </w:tcBorders>
       </w:tcPr>
     </w:tblStylePr>
@@ -13983,15 +14101,6 @@
 </file>
 
 <file path=customXml/item1.xml><?xml version="1.0" encoding="utf-8"?>
-<?mso-contentType ?>
-<FormTemplates xmlns="http://schemas.microsoft.com/sharepoint/v3/contenttype/forms">
-  <Display>DocumentLibraryForm</Display>
-  <Edit>DocumentLibraryForm</Edit>
-  <New>DocumentLibraryForm</New>
-</FormTemplates>
-</file>
-
-<file path=customXml/item2.xml><?xml version="1.0" encoding="utf-8"?>
 <ct:contentTypeSchema xmlns:ct="http://schemas.microsoft.com/office/2006/metadata/contentType" xmlns:ma="http://schemas.microsoft.com/office/2006/metadata/properties/metaAttributes" ct:_="" ma:_="" ma:contentTypeName="Document" ma:contentTypeID="0x0101003CEB472FEDF87E4584FF8A19FB38EA47" ma:contentTypeVersion="16" ma:contentTypeDescription="Create a new document." ma:contentTypeScope="" ma:versionID="91453af991bf6df50b3a16db5283802c">
   <xsd:schema xmlns:xsd="http://www.w3.org/2001/XMLSchema" xmlns:xs="http://www.w3.org/2001/XMLSchema" xmlns:p="http://schemas.microsoft.com/office/2006/metadata/properties" xmlns:ns2="50007fc0-e49d-49a5-91b0-5cf779205c66" xmlns:ns3="bc898204-5af5-4adf-861e-8f622e6eb810" targetNamespace="http://schemas.microsoft.com/office/2006/metadata/properties" ma:root="true" ma:fieldsID="ac6eae8919cfd2e72c19e78d8cf2d9e2" ns2:_="" ns3:_="">
     <xsd:import namespace="50007fc0-e49d-49a5-91b0-5cf779205c66"/>
@@ -14232,6 +14341,15 @@
 </ct:contentTypeSchema>
 </file>
 
+<file path=customXml/item2.xml><?xml version="1.0" encoding="utf-8"?>
+<?mso-contentType ?>
+<FormTemplates xmlns="http://schemas.microsoft.com/sharepoint/v3/contenttype/forms">
+  <Display>DocumentLibraryForm</Display>
+  <Edit>DocumentLibraryForm</Edit>
+  <New>DocumentLibraryForm</New>
+</FormTemplates>
+</file>
+
 <file path=customXml/item3.xml><?xml version="1.0" encoding="utf-8"?>
 <p:properties xmlns:p="http://schemas.microsoft.com/office/2006/metadata/properties" xmlns:xsi="http://www.w3.org/2001/XMLSchema-instance" xmlns:pc="http://schemas.microsoft.com/office/infopath/2007/PartnerControls">
   <documentManagement>
@@ -14244,6 +14362,25 @@
 </file>
 
 <file path=customXml/itemProps1.xml><?xml version="1.0" encoding="utf-8"?>
+<ds:datastoreItem xmlns:ds="http://schemas.openxmlformats.org/officeDocument/2006/customXml" ds:itemID="{FD754DB9-26E6-4C35-92E8-6E150EFEDA11}">
+  <ds:schemaRefs>
+    <ds:schemaRef ds:uri="http://schemas.microsoft.com/office/2006/metadata/contentType"/>
+    <ds:schemaRef ds:uri="http://schemas.microsoft.com/office/2006/metadata/properties/metaAttributes"/>
+    <ds:schemaRef ds:uri="http://www.w3.org/2001/XMLSchema"/>
+    <ds:schemaRef ds:uri="http://schemas.microsoft.com/office/2006/metadata/properties"/>
+    <ds:schemaRef ds:uri="50007fc0-e49d-49a5-91b0-5cf779205c66"/>
+    <ds:schemaRef ds:uri="bc898204-5af5-4adf-861e-8f622e6eb810"/>
+    <ds:schemaRef ds:uri="http://schemas.microsoft.com/office/2006/documentManagement/types"/>
+    <ds:schemaRef ds:uri="http://schemas.microsoft.com/office/infopath/2007/PartnerControls"/>
+    <ds:schemaRef ds:uri="http://schemas.openxmlformats.org/package/2006/metadata/core-properties"/>
+    <ds:schemaRef ds:uri="http://purl.org/dc/elements/1.1/"/>
+    <ds:schemaRef ds:uri="http://purl.org/dc/terms/"/>
+    <ds:schemaRef ds:uri="http://schemas.microsoft.com/internal/obd"/>
+  </ds:schemaRefs>
+</ds:datastoreItem>
+</file>
+
+<file path=customXml/itemProps2.xml><?xml version="1.0" encoding="utf-8"?>
 <ds:datastoreItem xmlns:ds="http://schemas.openxmlformats.org/officeDocument/2006/customXml" ds:itemID="{908B832C-F3A8-4464-8C02-068C38354D0B}">
   <ds:schemaRefs>
     <ds:schemaRef ds:uri="http://schemas.microsoft.com/sharepoint/v3/contenttype/forms"/>
@@ -14251,17 +14388,13 @@
 </ds:datastoreItem>
 </file>
 
-<file path=customXml/itemProps2.xml><?xml version="1.0" encoding="utf-8"?>
-<ds:datastoreItem xmlns:ds="http://schemas.openxmlformats.org/officeDocument/2006/customXml" ds:itemID="{FD754DB9-26E6-4C35-92E8-6E150EFEDA11}"/>
-</file>
-
 <file path=customXml/itemProps3.xml><?xml version="1.0" encoding="utf-8"?>
 <ds:datastoreItem xmlns:ds="http://schemas.openxmlformats.org/officeDocument/2006/customXml" ds:itemID="{DA9F4F4E-0B9D-4B04-9F00-3466615C8E08}">
   <ds:schemaRefs>
     <ds:schemaRef ds:uri="http://schemas.microsoft.com/office/2006/metadata/properties"/>
     <ds:schemaRef ds:uri="http://schemas.microsoft.com/office/infopath/2007/PartnerControls"/>
-    <ds:schemaRef ds:uri="ac3d15e4-399b-4760-b328-f862c1a44f46"/>
-    <ds:schemaRef ds:uri="41e3f887-9b8b-45f6-ad0e-01f7f74dc6f7"/>
+    <ds:schemaRef ds:uri="50007fc0-e49d-49a5-91b0-5cf779205c66"/>
+    <ds:schemaRef ds:uri="bc898204-5af5-4adf-861e-8f622e6eb810"/>
   </ds:schemaRefs>
 </ds:datastoreItem>
 </file>